--- a/pdf/class 10/CLASS 10 CH-3.docx
+++ b/pdf/class 10/CLASS 10 CH-3.docx
@@ -484,14 +484,2184 @@
     </w:p>
     <w:p>
       <w:pPr>
+        <w:pStyle w:val="Heading1"/>
+        <w:rPr>
+          <w:rFonts w:ascii="Times New Roman" w:eastAsia="Times New Roman" w:hAnsi="Times New Roman" w:cs="Times New Roman"/>
+          <w:color w:val="00B0F0"/>
+          <w:sz w:val="52"/>
+          <w:szCs w:val="48"/>
+        </w:rPr>
+      </w:pPr>
+      <w:r>
+        <w:rPr>
+          <w:rStyle w:val="Strong"/>
+          <w:bCs w:val="0"/>
+          <w:color w:val="00B0F0"/>
+          <w:sz w:val="36"/>
+        </w:rPr>
+        <w:t>A. Tick (</w:t>
+      </w:r>
+      <w:r>
+        <w:rPr>
+          <w:rStyle w:val="Strong"/>
+          <w:rFonts w:ascii="Segoe UI Symbol" w:hAnsi="Segoe UI Symbol" w:cs="Segoe UI Symbol"/>
+          <w:bCs w:val="0"/>
+          <w:color w:val="00B0F0"/>
+          <w:sz w:val="36"/>
+        </w:rPr>
+        <w:t>✓</w:t>
+      </w:r>
+      <w:r>
+        <w:rPr>
+          <w:rStyle w:val="Strong"/>
+          <w:bCs w:val="0"/>
+          <w:color w:val="00B0F0"/>
+          <w:sz w:val="36"/>
+        </w:rPr>
+        <w:t>) the correct answers</w:t>
+      </w:r>
+    </w:p>
+    <w:p>
+      <w:pPr>
+        <w:pStyle w:val="Heading3"/>
+        <w:spacing w:before="0" w:beforeAutospacing="0" w:after="0" w:afterAutospacing="0"/>
+      </w:pPr>
+      <w:r>
+        <w:rPr>
+          <w:rStyle w:val="Strong"/>
+          <w:b/>
+          <w:bCs/>
+        </w:rPr>
+        <w:t>1. To store character values, a corresponding numeric value is generated in:</w:t>
+      </w:r>
+    </w:p>
+    <w:p>
+      <w:pPr>
+        <w:pStyle w:val="NormalWeb"/>
+        <w:spacing w:before="0" w:beforeAutospacing="0" w:after="0" w:afterAutospacing="0"/>
+        <w:rPr>
+          <w:color w:val="FF0000"/>
+        </w:rPr>
+      </w:pPr>
+      <w:r>
+        <w:rPr>
+          <w:rStyle w:val="Strong"/>
+          <w:color w:val="FF0000"/>
+        </w:rPr>
+        <w:t>Answer:</w:t>
+      </w:r>
+      <w:r>
+        <w:rPr>
+          <w:color w:val="FF0000"/>
+        </w:rPr>
+        <w:t xml:space="preserve"> d. Unicode</w:t>
+      </w:r>
+    </w:p>
+    <w:p>
+      <w:pPr>
+        <w:pStyle w:val="Heading3"/>
+        <w:spacing w:before="0" w:beforeAutospacing="0" w:after="0" w:afterAutospacing="0"/>
+      </w:pPr>
+      <w:r>
+        <w:rPr>
+          <w:rStyle w:val="Strong"/>
+          <w:b/>
+          <w:bCs/>
+        </w:rPr>
+        <w:t>2. Which of the following is the correct way to declare a constant variable in Java?</w:t>
+      </w:r>
+    </w:p>
+    <w:p>
+      <w:pPr>
+        <w:pStyle w:val="NormalWeb"/>
+        <w:spacing w:before="0" w:beforeAutospacing="0" w:after="0" w:afterAutospacing="0"/>
+        <w:rPr>
+          <w:color w:val="FF0000"/>
+        </w:rPr>
+      </w:pPr>
+      <w:r>
+        <w:rPr>
+          <w:rStyle w:val="Strong"/>
+          <w:color w:val="FF0000"/>
+        </w:rPr>
+        <w:t>Answer:</w:t>
+      </w:r>
+      <w:r>
+        <w:rPr>
+          <w:color w:val="FF0000"/>
+        </w:rPr>
+        <w:t xml:space="preserve"> b. </w:t>
+      </w:r>
+      <w:r>
+        <w:rPr>
+          <w:rStyle w:val="HTMLCode"/>
+          <w:color w:val="FF0000"/>
+        </w:rPr>
+        <w:t xml:space="preserve">final </w:t>
+      </w:r>
+      <w:proofErr w:type="spellStart"/>
+      <w:r>
+        <w:rPr>
+          <w:rStyle w:val="HTMLCode"/>
+          <w:color w:val="FF0000"/>
+        </w:rPr>
+        <w:t>int</w:t>
+      </w:r>
+      <w:proofErr w:type="spellEnd"/>
+      <w:r>
+        <w:rPr>
+          <w:rStyle w:val="HTMLCode"/>
+          <w:color w:val="FF0000"/>
+        </w:rPr>
+        <w:t xml:space="preserve"> MAX_VALUE = 100;</w:t>
+      </w:r>
+    </w:p>
+    <w:p>
+      <w:pPr>
+        <w:pStyle w:val="Heading3"/>
+        <w:spacing w:before="0" w:beforeAutospacing="0" w:after="0" w:afterAutospacing="0"/>
+      </w:pPr>
+      <w:r>
+        <w:rPr>
+          <w:rStyle w:val="Strong"/>
+          <w:b/>
+          <w:bCs/>
+        </w:rPr>
+        <w:t>3. Which escape sequence is used to represent a tab in a string?</w:t>
+      </w:r>
+    </w:p>
+    <w:p>
+      <w:pPr>
+        <w:pStyle w:val="NormalWeb"/>
+        <w:spacing w:before="0" w:beforeAutospacing="0" w:after="0" w:afterAutospacing="0"/>
+        <w:rPr>
+          <w:color w:val="FF0000"/>
+        </w:rPr>
+      </w:pPr>
+      <w:r>
+        <w:rPr>
+          <w:rStyle w:val="Strong"/>
+          <w:color w:val="FF0000"/>
+        </w:rPr>
+        <w:t>Answer:</w:t>
+      </w:r>
+      <w:r>
+        <w:rPr>
+          <w:color w:val="FF0000"/>
+        </w:rPr>
+        <w:t xml:space="preserve"> b. </w:t>
+      </w:r>
+      <w:r>
+        <w:rPr>
+          <w:rStyle w:val="HTMLCode"/>
+          <w:color w:val="FF0000"/>
+        </w:rPr>
+        <w:t>\t</w:t>
+      </w:r>
+    </w:p>
+    <w:p>
+      <w:pPr>
+        <w:pStyle w:val="Heading3"/>
+        <w:spacing w:before="0" w:beforeAutospacing="0" w:after="0" w:afterAutospacing="0"/>
+      </w:pPr>
+      <w:r>
+        <w:rPr>
+          <w:rStyle w:val="Strong"/>
+          <w:b/>
+          <w:bCs/>
+        </w:rPr>
+        <w:t>4. Which of the following is an example of a reference data type?</w:t>
+      </w:r>
+    </w:p>
+    <w:p>
+      <w:pPr>
+        <w:pStyle w:val="NormalWeb"/>
+        <w:spacing w:before="0" w:beforeAutospacing="0" w:after="0" w:afterAutospacing="0"/>
+        <w:rPr>
+          <w:color w:val="FF0000"/>
+        </w:rPr>
+      </w:pPr>
+      <w:r>
+        <w:rPr>
+          <w:rStyle w:val="Strong"/>
+          <w:color w:val="FF0000"/>
+        </w:rPr>
+        <w:t>Answer:</w:t>
+      </w:r>
+      <w:r>
+        <w:rPr>
+          <w:color w:val="FF0000"/>
+        </w:rPr>
+        <w:t xml:space="preserve"> b. array</w:t>
+      </w:r>
+    </w:p>
+    <w:p>
+      <w:pPr>
+        <w:pStyle w:val="Heading3"/>
+        <w:spacing w:before="0" w:beforeAutospacing="0" w:after="0" w:afterAutospacing="0"/>
+      </w:pPr>
+      <w:r>
+        <w:rPr>
+          <w:rStyle w:val="Strong"/>
+          <w:b/>
+          <w:bCs/>
+        </w:rPr>
+        <w:t>5. Which of the following can be used while creating an identifier?</w:t>
+      </w:r>
+    </w:p>
+    <w:p>
+      <w:pPr>
+        <w:pStyle w:val="NormalWeb"/>
+        <w:spacing w:before="0" w:beforeAutospacing="0" w:after="0" w:afterAutospacing="0"/>
+        <w:rPr>
+          <w:color w:val="FF0000"/>
+        </w:rPr>
+      </w:pPr>
+      <w:r>
+        <w:rPr>
+          <w:rStyle w:val="Strong"/>
+          <w:color w:val="FF0000"/>
+        </w:rPr>
+        <w:t>Answer:</w:t>
+      </w:r>
+      <w:r>
+        <w:rPr>
+          <w:color w:val="FF0000"/>
+        </w:rPr>
+        <w:t xml:space="preserve"> d. All of these</w:t>
+      </w:r>
+    </w:p>
+    <w:p>
+      <w:pPr>
+        <w:pStyle w:val="Heading3"/>
+        <w:spacing w:before="0" w:beforeAutospacing="0" w:after="0" w:afterAutospacing="0"/>
+      </w:pPr>
+      <w:r>
+        <w:rPr>
+          <w:rStyle w:val="Strong"/>
+          <w:b/>
+          <w:bCs/>
+        </w:rPr>
+        <w:t xml:space="preserve">6. Which of the following escape sequences is used to insert a backslash character </w:t>
+      </w:r>
+      <w:proofErr w:type="gramStart"/>
+      <w:r>
+        <w:rPr>
+          <w:rStyle w:val="Strong"/>
+          <w:b/>
+          <w:bCs/>
+        </w:rPr>
+        <w:t>( \</w:t>
+      </w:r>
+      <w:proofErr w:type="gramEnd"/>
+      <w:r>
+        <w:rPr>
+          <w:rStyle w:val="Strong"/>
+          <w:b/>
+          <w:bCs/>
+        </w:rPr>
+        <w:t xml:space="preserve"> ) inside a string in Java?</w:t>
+      </w:r>
+    </w:p>
+    <w:p>
+      <w:pPr>
+        <w:pStyle w:val="NormalWeb"/>
+        <w:spacing w:before="0" w:beforeAutospacing="0" w:after="0" w:afterAutospacing="0"/>
+        <w:rPr>
+          <w:color w:val="FF0000"/>
+        </w:rPr>
+      </w:pPr>
+      <w:r>
+        <w:rPr>
+          <w:rStyle w:val="Strong"/>
+          <w:color w:val="FF0000"/>
+        </w:rPr>
+        <w:t>Answer:</w:t>
+      </w:r>
+      <w:r>
+        <w:rPr>
+          <w:color w:val="FF0000"/>
+        </w:rPr>
+        <w:t xml:space="preserve"> b. </w:t>
+      </w:r>
+      <w:r>
+        <w:rPr>
+          <w:rStyle w:val="HTMLCode"/>
+          <w:color w:val="FF0000"/>
+        </w:rPr>
+        <w:t>\\</w:t>
+      </w:r>
+    </w:p>
+    <w:p>
+      <w:pPr>
+        <w:pStyle w:val="Heading3"/>
+        <w:spacing w:before="0" w:beforeAutospacing="0" w:after="0" w:afterAutospacing="0"/>
+      </w:pPr>
+      <w:r>
+        <w:rPr>
+          <w:rStyle w:val="Strong"/>
+          <w:b/>
+          <w:bCs/>
+        </w:rPr>
+        <w:t>7. Which of the following is true about primitive data types in Java?</w:t>
+      </w:r>
+    </w:p>
+    <w:p>
+      <w:pPr>
+        <w:pStyle w:val="NormalWeb"/>
+        <w:spacing w:before="0" w:beforeAutospacing="0" w:after="0" w:afterAutospacing="0"/>
+        <w:rPr>
+          <w:color w:val="FF0000"/>
+        </w:rPr>
+      </w:pPr>
+      <w:r>
+        <w:rPr>
+          <w:rStyle w:val="Strong"/>
+          <w:color w:val="FF0000"/>
+        </w:rPr>
+        <w:t>Answer:</w:t>
+      </w:r>
+      <w:r>
+        <w:rPr>
+          <w:color w:val="FF0000"/>
+        </w:rPr>
+        <w:t xml:space="preserve"> d. </w:t>
+      </w:r>
+      <w:proofErr w:type="gramStart"/>
+      <w:r>
+        <w:rPr>
+          <w:color w:val="FF0000"/>
+        </w:rPr>
+        <w:t>They</w:t>
+      </w:r>
+      <w:proofErr w:type="gramEnd"/>
+      <w:r>
+        <w:rPr>
+          <w:color w:val="FF0000"/>
+        </w:rPr>
+        <w:t xml:space="preserve"> are directly stored in memory</w:t>
+      </w:r>
+    </w:p>
+    <w:p>
+      <w:pPr>
+        <w:pStyle w:val="Heading3"/>
+        <w:spacing w:before="0" w:beforeAutospacing="0" w:after="0" w:afterAutospacing="0"/>
+      </w:pPr>
+      <w:r>
+        <w:rPr>
+          <w:rStyle w:val="Strong"/>
+          <w:b/>
+          <w:bCs/>
+        </w:rPr>
+        <w:t>8. Which of the following statements correctly initializes a String variable?</w:t>
+      </w:r>
+    </w:p>
+    <w:p>
+      <w:pPr>
+        <w:pStyle w:val="NormalWeb"/>
+        <w:spacing w:before="0" w:beforeAutospacing="0" w:after="0" w:afterAutospacing="0"/>
+        <w:rPr>
+          <w:color w:val="FF0000"/>
+        </w:rPr>
+      </w:pPr>
+      <w:r>
+        <w:rPr>
+          <w:rStyle w:val="Strong"/>
+          <w:color w:val="FF0000"/>
+        </w:rPr>
+        <w:t>Answer:</w:t>
+      </w:r>
+      <w:r>
+        <w:rPr>
+          <w:color w:val="FF0000"/>
+        </w:rPr>
+        <w:t xml:space="preserve"> d. </w:t>
+      </w:r>
+      <w:r>
+        <w:rPr>
+          <w:rStyle w:val="HTMLCode"/>
+          <w:color w:val="FF0000"/>
+        </w:rPr>
+        <w:t xml:space="preserve">String </w:t>
+      </w:r>
+      <w:proofErr w:type="spellStart"/>
+      <w:r>
+        <w:rPr>
+          <w:rStyle w:val="HTMLCode"/>
+          <w:color w:val="FF0000"/>
+        </w:rPr>
+        <w:t>str</w:t>
+      </w:r>
+      <w:proofErr w:type="spellEnd"/>
+      <w:r>
+        <w:rPr>
+          <w:rStyle w:val="HTMLCode"/>
+          <w:color w:val="FF0000"/>
+        </w:rPr>
+        <w:t xml:space="preserve"> = new </w:t>
+      </w:r>
+      <w:proofErr w:type="gramStart"/>
+      <w:r>
+        <w:rPr>
+          <w:rStyle w:val="HTMLCode"/>
+          <w:color w:val="FF0000"/>
+        </w:rPr>
+        <w:t>String(</w:t>
+      </w:r>
+      <w:proofErr w:type="gramEnd"/>
+      <w:r>
+        <w:rPr>
+          <w:rStyle w:val="HTMLCode"/>
+          <w:color w:val="FF0000"/>
+        </w:rPr>
+        <w:t>"Hello");</w:t>
+      </w:r>
+    </w:p>
+    <w:p>
+      <w:pPr>
+        <w:pStyle w:val="Heading3"/>
+        <w:spacing w:before="0" w:beforeAutospacing="0" w:after="0" w:afterAutospacing="0"/>
+      </w:pPr>
+      <w:r>
+        <w:rPr>
+          <w:rStyle w:val="Strong"/>
+          <w:b/>
+          <w:bCs/>
+        </w:rPr>
+        <w:t>9. Which of the following is required for an explicit type conversion?</w:t>
+      </w:r>
+    </w:p>
+    <w:p>
+      <w:pPr>
+        <w:pStyle w:val="NormalWeb"/>
+        <w:spacing w:before="0" w:beforeAutospacing="0" w:after="0" w:afterAutospacing="0"/>
+        <w:rPr>
+          <w:color w:val="FF0000"/>
+        </w:rPr>
+      </w:pPr>
+      <w:r>
+        <w:rPr>
+          <w:rStyle w:val="Strong"/>
+          <w:color w:val="FF0000"/>
+        </w:rPr>
+        <w:t>Answer:</w:t>
+      </w:r>
+      <w:r>
+        <w:rPr>
+          <w:color w:val="FF0000"/>
+        </w:rPr>
+        <w:t xml:space="preserve"> c. Type casting</w:t>
+      </w:r>
+    </w:p>
+    <w:p>
+      <w:pPr>
+        <w:pStyle w:val="Heading3"/>
+        <w:spacing w:before="0" w:beforeAutospacing="0" w:after="0" w:afterAutospacing="0"/>
+      </w:pPr>
+      <w:r>
+        <w:rPr>
+          <w:rStyle w:val="Strong"/>
+          <w:b/>
+          <w:bCs/>
+        </w:rPr>
+        <w:t>10. Which of the following is NOT a valid explicit type conversion in Java?</w:t>
+      </w:r>
+    </w:p>
+    <w:p>
+      <w:pPr>
+        <w:pStyle w:val="NormalWeb"/>
+        <w:spacing w:before="0" w:beforeAutospacing="0" w:after="0" w:afterAutospacing="0"/>
+        <w:rPr>
+          <w:color w:val="FF0000"/>
+        </w:rPr>
+      </w:pPr>
+      <w:r>
+        <w:rPr>
+          <w:rStyle w:val="Strong"/>
+          <w:color w:val="FF0000"/>
+        </w:rPr>
+        <w:t>Answer:</w:t>
+      </w:r>
+      <w:r>
+        <w:rPr>
+          <w:color w:val="FF0000"/>
+        </w:rPr>
+        <w:t xml:space="preserve"> c. </w:t>
+      </w:r>
+      <w:proofErr w:type="spellStart"/>
+      <w:proofErr w:type="gramStart"/>
+      <w:r>
+        <w:rPr>
+          <w:rStyle w:val="HTMLCode"/>
+          <w:color w:val="FF0000"/>
+        </w:rPr>
+        <w:t>boolean</w:t>
+      </w:r>
+      <w:proofErr w:type="spellEnd"/>
+      <w:proofErr w:type="gramEnd"/>
+      <w:r>
+        <w:rPr>
+          <w:rStyle w:val="HTMLCode"/>
+          <w:color w:val="FF0000"/>
+        </w:rPr>
+        <w:t xml:space="preserve"> b = (</w:t>
+      </w:r>
+      <w:proofErr w:type="spellStart"/>
+      <w:r>
+        <w:rPr>
+          <w:rStyle w:val="HTMLCode"/>
+          <w:color w:val="FF0000"/>
+        </w:rPr>
+        <w:t>boolean</w:t>
+      </w:r>
+      <w:proofErr w:type="spellEnd"/>
+      <w:r>
+        <w:rPr>
+          <w:rStyle w:val="HTMLCode"/>
+          <w:color w:val="FF0000"/>
+        </w:rPr>
+        <w:t>) 1;</w:t>
+      </w:r>
+    </w:p>
+    <w:p>
+      <w:pPr>
+        <w:pStyle w:val="Heading1"/>
+        <w:spacing w:before="0"/>
+        <w:rPr>
+          <w:color w:val="00B0F0"/>
+          <w:sz w:val="36"/>
+        </w:rPr>
+      </w:pPr>
+      <w:r>
+        <w:rPr>
+          <w:rStyle w:val="Strong"/>
+          <w:bCs w:val="0"/>
+          <w:color w:val="00B0F0"/>
+          <w:sz w:val="36"/>
+        </w:rPr>
+        <w:t>B. Fill in the blanks</w:t>
+      </w:r>
+    </w:p>
+    <w:p>
+      <w:pPr>
+        <w:pStyle w:val="Heading3"/>
+        <w:spacing w:before="0" w:beforeAutospacing="0" w:after="0" w:afterAutospacing="0"/>
+      </w:pPr>
+      <w:r>
+        <w:rPr>
+          <w:rStyle w:val="Strong"/>
+          <w:b/>
+          <w:bCs/>
+        </w:rPr>
+        <w:t>1. Characters set in Java consists of letters, digits and ______ characters.</w:t>
+      </w:r>
+    </w:p>
+    <w:p>
+      <w:pPr>
+        <w:pStyle w:val="NormalWeb"/>
+        <w:spacing w:before="0" w:beforeAutospacing="0" w:after="0" w:afterAutospacing="0"/>
+        <w:rPr>
+          <w:color w:val="FF0000"/>
+        </w:rPr>
+      </w:pPr>
+      <w:r>
+        <w:rPr>
+          <w:rStyle w:val="Strong"/>
+          <w:color w:val="FF0000"/>
+        </w:rPr>
+        <w:t>Answer:</w:t>
+      </w:r>
+      <w:r>
+        <w:rPr>
+          <w:color w:val="FF0000"/>
+        </w:rPr>
+        <w:t xml:space="preserve"> special</w:t>
+      </w:r>
+    </w:p>
+    <w:p>
+      <w:pPr>
+        <w:pStyle w:val="Heading3"/>
+        <w:spacing w:before="0" w:beforeAutospacing="0" w:after="0" w:afterAutospacing="0"/>
+      </w:pPr>
+      <w:r>
+        <w:rPr>
+          <w:rStyle w:val="Strong"/>
+          <w:b/>
+          <w:bCs/>
+        </w:rPr>
+        <w:t>2. Implicit type conversion takes place when the two types are ______.</w:t>
+      </w:r>
+    </w:p>
+    <w:p>
+      <w:pPr>
+        <w:pStyle w:val="NormalWeb"/>
+        <w:spacing w:before="0" w:beforeAutospacing="0" w:after="0" w:afterAutospacing="0"/>
+        <w:rPr>
+          <w:color w:val="FF0000"/>
+        </w:rPr>
+      </w:pPr>
+      <w:r>
+        <w:rPr>
+          <w:rStyle w:val="Strong"/>
+          <w:color w:val="FF0000"/>
+        </w:rPr>
+        <w:t>Answer:</w:t>
+      </w:r>
+      <w:r>
+        <w:rPr>
+          <w:color w:val="FF0000"/>
+        </w:rPr>
+        <w:t xml:space="preserve"> compatible</w:t>
+      </w:r>
+    </w:p>
+    <w:p>
+      <w:pPr>
+        <w:pStyle w:val="Heading3"/>
+        <w:spacing w:before="0" w:beforeAutospacing="0" w:after="0" w:afterAutospacing="0"/>
+      </w:pPr>
+      <w:r>
+        <w:rPr>
+          <w:rStyle w:val="Strong"/>
+          <w:b/>
+          <w:bCs/>
+        </w:rPr>
+        <w:t>3. Non-primitive data types are also called ______ data types.</w:t>
+      </w:r>
+    </w:p>
+    <w:p>
+      <w:pPr>
+        <w:pStyle w:val="NormalWeb"/>
+        <w:spacing w:before="0" w:beforeAutospacing="0" w:after="0" w:afterAutospacing="0"/>
+        <w:rPr>
+          <w:color w:val="FF0000"/>
+        </w:rPr>
+      </w:pPr>
+      <w:r>
+        <w:rPr>
+          <w:rStyle w:val="Strong"/>
+          <w:color w:val="FF0000"/>
+        </w:rPr>
+        <w:t>Answer:</w:t>
+      </w:r>
+      <w:r>
+        <w:rPr>
+          <w:color w:val="FF0000"/>
+        </w:rPr>
+        <w:t xml:space="preserve"> reference</w:t>
+      </w:r>
+    </w:p>
+    <w:p>
+      <w:pPr>
+        <w:pStyle w:val="Heading3"/>
+        <w:spacing w:before="0" w:beforeAutospacing="0" w:after="0" w:afterAutospacing="0"/>
+      </w:pPr>
+      <w:r>
+        <w:rPr>
+          <w:rStyle w:val="Strong"/>
+          <w:b/>
+          <w:bCs/>
+        </w:rPr>
+        <w:t>4. The size of the 'short' data type is ______ data types.</w:t>
+      </w:r>
+    </w:p>
+    <w:p>
+      <w:pPr>
+        <w:pStyle w:val="NormalWeb"/>
+        <w:spacing w:before="0" w:beforeAutospacing="0" w:after="0" w:afterAutospacing="0"/>
+        <w:rPr>
+          <w:color w:val="FF0000"/>
+        </w:rPr>
+      </w:pPr>
+      <w:r>
+        <w:rPr>
+          <w:rStyle w:val="Strong"/>
+          <w:color w:val="FF0000"/>
+        </w:rPr>
+        <w:t>Answer:</w:t>
+      </w:r>
+      <w:r>
+        <w:rPr>
+          <w:color w:val="FF0000"/>
+        </w:rPr>
+        <w:t xml:space="preserve"> 2 bytes</w:t>
+      </w:r>
+    </w:p>
+    <w:p>
+      <w:pPr>
+        <w:pStyle w:val="Heading3"/>
+        <w:spacing w:before="0" w:beforeAutospacing="0" w:after="0" w:afterAutospacing="0"/>
+      </w:pPr>
+      <w:r>
+        <w:rPr>
+          <w:rStyle w:val="Strong"/>
+          <w:b/>
+          <w:bCs/>
+        </w:rPr>
+        <w:t>5. The ______ is a special Java literal which represents a null value.</w:t>
+      </w:r>
+    </w:p>
+    <w:p>
+      <w:pPr>
+        <w:pStyle w:val="NormalWeb"/>
+        <w:spacing w:before="0" w:beforeAutospacing="0" w:after="0" w:afterAutospacing="0"/>
+        <w:rPr>
+          <w:color w:val="FF0000"/>
+        </w:rPr>
+      </w:pPr>
+      <w:r>
+        <w:rPr>
+          <w:rStyle w:val="Strong"/>
+          <w:color w:val="FF0000"/>
+        </w:rPr>
+        <w:t>Answer:</w:t>
+      </w:r>
+      <w:r>
+        <w:rPr>
+          <w:color w:val="FF0000"/>
+        </w:rPr>
+        <w:t xml:space="preserve"> null</w:t>
+      </w:r>
+    </w:p>
+    <w:p>
+      <w:pPr>
+        <w:pStyle w:val="Heading1"/>
+        <w:spacing w:before="0"/>
+        <w:rPr>
+          <w:color w:val="00B0F0"/>
+          <w:sz w:val="36"/>
+        </w:rPr>
+      </w:pPr>
+      <w:r>
+        <w:rPr>
+          <w:rStyle w:val="Strong"/>
+          <w:bCs w:val="0"/>
+          <w:color w:val="00B0F0"/>
+          <w:sz w:val="36"/>
+        </w:rPr>
+        <w:t>C. Answer the following questions</w:t>
+      </w:r>
+    </w:p>
+    <w:p>
+      <w:pPr>
+        <w:pStyle w:val="Heading3"/>
+        <w:spacing w:before="0" w:beforeAutospacing="0" w:after="0" w:afterAutospacing="0"/>
+      </w:pPr>
+      <w:r>
+        <w:rPr>
+          <w:rStyle w:val="Strong"/>
+          <w:b/>
+          <w:bCs/>
+        </w:rPr>
+        <w:t xml:space="preserve">1. Define String literals and </w:t>
+      </w:r>
+      <w:proofErr w:type="spellStart"/>
+      <w:proofErr w:type="gramStart"/>
+      <w:r>
+        <w:rPr>
+          <w:rStyle w:val="Strong"/>
+          <w:b/>
+          <w:bCs/>
+        </w:rPr>
+        <w:t>boolean</w:t>
+      </w:r>
+      <w:proofErr w:type="spellEnd"/>
+      <w:proofErr w:type="gramEnd"/>
+      <w:r>
+        <w:rPr>
+          <w:rStyle w:val="Strong"/>
+          <w:b/>
+          <w:bCs/>
+        </w:rPr>
+        <w:t xml:space="preserve"> literals.</w:t>
+      </w:r>
+    </w:p>
+    <w:p>
+      <w:pPr>
+        <w:pStyle w:val="NormalWeb"/>
+        <w:spacing w:before="0" w:beforeAutospacing="0" w:after="0" w:afterAutospacing="0"/>
+        <w:rPr>
+          <w:color w:val="FF0000"/>
+        </w:rPr>
+      </w:pPr>
+      <w:r>
+        <w:rPr>
+          <w:rStyle w:val="Strong"/>
+          <w:color w:val="FF0000"/>
+        </w:rPr>
+        <w:t>Answer:</w:t>
+      </w:r>
+    </w:p>
+    <w:p>
+      <w:pPr>
+        <w:numPr>
+          <w:ilvl w:val="0"/>
+          <w:numId w:val="14"/>
+        </w:numPr>
         <w:spacing w:after="0" w:line="240" w:lineRule="auto"/>
-        <w:ind w:left="270"/>
+      </w:pPr>
+      <w:r>
+        <w:rPr>
+          <w:rStyle w:val="Strong"/>
+        </w:rPr>
+        <w:t>String literal:</w:t>
+      </w:r>
+      <w:r>
+        <w:t xml:space="preserve"> A sequence of characters enclosed in double quotes. Example: </w:t>
+      </w:r>
+      <w:r>
+        <w:rPr>
+          <w:rStyle w:val="HTMLCode"/>
+          <w:rFonts w:eastAsiaTheme="minorEastAsia"/>
+        </w:rPr>
+        <w:t>"Hello"</w:t>
+      </w:r>
+      <w:r>
+        <w:t xml:space="preserve"> </w:t>
+      </w:r>
+    </w:p>
+    <w:p>
+      <w:pPr>
+        <w:numPr>
+          <w:ilvl w:val="0"/>
+          <w:numId w:val="14"/>
+        </w:numPr>
+        <w:spacing w:after="0" w:line="240" w:lineRule="auto"/>
+      </w:pPr>
+      <w:r>
+        <w:rPr>
+          <w:rStyle w:val="Strong"/>
+        </w:rPr>
+        <w:t>Boolean literal:</w:t>
+      </w:r>
+      <w:r>
+        <w:t xml:space="preserve"> Represents truth values: </w:t>
+      </w:r>
+      <w:r>
+        <w:rPr>
+          <w:rStyle w:val="HTMLCode"/>
+          <w:rFonts w:eastAsiaTheme="minorEastAsia"/>
+        </w:rPr>
+        <w:t>true</w:t>
+      </w:r>
+      <w:r>
+        <w:t xml:space="preserve"> or </w:t>
+      </w:r>
+      <w:r>
+        <w:rPr>
+          <w:rStyle w:val="HTMLCode"/>
+          <w:rFonts w:eastAsiaTheme="minorEastAsia"/>
+        </w:rPr>
+        <w:t>false</w:t>
+      </w:r>
+      <w:r>
+        <w:t xml:space="preserve"> </w:t>
+      </w:r>
+    </w:p>
+    <w:p>
+      <w:pPr>
+        <w:pStyle w:val="Heading3"/>
+        <w:spacing w:before="0" w:beforeAutospacing="0" w:after="0" w:afterAutospacing="0"/>
+      </w:pPr>
+      <w:r>
+        <w:rPr>
+          <w:rStyle w:val="Strong"/>
+          <w:b/>
+          <w:bCs/>
+        </w:rPr>
+        <w:t>2. Write the difference between declaration and initialization.</w:t>
+      </w:r>
+    </w:p>
+    <w:p>
+      <w:pPr>
+        <w:pStyle w:val="NormalWeb"/>
+        <w:spacing w:before="0" w:beforeAutospacing="0" w:after="0" w:afterAutospacing="0"/>
+        <w:rPr>
+          <w:color w:val="FF0000"/>
+        </w:rPr>
+      </w:pPr>
+      <w:r>
+        <w:rPr>
+          <w:rStyle w:val="Strong"/>
+          <w:color w:val="FF0000"/>
+        </w:rPr>
+        <w:lastRenderedPageBreak/>
+        <w:t>Answer:</w:t>
+      </w:r>
+    </w:p>
+    <w:p>
+      <w:pPr>
+        <w:numPr>
+          <w:ilvl w:val="0"/>
+          <w:numId w:val="15"/>
+        </w:numPr>
+        <w:spacing w:after="0" w:line="240" w:lineRule="auto"/>
+      </w:pPr>
+      <w:r>
+        <w:rPr>
+          <w:rStyle w:val="Strong"/>
+        </w:rPr>
+        <w:t>Declaration:</w:t>
+      </w:r>
+      <w:r>
+        <w:t xml:space="preserve"> Defining a variable with its data type. Example: </w:t>
+      </w:r>
+      <w:proofErr w:type="spellStart"/>
+      <w:r>
+        <w:rPr>
+          <w:rStyle w:val="HTMLCode"/>
+          <w:rFonts w:eastAsiaTheme="minorEastAsia"/>
+        </w:rPr>
+        <w:t>int</w:t>
+      </w:r>
+      <w:proofErr w:type="spellEnd"/>
+      <w:r>
+        <w:rPr>
+          <w:rStyle w:val="HTMLCode"/>
+          <w:rFonts w:eastAsiaTheme="minorEastAsia"/>
+        </w:rPr>
+        <w:t xml:space="preserve"> a;</w:t>
+      </w:r>
+      <w:r>
+        <w:t xml:space="preserve"> </w:t>
+      </w:r>
+    </w:p>
+    <w:p>
+      <w:pPr>
+        <w:numPr>
+          <w:ilvl w:val="0"/>
+          <w:numId w:val="15"/>
+        </w:numPr>
+        <w:spacing w:after="0" w:line="240" w:lineRule="auto"/>
+      </w:pPr>
+      <w:r>
+        <w:rPr>
+          <w:rStyle w:val="Strong"/>
+        </w:rPr>
+        <w:t>Initialization:</w:t>
+      </w:r>
+      <w:r>
+        <w:t xml:space="preserve"> Assigning value to a variable. Example: </w:t>
+      </w:r>
+      <w:r>
+        <w:rPr>
+          <w:rStyle w:val="HTMLCode"/>
+          <w:rFonts w:eastAsiaTheme="minorEastAsia"/>
+        </w:rPr>
+        <w:t>a = 10;</w:t>
+      </w:r>
+      <w:r>
+        <w:t xml:space="preserve"> </w:t>
+      </w:r>
+    </w:p>
+    <w:p>
+      <w:pPr>
+        <w:pStyle w:val="Heading3"/>
+        <w:spacing w:before="0" w:beforeAutospacing="0" w:after="0" w:afterAutospacing="0"/>
+      </w:pPr>
+      <w:r>
+        <w:rPr>
+          <w:rStyle w:val="Strong"/>
+          <w:b/>
+          <w:bCs/>
+        </w:rPr>
+        <w:t>3. Name the various tokens used in Java.</w:t>
+      </w:r>
+    </w:p>
+    <w:p>
+      <w:pPr>
+        <w:pStyle w:val="NormalWeb"/>
+        <w:spacing w:before="0" w:beforeAutospacing="0" w:after="0" w:afterAutospacing="0"/>
+        <w:rPr>
+          <w:color w:val="FF0000"/>
+        </w:rPr>
+      </w:pPr>
+      <w:r>
+        <w:rPr>
+          <w:rStyle w:val="Strong"/>
+          <w:color w:val="FF0000"/>
+        </w:rPr>
+        <w:t>Answer:</w:t>
+      </w:r>
+    </w:p>
+    <w:p>
+      <w:pPr>
+        <w:numPr>
+          <w:ilvl w:val="0"/>
+          <w:numId w:val="16"/>
+        </w:numPr>
+        <w:spacing w:after="0" w:line="240" w:lineRule="auto"/>
+      </w:pPr>
+      <w:r>
+        <w:t xml:space="preserve">Keywords </w:t>
+      </w:r>
+    </w:p>
+    <w:p>
+      <w:pPr>
+        <w:numPr>
+          <w:ilvl w:val="0"/>
+          <w:numId w:val="16"/>
+        </w:numPr>
+        <w:spacing w:after="0" w:line="240" w:lineRule="auto"/>
+      </w:pPr>
+      <w:r>
+        <w:t xml:space="preserve">Identifiers </w:t>
+      </w:r>
+    </w:p>
+    <w:p>
+      <w:pPr>
+        <w:numPr>
+          <w:ilvl w:val="0"/>
+          <w:numId w:val="16"/>
+        </w:numPr>
+        <w:spacing w:after="0" w:line="240" w:lineRule="auto"/>
+      </w:pPr>
+      <w:r>
+        <w:t xml:space="preserve">Literals </w:t>
+      </w:r>
+    </w:p>
+    <w:p>
+      <w:pPr>
+        <w:numPr>
+          <w:ilvl w:val="0"/>
+          <w:numId w:val="16"/>
+        </w:numPr>
+        <w:spacing w:after="0" w:line="240" w:lineRule="auto"/>
+      </w:pPr>
+      <w:r>
+        <w:t xml:space="preserve">Operators </w:t>
+      </w:r>
+    </w:p>
+    <w:p>
+      <w:pPr>
+        <w:numPr>
+          <w:ilvl w:val="0"/>
+          <w:numId w:val="16"/>
+        </w:numPr>
+        <w:spacing w:after="0" w:line="240" w:lineRule="auto"/>
+      </w:pPr>
+      <w:r>
+        <w:t xml:space="preserve">Punctuators </w:t>
+      </w:r>
+    </w:p>
+    <w:p>
+      <w:pPr>
+        <w:spacing w:after="0"/>
+      </w:pPr>
+      <w:r>
+        <w:pict>
+          <v:rect id="_x0000_i1035" style="width:0;height:1.5pt" o:hralign="center" o:hrstd="t" o:hr="t" fillcolor="#a0a0a0" stroked="f"/>
+        </w:pict>
+      </w:r>
+    </w:p>
+    <w:p>
+      <w:pPr>
+        <w:pStyle w:val="Heading3"/>
+        <w:spacing w:before="0" w:beforeAutospacing="0" w:after="0" w:afterAutospacing="0"/>
+      </w:pPr>
+      <w:r>
+        <w:rPr>
+          <w:rStyle w:val="Strong"/>
+          <w:b/>
+          <w:bCs/>
+        </w:rPr>
+        <w:t>4. Explain the difference between primitive and non-primitive data types in Java.</w:t>
+      </w:r>
+    </w:p>
+    <w:p>
+      <w:pPr>
+        <w:pStyle w:val="NormalWeb"/>
+        <w:spacing w:before="0" w:beforeAutospacing="0" w:after="0" w:afterAutospacing="0"/>
+        <w:rPr>
+          <w:color w:val="FF0000"/>
+        </w:rPr>
+      </w:pPr>
+      <w:r>
+        <w:rPr>
+          <w:rStyle w:val="Strong"/>
+          <w:color w:val="FF0000"/>
+        </w:rPr>
+        <w:t>Answer:</w:t>
+      </w:r>
+    </w:p>
+    <w:p>
+      <w:pPr>
+        <w:numPr>
+          <w:ilvl w:val="0"/>
+          <w:numId w:val="17"/>
+        </w:numPr>
+        <w:spacing w:after="0" w:line="240" w:lineRule="auto"/>
+      </w:pPr>
+      <w:r>
+        <w:rPr>
+          <w:rStyle w:val="Strong"/>
+        </w:rPr>
+        <w:t>Primitive:</w:t>
+      </w:r>
+      <w:r>
+        <w:t xml:space="preserve"> Stores simple values (</w:t>
+      </w:r>
+      <w:proofErr w:type="spellStart"/>
+      <w:r>
+        <w:t>int</w:t>
+      </w:r>
+      <w:proofErr w:type="spellEnd"/>
+      <w:r>
+        <w:t xml:space="preserve">, float, char, etc.), stored directly in memory </w:t>
+      </w:r>
+    </w:p>
+    <w:p>
+      <w:pPr>
+        <w:numPr>
+          <w:ilvl w:val="0"/>
+          <w:numId w:val="17"/>
+        </w:numPr>
+        <w:spacing w:after="0" w:line="240" w:lineRule="auto"/>
+      </w:pPr>
+      <w:r>
+        <w:rPr>
+          <w:rStyle w:val="Strong"/>
+        </w:rPr>
+        <w:t>Non-primitive:</w:t>
+      </w:r>
+      <w:r>
+        <w:t xml:space="preserve"> Stores reference/address (arrays, objects, String) </w:t>
+      </w:r>
+    </w:p>
+    <w:p>
+      <w:pPr>
+        <w:pStyle w:val="Heading3"/>
+        <w:spacing w:before="0" w:beforeAutospacing="0" w:after="0" w:afterAutospacing="0"/>
+      </w:pPr>
+      <w:r>
+        <w:rPr>
+          <w:rStyle w:val="Strong"/>
+          <w:b/>
+          <w:bCs/>
+        </w:rPr>
+        <w:t>5. What is the difference between variables and identifiers?</w:t>
+      </w:r>
+    </w:p>
+    <w:p>
+      <w:pPr>
+        <w:pStyle w:val="NormalWeb"/>
+        <w:spacing w:before="0" w:beforeAutospacing="0" w:after="0" w:afterAutospacing="0"/>
+        <w:rPr>
+          <w:color w:val="FF0000"/>
+        </w:rPr>
+      </w:pPr>
+      <w:r>
+        <w:rPr>
+          <w:rStyle w:val="Strong"/>
+          <w:color w:val="FF0000"/>
+        </w:rPr>
+        <w:t>Answer:</w:t>
+      </w:r>
+    </w:p>
+    <w:p>
+      <w:pPr>
+        <w:numPr>
+          <w:ilvl w:val="0"/>
+          <w:numId w:val="18"/>
+        </w:numPr>
+        <w:spacing w:after="0" w:line="240" w:lineRule="auto"/>
+      </w:pPr>
+      <w:r>
+        <w:rPr>
+          <w:rStyle w:val="Strong"/>
+        </w:rPr>
+        <w:t>Variable:</w:t>
+      </w:r>
+      <w:r>
+        <w:t xml:space="preserve"> A storage location that holds a value </w:t>
+      </w:r>
+    </w:p>
+    <w:p>
+      <w:pPr>
+        <w:numPr>
+          <w:ilvl w:val="0"/>
+          <w:numId w:val="18"/>
+        </w:numPr>
+        <w:spacing w:after="0" w:line="240" w:lineRule="auto"/>
+      </w:pPr>
+      <w:r>
+        <w:rPr>
+          <w:rStyle w:val="Strong"/>
+        </w:rPr>
+        <w:t>Identifier:</w:t>
+      </w:r>
+      <w:r>
+        <w:t xml:space="preserve"> The name given to a variable, class, or method </w:t>
+      </w:r>
+    </w:p>
+    <w:p>
+      <w:pPr>
+        <w:pStyle w:val="Heading1"/>
+        <w:spacing w:before="0"/>
+        <w:rPr>
+          <w:color w:val="00B0F0"/>
+          <w:sz w:val="36"/>
+        </w:rPr>
+      </w:pPr>
+      <w:r>
+        <w:rPr>
+          <w:rStyle w:val="Strong"/>
+          <w:bCs w:val="0"/>
+          <w:color w:val="00B0F0"/>
+          <w:sz w:val="36"/>
+        </w:rPr>
+        <w:t>D. Assertion and Reasoning based questions</w:t>
+      </w:r>
+    </w:p>
+    <w:p>
+      <w:pPr>
+        <w:pStyle w:val="Heading3"/>
+        <w:spacing w:before="0" w:beforeAutospacing="0" w:after="0" w:afterAutospacing="0"/>
+      </w:pPr>
+      <w:r>
+        <w:rPr>
+          <w:rStyle w:val="Strong"/>
+          <w:b/>
+          <w:bCs/>
+        </w:rPr>
+        <w:t>Options:</w:t>
+      </w:r>
+    </w:p>
+    <w:p>
+      <w:pPr>
+        <w:pStyle w:val="NormalWeb"/>
+        <w:spacing w:before="0" w:beforeAutospacing="0" w:after="0" w:afterAutospacing="0"/>
+      </w:pPr>
+      <w:r>
+        <w:t xml:space="preserve">a. Both A and R are true, and R is correct explanation of </w:t>
+      </w:r>
+      <w:proofErr w:type="gramStart"/>
+      <w:r>
+        <w:t>A</w:t>
+      </w:r>
+      <w:proofErr w:type="gramEnd"/>
+      <w:r>
+        <w:br/>
+        <w:t xml:space="preserve">b. Both A and R are true, but R is not correct explanation of </w:t>
+      </w:r>
+      <w:proofErr w:type="gramStart"/>
+      <w:r>
+        <w:t>A</w:t>
+      </w:r>
+      <w:proofErr w:type="gramEnd"/>
+      <w:r>
+        <w:br/>
+        <w:t>c. A is true, but R is false</w:t>
+      </w:r>
+      <w:r>
+        <w:br/>
+        <w:t>d. A is false, but R is true</w:t>
+      </w:r>
+    </w:p>
+    <w:p>
+      <w:pPr>
+        <w:pStyle w:val="Heading3"/>
+        <w:spacing w:before="0" w:beforeAutospacing="0" w:after="0" w:afterAutospacing="0"/>
+      </w:pPr>
+      <w:r>
+        <w:rPr>
+          <w:rStyle w:val="Strong"/>
+          <w:b/>
+          <w:bCs/>
+        </w:rPr>
+        <w:t>1.</w:t>
+      </w:r>
+    </w:p>
+    <w:p>
+      <w:pPr>
+        <w:pStyle w:val="NormalWeb"/>
+        <w:spacing w:before="0" w:beforeAutospacing="0" w:after="0" w:afterAutospacing="0"/>
+      </w:pPr>
+      <w:r>
+        <w:rPr>
+          <w:rStyle w:val="Strong"/>
+        </w:rPr>
+        <w:t>Assertion (A):</w:t>
+      </w:r>
+      <w:r>
+        <w:t xml:space="preserve"> ASCII stands for American Standard Code for Information Interchange and is a character encoding standard for text files.</w:t>
+      </w:r>
+      <w:r>
+        <w:br/>
+      </w:r>
+      <w:r>
+        <w:rPr>
+          <w:rStyle w:val="Strong"/>
+        </w:rPr>
+        <w:t>Reason (R):</w:t>
+      </w:r>
+      <w:r>
+        <w:t xml:space="preserve"> It is made of 512 symbols and consists all letters used in all vernacular languages.</w:t>
+      </w:r>
+    </w:p>
+    <w:p>
+      <w:pPr>
+        <w:pStyle w:val="NormalWeb"/>
+        <w:spacing w:before="0" w:beforeAutospacing="0" w:after="0" w:afterAutospacing="0"/>
+        <w:rPr>
+          <w:color w:val="FF0000"/>
+        </w:rPr>
+      </w:pPr>
+      <w:r>
+        <w:rPr>
+          <w:rStyle w:val="Strong"/>
+          <w:color w:val="FF0000"/>
+        </w:rPr>
+        <w:t>Answer:</w:t>
+      </w:r>
+      <w:r>
+        <w:rPr>
+          <w:color w:val="FF0000"/>
+        </w:rPr>
+        <w:t xml:space="preserve"> c. A is true, but R is false</w:t>
+      </w:r>
+    </w:p>
+    <w:p>
+      <w:pPr>
+        <w:pStyle w:val="Heading3"/>
+        <w:spacing w:before="0" w:beforeAutospacing="0" w:after="0" w:afterAutospacing="0"/>
+      </w:pPr>
+      <w:r>
+        <w:rPr>
+          <w:rStyle w:val="Strong"/>
+          <w:b/>
+          <w:bCs/>
+        </w:rPr>
+        <w:t>2.</w:t>
+      </w:r>
+    </w:p>
+    <w:p>
+      <w:pPr>
+        <w:pStyle w:val="NormalWeb"/>
+        <w:spacing w:before="0" w:beforeAutospacing="0" w:after="0" w:afterAutospacing="0"/>
+      </w:pPr>
+      <w:r>
+        <w:rPr>
+          <w:rStyle w:val="Strong"/>
+        </w:rPr>
+        <w:t>Assertion (A):</w:t>
+      </w:r>
+      <w:r>
+        <w:t xml:space="preserve"> The escape sequence </w:t>
+      </w:r>
+      <w:r>
+        <w:rPr>
+          <w:rStyle w:val="HTMLCode"/>
+        </w:rPr>
+        <w:t>\t</w:t>
+      </w:r>
+      <w:r>
+        <w:t xml:space="preserve"> in Java is used to represent a horizontal tab</w:t>
+      </w:r>
+      <w:proofErr w:type="gramStart"/>
+      <w:r>
+        <w:t>.</w:t>
+      </w:r>
+      <w:proofErr w:type="gramEnd"/>
+      <w:r>
+        <w:br/>
+      </w:r>
+      <w:r>
+        <w:rPr>
+          <w:rStyle w:val="Strong"/>
+        </w:rPr>
+        <w:t>Reason (R):</w:t>
+      </w:r>
+      <w:r>
+        <w:t xml:space="preserve"> When </w:t>
+      </w:r>
+      <w:r>
+        <w:rPr>
+          <w:rStyle w:val="HTMLCode"/>
+        </w:rPr>
+        <w:t>\n</w:t>
+      </w:r>
+      <w:r>
+        <w:t xml:space="preserve"> is encountered, it inserts a newline and moves text to next line.</w:t>
+      </w:r>
+    </w:p>
+    <w:p>
+      <w:pPr>
+        <w:pStyle w:val="NormalWeb"/>
+        <w:spacing w:before="0" w:beforeAutospacing="0" w:after="0" w:afterAutospacing="0"/>
+        <w:rPr>
+          <w:color w:val="FF0000"/>
+        </w:rPr>
+      </w:pPr>
+      <w:r>
+        <w:rPr>
+          <w:rStyle w:val="Strong"/>
+          <w:color w:val="FF0000"/>
+        </w:rPr>
+        <w:t>Answer:</w:t>
+      </w:r>
+      <w:r>
+        <w:rPr>
+          <w:color w:val="FF0000"/>
+        </w:rPr>
+        <w:t xml:space="preserve"> b. Both A and R are true, but R is not correct explanation of A</w:t>
+      </w:r>
+    </w:p>
+    <w:p>
+      <w:pPr>
+        <w:pStyle w:val="Heading1"/>
+        <w:spacing w:before="0"/>
+        <w:rPr>
+          <w:sz w:val="40"/>
+        </w:rPr>
+      </w:pPr>
+      <w:r>
+        <w:rPr>
+          <w:rStyle w:val="Strong"/>
+          <w:bCs w:val="0"/>
+          <w:sz w:val="40"/>
+        </w:rPr>
+        <w:t>Previous Years' Questions</w:t>
+      </w:r>
+    </w:p>
+    <w:p>
+      <w:pPr>
+        <w:pStyle w:val="Heading3"/>
+        <w:spacing w:before="0" w:beforeAutospacing="0" w:after="0" w:afterAutospacing="0"/>
+      </w:pPr>
+      <w:r>
+        <w:rPr>
+          <w:rStyle w:val="Strong"/>
+          <w:b/>
+          <w:bCs/>
+        </w:rPr>
+        <w:t>1. Identify the type of operator &amp;</w:t>
+      </w:r>
+      <w:proofErr w:type="gramStart"/>
+      <w:r>
+        <w:rPr>
+          <w:rStyle w:val="Strong"/>
+          <w:b/>
+          <w:bCs/>
+        </w:rPr>
+        <w:t>&amp; :</w:t>
+      </w:r>
+      <w:proofErr w:type="gramEnd"/>
+    </w:p>
+    <w:p>
+      <w:pPr>
+        <w:pStyle w:val="NormalWeb"/>
+        <w:spacing w:before="0" w:beforeAutospacing="0" w:after="0" w:afterAutospacing="0"/>
+        <w:rPr>
+          <w:color w:val="FF0000"/>
+        </w:rPr>
+      </w:pPr>
+      <w:r>
+        <w:rPr>
+          <w:rStyle w:val="Strong"/>
+          <w:color w:val="FF0000"/>
+        </w:rPr>
+        <w:t>Answer:</w:t>
+      </w:r>
+      <w:r>
+        <w:rPr>
+          <w:color w:val="FF0000"/>
+        </w:rPr>
+        <w:t xml:space="preserve"> c. logical</w:t>
+      </w:r>
+    </w:p>
+    <w:p>
+      <w:pPr>
+        <w:pStyle w:val="Heading3"/>
+        <w:spacing w:before="0" w:beforeAutospacing="0" w:after="0" w:afterAutospacing="0"/>
+      </w:pPr>
+      <w:r>
+        <w:rPr>
+          <w:rStyle w:val="Strong"/>
+          <w:b/>
+          <w:bCs/>
+        </w:rPr>
+        <w:t>2. A data type which contains integer as well as fractional part and occupies 32 bits space is:</w:t>
+      </w:r>
+    </w:p>
+    <w:p>
+      <w:pPr>
+        <w:pStyle w:val="NormalWeb"/>
+        <w:spacing w:before="0" w:beforeAutospacing="0" w:after="0" w:afterAutospacing="0"/>
+        <w:rPr>
+          <w:color w:val="FF0000"/>
+        </w:rPr>
+      </w:pPr>
+      <w:r>
+        <w:rPr>
+          <w:rStyle w:val="Strong"/>
+          <w:color w:val="FF0000"/>
+        </w:rPr>
+        <w:t>Answer:</w:t>
+      </w:r>
+      <w:r>
+        <w:rPr>
+          <w:color w:val="FF0000"/>
+        </w:rPr>
+        <w:t xml:space="preserve"> a. float</w:t>
+      </w:r>
+    </w:p>
+    <w:p>
+      <w:pPr>
+        <w:pStyle w:val="Heading3"/>
+        <w:spacing w:before="0" w:beforeAutospacing="0" w:after="0" w:afterAutospacing="0"/>
+      </w:pPr>
+      <w:r>
+        <w:rPr>
+          <w:rStyle w:val="Strong"/>
+          <w:b/>
+          <w:bCs/>
+        </w:rPr>
+        <w:t>3. Which keyword is used to create symbolic constants in Java?</w:t>
+      </w:r>
+    </w:p>
+    <w:p>
+      <w:pPr>
+        <w:pStyle w:val="NormalWeb"/>
+        <w:spacing w:before="0" w:beforeAutospacing="0" w:after="0" w:afterAutospacing="0"/>
+        <w:rPr>
+          <w:color w:val="FF0000"/>
+        </w:rPr>
+      </w:pPr>
+      <w:r>
+        <w:rPr>
+          <w:rStyle w:val="Strong"/>
+          <w:color w:val="FF0000"/>
+        </w:rPr>
+        <w:t>Answer:</w:t>
+      </w:r>
+      <w:r>
+        <w:rPr>
+          <w:color w:val="FF0000"/>
+        </w:rPr>
+        <w:t xml:space="preserve"> a. final</w:t>
+      </w:r>
+    </w:p>
+    <w:p>
+      <w:pPr>
+        <w:pStyle w:val="Heading3"/>
+        <w:spacing w:before="0" w:beforeAutospacing="0" w:after="0" w:afterAutospacing="0"/>
+      </w:pPr>
+      <w:r>
+        <w:rPr>
+          <w:rStyle w:val="Strong"/>
+          <w:b/>
+          <w:bCs/>
+        </w:rPr>
+        <w:t xml:space="preserve">4. State whether the statement is </w:t>
+      </w:r>
+      <w:proofErr w:type="gramStart"/>
+      <w:r>
+        <w:rPr>
+          <w:rStyle w:val="Strong"/>
+          <w:b/>
+          <w:bCs/>
+        </w:rPr>
+        <w:t>True</w:t>
+      </w:r>
+      <w:proofErr w:type="gramEnd"/>
+      <w:r>
+        <w:rPr>
+          <w:rStyle w:val="Strong"/>
+          <w:b/>
+          <w:bCs/>
+        </w:rPr>
+        <w:t xml:space="preserve"> or False:</w:t>
+      </w:r>
+    </w:p>
+    <w:p>
+      <w:pPr>
+        <w:pStyle w:val="NormalWeb"/>
+        <w:spacing w:before="0" w:beforeAutospacing="0" w:after="0" w:afterAutospacing="0"/>
+        <w:rPr>
+          <w:color w:val="FF0000"/>
+        </w:rPr>
+      </w:pPr>
+      <w:proofErr w:type="gramStart"/>
+      <w:r>
+        <w:rPr>
+          <w:rStyle w:val="Strong"/>
+        </w:rPr>
+        <w:t>char</w:t>
+      </w:r>
+      <w:proofErr w:type="gramEnd"/>
+      <w:r>
+        <w:rPr>
+          <w:rStyle w:val="Strong"/>
+        </w:rPr>
+        <w:t xml:space="preserve"> is a non-primitive data type.</w:t>
+      </w:r>
+      <w:r>
+        <w:br/>
+      </w:r>
+      <w:r>
+        <w:rPr>
+          <w:rStyle w:val="Strong"/>
+          <w:color w:val="FF0000"/>
+        </w:rPr>
+        <w:t>Answer:</w:t>
+      </w:r>
+      <w:r>
+        <w:rPr>
+          <w:color w:val="FF0000"/>
+        </w:rPr>
+        <w:t xml:space="preserve"> b. False</w:t>
+      </w:r>
+    </w:p>
+    <w:p>
+      <w:pPr>
+        <w:pStyle w:val="Heading3"/>
+        <w:spacing w:before="0" w:beforeAutospacing="0" w:after="0" w:afterAutospacing="0"/>
+      </w:pPr>
+      <w:r>
+        <w:rPr>
+          <w:rStyle w:val="Strong"/>
+          <w:b/>
+          <w:bCs/>
+        </w:rPr>
+        <w:t>5. Give the output:</w:t>
+      </w:r>
+    </w:p>
+    <w:p>
+      <w:pPr>
+        <w:pStyle w:val="HTMLPreformatted"/>
+      </w:pPr>
+      <w:proofErr w:type="spellStart"/>
+      <w:proofErr w:type="gramStart"/>
+      <w:r>
+        <w:rPr>
+          <w:rStyle w:val="t"/>
+        </w:rPr>
+        <w:t>int</w:t>
+      </w:r>
+      <w:proofErr w:type="spellEnd"/>
+      <w:proofErr w:type="gramEnd"/>
+      <w:r>
+        <w:t xml:space="preserve"> </w:t>
+      </w:r>
+      <w:r>
+        <w:rPr>
+          <w:rStyle w:val="t"/>
+        </w:rPr>
+        <w:t>x</w:t>
+      </w:r>
+      <w:r>
+        <w:t xml:space="preserve"> </w:t>
+      </w:r>
+      <w:r>
+        <w:rPr>
+          <w:rStyle w:val="n"/>
+        </w:rPr>
+        <w:t>=</w:t>
+      </w:r>
+      <w:r>
+        <w:t xml:space="preserve"> </w:t>
+      </w:r>
+      <w:r>
+        <w:rPr>
+          <w:rStyle w:val="q"/>
+        </w:rPr>
+        <w:t>2</w:t>
+      </w:r>
+      <w:r>
+        <w:t xml:space="preserve">, </w:t>
+      </w:r>
+      <w:r>
+        <w:rPr>
+          <w:rStyle w:val="t"/>
+        </w:rPr>
+        <w:t>y</w:t>
+      </w:r>
+      <w:r>
+        <w:t xml:space="preserve"> </w:t>
+      </w:r>
+      <w:r>
+        <w:rPr>
+          <w:rStyle w:val="n"/>
+        </w:rPr>
+        <w:t>=</w:t>
+      </w:r>
+      <w:r>
+        <w:t xml:space="preserve"> </w:t>
+      </w:r>
+      <w:r>
+        <w:rPr>
+          <w:rStyle w:val="q"/>
+        </w:rPr>
+        <w:t>4</w:t>
+      </w:r>
+      <w:r>
+        <w:t xml:space="preserve">, </w:t>
+      </w:r>
+      <w:r>
+        <w:rPr>
+          <w:rStyle w:val="t"/>
+        </w:rPr>
+        <w:t>z</w:t>
+      </w:r>
+      <w:r>
+        <w:t xml:space="preserve"> </w:t>
+      </w:r>
+      <w:r>
+        <w:rPr>
+          <w:rStyle w:val="n"/>
+        </w:rPr>
+        <w:t>=</w:t>
+      </w:r>
+      <w:r>
+        <w:t xml:space="preserve"> </w:t>
+      </w:r>
+      <w:r>
+        <w:rPr>
+          <w:rStyle w:val="q"/>
+        </w:rPr>
+        <w:t>1</w:t>
+      </w:r>
+      <w:r>
+        <w:t>;</w:t>
+      </w:r>
+      <w:r>
+        <w:br/>
+      </w:r>
+      <w:proofErr w:type="spellStart"/>
+      <w:r>
+        <w:rPr>
+          <w:rStyle w:val="t"/>
+        </w:rPr>
+        <w:t>int</w:t>
+      </w:r>
+      <w:proofErr w:type="spellEnd"/>
+      <w:r>
+        <w:t xml:space="preserve"> </w:t>
+      </w:r>
+      <w:r>
+        <w:rPr>
+          <w:rStyle w:val="t"/>
+        </w:rPr>
+        <w:t>result</w:t>
+      </w:r>
+      <w:r>
+        <w:t xml:space="preserve"> </w:t>
+      </w:r>
+      <w:r>
+        <w:rPr>
+          <w:rStyle w:val="n"/>
+        </w:rPr>
+        <w:t>=</w:t>
+      </w:r>
+      <w:r>
+        <w:t xml:space="preserve"> (</w:t>
+      </w:r>
+      <w:r>
+        <w:rPr>
+          <w:rStyle w:val="n"/>
+        </w:rPr>
+        <w:t>++</w:t>
+      </w:r>
+      <w:r>
+        <w:rPr>
+          <w:rStyle w:val="t"/>
+        </w:rPr>
+        <w:t>z</w:t>
+      </w:r>
+      <w:r>
+        <w:t xml:space="preserve">) </w:t>
+      </w:r>
+      <w:r>
+        <w:rPr>
+          <w:rStyle w:val="n"/>
+        </w:rPr>
+        <w:t>+</w:t>
+      </w:r>
+      <w:r>
+        <w:t xml:space="preserve"> </w:t>
+      </w:r>
+      <w:r>
+        <w:rPr>
+          <w:rStyle w:val="t"/>
+        </w:rPr>
+        <w:t>y</w:t>
+      </w:r>
+      <w:r>
+        <w:t xml:space="preserve"> </w:t>
+      </w:r>
+      <w:r>
+        <w:rPr>
+          <w:rStyle w:val="n"/>
+        </w:rPr>
+        <w:t>+</w:t>
+      </w:r>
+      <w:r>
+        <w:t xml:space="preserve"> (</w:t>
+      </w:r>
+      <w:r>
+        <w:rPr>
+          <w:rStyle w:val="n"/>
+        </w:rPr>
+        <w:t>++</w:t>
+      </w:r>
+      <w:r>
+        <w:rPr>
+          <w:rStyle w:val="t"/>
+        </w:rPr>
+        <w:t>x</w:t>
+      </w:r>
+      <w:r>
+        <w:t xml:space="preserve">) </w:t>
+      </w:r>
+      <w:r>
+        <w:rPr>
+          <w:rStyle w:val="n"/>
+        </w:rPr>
+        <w:t>+</w:t>
+      </w:r>
+      <w:r>
+        <w:t xml:space="preserve"> (</w:t>
+      </w:r>
+      <w:r>
+        <w:rPr>
+          <w:rStyle w:val="t"/>
+        </w:rPr>
+        <w:t>z</w:t>
+      </w:r>
+      <w:r>
+        <w:rPr>
+          <w:rStyle w:val="n"/>
+        </w:rPr>
+        <w:t>++</w:t>
+      </w:r>
+      <w:r>
+        <w:t>);</w:t>
+      </w:r>
+    </w:p>
+    <w:p>
+      <w:pPr>
+        <w:pStyle w:val="NormalWeb"/>
+        <w:spacing w:before="0" w:beforeAutospacing="0" w:after="0" w:afterAutospacing="0"/>
+        <w:rPr>
+          <w:color w:val="FF0000"/>
+        </w:rPr>
+      </w:pPr>
+      <w:r>
+        <w:rPr>
+          <w:rStyle w:val="Strong"/>
+          <w:color w:val="FF0000"/>
+        </w:rPr>
+        <w:t>Answer:</w:t>
+      </w:r>
+      <w:r>
+        <w:rPr>
+          <w:color w:val="FF0000"/>
+        </w:rPr>
+        <w:t xml:space="preserve"> a. 11</w:t>
+      </w:r>
+    </w:p>
+    <w:p>
+      <w:pPr>
+        <w:pStyle w:val="Heading3"/>
+        <w:spacing w:before="0" w:beforeAutospacing="0" w:after="0" w:afterAutospacing="0"/>
+      </w:pPr>
+      <w:r>
+        <w:rPr>
+          <w:rStyle w:val="Strong"/>
+          <w:b/>
+          <w:bCs/>
+        </w:rPr>
+        <w:lastRenderedPageBreak/>
+        <w:t>6. Write memory capacity of short and float:</w:t>
+      </w:r>
+    </w:p>
+    <w:p>
+      <w:pPr>
+        <w:pStyle w:val="NormalWeb"/>
+        <w:spacing w:before="0" w:beforeAutospacing="0" w:after="0" w:afterAutospacing="0"/>
+        <w:rPr>
+          <w:color w:val="FF0000"/>
+        </w:rPr>
+      </w:pPr>
+      <w:r>
+        <w:rPr>
+          <w:rStyle w:val="Strong"/>
+          <w:color w:val="FF0000"/>
+        </w:rPr>
+        <w:t>Answer:</w:t>
+      </w:r>
+    </w:p>
+    <w:p>
+      <w:pPr>
+        <w:numPr>
+          <w:ilvl w:val="0"/>
+          <w:numId w:val="19"/>
+        </w:numPr>
+        <w:spacing w:after="0" w:line="240" w:lineRule="auto"/>
+      </w:pPr>
+      <w:r>
+        <w:t xml:space="preserve">short = 2 bytes </w:t>
+      </w:r>
+    </w:p>
+    <w:p>
+      <w:pPr>
+        <w:numPr>
+          <w:ilvl w:val="0"/>
+          <w:numId w:val="19"/>
+        </w:numPr>
+        <w:spacing w:after="0" w:line="240" w:lineRule="auto"/>
+      </w:pPr>
+      <w:r>
+        <w:t xml:space="preserve">float = 4 bytes </w:t>
+      </w:r>
+    </w:p>
+    <w:p>
+      <w:pPr>
+        <w:pStyle w:val="Heading3"/>
+        <w:spacing w:before="0" w:beforeAutospacing="0" w:after="0" w:afterAutospacing="0"/>
+      </w:pPr>
+      <w:r>
+        <w:rPr>
+          <w:rStyle w:val="Strong"/>
+          <w:b/>
+          <w:bCs/>
+        </w:rPr>
+        <w:t>7. Identify and name the tokens:</w:t>
+      </w:r>
+    </w:p>
+    <w:p>
+      <w:pPr>
+        <w:pStyle w:val="NormalWeb"/>
+        <w:spacing w:before="0" w:beforeAutospacing="0" w:after="0" w:afterAutospacing="0"/>
+      </w:pPr>
+      <w:proofErr w:type="gramStart"/>
+      <w:r>
+        <w:t>a</w:t>
+      </w:r>
+      <w:proofErr w:type="gramEnd"/>
+      <w:r>
+        <w:t xml:space="preserve">. </w:t>
+      </w:r>
+      <w:r>
+        <w:rPr>
+          <w:rStyle w:val="HTMLCode"/>
+        </w:rPr>
+        <w:t>public</w:t>
+      </w:r>
+      <w:r>
+        <w:t xml:space="preserve"> → Keyword</w:t>
+      </w:r>
+      <w:r>
+        <w:br/>
+        <w:t xml:space="preserve">b. </w:t>
+      </w:r>
+      <w:r>
+        <w:rPr>
+          <w:rStyle w:val="HTMLCode"/>
+        </w:rPr>
+        <w:t>'a'</w:t>
+      </w:r>
+      <w:r>
+        <w:t xml:space="preserve"> → Character Literal</w:t>
+      </w:r>
+      <w:r>
+        <w:br/>
+        <w:t xml:space="preserve">c. </w:t>
+      </w:r>
+      <w:r>
+        <w:rPr>
+          <w:rStyle w:val="HTMLCode"/>
+        </w:rPr>
+        <w:t>==</w:t>
+      </w:r>
+      <w:r>
+        <w:t xml:space="preserve"> → Operator</w:t>
+      </w:r>
+      <w:r>
+        <w:br/>
+        <w:t xml:space="preserve">d. </w:t>
+      </w:r>
+      <w:r>
+        <w:rPr>
+          <w:rStyle w:val="HTMLCode"/>
+        </w:rPr>
+        <w:t>{}</w:t>
+      </w:r>
+      <w:r>
+        <w:t xml:space="preserve"> → Punctuator</w:t>
+      </w:r>
+    </w:p>
+    <w:p>
+      <w:pPr>
+        <w:pStyle w:val="Heading3"/>
+        <w:spacing w:before="0" w:beforeAutospacing="0" w:after="0" w:afterAutospacing="0"/>
+      </w:pPr>
+      <w:r>
+        <w:rPr>
+          <w:rStyle w:val="Strong"/>
+          <w:b/>
+          <w:bCs/>
+        </w:rPr>
+        <w:t>8.</w:t>
+      </w:r>
+    </w:p>
+    <w:p>
+      <w:pPr>
+        <w:pStyle w:val="HTMLPreformatted"/>
+      </w:pPr>
+      <w:proofErr w:type="gramStart"/>
+      <w:r>
+        <w:rPr>
+          <w:rStyle w:val="t"/>
+        </w:rPr>
+        <w:t>char</w:t>
+      </w:r>
+      <w:proofErr w:type="gramEnd"/>
+      <w:r>
+        <w:t xml:space="preserve"> </w:t>
+      </w:r>
+      <w:proofErr w:type="spellStart"/>
+      <w:r>
+        <w:rPr>
+          <w:rStyle w:val="t"/>
+        </w:rPr>
+        <w:t>ch</w:t>
+      </w:r>
+      <w:proofErr w:type="spellEnd"/>
+      <w:r>
+        <w:t xml:space="preserve"> </w:t>
+      </w:r>
+      <w:r>
+        <w:rPr>
+          <w:rStyle w:val="n"/>
+        </w:rPr>
+        <w:t>=</w:t>
+      </w:r>
+      <w:r>
+        <w:t xml:space="preserve"> </w:t>
+      </w:r>
+      <w:r>
+        <w:rPr>
+          <w:rStyle w:val="r"/>
+          <w:rFonts w:eastAsiaTheme="majorEastAsia"/>
+        </w:rPr>
+        <w:t>'9'</w:t>
+      </w:r>
+      <w:r>
+        <w:t>;</w:t>
+      </w:r>
+      <w:r>
+        <w:br/>
+      </w:r>
+      <w:r>
+        <w:rPr>
+          <w:rStyle w:val="t"/>
+        </w:rPr>
+        <w:t>res</w:t>
+      </w:r>
+      <w:r>
+        <w:t xml:space="preserve"> </w:t>
+      </w:r>
+      <w:r>
+        <w:rPr>
+          <w:rStyle w:val="n"/>
+        </w:rPr>
+        <w:t>=</w:t>
+      </w:r>
+      <w:r>
+        <w:t xml:space="preserve"> </w:t>
+      </w:r>
+      <w:proofErr w:type="spellStart"/>
+      <w:r>
+        <w:rPr>
+          <w:rStyle w:val="t"/>
+        </w:rPr>
+        <w:t>Character</w:t>
+      </w:r>
+      <w:r>
+        <w:rPr>
+          <w:rStyle w:val="n"/>
+        </w:rPr>
+        <w:t>.</w:t>
+      </w:r>
+      <w:r>
+        <w:rPr>
+          <w:rStyle w:val="t"/>
+        </w:rPr>
+        <w:t>isDigit</w:t>
+      </w:r>
+      <w:proofErr w:type="spellEnd"/>
+      <w:r>
+        <w:t>(</w:t>
+      </w:r>
+      <w:proofErr w:type="spellStart"/>
+      <w:r>
+        <w:rPr>
+          <w:rStyle w:val="t"/>
+        </w:rPr>
+        <w:t>ch</w:t>
+      </w:r>
+      <w:proofErr w:type="spellEnd"/>
+      <w:r>
+        <w:t>);</w:t>
+      </w:r>
+    </w:p>
+    <w:p>
+      <w:pPr>
+        <w:pStyle w:val="NormalWeb"/>
+        <w:spacing w:before="0" w:beforeAutospacing="0" w:after="0" w:afterAutospacing="0"/>
+        <w:rPr>
+          <w:color w:val="FF0000"/>
+        </w:rPr>
+      </w:pPr>
+      <w:r>
+        <w:rPr>
+          <w:rStyle w:val="Strong"/>
+          <w:color w:val="FF0000"/>
+        </w:rPr>
+        <w:t>Answer:</w:t>
+      </w:r>
+    </w:p>
+    <w:p>
+      <w:pPr>
+        <w:numPr>
+          <w:ilvl w:val="0"/>
+          <w:numId w:val="20"/>
+        </w:numPr>
+        <w:spacing w:after="0" w:line="240" w:lineRule="auto"/>
+      </w:pPr>
+      <w:r>
+        <w:t xml:space="preserve">Data type: </w:t>
+      </w:r>
+      <w:proofErr w:type="spellStart"/>
+      <w:r>
+        <w:t>boolean</w:t>
+      </w:r>
+      <w:proofErr w:type="spellEnd"/>
+      <w:r>
+        <w:t xml:space="preserve"> </w:t>
+      </w:r>
+    </w:p>
+    <w:p>
+      <w:pPr>
+        <w:numPr>
+          <w:ilvl w:val="0"/>
+          <w:numId w:val="20"/>
+        </w:numPr>
+        <w:spacing w:after="0" w:line="240" w:lineRule="auto"/>
+      </w:pPr>
+      <w:r>
+        <w:t>Value: true</w:t>
+      </w:r>
+    </w:p>
+    <w:p>
+      <w:pPr>
+        <w:spacing w:after="0" w:line="240" w:lineRule="auto"/>
         <w:outlineLvl w:val="2"/>
         <w:rPr>
           <w:rFonts w:ascii="Times New Roman" w:eastAsia="Times New Roman" w:hAnsi="Times New Roman" w:cs="Times New Roman"/>
           <w:b/>
           <w:bCs/>
-          <w:color w:val="BF8F00" w:themeColor="accent4" w:themeShade="BF"/>
           <w:sz w:val="27"/>
           <w:szCs w:val="27"/>
         </w:rPr>
@@ -501,336 +2671,839 @@
           <w:rFonts w:ascii="Times New Roman" w:eastAsia="Times New Roman" w:hAnsi="Times New Roman" w:cs="Times New Roman"/>
           <w:b/>
           <w:bCs/>
-          <w:color w:val="BF8F00" w:themeColor="accent4" w:themeShade="BF"/>
           <w:sz w:val="27"/>
           <w:szCs w:val="27"/>
         </w:rPr>
-        <w:t>A. Tick (</w:t>
-      </w:r>
-      <w:r>
-        <w:rPr>
-          <w:rFonts w:ascii="Segoe UI Symbol" w:eastAsia="Times New Roman" w:hAnsi="Segoe UI Symbol" w:cs="Segoe UI Symbol"/>
-          <w:b/>
-          <w:bCs/>
-          <w:color w:val="BF8F00" w:themeColor="accent4" w:themeShade="BF"/>
+        <w:t>9. Classify the following as primitive or non-primitive data types:</w:t>
+      </w:r>
+    </w:p>
+    <w:p>
+      <w:pPr>
+        <w:spacing w:after="0" w:line="240" w:lineRule="auto"/>
+        <w:rPr>
+          <w:rFonts w:ascii="Times New Roman" w:eastAsia="Times New Roman" w:hAnsi="Times New Roman" w:cs="Times New Roman"/>
+          <w:sz w:val="24"/>
+          <w:szCs w:val="24"/>
+        </w:rPr>
+      </w:pPr>
+      <w:r>
+        <w:rPr>
+          <w:rFonts w:ascii="Times New Roman" w:eastAsia="Times New Roman" w:hAnsi="Times New Roman" w:cs="Times New Roman"/>
+          <w:sz w:val="24"/>
+          <w:szCs w:val="24"/>
+        </w:rPr>
+        <w:t>a. String</w:t>
+      </w:r>
+      <w:r>
+        <w:rPr>
+          <w:rFonts w:ascii="Times New Roman" w:eastAsia="Times New Roman" w:hAnsi="Times New Roman" w:cs="Times New Roman"/>
+          <w:sz w:val="24"/>
+          <w:szCs w:val="24"/>
+        </w:rPr>
+        <w:br/>
+        <w:t>b. arrays</w:t>
+      </w:r>
+      <w:r>
+        <w:rPr>
+          <w:rFonts w:ascii="Times New Roman" w:eastAsia="Times New Roman" w:hAnsi="Times New Roman" w:cs="Times New Roman"/>
+          <w:sz w:val="24"/>
+          <w:szCs w:val="24"/>
+        </w:rPr>
+        <w:br/>
+        <w:t xml:space="preserve">c. </w:t>
+      </w:r>
+      <w:proofErr w:type="spellStart"/>
+      <w:r>
+        <w:rPr>
+          <w:rFonts w:ascii="Times New Roman" w:eastAsia="Times New Roman" w:hAnsi="Times New Roman" w:cs="Times New Roman"/>
+          <w:sz w:val="24"/>
+          <w:szCs w:val="24"/>
+        </w:rPr>
+        <w:t>int</w:t>
+      </w:r>
+      <w:proofErr w:type="spellEnd"/>
+      <w:r>
+        <w:rPr>
+          <w:rFonts w:ascii="Times New Roman" w:eastAsia="Times New Roman" w:hAnsi="Times New Roman" w:cs="Times New Roman"/>
+          <w:sz w:val="24"/>
+          <w:szCs w:val="24"/>
+        </w:rPr>
+        <w:br/>
+        <w:t>d. classes</w:t>
+      </w:r>
+    </w:p>
+    <w:p>
+      <w:pPr>
+        <w:spacing w:after="0" w:line="240" w:lineRule="auto"/>
+        <w:rPr>
+          <w:rFonts w:ascii="Times New Roman" w:eastAsia="Times New Roman" w:hAnsi="Times New Roman" w:cs="Times New Roman"/>
+          <w:sz w:val="24"/>
+          <w:szCs w:val="24"/>
+        </w:rPr>
+      </w:pPr>
+      <w:r>
+        <w:rPr>
+          <w:rFonts w:ascii="Times New Roman" w:eastAsia="Times New Roman" w:hAnsi="Times New Roman" w:cs="Times New Roman"/>
+          <w:b/>
+          <w:bCs/>
+          <w:color w:val="FF0000"/>
+          <w:sz w:val="24"/>
+          <w:szCs w:val="24"/>
+        </w:rPr>
+        <w:t>Answer</w:t>
+      </w:r>
+      <w:proofErr w:type="gramStart"/>
+      <w:r>
+        <w:rPr>
+          <w:rFonts w:ascii="Times New Roman" w:eastAsia="Times New Roman" w:hAnsi="Times New Roman" w:cs="Times New Roman"/>
+          <w:b/>
+          <w:bCs/>
+          <w:color w:val="FF0000"/>
+          <w:sz w:val="24"/>
+          <w:szCs w:val="24"/>
+        </w:rPr>
+        <w:t>:</w:t>
+      </w:r>
+      <w:proofErr w:type="gramEnd"/>
+      <w:r>
+        <w:rPr>
+          <w:rFonts w:ascii="Times New Roman" w:eastAsia="Times New Roman" w:hAnsi="Times New Roman" w:cs="Times New Roman"/>
+          <w:color w:val="FF0000"/>
+          <w:sz w:val="24"/>
+          <w:szCs w:val="24"/>
+        </w:rPr>
+        <w:br/>
+      </w:r>
+      <w:r>
+        <w:rPr>
+          <w:rFonts w:ascii="Times New Roman" w:eastAsia="Times New Roman" w:hAnsi="Times New Roman" w:cs="Times New Roman"/>
+          <w:sz w:val="24"/>
+          <w:szCs w:val="24"/>
+        </w:rPr>
+        <w:t>a. String → Non-primitive</w:t>
+      </w:r>
+      <w:r>
+        <w:rPr>
+          <w:rFonts w:ascii="Times New Roman" w:eastAsia="Times New Roman" w:hAnsi="Times New Roman" w:cs="Times New Roman"/>
+          <w:sz w:val="24"/>
+          <w:szCs w:val="24"/>
+        </w:rPr>
+        <w:br/>
+        <w:t>b. arrays → Non-primitive</w:t>
+      </w:r>
+      <w:r>
+        <w:rPr>
+          <w:rFonts w:ascii="Times New Roman" w:eastAsia="Times New Roman" w:hAnsi="Times New Roman" w:cs="Times New Roman"/>
+          <w:sz w:val="24"/>
+          <w:szCs w:val="24"/>
+        </w:rPr>
+        <w:br/>
+        <w:t xml:space="preserve">c. </w:t>
+      </w:r>
+      <w:proofErr w:type="spellStart"/>
+      <w:r>
+        <w:rPr>
+          <w:rFonts w:ascii="Times New Roman" w:eastAsia="Times New Roman" w:hAnsi="Times New Roman" w:cs="Times New Roman"/>
+          <w:sz w:val="24"/>
+          <w:szCs w:val="24"/>
+        </w:rPr>
+        <w:t>int</w:t>
+      </w:r>
+      <w:proofErr w:type="spellEnd"/>
+      <w:r>
+        <w:rPr>
+          <w:rFonts w:ascii="Times New Roman" w:eastAsia="Times New Roman" w:hAnsi="Times New Roman" w:cs="Times New Roman"/>
+          <w:sz w:val="24"/>
+          <w:szCs w:val="24"/>
+        </w:rPr>
+        <w:t xml:space="preserve"> → Primitive</w:t>
+      </w:r>
+      <w:r>
+        <w:rPr>
+          <w:rFonts w:ascii="Times New Roman" w:eastAsia="Times New Roman" w:hAnsi="Times New Roman" w:cs="Times New Roman"/>
+          <w:sz w:val="24"/>
+          <w:szCs w:val="24"/>
+        </w:rPr>
+        <w:br/>
+        <w:t>d. classes → Non-primitive</w:t>
+      </w:r>
+    </w:p>
+    <w:p>
+      <w:pPr>
+        <w:spacing w:after="0" w:line="240" w:lineRule="auto"/>
+        <w:outlineLvl w:val="2"/>
+        <w:rPr>
+          <w:rFonts w:ascii="Times New Roman" w:eastAsia="Times New Roman" w:hAnsi="Times New Roman" w:cs="Times New Roman"/>
+          <w:b/>
+          <w:bCs/>
           <w:sz w:val="27"/>
           <w:szCs w:val="27"/>
         </w:rPr>
-        <w:t>✓</w:t>
-      </w:r>
-      <w:r>
-        <w:rPr>
-          <w:rFonts w:ascii="Times New Roman" w:eastAsia="Times New Roman" w:hAnsi="Times New Roman" w:cs="Times New Roman"/>
-          <w:b/>
-          <w:bCs/>
-          <w:color w:val="BF8F00" w:themeColor="accent4" w:themeShade="BF"/>
+      </w:pPr>
+      <w:r>
+        <w:rPr>
+          <w:rFonts w:ascii="Times New Roman" w:eastAsia="Times New Roman" w:hAnsi="Times New Roman" w:cs="Times New Roman"/>
+          <w:b/>
+          <w:bCs/>
           <w:sz w:val="27"/>
           <w:szCs w:val="27"/>
         </w:rPr>
-        <w:t>) the correct answers.</w:t>
+        <w:t xml:space="preserve">10. </w:t>
+      </w:r>
+      <w:proofErr w:type="spellStart"/>
+      <w:proofErr w:type="gramStart"/>
+      <w:r>
+        <w:rPr>
+          <w:rFonts w:ascii="Times New Roman" w:eastAsia="Times New Roman" w:hAnsi="Times New Roman" w:cs="Times New Roman"/>
+          <w:b/>
+          <w:bCs/>
+          <w:sz w:val="27"/>
+          <w:szCs w:val="27"/>
+        </w:rPr>
+        <w:t>int</w:t>
+      </w:r>
+      <w:proofErr w:type="spellEnd"/>
+      <w:proofErr w:type="gramEnd"/>
+      <w:r>
+        <w:rPr>
+          <w:rFonts w:ascii="Times New Roman" w:eastAsia="Times New Roman" w:hAnsi="Times New Roman" w:cs="Times New Roman"/>
+          <w:b/>
+          <w:bCs/>
+          <w:sz w:val="27"/>
+          <w:szCs w:val="27"/>
+        </w:rPr>
+        <w:t xml:space="preserve"> x = 'A'; What will be the value of res?</w:t>
+      </w:r>
+    </w:p>
+    <w:p>
+      <w:pPr>
+        <w:spacing w:after="0" w:line="240" w:lineRule="auto"/>
+        <w:rPr>
+          <w:rFonts w:ascii="Times New Roman" w:eastAsia="Times New Roman" w:hAnsi="Times New Roman" w:cs="Times New Roman"/>
+          <w:sz w:val="24"/>
+          <w:szCs w:val="24"/>
+        </w:rPr>
+      </w:pPr>
+      <w:r>
+        <w:rPr>
+          <w:rFonts w:ascii="Times New Roman" w:eastAsia="Times New Roman" w:hAnsi="Times New Roman" w:cs="Times New Roman"/>
+          <w:b/>
+          <w:bCs/>
+          <w:color w:val="FF0000"/>
+          <w:sz w:val="24"/>
+          <w:szCs w:val="24"/>
+        </w:rPr>
+        <w:t>Answer:</w:t>
+      </w:r>
+      <w:r>
+        <w:rPr>
+          <w:rFonts w:ascii="Times New Roman" w:eastAsia="Times New Roman" w:hAnsi="Times New Roman" w:cs="Times New Roman"/>
+          <w:color w:val="FF0000"/>
+          <w:sz w:val="24"/>
+          <w:szCs w:val="24"/>
+        </w:rPr>
+        <w:t xml:space="preserve"> 65</w:t>
+      </w:r>
+      <w:r>
+        <w:rPr>
+          <w:rFonts w:ascii="Times New Roman" w:eastAsia="Times New Roman" w:hAnsi="Times New Roman" w:cs="Times New Roman"/>
+          <w:color w:val="FF0000"/>
+          <w:sz w:val="24"/>
+          <w:szCs w:val="24"/>
+        </w:rPr>
+        <w:br/>
+      </w:r>
+      <w:r>
+        <w:rPr>
+          <w:rFonts w:ascii="Times New Roman" w:eastAsia="Times New Roman" w:hAnsi="Times New Roman" w:cs="Times New Roman"/>
+          <w:sz w:val="24"/>
+          <w:szCs w:val="24"/>
+        </w:rPr>
+        <w:t>(ASCII value of 'A' is 65)</w:t>
+      </w:r>
+    </w:p>
+    <w:p>
+      <w:pPr>
+        <w:spacing w:after="0" w:line="240" w:lineRule="auto"/>
+        <w:outlineLvl w:val="2"/>
+        <w:rPr>
+          <w:rFonts w:ascii="Times New Roman" w:eastAsia="Times New Roman" w:hAnsi="Times New Roman" w:cs="Times New Roman"/>
+          <w:b/>
+          <w:bCs/>
+          <w:sz w:val="27"/>
+          <w:szCs w:val="27"/>
+        </w:rPr>
+      </w:pPr>
+      <w:r>
+        <w:rPr>
+          <w:rFonts w:ascii="Times New Roman" w:eastAsia="Times New Roman" w:hAnsi="Times New Roman" w:cs="Times New Roman"/>
+          <w:b/>
+          <w:bCs/>
+          <w:sz w:val="27"/>
+          <w:szCs w:val="27"/>
+        </w:rPr>
+        <w:t>11. Name the operators listed below:</w:t>
+      </w:r>
+    </w:p>
+    <w:p>
+      <w:pPr>
+        <w:spacing w:after="0" w:line="240" w:lineRule="auto"/>
+        <w:rPr>
+          <w:rFonts w:ascii="Times New Roman" w:eastAsia="Times New Roman" w:hAnsi="Times New Roman" w:cs="Times New Roman"/>
+          <w:sz w:val="24"/>
+          <w:szCs w:val="24"/>
+        </w:rPr>
+      </w:pPr>
+      <w:r>
+        <w:rPr>
+          <w:rFonts w:ascii="Times New Roman" w:eastAsia="Times New Roman" w:hAnsi="Times New Roman" w:cs="Times New Roman"/>
+          <w:sz w:val="24"/>
+          <w:szCs w:val="24"/>
+        </w:rPr>
+        <w:t xml:space="preserve">a. </w:t>
+      </w:r>
+      <w:r>
+        <w:rPr>
+          <w:rFonts w:ascii="Courier New" w:eastAsia="Times New Roman" w:hAnsi="Courier New" w:cs="Courier New"/>
+          <w:sz w:val="20"/>
+          <w:szCs w:val="20"/>
+        </w:rPr>
+        <w:t>&lt;=</w:t>
+      </w:r>
+      <w:r>
+        <w:rPr>
+          <w:rFonts w:ascii="Times New Roman" w:eastAsia="Times New Roman" w:hAnsi="Times New Roman" w:cs="Times New Roman"/>
+          <w:sz w:val="24"/>
+          <w:szCs w:val="24"/>
+        </w:rPr>
+        <w:br/>
+        <w:t xml:space="preserve">b. </w:t>
+      </w:r>
+      <w:r>
+        <w:rPr>
+          <w:rFonts w:ascii="Courier New" w:eastAsia="Times New Roman" w:hAnsi="Courier New" w:cs="Courier New"/>
+          <w:sz w:val="20"/>
+          <w:szCs w:val="20"/>
+        </w:rPr>
+        <w:t>++</w:t>
+      </w:r>
+      <w:r>
+        <w:rPr>
+          <w:rFonts w:ascii="Times New Roman" w:eastAsia="Times New Roman" w:hAnsi="Times New Roman" w:cs="Times New Roman"/>
+          <w:sz w:val="24"/>
+          <w:szCs w:val="24"/>
+        </w:rPr>
+        <w:br/>
+        <w:t xml:space="preserve">c. </w:t>
+      </w:r>
+      <w:r>
+        <w:rPr>
+          <w:rFonts w:ascii="Courier New" w:eastAsia="Times New Roman" w:hAnsi="Courier New" w:cs="Courier New"/>
+          <w:sz w:val="20"/>
+          <w:szCs w:val="20"/>
+        </w:rPr>
+        <w:t>&amp;&amp;</w:t>
+      </w:r>
+      <w:r>
+        <w:rPr>
+          <w:rFonts w:ascii="Times New Roman" w:eastAsia="Times New Roman" w:hAnsi="Times New Roman" w:cs="Times New Roman"/>
+          <w:sz w:val="24"/>
+          <w:szCs w:val="24"/>
+        </w:rPr>
+        <w:br/>
+        <w:t>d</w:t>
+      </w:r>
+      <w:proofErr w:type="gramStart"/>
+      <w:r>
+        <w:rPr>
+          <w:rFonts w:ascii="Times New Roman" w:eastAsia="Times New Roman" w:hAnsi="Times New Roman" w:cs="Times New Roman"/>
+          <w:sz w:val="24"/>
+          <w:szCs w:val="24"/>
+        </w:rPr>
+        <w:t xml:space="preserve">. </w:t>
+      </w:r>
+      <w:r>
+        <w:rPr>
+          <w:rFonts w:ascii="Courier New" w:eastAsia="Times New Roman" w:hAnsi="Courier New" w:cs="Courier New"/>
+          <w:sz w:val="20"/>
+          <w:szCs w:val="20"/>
+        </w:rPr>
+        <w:t>?:</w:t>
+      </w:r>
+      <w:proofErr w:type="gramEnd"/>
+    </w:p>
+    <w:p>
+      <w:pPr>
+        <w:spacing w:after="0" w:line="240" w:lineRule="auto"/>
+        <w:rPr>
+          <w:rFonts w:ascii="Times New Roman" w:eastAsia="Times New Roman" w:hAnsi="Times New Roman" w:cs="Times New Roman"/>
+          <w:sz w:val="24"/>
+          <w:szCs w:val="24"/>
+        </w:rPr>
+      </w:pPr>
+      <w:r>
+        <w:rPr>
+          <w:rFonts w:ascii="Times New Roman" w:eastAsia="Times New Roman" w:hAnsi="Times New Roman" w:cs="Times New Roman"/>
+          <w:b/>
+          <w:bCs/>
+          <w:color w:val="FF0000"/>
+          <w:sz w:val="24"/>
+          <w:szCs w:val="24"/>
+        </w:rPr>
+        <w:t>Answer</w:t>
+      </w:r>
+      <w:proofErr w:type="gramStart"/>
+      <w:r>
+        <w:rPr>
+          <w:rFonts w:ascii="Times New Roman" w:eastAsia="Times New Roman" w:hAnsi="Times New Roman" w:cs="Times New Roman"/>
+          <w:b/>
+          <w:bCs/>
+          <w:color w:val="FF0000"/>
+          <w:sz w:val="24"/>
+          <w:szCs w:val="24"/>
+        </w:rPr>
+        <w:t>:</w:t>
+      </w:r>
+      <w:proofErr w:type="gramEnd"/>
+      <w:r>
+        <w:rPr>
+          <w:rFonts w:ascii="Times New Roman" w:eastAsia="Times New Roman" w:hAnsi="Times New Roman" w:cs="Times New Roman"/>
+          <w:color w:val="FF0000"/>
+          <w:sz w:val="24"/>
+          <w:szCs w:val="24"/>
+        </w:rPr>
+        <w:br/>
+      </w:r>
+      <w:r>
+        <w:rPr>
+          <w:rFonts w:ascii="Times New Roman" w:eastAsia="Times New Roman" w:hAnsi="Times New Roman" w:cs="Times New Roman"/>
+          <w:sz w:val="24"/>
+          <w:szCs w:val="24"/>
+        </w:rPr>
+        <w:t>a. Less than or equal to operator</w:t>
+      </w:r>
+      <w:r>
+        <w:rPr>
+          <w:rFonts w:ascii="Times New Roman" w:eastAsia="Times New Roman" w:hAnsi="Times New Roman" w:cs="Times New Roman"/>
+          <w:sz w:val="24"/>
+          <w:szCs w:val="24"/>
+        </w:rPr>
+        <w:br/>
+        <w:t>b. Increment operator</w:t>
+      </w:r>
+      <w:r>
+        <w:rPr>
+          <w:rFonts w:ascii="Times New Roman" w:eastAsia="Times New Roman" w:hAnsi="Times New Roman" w:cs="Times New Roman"/>
+          <w:sz w:val="24"/>
+          <w:szCs w:val="24"/>
+        </w:rPr>
+        <w:br/>
+        <w:t>c. Logical AND operator</w:t>
+      </w:r>
+      <w:r>
+        <w:rPr>
+          <w:rFonts w:ascii="Times New Roman" w:eastAsia="Times New Roman" w:hAnsi="Times New Roman" w:cs="Times New Roman"/>
+          <w:sz w:val="24"/>
+          <w:szCs w:val="24"/>
+        </w:rPr>
+        <w:br/>
+        <w:t>d. Conditional (Ternary) operator</w:t>
+      </w:r>
+    </w:p>
+    <w:p>
+      <w:pPr>
+        <w:spacing w:after="0" w:line="240" w:lineRule="auto"/>
+        <w:outlineLvl w:val="2"/>
+        <w:rPr>
+          <w:rFonts w:ascii="Times New Roman" w:eastAsia="Times New Roman" w:hAnsi="Times New Roman" w:cs="Times New Roman"/>
+          <w:b/>
+          <w:bCs/>
+          <w:sz w:val="27"/>
+          <w:szCs w:val="27"/>
+        </w:rPr>
+      </w:pPr>
+      <w:r>
+        <w:rPr>
+          <w:rFonts w:ascii="Times New Roman" w:eastAsia="Times New Roman" w:hAnsi="Times New Roman" w:cs="Times New Roman"/>
+          <w:b/>
+          <w:bCs/>
+          <w:sz w:val="27"/>
+          <w:szCs w:val="27"/>
+        </w:rPr>
+        <w:t xml:space="preserve">12. State the number of bytes occupied by char and </w:t>
+      </w:r>
+      <w:proofErr w:type="spellStart"/>
+      <w:r>
+        <w:rPr>
+          <w:rFonts w:ascii="Times New Roman" w:eastAsia="Times New Roman" w:hAnsi="Times New Roman" w:cs="Times New Roman"/>
+          <w:b/>
+          <w:bCs/>
+          <w:sz w:val="27"/>
+          <w:szCs w:val="27"/>
+        </w:rPr>
+        <w:t>int</w:t>
+      </w:r>
+      <w:proofErr w:type="spellEnd"/>
+      <w:r>
+        <w:rPr>
+          <w:rFonts w:ascii="Times New Roman" w:eastAsia="Times New Roman" w:hAnsi="Times New Roman" w:cs="Times New Roman"/>
+          <w:b/>
+          <w:bCs/>
+          <w:sz w:val="27"/>
+          <w:szCs w:val="27"/>
+        </w:rPr>
+        <w:t xml:space="preserve"> data types.</w:t>
+      </w:r>
+    </w:p>
+    <w:p>
+      <w:pPr>
+        <w:spacing w:after="0" w:line="240" w:lineRule="auto"/>
+        <w:rPr>
+          <w:rFonts w:ascii="Times New Roman" w:eastAsia="Times New Roman" w:hAnsi="Times New Roman" w:cs="Times New Roman"/>
+          <w:color w:val="FF0000"/>
+          <w:sz w:val="24"/>
+          <w:szCs w:val="24"/>
+        </w:rPr>
+      </w:pPr>
+      <w:r>
+        <w:rPr>
+          <w:rFonts w:ascii="Times New Roman" w:eastAsia="Times New Roman" w:hAnsi="Times New Roman" w:cs="Times New Roman"/>
+          <w:b/>
+          <w:bCs/>
+          <w:color w:val="FF0000"/>
+          <w:sz w:val="24"/>
+          <w:szCs w:val="24"/>
+        </w:rPr>
+        <w:t>Answer:</w:t>
       </w:r>
     </w:p>
     <w:p>
       <w:pPr>
         <w:numPr>
           <w:ilvl w:val="0"/>
-          <w:numId w:val="1"/>
+          <w:numId w:val="21"/>
         </w:numPr>
         <w:spacing w:after="0" w:line="240" w:lineRule="auto"/>
-        <w:ind w:left="270"/>
-        <w:rPr>
-          <w:rFonts w:ascii="Times New Roman" w:eastAsia="Times New Roman" w:hAnsi="Times New Roman" w:cs="Times New Roman"/>
-          <w:color w:val="FF0000"/>
-          <w:sz w:val="24"/>
-          <w:szCs w:val="24"/>
-        </w:rPr>
-      </w:pPr>
-      <w:r>
-        <w:rPr>
-          <w:rFonts w:ascii="Times New Roman" w:eastAsia="Times New Roman" w:hAnsi="Times New Roman" w:cs="Times New Roman"/>
-          <w:b/>
-          <w:bCs/>
-          <w:color w:val="00B050"/>
-          <w:sz w:val="24"/>
-          <w:szCs w:val="24"/>
-        </w:rPr>
-        <w:t>To store character values, a corresponding numeric value is generated in</w:t>
-      </w:r>
-      <w:r>
-        <w:rPr>
-          <w:rFonts w:ascii="Times New Roman" w:eastAsia="Times New Roman" w:hAnsi="Times New Roman" w:cs="Times New Roman"/>
-          <w:color w:val="00B050"/>
-          <w:sz w:val="24"/>
-          <w:szCs w:val="24"/>
-        </w:rPr>
-        <w:br/>
-      </w:r>
-      <w:r>
-        <w:rPr>
-          <w:rFonts w:ascii="Times New Roman" w:eastAsia="Times New Roman" w:hAnsi="Times New Roman" w:cs="Times New Roman"/>
-          <w:b/>
-          <w:bCs/>
-          <w:sz w:val="24"/>
-          <w:szCs w:val="24"/>
-        </w:rPr>
-        <w:t>a. Decimal form</w:t>
-      </w:r>
-      <w:r>
-        <w:rPr>
-          <w:rFonts w:ascii="Times New Roman" w:eastAsia="Times New Roman" w:hAnsi="Times New Roman" w:cs="Times New Roman"/>
-          <w:sz w:val="24"/>
-          <w:szCs w:val="24"/>
-        </w:rPr>
-        <w:br/>
-      </w:r>
-      <w:r>
-        <w:rPr>
-          <w:rFonts w:ascii="Times New Roman" w:eastAsia="Times New Roman" w:hAnsi="Times New Roman" w:cs="Times New Roman"/>
-          <w:b/>
-          <w:bCs/>
-          <w:sz w:val="24"/>
-          <w:szCs w:val="24"/>
-        </w:rPr>
-        <w:t>b. Binary form</w:t>
-      </w:r>
-      <w:r>
-        <w:rPr>
-          <w:rFonts w:ascii="Times New Roman" w:eastAsia="Times New Roman" w:hAnsi="Times New Roman" w:cs="Times New Roman"/>
-          <w:sz w:val="24"/>
-          <w:szCs w:val="24"/>
-        </w:rPr>
-        <w:br/>
-      </w:r>
-      <w:r>
-        <w:rPr>
-          <w:rFonts w:ascii="Times New Roman" w:eastAsia="Times New Roman" w:hAnsi="Times New Roman" w:cs="Times New Roman"/>
-          <w:b/>
-          <w:bCs/>
-          <w:sz w:val="24"/>
-          <w:szCs w:val="24"/>
-        </w:rPr>
-        <w:t>c. ASCII</w:t>
-      </w:r>
-      <w:r>
-        <w:rPr>
-          <w:rFonts w:ascii="Times New Roman" w:eastAsia="Times New Roman" w:hAnsi="Times New Roman" w:cs="Times New Roman"/>
-          <w:sz w:val="24"/>
-          <w:szCs w:val="24"/>
-        </w:rPr>
-        <w:br/>
-      </w:r>
-      <w:r>
-        <w:rPr>
-          <w:rFonts w:ascii="Times New Roman" w:eastAsia="Times New Roman" w:hAnsi="Times New Roman" w:cs="Times New Roman"/>
-          <w:b/>
-          <w:bCs/>
-          <w:sz w:val="24"/>
-          <w:szCs w:val="24"/>
-        </w:rPr>
-        <w:t>d. UNICODE</w:t>
-      </w:r>
-      <w:r>
-        <w:rPr>
-          <w:rFonts w:ascii="Times New Roman" w:eastAsia="Times New Roman" w:hAnsi="Times New Roman" w:cs="Times New Roman"/>
-          <w:sz w:val="24"/>
-          <w:szCs w:val="24"/>
-        </w:rPr>
-        <w:br/>
-      </w:r>
-      <w:r>
-        <w:rPr>
-          <w:rFonts w:ascii="Times New Roman" w:eastAsia="Times New Roman" w:hAnsi="Times New Roman" w:cs="Times New Roman"/>
-          <w:b/>
-          <w:bCs/>
-          <w:color w:val="FF0000"/>
-          <w:sz w:val="24"/>
-          <w:szCs w:val="24"/>
-        </w:rPr>
-        <w:t>Answer:-</w:t>
-      </w:r>
-      <w:r>
-        <w:rPr>
-          <w:rFonts w:ascii="Times New Roman" w:eastAsia="Times New Roman" w:hAnsi="Times New Roman" w:cs="Times New Roman"/>
-          <w:color w:val="FF0000"/>
-          <w:sz w:val="24"/>
-          <w:szCs w:val="24"/>
-        </w:rPr>
-        <w:t xml:space="preserve"> c</w:t>
-      </w:r>
-      <w:r>
-        <w:rPr>
-          <w:rFonts w:ascii="Times New Roman" w:eastAsia="Times New Roman" w:hAnsi="Times New Roman" w:cs="Times New Roman"/>
-          <w:color w:val="FF0000"/>
-          <w:sz w:val="24"/>
-          <w:szCs w:val="24"/>
-        </w:rPr>
-        <w:t xml:space="preserve">. </w:t>
-      </w:r>
-      <w:r>
-        <w:rPr>
-          <w:rFonts w:ascii="Times New Roman" w:eastAsia="Times New Roman" w:hAnsi="Times New Roman" w:cs="Times New Roman"/>
-          <w:color w:val="FF0000"/>
-          <w:sz w:val="24"/>
-          <w:szCs w:val="24"/>
-        </w:rPr>
-        <w:t>ASCII</w:t>
-      </w:r>
-      <w:bookmarkStart w:id="0" w:name="_GoBack"/>
-      <w:bookmarkEnd w:id="0"/>
+        <w:rPr>
+          <w:rFonts w:ascii="Times New Roman" w:eastAsia="Times New Roman" w:hAnsi="Times New Roman" w:cs="Times New Roman"/>
+          <w:sz w:val="24"/>
+          <w:szCs w:val="24"/>
+        </w:rPr>
+      </w:pPr>
+      <w:r>
+        <w:rPr>
+          <w:rFonts w:ascii="Times New Roman" w:eastAsia="Times New Roman" w:hAnsi="Times New Roman" w:cs="Times New Roman"/>
+          <w:sz w:val="24"/>
+          <w:szCs w:val="24"/>
+        </w:rPr>
+        <w:t xml:space="preserve">char → 2 bytes </w:t>
+      </w:r>
     </w:p>
     <w:p>
       <w:pPr>
         <w:numPr>
           <w:ilvl w:val="0"/>
-          <w:numId w:val="1"/>
+          <w:numId w:val="21"/>
         </w:numPr>
         <w:spacing w:after="0" w:line="240" w:lineRule="auto"/>
-        <w:ind w:left="270"/>
-        <w:rPr>
-          <w:rFonts w:ascii="Times New Roman" w:eastAsia="Times New Roman" w:hAnsi="Times New Roman" w:cs="Times New Roman"/>
-          <w:color w:val="FF0000"/>
-          <w:sz w:val="24"/>
-          <w:szCs w:val="24"/>
-        </w:rPr>
-      </w:pPr>
-      <w:r>
-        <w:rPr>
-          <w:rFonts w:ascii="Times New Roman" w:eastAsia="Times New Roman" w:hAnsi="Times New Roman" w:cs="Times New Roman"/>
-          <w:b/>
-          <w:bCs/>
-          <w:color w:val="00B050"/>
-          <w:sz w:val="24"/>
-          <w:szCs w:val="24"/>
-        </w:rPr>
-        <w:t>How many escape sequence characters are there in Java?</w:t>
-      </w:r>
-      <w:r>
-        <w:rPr>
-          <w:rFonts w:ascii="Times New Roman" w:eastAsia="Times New Roman" w:hAnsi="Times New Roman" w:cs="Times New Roman"/>
-          <w:color w:val="00B050"/>
-          <w:sz w:val="24"/>
-          <w:szCs w:val="24"/>
-        </w:rPr>
-        <w:br/>
-      </w:r>
-      <w:r>
-        <w:rPr>
-          <w:rFonts w:ascii="Times New Roman" w:eastAsia="Times New Roman" w:hAnsi="Times New Roman" w:cs="Times New Roman"/>
-          <w:b/>
-          <w:bCs/>
-          <w:sz w:val="24"/>
-          <w:szCs w:val="24"/>
-        </w:rPr>
-        <w:t>a. 7</w:t>
-      </w:r>
-      <w:r>
-        <w:rPr>
-          <w:rFonts w:ascii="Times New Roman" w:eastAsia="Times New Roman" w:hAnsi="Times New Roman" w:cs="Times New Roman"/>
-          <w:sz w:val="24"/>
-          <w:szCs w:val="24"/>
-        </w:rPr>
-        <w:br/>
-      </w:r>
-      <w:r>
-        <w:rPr>
-          <w:rFonts w:ascii="Times New Roman" w:eastAsia="Times New Roman" w:hAnsi="Times New Roman" w:cs="Times New Roman"/>
-          <w:b/>
-          <w:bCs/>
-          <w:sz w:val="24"/>
-          <w:szCs w:val="24"/>
-        </w:rPr>
-        <w:t>b. 10</w:t>
-      </w:r>
-      <w:r>
-        <w:rPr>
-          <w:rFonts w:ascii="Times New Roman" w:eastAsia="Times New Roman" w:hAnsi="Times New Roman" w:cs="Times New Roman"/>
-          <w:sz w:val="24"/>
-          <w:szCs w:val="24"/>
-        </w:rPr>
-        <w:br/>
-      </w:r>
-      <w:r>
-        <w:rPr>
-          <w:rFonts w:ascii="Times New Roman" w:eastAsia="Times New Roman" w:hAnsi="Times New Roman" w:cs="Times New Roman"/>
-          <w:b/>
-          <w:bCs/>
-          <w:sz w:val="24"/>
-          <w:szCs w:val="24"/>
-        </w:rPr>
-        <w:t>c. 8</w:t>
-      </w:r>
-      <w:r>
-        <w:rPr>
-          <w:rFonts w:ascii="Times New Roman" w:eastAsia="Times New Roman" w:hAnsi="Times New Roman" w:cs="Times New Roman"/>
-          <w:sz w:val="24"/>
-          <w:szCs w:val="24"/>
-        </w:rPr>
-        <w:br/>
-      </w:r>
-      <w:r>
-        <w:rPr>
-          <w:rFonts w:ascii="Times New Roman" w:eastAsia="Times New Roman" w:hAnsi="Times New Roman" w:cs="Times New Roman"/>
-          <w:b/>
-          <w:bCs/>
-          <w:sz w:val="24"/>
-          <w:szCs w:val="24"/>
-        </w:rPr>
-        <w:t>d. 12</w:t>
-      </w:r>
-      <w:r>
-        <w:rPr>
-          <w:rFonts w:ascii="Times New Roman" w:eastAsia="Times New Roman" w:hAnsi="Times New Roman" w:cs="Times New Roman"/>
-          <w:sz w:val="24"/>
-          <w:szCs w:val="24"/>
-        </w:rPr>
-        <w:br/>
-      </w:r>
-      <w:r>
-        <w:rPr>
-          <w:rFonts w:ascii="Times New Roman" w:eastAsia="Times New Roman" w:hAnsi="Times New Roman" w:cs="Times New Roman"/>
-          <w:b/>
-          <w:bCs/>
-          <w:color w:val="FF0000"/>
-          <w:sz w:val="24"/>
-          <w:szCs w:val="24"/>
-        </w:rPr>
-        <w:t>Answer:-</w:t>
-      </w:r>
-      <w:r>
-        <w:rPr>
-          <w:rFonts w:ascii="Times New Roman" w:eastAsia="Times New Roman" w:hAnsi="Times New Roman" w:cs="Times New Roman"/>
-          <w:color w:val="FF0000"/>
-          <w:sz w:val="24"/>
-          <w:szCs w:val="24"/>
-        </w:rPr>
-        <w:t xml:space="preserve"> c. 8</w:t>
+        <w:rPr>
+          <w:rFonts w:ascii="Times New Roman" w:eastAsia="Times New Roman" w:hAnsi="Times New Roman" w:cs="Times New Roman"/>
+          <w:sz w:val="24"/>
+          <w:szCs w:val="24"/>
+        </w:rPr>
+      </w:pPr>
+      <w:proofErr w:type="spellStart"/>
+      <w:r>
+        <w:rPr>
+          <w:rFonts w:ascii="Times New Roman" w:eastAsia="Times New Roman" w:hAnsi="Times New Roman" w:cs="Times New Roman"/>
+          <w:sz w:val="24"/>
+          <w:szCs w:val="24"/>
+        </w:rPr>
+        <w:t>int</w:t>
+      </w:r>
+      <w:proofErr w:type="spellEnd"/>
+      <w:r>
+        <w:rPr>
+          <w:rFonts w:ascii="Times New Roman" w:eastAsia="Times New Roman" w:hAnsi="Times New Roman" w:cs="Times New Roman"/>
+          <w:sz w:val="24"/>
+          <w:szCs w:val="24"/>
+        </w:rPr>
+        <w:t xml:space="preserve"> → 4 bytes </w:t>
+      </w:r>
+    </w:p>
+    <w:p>
+      <w:pPr>
+        <w:spacing w:after="0" w:line="240" w:lineRule="auto"/>
+        <w:outlineLvl w:val="2"/>
+        <w:rPr>
+          <w:rFonts w:ascii="Times New Roman" w:eastAsia="Times New Roman" w:hAnsi="Times New Roman" w:cs="Times New Roman"/>
+          <w:b/>
+          <w:bCs/>
+          <w:sz w:val="27"/>
+          <w:szCs w:val="27"/>
+        </w:rPr>
+      </w:pPr>
+      <w:r>
+        <w:rPr>
+          <w:rFonts w:ascii="Times New Roman" w:eastAsia="Times New Roman" w:hAnsi="Times New Roman" w:cs="Times New Roman"/>
+          <w:b/>
+          <w:bCs/>
+          <w:sz w:val="27"/>
+          <w:szCs w:val="27"/>
+        </w:rPr>
+        <w:t>13. What are keywords? Give one example.</w:t>
+      </w:r>
+    </w:p>
+    <w:p>
+      <w:pPr>
+        <w:spacing w:after="0" w:line="240" w:lineRule="auto"/>
+        <w:rPr>
+          <w:rFonts w:ascii="Times New Roman" w:eastAsia="Times New Roman" w:hAnsi="Times New Roman" w:cs="Times New Roman"/>
+          <w:sz w:val="24"/>
+          <w:szCs w:val="24"/>
+        </w:rPr>
+      </w:pPr>
+      <w:r>
+        <w:rPr>
+          <w:rFonts w:ascii="Times New Roman" w:eastAsia="Times New Roman" w:hAnsi="Times New Roman" w:cs="Times New Roman"/>
+          <w:b/>
+          <w:bCs/>
+          <w:color w:val="FF0000"/>
+          <w:sz w:val="24"/>
+          <w:szCs w:val="24"/>
+        </w:rPr>
+        <w:t>Answer</w:t>
+      </w:r>
+      <w:proofErr w:type="gramStart"/>
+      <w:r>
+        <w:rPr>
+          <w:rFonts w:ascii="Times New Roman" w:eastAsia="Times New Roman" w:hAnsi="Times New Roman" w:cs="Times New Roman"/>
+          <w:b/>
+          <w:bCs/>
+          <w:color w:val="FF0000"/>
+          <w:sz w:val="24"/>
+          <w:szCs w:val="24"/>
+        </w:rPr>
+        <w:t>:</w:t>
+      </w:r>
+      <w:proofErr w:type="gramEnd"/>
+      <w:r>
+        <w:rPr>
+          <w:rFonts w:ascii="Times New Roman" w:eastAsia="Times New Roman" w:hAnsi="Times New Roman" w:cs="Times New Roman"/>
+          <w:color w:val="FF0000"/>
+          <w:sz w:val="24"/>
+          <w:szCs w:val="24"/>
+        </w:rPr>
+        <w:br/>
+      </w:r>
+      <w:r>
+        <w:rPr>
+          <w:rFonts w:ascii="Times New Roman" w:eastAsia="Times New Roman" w:hAnsi="Times New Roman" w:cs="Times New Roman"/>
+          <w:sz w:val="24"/>
+          <w:szCs w:val="24"/>
+        </w:rPr>
+        <w:t>Keywords are predefined words reserved by Java compiler for a specific purpose.</w:t>
+      </w:r>
+      <w:r>
+        <w:rPr>
+          <w:rFonts w:ascii="Times New Roman" w:eastAsia="Times New Roman" w:hAnsi="Times New Roman" w:cs="Times New Roman"/>
+          <w:sz w:val="24"/>
+          <w:szCs w:val="24"/>
+        </w:rPr>
+        <w:br/>
+        <w:t xml:space="preserve">Example: </w:t>
+      </w:r>
+      <w:r>
+        <w:rPr>
+          <w:rFonts w:ascii="Courier New" w:eastAsia="Times New Roman" w:hAnsi="Courier New" w:cs="Courier New"/>
+          <w:sz w:val="20"/>
+          <w:szCs w:val="20"/>
+        </w:rPr>
+        <w:t>public</w:t>
+      </w:r>
+    </w:p>
+    <w:p>
+      <w:pPr>
+        <w:spacing w:after="0" w:line="240" w:lineRule="auto"/>
+        <w:outlineLvl w:val="2"/>
+        <w:rPr>
+          <w:rFonts w:ascii="Times New Roman" w:eastAsia="Times New Roman" w:hAnsi="Times New Roman" w:cs="Times New Roman"/>
+          <w:b/>
+          <w:bCs/>
+          <w:sz w:val="27"/>
+          <w:szCs w:val="27"/>
+        </w:rPr>
+      </w:pPr>
+      <w:r>
+        <w:rPr>
+          <w:rFonts w:ascii="Times New Roman" w:eastAsia="Times New Roman" w:hAnsi="Times New Roman" w:cs="Times New Roman"/>
+          <w:b/>
+          <w:bCs/>
+          <w:sz w:val="27"/>
+          <w:szCs w:val="27"/>
+        </w:rPr>
+        <w:t>14. Write one difference between primitive and non-primitive data type.</w:t>
+      </w:r>
+    </w:p>
+    <w:p>
+      <w:pPr>
+        <w:spacing w:after="0" w:line="240" w:lineRule="auto"/>
+        <w:rPr>
+          <w:rFonts w:ascii="Times New Roman" w:eastAsia="Times New Roman" w:hAnsi="Times New Roman" w:cs="Times New Roman"/>
+          <w:color w:val="FF0000"/>
+          <w:sz w:val="24"/>
+          <w:szCs w:val="24"/>
+        </w:rPr>
+      </w:pPr>
+      <w:r>
+        <w:rPr>
+          <w:rFonts w:ascii="Times New Roman" w:eastAsia="Times New Roman" w:hAnsi="Times New Roman" w:cs="Times New Roman"/>
+          <w:b/>
+          <w:bCs/>
+          <w:color w:val="FF0000"/>
+          <w:sz w:val="24"/>
+          <w:szCs w:val="24"/>
+        </w:rPr>
+        <w:t>Answer:</w:t>
       </w:r>
     </w:p>
     <w:p>
       <w:pPr>
         <w:numPr>
           <w:ilvl w:val="0"/>
-          <w:numId w:val="1"/>
+          <w:numId w:val="22"/>
         </w:numPr>
         <w:spacing w:after="0" w:line="240" w:lineRule="auto"/>
-        <w:ind w:left="270"/>
-        <w:rPr>
-          <w:rFonts w:ascii="Times New Roman" w:eastAsia="Times New Roman" w:hAnsi="Times New Roman" w:cs="Times New Roman"/>
-          <w:color w:val="00B050"/>
-          <w:sz w:val="24"/>
-          <w:szCs w:val="24"/>
-        </w:rPr>
-      </w:pPr>
-      <w:r>
-        <w:rPr>
-          <w:rFonts w:ascii="Times New Roman" w:eastAsia="Times New Roman" w:hAnsi="Times New Roman" w:cs="Times New Roman"/>
-          <w:b/>
-          <w:bCs/>
-          <w:color w:val="00B050"/>
-          <w:sz w:val="24"/>
-          <w:szCs w:val="24"/>
-        </w:rPr>
-        <w:t>Consider the following code:</w:t>
+        <w:rPr>
+          <w:rFonts w:ascii="Times New Roman" w:eastAsia="Times New Roman" w:hAnsi="Times New Roman" w:cs="Times New Roman"/>
+          <w:sz w:val="24"/>
+          <w:szCs w:val="24"/>
+        </w:rPr>
+      </w:pPr>
+      <w:r>
+        <w:rPr>
+          <w:rFonts w:ascii="Times New Roman" w:eastAsia="Times New Roman" w:hAnsi="Times New Roman" w:cs="Times New Roman"/>
+          <w:sz w:val="24"/>
+          <w:szCs w:val="24"/>
+        </w:rPr>
+        <w:t xml:space="preserve">Primitive data types store actual values directly. </w:t>
+      </w:r>
+    </w:p>
+    <w:p>
+      <w:pPr>
+        <w:numPr>
+          <w:ilvl w:val="0"/>
+          <w:numId w:val="22"/>
+        </w:numPr>
+        <w:spacing w:after="0" w:line="240" w:lineRule="auto"/>
+        <w:rPr>
+          <w:rFonts w:ascii="Times New Roman" w:eastAsia="Times New Roman" w:hAnsi="Times New Roman" w:cs="Times New Roman"/>
+          <w:sz w:val="24"/>
+          <w:szCs w:val="24"/>
+        </w:rPr>
+      </w:pPr>
+      <w:r>
+        <w:rPr>
+          <w:rFonts w:ascii="Times New Roman" w:eastAsia="Times New Roman" w:hAnsi="Times New Roman" w:cs="Times New Roman"/>
+          <w:sz w:val="24"/>
+          <w:szCs w:val="24"/>
+        </w:rPr>
+        <w:t xml:space="preserve">Non-primitive data types store reference (address) of the value. </w:t>
+      </w:r>
+    </w:p>
+    <w:p>
+      <w:pPr>
+        <w:spacing w:after="0" w:line="240" w:lineRule="auto"/>
+        <w:outlineLvl w:val="2"/>
+        <w:rPr>
+          <w:rFonts w:ascii="Times New Roman" w:eastAsia="Times New Roman" w:hAnsi="Times New Roman" w:cs="Times New Roman"/>
+          <w:b/>
+          <w:bCs/>
+          <w:sz w:val="27"/>
+          <w:szCs w:val="27"/>
+        </w:rPr>
+      </w:pPr>
+      <w:r>
+        <w:rPr>
+          <w:rFonts w:ascii="Times New Roman" w:eastAsia="Times New Roman" w:hAnsi="Times New Roman" w:cs="Times New Roman"/>
+          <w:b/>
+          <w:bCs/>
+          <w:sz w:val="27"/>
+          <w:szCs w:val="27"/>
+        </w:rPr>
+        <w:t>15. What is type casting? Show with example.</w:t>
+      </w:r>
+    </w:p>
+    <w:p>
+      <w:pPr>
+        <w:spacing w:after="0" w:line="240" w:lineRule="auto"/>
+        <w:rPr>
+          <w:rFonts w:ascii="Times New Roman" w:eastAsia="Times New Roman" w:hAnsi="Times New Roman" w:cs="Times New Roman"/>
+          <w:sz w:val="24"/>
+          <w:szCs w:val="24"/>
+        </w:rPr>
+      </w:pPr>
+      <w:bookmarkStart w:id="0" w:name="_GoBack"/>
+      <w:r>
+        <w:rPr>
+          <w:rFonts w:ascii="Times New Roman" w:eastAsia="Times New Roman" w:hAnsi="Times New Roman" w:cs="Times New Roman"/>
+          <w:b/>
+          <w:bCs/>
+          <w:color w:val="FF0000"/>
+          <w:sz w:val="24"/>
+          <w:szCs w:val="24"/>
+        </w:rPr>
+        <w:lastRenderedPageBreak/>
+        <w:t>Answer</w:t>
+      </w:r>
+      <w:proofErr w:type="gramStart"/>
+      <w:r>
+        <w:rPr>
+          <w:rFonts w:ascii="Times New Roman" w:eastAsia="Times New Roman" w:hAnsi="Times New Roman" w:cs="Times New Roman"/>
+          <w:b/>
+          <w:bCs/>
+          <w:color w:val="FF0000"/>
+          <w:sz w:val="24"/>
+          <w:szCs w:val="24"/>
+        </w:rPr>
+        <w:t>:</w:t>
+      </w:r>
+      <w:proofErr w:type="gramEnd"/>
+      <w:r>
+        <w:rPr>
+          <w:rFonts w:ascii="Times New Roman" w:eastAsia="Times New Roman" w:hAnsi="Times New Roman" w:cs="Times New Roman"/>
+          <w:color w:val="FF0000"/>
+          <w:sz w:val="24"/>
+          <w:szCs w:val="24"/>
+        </w:rPr>
+        <w:br/>
+      </w:r>
+      <w:bookmarkEnd w:id="0"/>
+      <w:r>
+        <w:rPr>
+          <w:rFonts w:ascii="Times New Roman" w:eastAsia="Times New Roman" w:hAnsi="Times New Roman" w:cs="Times New Roman"/>
+          <w:sz w:val="24"/>
+          <w:szCs w:val="24"/>
+        </w:rPr>
+        <w:t>Type casting is converting one data type into another.</w:t>
+      </w:r>
+    </w:p>
+    <w:p>
+      <w:pPr>
+        <w:spacing w:after="0" w:line="240" w:lineRule="auto"/>
+        <w:rPr>
+          <w:rFonts w:ascii="Times New Roman" w:eastAsia="Times New Roman" w:hAnsi="Times New Roman" w:cs="Times New Roman"/>
+          <w:sz w:val="24"/>
+          <w:szCs w:val="24"/>
+        </w:rPr>
+      </w:pPr>
+      <w:r>
+        <w:rPr>
+          <w:rFonts w:ascii="Times New Roman" w:eastAsia="Times New Roman" w:hAnsi="Times New Roman" w:cs="Times New Roman"/>
+          <w:sz w:val="24"/>
+          <w:szCs w:val="24"/>
+        </w:rPr>
+        <w:t>Example:</w:t>
       </w:r>
     </w:p>
     <w:p>
@@ -854,6 +3527,1226 @@
           <w:tab w:val="left" w:pos="14656"/>
         </w:tabs>
         <w:spacing w:after="0" w:line="240" w:lineRule="auto"/>
+        <w:rPr>
+          <w:rFonts w:ascii="Courier New" w:eastAsia="Times New Roman" w:hAnsi="Courier New" w:cs="Courier New"/>
+          <w:sz w:val="20"/>
+          <w:szCs w:val="20"/>
+        </w:rPr>
+      </w:pPr>
+      <w:proofErr w:type="gramStart"/>
+      <w:r>
+        <w:rPr>
+          <w:rFonts w:ascii="Courier New" w:eastAsia="Times New Roman" w:hAnsi="Courier New" w:cs="Courier New"/>
+          <w:sz w:val="20"/>
+          <w:szCs w:val="20"/>
+        </w:rPr>
+        <w:t>char</w:t>
+      </w:r>
+      <w:proofErr w:type="gramEnd"/>
+      <w:r>
+        <w:rPr>
+          <w:rFonts w:ascii="Courier New" w:eastAsia="Times New Roman" w:hAnsi="Courier New" w:cs="Courier New"/>
+          <w:sz w:val="20"/>
+          <w:szCs w:val="20"/>
+        </w:rPr>
+        <w:t xml:space="preserve"> c = (char) 120;</w:t>
+      </w:r>
+    </w:p>
+    <w:p>
+      <w:pPr>
+        <w:spacing w:after="0" w:line="240" w:lineRule="auto"/>
+        <w:outlineLvl w:val="2"/>
+        <w:rPr>
+          <w:rFonts w:ascii="Times New Roman" w:eastAsia="Times New Roman" w:hAnsi="Times New Roman" w:cs="Times New Roman"/>
+          <w:b/>
+          <w:bCs/>
+          <w:sz w:val="27"/>
+          <w:szCs w:val="27"/>
+        </w:rPr>
+      </w:pPr>
+      <w:r>
+        <w:rPr>
+          <w:rFonts w:ascii="Times New Roman" w:eastAsia="Times New Roman" w:hAnsi="Times New Roman" w:cs="Times New Roman"/>
+          <w:b/>
+          <w:bCs/>
+          <w:sz w:val="27"/>
+          <w:szCs w:val="27"/>
+        </w:rPr>
+        <w:t xml:space="preserve">16. What are the default values of </w:t>
+      </w:r>
+      <w:proofErr w:type="spellStart"/>
+      <w:r>
+        <w:rPr>
+          <w:rFonts w:ascii="Times New Roman" w:eastAsia="Times New Roman" w:hAnsi="Times New Roman" w:cs="Times New Roman"/>
+          <w:b/>
+          <w:bCs/>
+          <w:sz w:val="27"/>
+          <w:szCs w:val="27"/>
+        </w:rPr>
+        <w:t>int</w:t>
+      </w:r>
+      <w:proofErr w:type="spellEnd"/>
+      <w:r>
+        <w:rPr>
+          <w:rFonts w:ascii="Times New Roman" w:eastAsia="Times New Roman" w:hAnsi="Times New Roman" w:cs="Times New Roman"/>
+          <w:b/>
+          <w:bCs/>
+          <w:sz w:val="27"/>
+          <w:szCs w:val="27"/>
+        </w:rPr>
+        <w:t xml:space="preserve"> and float?</w:t>
+      </w:r>
+    </w:p>
+    <w:p>
+      <w:pPr>
+        <w:spacing w:after="0" w:line="240" w:lineRule="auto"/>
+        <w:rPr>
+          <w:rFonts w:ascii="Times New Roman" w:eastAsia="Times New Roman" w:hAnsi="Times New Roman" w:cs="Times New Roman"/>
+          <w:color w:val="FF0000"/>
+          <w:sz w:val="24"/>
+          <w:szCs w:val="24"/>
+        </w:rPr>
+      </w:pPr>
+      <w:r>
+        <w:rPr>
+          <w:rFonts w:ascii="Times New Roman" w:eastAsia="Times New Roman" w:hAnsi="Times New Roman" w:cs="Times New Roman"/>
+          <w:b/>
+          <w:bCs/>
+          <w:color w:val="FF0000"/>
+          <w:sz w:val="24"/>
+          <w:szCs w:val="24"/>
+        </w:rPr>
+        <w:t>Answer:</w:t>
+      </w:r>
+    </w:p>
+    <w:p>
+      <w:pPr>
+        <w:numPr>
+          <w:ilvl w:val="0"/>
+          <w:numId w:val="23"/>
+        </w:numPr>
+        <w:spacing w:after="0" w:line="240" w:lineRule="auto"/>
+        <w:rPr>
+          <w:rFonts w:ascii="Times New Roman" w:eastAsia="Times New Roman" w:hAnsi="Times New Roman" w:cs="Times New Roman"/>
+          <w:sz w:val="24"/>
+          <w:szCs w:val="24"/>
+        </w:rPr>
+      </w:pPr>
+      <w:proofErr w:type="spellStart"/>
+      <w:r>
+        <w:rPr>
+          <w:rFonts w:ascii="Times New Roman" w:eastAsia="Times New Roman" w:hAnsi="Times New Roman" w:cs="Times New Roman"/>
+          <w:sz w:val="24"/>
+          <w:szCs w:val="24"/>
+        </w:rPr>
+        <w:t>int</w:t>
+      </w:r>
+      <w:proofErr w:type="spellEnd"/>
+      <w:r>
+        <w:rPr>
+          <w:rFonts w:ascii="Times New Roman" w:eastAsia="Times New Roman" w:hAnsi="Times New Roman" w:cs="Times New Roman"/>
+          <w:sz w:val="24"/>
+          <w:szCs w:val="24"/>
+        </w:rPr>
+        <w:t xml:space="preserve"> → 0 </w:t>
+      </w:r>
+    </w:p>
+    <w:p>
+      <w:pPr>
+        <w:numPr>
+          <w:ilvl w:val="0"/>
+          <w:numId w:val="23"/>
+        </w:numPr>
+        <w:spacing w:after="0" w:line="240" w:lineRule="auto"/>
+        <w:rPr>
+          <w:rFonts w:ascii="Times New Roman" w:eastAsia="Times New Roman" w:hAnsi="Times New Roman" w:cs="Times New Roman"/>
+          <w:sz w:val="24"/>
+          <w:szCs w:val="24"/>
+        </w:rPr>
+      </w:pPr>
+      <w:r>
+        <w:rPr>
+          <w:rFonts w:ascii="Times New Roman" w:eastAsia="Times New Roman" w:hAnsi="Times New Roman" w:cs="Times New Roman"/>
+          <w:sz w:val="24"/>
+          <w:szCs w:val="24"/>
+        </w:rPr>
+        <w:t xml:space="preserve">float → 0.0 </w:t>
+      </w:r>
+    </w:p>
+    <w:p>
+      <w:pPr>
+        <w:spacing w:after="0" w:line="240" w:lineRule="auto"/>
+        <w:outlineLvl w:val="2"/>
+        <w:rPr>
+          <w:rFonts w:ascii="Times New Roman" w:eastAsia="Times New Roman" w:hAnsi="Times New Roman" w:cs="Times New Roman"/>
+          <w:b/>
+          <w:bCs/>
+          <w:sz w:val="27"/>
+          <w:szCs w:val="27"/>
+        </w:rPr>
+      </w:pPr>
+      <w:r>
+        <w:rPr>
+          <w:rFonts w:ascii="Times New Roman" w:eastAsia="Times New Roman" w:hAnsi="Times New Roman" w:cs="Times New Roman"/>
+          <w:b/>
+          <w:bCs/>
+          <w:sz w:val="27"/>
+          <w:szCs w:val="27"/>
+        </w:rPr>
+        <w:t>17. Identify the literals listed below:</w:t>
+      </w:r>
+    </w:p>
+    <w:p>
+      <w:pPr>
+        <w:spacing w:after="0" w:line="240" w:lineRule="auto"/>
+        <w:rPr>
+          <w:rFonts w:ascii="Times New Roman" w:eastAsia="Times New Roman" w:hAnsi="Times New Roman" w:cs="Times New Roman"/>
+          <w:sz w:val="24"/>
+          <w:szCs w:val="24"/>
+        </w:rPr>
+      </w:pPr>
+      <w:r>
+        <w:rPr>
+          <w:rFonts w:ascii="Times New Roman" w:eastAsia="Times New Roman" w:hAnsi="Times New Roman" w:cs="Times New Roman"/>
+          <w:sz w:val="24"/>
+          <w:szCs w:val="24"/>
+        </w:rPr>
+        <w:t xml:space="preserve">a. </w:t>
+      </w:r>
+      <w:r>
+        <w:rPr>
+          <w:rFonts w:ascii="Courier New" w:eastAsia="Times New Roman" w:hAnsi="Courier New" w:cs="Courier New"/>
+          <w:sz w:val="20"/>
+          <w:szCs w:val="20"/>
+        </w:rPr>
+        <w:t>0.5</w:t>
+      </w:r>
+      <w:r>
+        <w:rPr>
+          <w:rFonts w:ascii="Times New Roman" w:eastAsia="Times New Roman" w:hAnsi="Times New Roman" w:cs="Times New Roman"/>
+          <w:sz w:val="24"/>
+          <w:szCs w:val="24"/>
+        </w:rPr>
+        <w:br/>
+        <w:t xml:space="preserve">b. </w:t>
+      </w:r>
+      <w:r>
+        <w:rPr>
+          <w:rFonts w:ascii="Courier New" w:eastAsia="Times New Roman" w:hAnsi="Courier New" w:cs="Courier New"/>
+          <w:sz w:val="20"/>
+          <w:szCs w:val="20"/>
+        </w:rPr>
+        <w:t>'A'</w:t>
+      </w:r>
+      <w:r>
+        <w:rPr>
+          <w:rFonts w:ascii="Times New Roman" w:eastAsia="Times New Roman" w:hAnsi="Times New Roman" w:cs="Times New Roman"/>
+          <w:sz w:val="24"/>
+          <w:szCs w:val="24"/>
+        </w:rPr>
+        <w:br/>
+        <w:t xml:space="preserve">c. </w:t>
+      </w:r>
+      <w:r>
+        <w:rPr>
+          <w:rFonts w:ascii="Courier New" w:eastAsia="Times New Roman" w:hAnsi="Courier New" w:cs="Courier New"/>
+          <w:sz w:val="20"/>
+          <w:szCs w:val="20"/>
+        </w:rPr>
+        <w:t>false</w:t>
+      </w:r>
+      <w:r>
+        <w:rPr>
+          <w:rFonts w:ascii="Times New Roman" w:eastAsia="Times New Roman" w:hAnsi="Times New Roman" w:cs="Times New Roman"/>
+          <w:sz w:val="24"/>
+          <w:szCs w:val="24"/>
+        </w:rPr>
+        <w:br/>
+        <w:t xml:space="preserve">d. </w:t>
+      </w:r>
+      <w:r>
+        <w:rPr>
+          <w:rFonts w:ascii="Courier New" w:eastAsia="Times New Roman" w:hAnsi="Courier New" w:cs="Courier New"/>
+          <w:sz w:val="20"/>
+          <w:szCs w:val="20"/>
+        </w:rPr>
+        <w:t>"a"</w:t>
+      </w:r>
+    </w:p>
+    <w:p>
+      <w:pPr>
+        <w:spacing w:after="0" w:line="240" w:lineRule="auto"/>
+        <w:rPr>
+          <w:rFonts w:ascii="Times New Roman" w:eastAsia="Times New Roman" w:hAnsi="Times New Roman" w:cs="Times New Roman"/>
+          <w:sz w:val="24"/>
+          <w:szCs w:val="24"/>
+        </w:rPr>
+      </w:pPr>
+      <w:r>
+        <w:rPr>
+          <w:rFonts w:ascii="Times New Roman" w:eastAsia="Times New Roman" w:hAnsi="Times New Roman" w:cs="Times New Roman"/>
+          <w:b/>
+          <w:bCs/>
+          <w:color w:val="FF0000"/>
+          <w:sz w:val="24"/>
+          <w:szCs w:val="24"/>
+        </w:rPr>
+        <w:t>Answer</w:t>
+      </w:r>
+      <w:proofErr w:type="gramStart"/>
+      <w:r>
+        <w:rPr>
+          <w:rFonts w:ascii="Times New Roman" w:eastAsia="Times New Roman" w:hAnsi="Times New Roman" w:cs="Times New Roman"/>
+          <w:b/>
+          <w:bCs/>
+          <w:color w:val="FF0000"/>
+          <w:sz w:val="24"/>
+          <w:szCs w:val="24"/>
+        </w:rPr>
+        <w:t>:</w:t>
+      </w:r>
+      <w:proofErr w:type="gramEnd"/>
+      <w:r>
+        <w:rPr>
+          <w:rFonts w:ascii="Times New Roman" w:eastAsia="Times New Roman" w:hAnsi="Times New Roman" w:cs="Times New Roman"/>
+          <w:color w:val="FF0000"/>
+          <w:sz w:val="24"/>
+          <w:szCs w:val="24"/>
+        </w:rPr>
+        <w:br/>
+      </w:r>
+      <w:r>
+        <w:rPr>
+          <w:rFonts w:ascii="Times New Roman" w:eastAsia="Times New Roman" w:hAnsi="Times New Roman" w:cs="Times New Roman"/>
+          <w:sz w:val="24"/>
+          <w:szCs w:val="24"/>
+        </w:rPr>
+        <w:t>a. Floating-point literal</w:t>
+      </w:r>
+      <w:r>
+        <w:rPr>
+          <w:rFonts w:ascii="Times New Roman" w:eastAsia="Times New Roman" w:hAnsi="Times New Roman" w:cs="Times New Roman"/>
+          <w:sz w:val="24"/>
+          <w:szCs w:val="24"/>
+        </w:rPr>
+        <w:br/>
+        <w:t>b. Character literal</w:t>
+      </w:r>
+      <w:r>
+        <w:rPr>
+          <w:rFonts w:ascii="Times New Roman" w:eastAsia="Times New Roman" w:hAnsi="Times New Roman" w:cs="Times New Roman"/>
+          <w:sz w:val="24"/>
+          <w:szCs w:val="24"/>
+        </w:rPr>
+        <w:br/>
+        <w:t>c. Boolean literal</w:t>
+      </w:r>
+      <w:r>
+        <w:rPr>
+          <w:rFonts w:ascii="Times New Roman" w:eastAsia="Times New Roman" w:hAnsi="Times New Roman" w:cs="Times New Roman"/>
+          <w:sz w:val="24"/>
+          <w:szCs w:val="24"/>
+        </w:rPr>
+        <w:br/>
+        <w:t>d. String literal</w:t>
+      </w:r>
+    </w:p>
+    <w:p>
+      <w:pPr>
+        <w:spacing w:after="0" w:line="240" w:lineRule="auto"/>
+        <w:outlineLvl w:val="2"/>
+        <w:rPr>
+          <w:rFonts w:ascii="Times New Roman" w:eastAsia="Times New Roman" w:hAnsi="Times New Roman" w:cs="Times New Roman"/>
+          <w:b/>
+          <w:bCs/>
+          <w:sz w:val="27"/>
+          <w:szCs w:val="27"/>
+        </w:rPr>
+      </w:pPr>
+      <w:r>
+        <w:rPr>
+          <w:rFonts w:ascii="Times New Roman" w:eastAsia="Times New Roman" w:hAnsi="Times New Roman" w:cs="Times New Roman"/>
+          <w:b/>
+          <w:bCs/>
+          <w:sz w:val="27"/>
+          <w:szCs w:val="27"/>
+        </w:rPr>
+        <w:t>18. Arrange the following primitive data types in ascending order of their size:</w:t>
+      </w:r>
+    </w:p>
+    <w:p>
+      <w:pPr>
+        <w:spacing w:after="0" w:line="240" w:lineRule="auto"/>
+        <w:rPr>
+          <w:rFonts w:ascii="Times New Roman" w:eastAsia="Times New Roman" w:hAnsi="Times New Roman" w:cs="Times New Roman"/>
+          <w:sz w:val="24"/>
+          <w:szCs w:val="24"/>
+        </w:rPr>
+      </w:pPr>
+      <w:proofErr w:type="gramStart"/>
+      <w:r>
+        <w:rPr>
+          <w:rFonts w:ascii="Times New Roman" w:eastAsia="Times New Roman" w:hAnsi="Times New Roman" w:cs="Times New Roman"/>
+          <w:sz w:val="24"/>
+          <w:szCs w:val="24"/>
+        </w:rPr>
+        <w:t>a</w:t>
+      </w:r>
+      <w:proofErr w:type="gramEnd"/>
+      <w:r>
+        <w:rPr>
+          <w:rFonts w:ascii="Times New Roman" w:eastAsia="Times New Roman" w:hAnsi="Times New Roman" w:cs="Times New Roman"/>
+          <w:sz w:val="24"/>
+          <w:szCs w:val="24"/>
+        </w:rPr>
+        <w:t>. char</w:t>
+      </w:r>
+      <w:r>
+        <w:rPr>
+          <w:rFonts w:ascii="Times New Roman" w:eastAsia="Times New Roman" w:hAnsi="Times New Roman" w:cs="Times New Roman"/>
+          <w:sz w:val="24"/>
+          <w:szCs w:val="24"/>
+        </w:rPr>
+        <w:br/>
+        <w:t>b. double</w:t>
+      </w:r>
+      <w:r>
+        <w:rPr>
+          <w:rFonts w:ascii="Times New Roman" w:eastAsia="Times New Roman" w:hAnsi="Times New Roman" w:cs="Times New Roman"/>
+          <w:sz w:val="24"/>
+          <w:szCs w:val="24"/>
+        </w:rPr>
+        <w:br/>
+        <w:t xml:space="preserve">c. </w:t>
+      </w:r>
+      <w:proofErr w:type="spellStart"/>
+      <w:r>
+        <w:rPr>
+          <w:rFonts w:ascii="Times New Roman" w:eastAsia="Times New Roman" w:hAnsi="Times New Roman" w:cs="Times New Roman"/>
+          <w:sz w:val="24"/>
+          <w:szCs w:val="24"/>
+        </w:rPr>
+        <w:t>int</w:t>
+      </w:r>
+      <w:proofErr w:type="spellEnd"/>
+      <w:r>
+        <w:rPr>
+          <w:rFonts w:ascii="Times New Roman" w:eastAsia="Times New Roman" w:hAnsi="Times New Roman" w:cs="Times New Roman"/>
+          <w:sz w:val="24"/>
+          <w:szCs w:val="24"/>
+        </w:rPr>
+        <w:br/>
+        <w:t>d. byte</w:t>
+      </w:r>
+    </w:p>
+    <w:p>
+      <w:pPr>
+        <w:spacing w:after="0" w:line="240" w:lineRule="auto"/>
+        <w:rPr>
+          <w:rFonts w:ascii="Times New Roman" w:eastAsia="Times New Roman" w:hAnsi="Times New Roman" w:cs="Times New Roman"/>
+          <w:sz w:val="24"/>
+          <w:szCs w:val="24"/>
+        </w:rPr>
+      </w:pPr>
+      <w:r>
+        <w:rPr>
+          <w:rFonts w:ascii="Times New Roman" w:eastAsia="Times New Roman" w:hAnsi="Times New Roman" w:cs="Times New Roman"/>
+          <w:b/>
+          <w:bCs/>
+          <w:color w:val="FF0000"/>
+          <w:sz w:val="24"/>
+          <w:szCs w:val="24"/>
+        </w:rPr>
+        <w:t>Answer</w:t>
+      </w:r>
+      <w:proofErr w:type="gramStart"/>
+      <w:r>
+        <w:rPr>
+          <w:rFonts w:ascii="Times New Roman" w:eastAsia="Times New Roman" w:hAnsi="Times New Roman" w:cs="Times New Roman"/>
+          <w:b/>
+          <w:bCs/>
+          <w:color w:val="FF0000"/>
+          <w:sz w:val="24"/>
+          <w:szCs w:val="24"/>
+        </w:rPr>
+        <w:t>:</w:t>
+      </w:r>
+      <w:proofErr w:type="gramEnd"/>
+      <w:r>
+        <w:rPr>
+          <w:rFonts w:ascii="Times New Roman" w:eastAsia="Times New Roman" w:hAnsi="Times New Roman" w:cs="Times New Roman"/>
+          <w:color w:val="FF0000"/>
+          <w:sz w:val="24"/>
+          <w:szCs w:val="24"/>
+        </w:rPr>
+        <w:br/>
+      </w:r>
+      <w:r>
+        <w:rPr>
+          <w:rFonts w:ascii="Times New Roman" w:eastAsia="Times New Roman" w:hAnsi="Times New Roman" w:cs="Times New Roman"/>
+          <w:sz w:val="24"/>
+          <w:szCs w:val="24"/>
+        </w:rPr>
+        <w:t xml:space="preserve">byte &lt; char &lt; </w:t>
+      </w:r>
+      <w:proofErr w:type="spellStart"/>
+      <w:r>
+        <w:rPr>
+          <w:rFonts w:ascii="Times New Roman" w:eastAsia="Times New Roman" w:hAnsi="Times New Roman" w:cs="Times New Roman"/>
+          <w:sz w:val="24"/>
+          <w:szCs w:val="24"/>
+        </w:rPr>
+        <w:t>int</w:t>
+      </w:r>
+      <w:proofErr w:type="spellEnd"/>
+      <w:r>
+        <w:rPr>
+          <w:rFonts w:ascii="Times New Roman" w:eastAsia="Times New Roman" w:hAnsi="Times New Roman" w:cs="Times New Roman"/>
+          <w:sz w:val="24"/>
+          <w:szCs w:val="24"/>
+        </w:rPr>
+        <w:t xml:space="preserve"> &lt; double</w:t>
+      </w:r>
+    </w:p>
+    <w:p>
+      <w:pPr>
+        <w:spacing w:after="0" w:line="240" w:lineRule="auto"/>
+        <w:outlineLvl w:val="2"/>
+        <w:rPr>
+          <w:rFonts w:ascii="Times New Roman" w:eastAsia="Times New Roman" w:hAnsi="Times New Roman" w:cs="Times New Roman"/>
+          <w:b/>
+          <w:bCs/>
+          <w:sz w:val="27"/>
+          <w:szCs w:val="27"/>
+        </w:rPr>
+      </w:pPr>
+      <w:r>
+        <w:rPr>
+          <w:rFonts w:ascii="Times New Roman" w:eastAsia="Times New Roman" w:hAnsi="Times New Roman" w:cs="Times New Roman"/>
+          <w:b/>
+          <w:bCs/>
+          <w:sz w:val="27"/>
+          <w:szCs w:val="27"/>
+        </w:rPr>
+        <w:t>19. Name the primitive data type in Java that is:</w:t>
+      </w:r>
+    </w:p>
+    <w:p>
+      <w:pPr>
+        <w:spacing w:after="0" w:line="240" w:lineRule="auto"/>
+        <w:rPr>
+          <w:rFonts w:ascii="Times New Roman" w:eastAsia="Times New Roman" w:hAnsi="Times New Roman" w:cs="Times New Roman"/>
+          <w:sz w:val="24"/>
+          <w:szCs w:val="24"/>
+        </w:rPr>
+      </w:pPr>
+      <w:proofErr w:type="gramStart"/>
+      <w:r>
+        <w:rPr>
+          <w:rFonts w:ascii="Times New Roman" w:eastAsia="Times New Roman" w:hAnsi="Times New Roman" w:cs="Times New Roman"/>
+          <w:sz w:val="24"/>
+          <w:szCs w:val="24"/>
+        </w:rPr>
+        <w:t>a</w:t>
+      </w:r>
+      <w:proofErr w:type="gramEnd"/>
+      <w:r>
+        <w:rPr>
+          <w:rFonts w:ascii="Times New Roman" w:eastAsia="Times New Roman" w:hAnsi="Times New Roman" w:cs="Times New Roman"/>
+          <w:sz w:val="24"/>
+          <w:szCs w:val="24"/>
+        </w:rPr>
+        <w:t>. capable of storing large values</w:t>
+      </w:r>
+      <w:r>
+        <w:rPr>
+          <w:rFonts w:ascii="Times New Roman" w:eastAsia="Times New Roman" w:hAnsi="Times New Roman" w:cs="Times New Roman"/>
+          <w:sz w:val="24"/>
+          <w:szCs w:val="24"/>
+        </w:rPr>
+        <w:br/>
+        <w:t>b. a single 16-bit Unicode character whose default value is '\u0000'</w:t>
+      </w:r>
+    </w:p>
+    <w:p>
+      <w:pPr>
+        <w:spacing w:after="0" w:line="240" w:lineRule="auto"/>
+        <w:rPr>
+          <w:rFonts w:ascii="Times New Roman" w:eastAsia="Times New Roman" w:hAnsi="Times New Roman" w:cs="Times New Roman"/>
+          <w:sz w:val="24"/>
+          <w:szCs w:val="24"/>
+        </w:rPr>
+      </w:pPr>
+      <w:r>
+        <w:rPr>
+          <w:rFonts w:ascii="Times New Roman" w:eastAsia="Times New Roman" w:hAnsi="Times New Roman" w:cs="Times New Roman"/>
+          <w:b/>
+          <w:bCs/>
+          <w:color w:val="FF0000"/>
+          <w:sz w:val="24"/>
+          <w:szCs w:val="24"/>
+        </w:rPr>
+        <w:t>Answer</w:t>
+      </w:r>
+      <w:proofErr w:type="gramStart"/>
+      <w:r>
+        <w:rPr>
+          <w:rFonts w:ascii="Times New Roman" w:eastAsia="Times New Roman" w:hAnsi="Times New Roman" w:cs="Times New Roman"/>
+          <w:b/>
+          <w:bCs/>
+          <w:color w:val="FF0000"/>
+          <w:sz w:val="24"/>
+          <w:szCs w:val="24"/>
+        </w:rPr>
+        <w:t>:</w:t>
+      </w:r>
+      <w:proofErr w:type="gramEnd"/>
+      <w:r>
+        <w:rPr>
+          <w:rFonts w:ascii="Times New Roman" w:eastAsia="Times New Roman" w:hAnsi="Times New Roman" w:cs="Times New Roman"/>
+          <w:color w:val="FF0000"/>
+          <w:sz w:val="24"/>
+          <w:szCs w:val="24"/>
+        </w:rPr>
+        <w:br/>
+      </w:r>
+      <w:r>
+        <w:rPr>
+          <w:rFonts w:ascii="Times New Roman" w:eastAsia="Times New Roman" w:hAnsi="Times New Roman" w:cs="Times New Roman"/>
+          <w:sz w:val="24"/>
+          <w:szCs w:val="24"/>
+        </w:rPr>
+        <w:t>a. long</w:t>
+      </w:r>
+      <w:r>
+        <w:rPr>
+          <w:rFonts w:ascii="Times New Roman" w:eastAsia="Times New Roman" w:hAnsi="Times New Roman" w:cs="Times New Roman"/>
+          <w:sz w:val="24"/>
+          <w:szCs w:val="24"/>
+        </w:rPr>
+        <w:br/>
+        <w:t>b. char</w:t>
+      </w:r>
+    </w:p>
+    <w:p>
+      <w:pPr>
+        <w:spacing w:after="0" w:line="240" w:lineRule="auto"/>
+        <w:outlineLvl w:val="2"/>
+        <w:rPr>
+          <w:rFonts w:ascii="Times New Roman" w:eastAsia="Times New Roman" w:hAnsi="Times New Roman" w:cs="Times New Roman"/>
+          <w:b/>
+          <w:bCs/>
+          <w:sz w:val="27"/>
+          <w:szCs w:val="27"/>
+        </w:rPr>
+      </w:pPr>
+      <w:r>
+        <w:rPr>
+          <w:rFonts w:ascii="Times New Roman" w:eastAsia="Times New Roman" w:hAnsi="Times New Roman" w:cs="Times New Roman"/>
+          <w:b/>
+          <w:bCs/>
+          <w:sz w:val="27"/>
+          <w:szCs w:val="27"/>
+        </w:rPr>
+        <w:t>20. State one difference between float and double.</w:t>
+      </w:r>
+    </w:p>
+    <w:p>
+      <w:pPr>
+        <w:spacing w:after="0" w:line="240" w:lineRule="auto"/>
+        <w:rPr>
+          <w:rFonts w:ascii="Times New Roman" w:eastAsia="Times New Roman" w:hAnsi="Times New Roman" w:cs="Times New Roman"/>
+          <w:color w:val="FF0000"/>
+          <w:sz w:val="24"/>
+          <w:szCs w:val="24"/>
+        </w:rPr>
+      </w:pPr>
+      <w:r>
+        <w:rPr>
+          <w:rFonts w:ascii="Times New Roman" w:eastAsia="Times New Roman" w:hAnsi="Times New Roman" w:cs="Times New Roman"/>
+          <w:b/>
+          <w:bCs/>
+          <w:color w:val="FF0000"/>
+          <w:sz w:val="24"/>
+          <w:szCs w:val="24"/>
+        </w:rPr>
+        <w:t>Answer:</w:t>
+      </w:r>
+    </w:p>
+    <w:p>
+      <w:pPr>
+        <w:numPr>
+          <w:ilvl w:val="0"/>
+          <w:numId w:val="24"/>
+        </w:numPr>
+        <w:spacing w:after="0" w:line="240" w:lineRule="auto"/>
+        <w:rPr>
+          <w:rFonts w:ascii="Times New Roman" w:eastAsia="Times New Roman" w:hAnsi="Times New Roman" w:cs="Times New Roman"/>
+          <w:sz w:val="24"/>
+          <w:szCs w:val="24"/>
+        </w:rPr>
+      </w:pPr>
+      <w:r>
+        <w:rPr>
+          <w:rFonts w:ascii="Times New Roman" w:eastAsia="Times New Roman" w:hAnsi="Times New Roman" w:cs="Times New Roman"/>
+          <w:sz w:val="24"/>
+          <w:szCs w:val="24"/>
+        </w:rPr>
+        <w:t xml:space="preserve">float → occupies 32 bits </w:t>
+      </w:r>
+    </w:p>
+    <w:p>
+      <w:pPr>
+        <w:numPr>
+          <w:ilvl w:val="0"/>
+          <w:numId w:val="24"/>
+        </w:numPr>
+        <w:spacing w:after="0" w:line="240" w:lineRule="auto"/>
+        <w:rPr>
+          <w:rFonts w:ascii="Times New Roman" w:eastAsia="Times New Roman" w:hAnsi="Times New Roman" w:cs="Times New Roman"/>
+          <w:sz w:val="24"/>
+          <w:szCs w:val="24"/>
+        </w:rPr>
+      </w:pPr>
+      <w:r>
+        <w:rPr>
+          <w:rFonts w:ascii="Times New Roman" w:eastAsia="Times New Roman" w:hAnsi="Times New Roman" w:cs="Times New Roman"/>
+          <w:sz w:val="24"/>
+          <w:szCs w:val="24"/>
+        </w:rPr>
+        <w:t xml:space="preserve">double → occupies 64 bits </w:t>
+      </w:r>
+    </w:p>
+    <w:p>
+      <w:pPr>
+        <w:spacing w:after="0" w:line="240" w:lineRule="auto"/>
+        <w:ind w:left="270"/>
+        <w:outlineLvl w:val="2"/>
+        <w:rPr>
+          <w:rFonts w:ascii="Times New Roman" w:eastAsia="Times New Roman" w:hAnsi="Times New Roman" w:cs="Times New Roman"/>
+          <w:b/>
+          <w:bCs/>
+          <w:color w:val="BF8F00" w:themeColor="accent4" w:themeShade="BF"/>
+          <w:sz w:val="27"/>
+          <w:szCs w:val="27"/>
+        </w:rPr>
+      </w:pPr>
+    </w:p>
+    <w:p>
+      <w:pPr>
+        <w:spacing w:after="0" w:line="240" w:lineRule="auto"/>
+        <w:ind w:left="270"/>
+        <w:outlineLvl w:val="2"/>
+        <w:rPr>
+          <w:rFonts w:ascii="Times New Roman" w:eastAsia="Times New Roman" w:hAnsi="Times New Roman" w:cs="Times New Roman"/>
+          <w:b/>
+          <w:bCs/>
+          <w:color w:val="BF8F00" w:themeColor="accent4" w:themeShade="BF"/>
+          <w:sz w:val="27"/>
+          <w:szCs w:val="27"/>
+        </w:rPr>
+      </w:pPr>
+    </w:p>
+    <w:p>
+      <w:pPr>
+        <w:spacing w:after="0" w:line="240" w:lineRule="auto"/>
+        <w:ind w:left="270"/>
+        <w:outlineLvl w:val="2"/>
+        <w:rPr>
+          <w:rFonts w:ascii="Times New Roman" w:eastAsia="Times New Roman" w:hAnsi="Times New Roman" w:cs="Times New Roman"/>
+          <w:b/>
+          <w:bCs/>
+          <w:color w:val="BF8F00" w:themeColor="accent4" w:themeShade="BF"/>
+          <w:sz w:val="27"/>
+          <w:szCs w:val="27"/>
+        </w:rPr>
+      </w:pPr>
+    </w:p>
+    <w:p>
+      <w:pPr>
+        <w:spacing w:after="0" w:line="240" w:lineRule="auto"/>
+        <w:ind w:left="270"/>
+        <w:outlineLvl w:val="2"/>
+        <w:rPr>
+          <w:rFonts w:ascii="Times New Roman" w:eastAsia="Times New Roman" w:hAnsi="Times New Roman" w:cs="Times New Roman"/>
+          <w:b/>
+          <w:bCs/>
+          <w:color w:val="BF8F00" w:themeColor="accent4" w:themeShade="BF"/>
+          <w:sz w:val="27"/>
+          <w:szCs w:val="27"/>
+        </w:rPr>
+      </w:pPr>
+    </w:p>
+    <w:p>
+      <w:pPr>
+        <w:spacing w:after="0" w:line="240" w:lineRule="auto"/>
+        <w:ind w:left="270"/>
+        <w:outlineLvl w:val="2"/>
+        <w:rPr>
+          <w:rFonts w:ascii="Times New Roman" w:eastAsia="Times New Roman" w:hAnsi="Times New Roman" w:cs="Times New Roman"/>
+          <w:b/>
+          <w:bCs/>
+          <w:color w:val="BF8F00" w:themeColor="accent4" w:themeShade="BF"/>
+          <w:sz w:val="27"/>
+          <w:szCs w:val="27"/>
+        </w:rPr>
+      </w:pPr>
+    </w:p>
+    <w:p>
+      <w:pPr>
+        <w:spacing w:after="0" w:line="240" w:lineRule="auto"/>
+        <w:ind w:left="270"/>
+        <w:outlineLvl w:val="2"/>
+        <w:rPr>
+          <w:rFonts w:ascii="Times New Roman" w:eastAsia="Times New Roman" w:hAnsi="Times New Roman" w:cs="Times New Roman"/>
+          <w:b/>
+          <w:bCs/>
+          <w:color w:val="BF8F00" w:themeColor="accent4" w:themeShade="BF"/>
+          <w:sz w:val="27"/>
+          <w:szCs w:val="27"/>
+        </w:rPr>
+      </w:pPr>
+    </w:p>
+    <w:p>
+      <w:pPr>
+        <w:spacing w:after="0" w:line="240" w:lineRule="auto"/>
+        <w:outlineLvl w:val="2"/>
+        <w:rPr>
+          <w:rFonts w:ascii="Times New Roman" w:eastAsia="Times New Roman" w:hAnsi="Times New Roman" w:cs="Times New Roman"/>
+          <w:b/>
+          <w:bCs/>
+          <w:color w:val="BF8F00" w:themeColor="accent4" w:themeShade="BF"/>
+          <w:sz w:val="27"/>
+          <w:szCs w:val="27"/>
+        </w:rPr>
+      </w:pPr>
+    </w:p>
+    <w:p>
+      <w:pPr>
+        <w:spacing w:after="0" w:line="240" w:lineRule="auto"/>
+        <w:ind w:left="270"/>
+        <w:outlineLvl w:val="2"/>
+        <w:rPr>
+          <w:rFonts w:ascii="Times New Roman" w:eastAsia="Times New Roman" w:hAnsi="Times New Roman" w:cs="Times New Roman"/>
+          <w:b/>
+          <w:bCs/>
+          <w:color w:val="BF8F00" w:themeColor="accent4" w:themeShade="BF"/>
+          <w:sz w:val="72"/>
+          <w:szCs w:val="27"/>
+        </w:rPr>
+      </w:pPr>
+      <w:r>
+        <w:rPr>
+          <w:rFonts w:ascii="Times New Roman" w:eastAsia="Times New Roman" w:hAnsi="Times New Roman" w:cs="Times New Roman"/>
+          <w:b/>
+          <w:bCs/>
+          <w:color w:val="BF8F00" w:themeColor="accent4" w:themeShade="BF"/>
+          <w:sz w:val="72"/>
+          <w:szCs w:val="27"/>
+        </w:rPr>
+        <w:t>Answers of 2025-26_Book</w:t>
+      </w:r>
+    </w:p>
+    <w:p>
+      <w:pPr>
+        <w:spacing w:after="0" w:line="240" w:lineRule="auto"/>
+        <w:outlineLvl w:val="2"/>
+        <w:rPr>
+          <w:rFonts w:ascii="Times New Roman" w:eastAsia="Times New Roman" w:hAnsi="Times New Roman" w:cs="Times New Roman"/>
+          <w:b/>
+          <w:bCs/>
+          <w:color w:val="BF8F00" w:themeColor="accent4" w:themeShade="BF"/>
+          <w:sz w:val="27"/>
+          <w:szCs w:val="27"/>
+        </w:rPr>
+      </w:pPr>
+    </w:p>
+    <w:p>
+      <w:pPr>
+        <w:spacing w:after="0" w:line="240" w:lineRule="auto"/>
+        <w:ind w:left="270"/>
+        <w:outlineLvl w:val="2"/>
+        <w:rPr>
+          <w:rFonts w:ascii="Times New Roman" w:eastAsia="Times New Roman" w:hAnsi="Times New Roman" w:cs="Times New Roman"/>
+          <w:b/>
+          <w:bCs/>
+          <w:color w:val="BF8F00" w:themeColor="accent4" w:themeShade="BF"/>
+          <w:sz w:val="27"/>
+          <w:szCs w:val="27"/>
+        </w:rPr>
+      </w:pPr>
+    </w:p>
+    <w:p>
+      <w:pPr>
+        <w:spacing w:after="0" w:line="240" w:lineRule="auto"/>
+        <w:ind w:left="270"/>
+        <w:outlineLvl w:val="2"/>
+        <w:rPr>
+          <w:rFonts w:ascii="Times New Roman" w:eastAsia="Times New Roman" w:hAnsi="Times New Roman" w:cs="Times New Roman"/>
+          <w:b/>
+          <w:bCs/>
+          <w:color w:val="BF8F00" w:themeColor="accent4" w:themeShade="BF"/>
+          <w:sz w:val="27"/>
+          <w:szCs w:val="27"/>
+        </w:rPr>
+      </w:pPr>
+      <w:r>
+        <w:rPr>
+          <w:rFonts w:ascii="Times New Roman" w:eastAsia="Times New Roman" w:hAnsi="Times New Roman" w:cs="Times New Roman"/>
+          <w:b/>
+          <w:bCs/>
+          <w:color w:val="BF8F00" w:themeColor="accent4" w:themeShade="BF"/>
+          <w:sz w:val="27"/>
+          <w:szCs w:val="27"/>
+        </w:rPr>
+        <w:t>A. Tick (</w:t>
+      </w:r>
+      <w:r>
+        <w:rPr>
+          <w:rFonts w:ascii="Segoe UI Symbol" w:eastAsia="Times New Roman" w:hAnsi="Segoe UI Symbol" w:cs="Segoe UI Symbol"/>
+          <w:b/>
+          <w:bCs/>
+          <w:color w:val="BF8F00" w:themeColor="accent4" w:themeShade="BF"/>
+          <w:sz w:val="27"/>
+          <w:szCs w:val="27"/>
+        </w:rPr>
+        <w:t>✓</w:t>
+      </w:r>
+      <w:r>
+        <w:rPr>
+          <w:rFonts w:ascii="Times New Roman" w:eastAsia="Times New Roman" w:hAnsi="Times New Roman" w:cs="Times New Roman"/>
+          <w:b/>
+          <w:bCs/>
+          <w:color w:val="BF8F00" w:themeColor="accent4" w:themeShade="BF"/>
+          <w:sz w:val="27"/>
+          <w:szCs w:val="27"/>
+        </w:rPr>
+        <w:t>) the correct answers.</w:t>
+      </w:r>
+    </w:p>
+    <w:p>
+      <w:pPr>
+        <w:numPr>
+          <w:ilvl w:val="0"/>
+          <w:numId w:val="1"/>
+        </w:numPr>
+        <w:spacing w:after="0" w:line="240" w:lineRule="auto"/>
+        <w:ind w:left="270"/>
+        <w:rPr>
+          <w:rFonts w:ascii="Times New Roman" w:eastAsia="Times New Roman" w:hAnsi="Times New Roman" w:cs="Times New Roman"/>
+          <w:color w:val="FF0000"/>
+          <w:sz w:val="24"/>
+          <w:szCs w:val="24"/>
+        </w:rPr>
+      </w:pPr>
+      <w:r>
+        <w:rPr>
+          <w:rFonts w:ascii="Times New Roman" w:eastAsia="Times New Roman" w:hAnsi="Times New Roman" w:cs="Times New Roman"/>
+          <w:b/>
+          <w:bCs/>
+          <w:color w:val="00B050"/>
+          <w:sz w:val="24"/>
+          <w:szCs w:val="24"/>
+        </w:rPr>
+        <w:t>To store character values, a corresponding numeric value is generated in</w:t>
+      </w:r>
+      <w:r>
+        <w:rPr>
+          <w:rFonts w:ascii="Times New Roman" w:eastAsia="Times New Roman" w:hAnsi="Times New Roman" w:cs="Times New Roman"/>
+          <w:color w:val="00B050"/>
+          <w:sz w:val="24"/>
+          <w:szCs w:val="24"/>
+        </w:rPr>
+        <w:br/>
+      </w:r>
+      <w:r>
+        <w:rPr>
+          <w:rFonts w:ascii="Times New Roman" w:eastAsia="Times New Roman" w:hAnsi="Times New Roman" w:cs="Times New Roman"/>
+          <w:b/>
+          <w:bCs/>
+          <w:sz w:val="24"/>
+          <w:szCs w:val="24"/>
+        </w:rPr>
+        <w:t>a. Decimal form</w:t>
+      </w:r>
+      <w:r>
+        <w:rPr>
+          <w:rFonts w:ascii="Times New Roman" w:eastAsia="Times New Roman" w:hAnsi="Times New Roman" w:cs="Times New Roman"/>
+          <w:sz w:val="24"/>
+          <w:szCs w:val="24"/>
+        </w:rPr>
+        <w:br/>
+      </w:r>
+      <w:r>
+        <w:rPr>
+          <w:rFonts w:ascii="Times New Roman" w:eastAsia="Times New Roman" w:hAnsi="Times New Roman" w:cs="Times New Roman"/>
+          <w:b/>
+          <w:bCs/>
+          <w:sz w:val="24"/>
+          <w:szCs w:val="24"/>
+        </w:rPr>
+        <w:lastRenderedPageBreak/>
+        <w:t>b. Binary form</w:t>
+      </w:r>
+      <w:r>
+        <w:rPr>
+          <w:rFonts w:ascii="Times New Roman" w:eastAsia="Times New Roman" w:hAnsi="Times New Roman" w:cs="Times New Roman"/>
+          <w:sz w:val="24"/>
+          <w:szCs w:val="24"/>
+        </w:rPr>
+        <w:br/>
+      </w:r>
+      <w:r>
+        <w:rPr>
+          <w:rFonts w:ascii="Times New Roman" w:eastAsia="Times New Roman" w:hAnsi="Times New Roman" w:cs="Times New Roman"/>
+          <w:b/>
+          <w:bCs/>
+          <w:sz w:val="24"/>
+          <w:szCs w:val="24"/>
+        </w:rPr>
+        <w:t>c. ASCII</w:t>
+      </w:r>
+      <w:r>
+        <w:rPr>
+          <w:rFonts w:ascii="Times New Roman" w:eastAsia="Times New Roman" w:hAnsi="Times New Roman" w:cs="Times New Roman"/>
+          <w:sz w:val="24"/>
+          <w:szCs w:val="24"/>
+        </w:rPr>
+        <w:br/>
+      </w:r>
+      <w:r>
+        <w:rPr>
+          <w:rFonts w:ascii="Times New Roman" w:eastAsia="Times New Roman" w:hAnsi="Times New Roman" w:cs="Times New Roman"/>
+          <w:b/>
+          <w:bCs/>
+          <w:sz w:val="24"/>
+          <w:szCs w:val="24"/>
+        </w:rPr>
+        <w:t>d. UNICODE</w:t>
+      </w:r>
+      <w:r>
+        <w:rPr>
+          <w:rFonts w:ascii="Times New Roman" w:eastAsia="Times New Roman" w:hAnsi="Times New Roman" w:cs="Times New Roman"/>
+          <w:sz w:val="24"/>
+          <w:szCs w:val="24"/>
+        </w:rPr>
+        <w:br/>
+      </w:r>
+      <w:r>
+        <w:rPr>
+          <w:rFonts w:ascii="Times New Roman" w:eastAsia="Times New Roman" w:hAnsi="Times New Roman" w:cs="Times New Roman"/>
+          <w:b/>
+          <w:bCs/>
+          <w:color w:val="FF0000"/>
+          <w:sz w:val="24"/>
+          <w:szCs w:val="24"/>
+        </w:rPr>
+        <w:t>Answer:-</w:t>
+      </w:r>
+      <w:r>
+        <w:rPr>
+          <w:rFonts w:ascii="Times New Roman" w:eastAsia="Times New Roman" w:hAnsi="Times New Roman" w:cs="Times New Roman"/>
+          <w:color w:val="FF0000"/>
+          <w:sz w:val="24"/>
+          <w:szCs w:val="24"/>
+        </w:rPr>
+        <w:t xml:space="preserve"> c</w:t>
+      </w:r>
+      <w:r>
+        <w:rPr>
+          <w:rFonts w:ascii="Times New Roman" w:eastAsia="Times New Roman" w:hAnsi="Times New Roman" w:cs="Times New Roman"/>
+          <w:color w:val="FF0000"/>
+          <w:sz w:val="24"/>
+          <w:szCs w:val="24"/>
+        </w:rPr>
+        <w:t xml:space="preserve">. </w:t>
+      </w:r>
+      <w:r>
+        <w:rPr>
+          <w:rFonts w:ascii="Times New Roman" w:eastAsia="Times New Roman" w:hAnsi="Times New Roman" w:cs="Times New Roman"/>
+          <w:color w:val="FF0000"/>
+          <w:sz w:val="24"/>
+          <w:szCs w:val="24"/>
+        </w:rPr>
+        <w:t>ASCII</w:t>
+      </w:r>
+    </w:p>
+    <w:p>
+      <w:pPr>
+        <w:numPr>
+          <w:ilvl w:val="0"/>
+          <w:numId w:val="1"/>
+        </w:numPr>
+        <w:spacing w:after="0" w:line="240" w:lineRule="auto"/>
+        <w:ind w:left="270"/>
+        <w:rPr>
+          <w:rFonts w:ascii="Times New Roman" w:eastAsia="Times New Roman" w:hAnsi="Times New Roman" w:cs="Times New Roman"/>
+          <w:color w:val="FF0000"/>
+          <w:sz w:val="24"/>
+          <w:szCs w:val="24"/>
+        </w:rPr>
+      </w:pPr>
+      <w:r>
+        <w:rPr>
+          <w:rFonts w:ascii="Times New Roman" w:eastAsia="Times New Roman" w:hAnsi="Times New Roman" w:cs="Times New Roman"/>
+          <w:b/>
+          <w:bCs/>
+          <w:color w:val="00B050"/>
+          <w:sz w:val="24"/>
+          <w:szCs w:val="24"/>
+        </w:rPr>
+        <w:t>How many escape sequence characters are there in Java?</w:t>
+      </w:r>
+      <w:r>
+        <w:rPr>
+          <w:rFonts w:ascii="Times New Roman" w:eastAsia="Times New Roman" w:hAnsi="Times New Roman" w:cs="Times New Roman"/>
+          <w:color w:val="00B050"/>
+          <w:sz w:val="24"/>
+          <w:szCs w:val="24"/>
+        </w:rPr>
+        <w:br/>
+      </w:r>
+      <w:r>
+        <w:rPr>
+          <w:rFonts w:ascii="Times New Roman" w:eastAsia="Times New Roman" w:hAnsi="Times New Roman" w:cs="Times New Roman"/>
+          <w:b/>
+          <w:bCs/>
+          <w:sz w:val="24"/>
+          <w:szCs w:val="24"/>
+        </w:rPr>
+        <w:t>a. 7</w:t>
+      </w:r>
+      <w:r>
+        <w:rPr>
+          <w:rFonts w:ascii="Times New Roman" w:eastAsia="Times New Roman" w:hAnsi="Times New Roman" w:cs="Times New Roman"/>
+          <w:sz w:val="24"/>
+          <w:szCs w:val="24"/>
+        </w:rPr>
+        <w:br/>
+      </w:r>
+      <w:r>
+        <w:rPr>
+          <w:rFonts w:ascii="Times New Roman" w:eastAsia="Times New Roman" w:hAnsi="Times New Roman" w:cs="Times New Roman"/>
+          <w:b/>
+          <w:bCs/>
+          <w:sz w:val="24"/>
+          <w:szCs w:val="24"/>
+        </w:rPr>
+        <w:t>b. 10</w:t>
+      </w:r>
+      <w:r>
+        <w:rPr>
+          <w:rFonts w:ascii="Times New Roman" w:eastAsia="Times New Roman" w:hAnsi="Times New Roman" w:cs="Times New Roman"/>
+          <w:sz w:val="24"/>
+          <w:szCs w:val="24"/>
+        </w:rPr>
+        <w:br/>
+      </w:r>
+      <w:r>
+        <w:rPr>
+          <w:rFonts w:ascii="Times New Roman" w:eastAsia="Times New Roman" w:hAnsi="Times New Roman" w:cs="Times New Roman"/>
+          <w:b/>
+          <w:bCs/>
+          <w:sz w:val="24"/>
+          <w:szCs w:val="24"/>
+        </w:rPr>
+        <w:t>c. 8</w:t>
+      </w:r>
+      <w:r>
+        <w:rPr>
+          <w:rFonts w:ascii="Times New Roman" w:eastAsia="Times New Roman" w:hAnsi="Times New Roman" w:cs="Times New Roman"/>
+          <w:sz w:val="24"/>
+          <w:szCs w:val="24"/>
+        </w:rPr>
+        <w:br/>
+      </w:r>
+      <w:r>
+        <w:rPr>
+          <w:rFonts w:ascii="Times New Roman" w:eastAsia="Times New Roman" w:hAnsi="Times New Roman" w:cs="Times New Roman"/>
+          <w:b/>
+          <w:bCs/>
+          <w:sz w:val="24"/>
+          <w:szCs w:val="24"/>
+        </w:rPr>
+        <w:t>d. 12</w:t>
+      </w:r>
+      <w:r>
+        <w:rPr>
+          <w:rFonts w:ascii="Times New Roman" w:eastAsia="Times New Roman" w:hAnsi="Times New Roman" w:cs="Times New Roman"/>
+          <w:sz w:val="24"/>
+          <w:szCs w:val="24"/>
+        </w:rPr>
+        <w:br/>
+      </w:r>
+      <w:r>
+        <w:rPr>
+          <w:rFonts w:ascii="Times New Roman" w:eastAsia="Times New Roman" w:hAnsi="Times New Roman" w:cs="Times New Roman"/>
+          <w:b/>
+          <w:bCs/>
+          <w:color w:val="FF0000"/>
+          <w:sz w:val="24"/>
+          <w:szCs w:val="24"/>
+        </w:rPr>
+        <w:t>Answer:-</w:t>
+      </w:r>
+      <w:r>
+        <w:rPr>
+          <w:rFonts w:ascii="Times New Roman" w:eastAsia="Times New Roman" w:hAnsi="Times New Roman" w:cs="Times New Roman"/>
+          <w:color w:val="FF0000"/>
+          <w:sz w:val="24"/>
+          <w:szCs w:val="24"/>
+        </w:rPr>
+        <w:t xml:space="preserve"> c. 8</w:t>
+      </w:r>
+    </w:p>
+    <w:p>
+      <w:pPr>
+        <w:numPr>
+          <w:ilvl w:val="0"/>
+          <w:numId w:val="1"/>
+        </w:numPr>
+        <w:spacing w:after="0" w:line="240" w:lineRule="auto"/>
+        <w:ind w:left="270"/>
+        <w:rPr>
+          <w:rFonts w:ascii="Times New Roman" w:eastAsia="Times New Roman" w:hAnsi="Times New Roman" w:cs="Times New Roman"/>
+          <w:color w:val="00B050"/>
+          <w:sz w:val="24"/>
+          <w:szCs w:val="24"/>
+        </w:rPr>
+      </w:pPr>
+      <w:r>
+        <w:rPr>
+          <w:rFonts w:ascii="Times New Roman" w:eastAsia="Times New Roman" w:hAnsi="Times New Roman" w:cs="Times New Roman"/>
+          <w:b/>
+          <w:bCs/>
+          <w:color w:val="00B050"/>
+          <w:sz w:val="24"/>
+          <w:szCs w:val="24"/>
+        </w:rPr>
+        <w:t>Consider the following code:</w:t>
+      </w:r>
+    </w:p>
+    <w:p>
+      <w:pPr>
+        <w:tabs>
+          <w:tab w:val="left" w:pos="916"/>
+          <w:tab w:val="left" w:pos="1832"/>
+          <w:tab w:val="left" w:pos="2748"/>
+          <w:tab w:val="left" w:pos="3664"/>
+          <w:tab w:val="left" w:pos="4580"/>
+          <w:tab w:val="left" w:pos="5496"/>
+          <w:tab w:val="left" w:pos="6412"/>
+          <w:tab w:val="left" w:pos="7328"/>
+          <w:tab w:val="left" w:pos="8244"/>
+          <w:tab w:val="left" w:pos="9160"/>
+          <w:tab w:val="left" w:pos="10076"/>
+          <w:tab w:val="left" w:pos="10992"/>
+          <w:tab w:val="left" w:pos="11908"/>
+          <w:tab w:val="left" w:pos="12824"/>
+          <w:tab w:val="left" w:pos="13740"/>
+          <w:tab w:val="left" w:pos="14656"/>
+        </w:tabs>
+        <w:spacing w:after="0" w:line="240" w:lineRule="auto"/>
         <w:ind w:left="270"/>
         <w:rPr>
           <w:rFonts w:ascii="Courier New" w:eastAsia="Times New Roman" w:hAnsi="Courier New" w:cs="Courier New"/>
@@ -1766,7 +5659,6 @@
           <w:rFonts w:ascii="Times New Roman" w:hAnsi="Times New Roman" w:cs="Times New Roman"/>
           <w:noProof/>
         </w:rPr>
-        <w:lastRenderedPageBreak/>
         <mc:AlternateContent>
           <mc:Choice Requires="wpg">
             <w:drawing>
@@ -2452,6 +6344,7 @@
           <w:sz w:val="24"/>
           <w:szCs w:val="24"/>
         </w:rPr>
+        <w:lastRenderedPageBreak/>
         <w:t>Initialization</w:t>
       </w:r>
       <w:r>
@@ -3337,7 +7230,6 @@
           <w:rFonts w:ascii="Times New Roman" w:hAnsi="Times New Roman" w:cs="Times New Roman"/>
           <w:noProof/>
         </w:rPr>
-        <w:lastRenderedPageBreak/>
         <mc:AlternateContent>
           <mc:Choice Requires="wpg">
             <w:drawing>
@@ -3877,6 +7769,7 @@
           <w:sz w:val="32"/>
           <w:szCs w:val="24"/>
         </w:rPr>
+        <w:lastRenderedPageBreak/>
         <w:t>4.</w:t>
       </w:r>
       <w:proofErr w:type="gramEnd"/>
@@ -4799,7 +8692,6 @@
           <w:rFonts w:ascii="Times New Roman" w:hAnsi="Times New Roman" w:cs="Times New Roman"/>
           <w:noProof/>
         </w:rPr>
-        <w:lastRenderedPageBreak/>
         <mc:AlternateContent>
           <mc:Choice Requires="wpg">
             <w:drawing>
@@ -5356,6 +9248,7 @@
           <w:sz w:val="32"/>
           <w:szCs w:val="24"/>
         </w:rPr>
+        <w:lastRenderedPageBreak/>
         <w:t>9.</w:t>
       </w:r>
       <w:proofErr w:type="gramEnd"/>
@@ -6208,7 +10101,6 @@
           <w:rStyle w:val="Strong"/>
           <w:color w:val="00B050"/>
         </w:rPr>
-        <w:lastRenderedPageBreak/>
         <w:t>Q:</w:t>
       </w:r>
       <w:r>
@@ -6489,6 +10381,7 @@
           <w:rStyle w:val="Strong"/>
           <w:color w:val="00B050"/>
         </w:rPr>
+        <w:lastRenderedPageBreak/>
         <w:t>Q:</w:t>
       </w:r>
       <w:r>
@@ -7404,7 +11297,6 @@
         </w:rPr>
       </w:pPr>
       <w:r>
-        <w:lastRenderedPageBreak/>
         <w:t xml:space="preserve">The escape character </w:t>
       </w:r>
       <w:r>
@@ -7678,6 +11570,7 @@
         </w:rPr>
       </w:pPr>
       <w:r>
+        <w:lastRenderedPageBreak/>
         <w:t xml:space="preserve">The escape character used for backspace is </w:t>
       </w:r>
       <w:r>
@@ -7761,7 +11654,7 @@
     </w:p>
     <w:sectPr>
       <w:pgSz w:w="12240" w:h="15840"/>
-      <w:pgMar w:top="720" w:right="990" w:bottom="720" w:left="630" w:header="720" w:footer="720" w:gutter="0"/>
+      <w:pgMar w:top="720" w:right="990" w:bottom="720" w:left="990" w:header="720" w:footer="720" w:gutter="0"/>
       <w:pgBorders w:offsetFrom="page">
         <w:top w:val="palmsColor" w:sz="10" w:space="24" w:color="auto"/>
         <w:left w:val="palmsColor" w:sz="10" w:space="24" w:color="auto"/>
@@ -7891,6 +11784,155 @@
     </w:lvl>
   </w:abstractNum>
   <w:abstractNum w:abstractNumId="1" w15:restartNumberingAfterBreak="0">
+    <w:nsid w:val="0B963131"/>
+    <w:multiLevelType w:val="multilevel"/>
+    <w:tmpl w:val="E256BEEA"/>
+    <w:lvl w:ilvl="0">
+      <w:start w:val="1"/>
+      <w:numFmt w:val="bullet"/>
+      <w:lvlText w:val=""/>
+      <w:lvlJc w:val="left"/>
+      <w:pPr>
+        <w:tabs>
+          <w:tab w:val="num" w:pos="720"/>
+        </w:tabs>
+        <w:ind w:left="720" w:hanging="360"/>
+      </w:pPr>
+      <w:rPr>
+        <w:rFonts w:ascii="Symbol" w:hAnsi="Symbol" w:hint="default"/>
+        <w:sz w:val="20"/>
+      </w:rPr>
+    </w:lvl>
+    <w:lvl w:ilvl="1" w:tentative="1">
+      <w:start w:val="1"/>
+      <w:numFmt w:val="bullet"/>
+      <w:lvlText w:val="o"/>
+      <w:lvlJc w:val="left"/>
+      <w:pPr>
+        <w:tabs>
+          <w:tab w:val="num" w:pos="1440"/>
+        </w:tabs>
+        <w:ind w:left="1440" w:hanging="360"/>
+      </w:pPr>
+      <w:rPr>
+        <w:rFonts w:ascii="Courier New" w:hAnsi="Courier New" w:hint="default"/>
+        <w:sz w:val="20"/>
+      </w:rPr>
+    </w:lvl>
+    <w:lvl w:ilvl="2" w:tentative="1">
+      <w:start w:val="1"/>
+      <w:numFmt w:val="bullet"/>
+      <w:lvlText w:val=""/>
+      <w:lvlJc w:val="left"/>
+      <w:pPr>
+        <w:tabs>
+          <w:tab w:val="num" w:pos="2160"/>
+        </w:tabs>
+        <w:ind w:left="2160" w:hanging="360"/>
+      </w:pPr>
+      <w:rPr>
+        <w:rFonts w:ascii="Wingdings" w:hAnsi="Wingdings" w:hint="default"/>
+        <w:sz w:val="20"/>
+      </w:rPr>
+    </w:lvl>
+    <w:lvl w:ilvl="3" w:tentative="1">
+      <w:start w:val="1"/>
+      <w:numFmt w:val="bullet"/>
+      <w:lvlText w:val=""/>
+      <w:lvlJc w:val="left"/>
+      <w:pPr>
+        <w:tabs>
+          <w:tab w:val="num" w:pos="2880"/>
+        </w:tabs>
+        <w:ind w:left="2880" w:hanging="360"/>
+      </w:pPr>
+      <w:rPr>
+        <w:rFonts w:ascii="Wingdings" w:hAnsi="Wingdings" w:hint="default"/>
+        <w:sz w:val="20"/>
+      </w:rPr>
+    </w:lvl>
+    <w:lvl w:ilvl="4" w:tentative="1">
+      <w:start w:val="1"/>
+      <w:numFmt w:val="bullet"/>
+      <w:lvlText w:val=""/>
+      <w:lvlJc w:val="left"/>
+      <w:pPr>
+        <w:tabs>
+          <w:tab w:val="num" w:pos="3600"/>
+        </w:tabs>
+        <w:ind w:left="3600" w:hanging="360"/>
+      </w:pPr>
+      <w:rPr>
+        <w:rFonts w:ascii="Wingdings" w:hAnsi="Wingdings" w:hint="default"/>
+        <w:sz w:val="20"/>
+      </w:rPr>
+    </w:lvl>
+    <w:lvl w:ilvl="5" w:tentative="1">
+      <w:start w:val="1"/>
+      <w:numFmt w:val="bullet"/>
+      <w:lvlText w:val=""/>
+      <w:lvlJc w:val="left"/>
+      <w:pPr>
+        <w:tabs>
+          <w:tab w:val="num" w:pos="4320"/>
+        </w:tabs>
+        <w:ind w:left="4320" w:hanging="360"/>
+      </w:pPr>
+      <w:rPr>
+        <w:rFonts w:ascii="Wingdings" w:hAnsi="Wingdings" w:hint="default"/>
+        <w:sz w:val="20"/>
+      </w:rPr>
+    </w:lvl>
+    <w:lvl w:ilvl="6" w:tentative="1">
+      <w:start w:val="1"/>
+      <w:numFmt w:val="bullet"/>
+      <w:lvlText w:val=""/>
+      <w:lvlJc w:val="left"/>
+      <w:pPr>
+        <w:tabs>
+          <w:tab w:val="num" w:pos="5040"/>
+        </w:tabs>
+        <w:ind w:left="5040" w:hanging="360"/>
+      </w:pPr>
+      <w:rPr>
+        <w:rFonts w:ascii="Wingdings" w:hAnsi="Wingdings" w:hint="default"/>
+        <w:sz w:val="20"/>
+      </w:rPr>
+    </w:lvl>
+    <w:lvl w:ilvl="7" w:tentative="1">
+      <w:start w:val="1"/>
+      <w:numFmt w:val="bullet"/>
+      <w:lvlText w:val=""/>
+      <w:lvlJc w:val="left"/>
+      <w:pPr>
+        <w:tabs>
+          <w:tab w:val="num" w:pos="5760"/>
+        </w:tabs>
+        <w:ind w:left="5760" w:hanging="360"/>
+      </w:pPr>
+      <w:rPr>
+        <w:rFonts w:ascii="Wingdings" w:hAnsi="Wingdings" w:hint="default"/>
+        <w:sz w:val="20"/>
+      </w:rPr>
+    </w:lvl>
+    <w:lvl w:ilvl="8" w:tentative="1">
+      <w:start w:val="1"/>
+      <w:numFmt w:val="bullet"/>
+      <w:lvlText w:val=""/>
+      <w:lvlJc w:val="left"/>
+      <w:pPr>
+        <w:tabs>
+          <w:tab w:val="num" w:pos="6480"/>
+        </w:tabs>
+        <w:ind w:left="6480" w:hanging="360"/>
+      </w:pPr>
+      <w:rPr>
+        <w:rFonts w:ascii="Wingdings" w:hAnsi="Wingdings" w:hint="default"/>
+        <w:sz w:val="20"/>
+      </w:rPr>
+    </w:lvl>
+  </w:abstractNum>
+  <w:abstractNum w:abstractNumId="2" w15:restartNumberingAfterBreak="0">
     <w:nsid w:val="11AE05A2"/>
     <w:multiLevelType w:val="multilevel"/>
     <w:tmpl w:val="8CE46BE8"/>
@@ -8039,7 +12081,305 @@
       </w:rPr>
     </w:lvl>
   </w:abstractNum>
-  <w:abstractNum w:abstractNumId="2" w15:restartNumberingAfterBreak="0">
+  <w:abstractNum w:abstractNumId="3" w15:restartNumberingAfterBreak="0">
+    <w:nsid w:val="17153F3C"/>
+    <w:multiLevelType w:val="multilevel"/>
+    <w:tmpl w:val="459A7F8E"/>
+    <w:lvl w:ilvl="0">
+      <w:start w:val="1"/>
+      <w:numFmt w:val="bullet"/>
+      <w:lvlText w:val=""/>
+      <w:lvlJc w:val="left"/>
+      <w:pPr>
+        <w:tabs>
+          <w:tab w:val="num" w:pos="720"/>
+        </w:tabs>
+        <w:ind w:left="720" w:hanging="360"/>
+      </w:pPr>
+      <w:rPr>
+        <w:rFonts w:ascii="Symbol" w:hAnsi="Symbol" w:hint="default"/>
+        <w:sz w:val="20"/>
+      </w:rPr>
+    </w:lvl>
+    <w:lvl w:ilvl="1" w:tentative="1">
+      <w:start w:val="1"/>
+      <w:numFmt w:val="bullet"/>
+      <w:lvlText w:val="o"/>
+      <w:lvlJc w:val="left"/>
+      <w:pPr>
+        <w:tabs>
+          <w:tab w:val="num" w:pos="1440"/>
+        </w:tabs>
+        <w:ind w:left="1440" w:hanging="360"/>
+      </w:pPr>
+      <w:rPr>
+        <w:rFonts w:ascii="Courier New" w:hAnsi="Courier New" w:hint="default"/>
+        <w:sz w:val="20"/>
+      </w:rPr>
+    </w:lvl>
+    <w:lvl w:ilvl="2" w:tentative="1">
+      <w:start w:val="1"/>
+      <w:numFmt w:val="bullet"/>
+      <w:lvlText w:val=""/>
+      <w:lvlJc w:val="left"/>
+      <w:pPr>
+        <w:tabs>
+          <w:tab w:val="num" w:pos="2160"/>
+        </w:tabs>
+        <w:ind w:left="2160" w:hanging="360"/>
+      </w:pPr>
+      <w:rPr>
+        <w:rFonts w:ascii="Wingdings" w:hAnsi="Wingdings" w:hint="default"/>
+        <w:sz w:val="20"/>
+      </w:rPr>
+    </w:lvl>
+    <w:lvl w:ilvl="3" w:tentative="1">
+      <w:start w:val="1"/>
+      <w:numFmt w:val="bullet"/>
+      <w:lvlText w:val=""/>
+      <w:lvlJc w:val="left"/>
+      <w:pPr>
+        <w:tabs>
+          <w:tab w:val="num" w:pos="2880"/>
+        </w:tabs>
+        <w:ind w:left="2880" w:hanging="360"/>
+      </w:pPr>
+      <w:rPr>
+        <w:rFonts w:ascii="Wingdings" w:hAnsi="Wingdings" w:hint="default"/>
+        <w:sz w:val="20"/>
+      </w:rPr>
+    </w:lvl>
+    <w:lvl w:ilvl="4" w:tentative="1">
+      <w:start w:val="1"/>
+      <w:numFmt w:val="bullet"/>
+      <w:lvlText w:val=""/>
+      <w:lvlJc w:val="left"/>
+      <w:pPr>
+        <w:tabs>
+          <w:tab w:val="num" w:pos="3600"/>
+        </w:tabs>
+        <w:ind w:left="3600" w:hanging="360"/>
+      </w:pPr>
+      <w:rPr>
+        <w:rFonts w:ascii="Wingdings" w:hAnsi="Wingdings" w:hint="default"/>
+        <w:sz w:val="20"/>
+      </w:rPr>
+    </w:lvl>
+    <w:lvl w:ilvl="5" w:tentative="1">
+      <w:start w:val="1"/>
+      <w:numFmt w:val="bullet"/>
+      <w:lvlText w:val=""/>
+      <w:lvlJc w:val="left"/>
+      <w:pPr>
+        <w:tabs>
+          <w:tab w:val="num" w:pos="4320"/>
+        </w:tabs>
+        <w:ind w:left="4320" w:hanging="360"/>
+      </w:pPr>
+      <w:rPr>
+        <w:rFonts w:ascii="Wingdings" w:hAnsi="Wingdings" w:hint="default"/>
+        <w:sz w:val="20"/>
+      </w:rPr>
+    </w:lvl>
+    <w:lvl w:ilvl="6" w:tentative="1">
+      <w:start w:val="1"/>
+      <w:numFmt w:val="bullet"/>
+      <w:lvlText w:val=""/>
+      <w:lvlJc w:val="left"/>
+      <w:pPr>
+        <w:tabs>
+          <w:tab w:val="num" w:pos="5040"/>
+        </w:tabs>
+        <w:ind w:left="5040" w:hanging="360"/>
+      </w:pPr>
+      <w:rPr>
+        <w:rFonts w:ascii="Wingdings" w:hAnsi="Wingdings" w:hint="default"/>
+        <w:sz w:val="20"/>
+      </w:rPr>
+    </w:lvl>
+    <w:lvl w:ilvl="7" w:tentative="1">
+      <w:start w:val="1"/>
+      <w:numFmt w:val="bullet"/>
+      <w:lvlText w:val=""/>
+      <w:lvlJc w:val="left"/>
+      <w:pPr>
+        <w:tabs>
+          <w:tab w:val="num" w:pos="5760"/>
+        </w:tabs>
+        <w:ind w:left="5760" w:hanging="360"/>
+      </w:pPr>
+      <w:rPr>
+        <w:rFonts w:ascii="Wingdings" w:hAnsi="Wingdings" w:hint="default"/>
+        <w:sz w:val="20"/>
+      </w:rPr>
+    </w:lvl>
+    <w:lvl w:ilvl="8" w:tentative="1">
+      <w:start w:val="1"/>
+      <w:numFmt w:val="bullet"/>
+      <w:lvlText w:val=""/>
+      <w:lvlJc w:val="left"/>
+      <w:pPr>
+        <w:tabs>
+          <w:tab w:val="num" w:pos="6480"/>
+        </w:tabs>
+        <w:ind w:left="6480" w:hanging="360"/>
+      </w:pPr>
+      <w:rPr>
+        <w:rFonts w:ascii="Wingdings" w:hAnsi="Wingdings" w:hint="default"/>
+        <w:sz w:val="20"/>
+      </w:rPr>
+    </w:lvl>
+  </w:abstractNum>
+  <w:abstractNum w:abstractNumId="4" w15:restartNumberingAfterBreak="0">
+    <w:nsid w:val="17567CF1"/>
+    <w:multiLevelType w:val="multilevel"/>
+    <w:tmpl w:val="1FEE39BA"/>
+    <w:lvl w:ilvl="0">
+      <w:start w:val="1"/>
+      <w:numFmt w:val="bullet"/>
+      <w:lvlText w:val=""/>
+      <w:lvlJc w:val="left"/>
+      <w:pPr>
+        <w:tabs>
+          <w:tab w:val="num" w:pos="720"/>
+        </w:tabs>
+        <w:ind w:left="720" w:hanging="360"/>
+      </w:pPr>
+      <w:rPr>
+        <w:rFonts w:ascii="Symbol" w:hAnsi="Symbol" w:hint="default"/>
+        <w:sz w:val="20"/>
+      </w:rPr>
+    </w:lvl>
+    <w:lvl w:ilvl="1" w:tentative="1">
+      <w:start w:val="1"/>
+      <w:numFmt w:val="bullet"/>
+      <w:lvlText w:val="o"/>
+      <w:lvlJc w:val="left"/>
+      <w:pPr>
+        <w:tabs>
+          <w:tab w:val="num" w:pos="1440"/>
+        </w:tabs>
+        <w:ind w:left="1440" w:hanging="360"/>
+      </w:pPr>
+      <w:rPr>
+        <w:rFonts w:ascii="Courier New" w:hAnsi="Courier New" w:hint="default"/>
+        <w:sz w:val="20"/>
+      </w:rPr>
+    </w:lvl>
+    <w:lvl w:ilvl="2" w:tentative="1">
+      <w:start w:val="1"/>
+      <w:numFmt w:val="bullet"/>
+      <w:lvlText w:val=""/>
+      <w:lvlJc w:val="left"/>
+      <w:pPr>
+        <w:tabs>
+          <w:tab w:val="num" w:pos="2160"/>
+        </w:tabs>
+        <w:ind w:left="2160" w:hanging="360"/>
+      </w:pPr>
+      <w:rPr>
+        <w:rFonts w:ascii="Wingdings" w:hAnsi="Wingdings" w:hint="default"/>
+        <w:sz w:val="20"/>
+      </w:rPr>
+    </w:lvl>
+    <w:lvl w:ilvl="3" w:tentative="1">
+      <w:start w:val="1"/>
+      <w:numFmt w:val="bullet"/>
+      <w:lvlText w:val=""/>
+      <w:lvlJc w:val="left"/>
+      <w:pPr>
+        <w:tabs>
+          <w:tab w:val="num" w:pos="2880"/>
+        </w:tabs>
+        <w:ind w:left="2880" w:hanging="360"/>
+      </w:pPr>
+      <w:rPr>
+        <w:rFonts w:ascii="Wingdings" w:hAnsi="Wingdings" w:hint="default"/>
+        <w:sz w:val="20"/>
+      </w:rPr>
+    </w:lvl>
+    <w:lvl w:ilvl="4" w:tentative="1">
+      <w:start w:val="1"/>
+      <w:numFmt w:val="bullet"/>
+      <w:lvlText w:val=""/>
+      <w:lvlJc w:val="left"/>
+      <w:pPr>
+        <w:tabs>
+          <w:tab w:val="num" w:pos="3600"/>
+        </w:tabs>
+        <w:ind w:left="3600" w:hanging="360"/>
+      </w:pPr>
+      <w:rPr>
+        <w:rFonts w:ascii="Wingdings" w:hAnsi="Wingdings" w:hint="default"/>
+        <w:sz w:val="20"/>
+      </w:rPr>
+    </w:lvl>
+    <w:lvl w:ilvl="5" w:tentative="1">
+      <w:start w:val="1"/>
+      <w:numFmt w:val="bullet"/>
+      <w:lvlText w:val=""/>
+      <w:lvlJc w:val="left"/>
+      <w:pPr>
+        <w:tabs>
+          <w:tab w:val="num" w:pos="4320"/>
+        </w:tabs>
+        <w:ind w:left="4320" w:hanging="360"/>
+      </w:pPr>
+      <w:rPr>
+        <w:rFonts w:ascii="Wingdings" w:hAnsi="Wingdings" w:hint="default"/>
+        <w:sz w:val="20"/>
+      </w:rPr>
+    </w:lvl>
+    <w:lvl w:ilvl="6" w:tentative="1">
+      <w:start w:val="1"/>
+      <w:numFmt w:val="bullet"/>
+      <w:lvlText w:val=""/>
+      <w:lvlJc w:val="left"/>
+      <w:pPr>
+        <w:tabs>
+          <w:tab w:val="num" w:pos="5040"/>
+        </w:tabs>
+        <w:ind w:left="5040" w:hanging="360"/>
+      </w:pPr>
+      <w:rPr>
+        <w:rFonts w:ascii="Wingdings" w:hAnsi="Wingdings" w:hint="default"/>
+        <w:sz w:val="20"/>
+      </w:rPr>
+    </w:lvl>
+    <w:lvl w:ilvl="7" w:tentative="1">
+      <w:start w:val="1"/>
+      <w:numFmt w:val="bullet"/>
+      <w:lvlText w:val=""/>
+      <w:lvlJc w:val="left"/>
+      <w:pPr>
+        <w:tabs>
+          <w:tab w:val="num" w:pos="5760"/>
+        </w:tabs>
+        <w:ind w:left="5760" w:hanging="360"/>
+      </w:pPr>
+      <w:rPr>
+        <w:rFonts w:ascii="Wingdings" w:hAnsi="Wingdings" w:hint="default"/>
+        <w:sz w:val="20"/>
+      </w:rPr>
+    </w:lvl>
+    <w:lvl w:ilvl="8" w:tentative="1">
+      <w:start w:val="1"/>
+      <w:numFmt w:val="bullet"/>
+      <w:lvlText w:val=""/>
+      <w:lvlJc w:val="left"/>
+      <w:pPr>
+        <w:tabs>
+          <w:tab w:val="num" w:pos="6480"/>
+        </w:tabs>
+        <w:ind w:left="6480" w:hanging="360"/>
+      </w:pPr>
+      <w:rPr>
+        <w:rFonts w:ascii="Wingdings" w:hAnsi="Wingdings" w:hint="default"/>
+        <w:sz w:val="20"/>
+      </w:rPr>
+    </w:lvl>
+  </w:abstractNum>
+  <w:abstractNum w:abstractNumId="5" w15:restartNumberingAfterBreak="0">
     <w:nsid w:val="191A2546"/>
     <w:multiLevelType w:val="multilevel"/>
     <w:tmpl w:val="2ACE6C86"/>
@@ -8152,7 +12492,7 @@
       </w:pPr>
     </w:lvl>
   </w:abstractNum>
-  <w:abstractNum w:abstractNumId="3" w15:restartNumberingAfterBreak="0">
+  <w:abstractNum w:abstractNumId="6" w15:restartNumberingAfterBreak="0">
     <w:nsid w:val="233F714B"/>
     <w:multiLevelType w:val="hybridMultilevel"/>
     <w:tmpl w:val="7D1C147E"/>
@@ -8241,7 +12581,156 @@
       </w:pPr>
     </w:lvl>
   </w:abstractNum>
-  <w:abstractNum w:abstractNumId="4" w15:restartNumberingAfterBreak="0">
+  <w:abstractNum w:abstractNumId="7" w15:restartNumberingAfterBreak="0">
+    <w:nsid w:val="27A803BC"/>
+    <w:multiLevelType w:val="multilevel"/>
+    <w:tmpl w:val="EC4EEF0E"/>
+    <w:lvl w:ilvl="0">
+      <w:start w:val="1"/>
+      <w:numFmt w:val="bullet"/>
+      <w:lvlText w:val=""/>
+      <w:lvlJc w:val="left"/>
+      <w:pPr>
+        <w:tabs>
+          <w:tab w:val="num" w:pos="720"/>
+        </w:tabs>
+        <w:ind w:left="720" w:hanging="360"/>
+      </w:pPr>
+      <w:rPr>
+        <w:rFonts w:ascii="Symbol" w:hAnsi="Symbol" w:hint="default"/>
+        <w:sz w:val="20"/>
+      </w:rPr>
+    </w:lvl>
+    <w:lvl w:ilvl="1" w:tentative="1">
+      <w:start w:val="1"/>
+      <w:numFmt w:val="bullet"/>
+      <w:lvlText w:val="o"/>
+      <w:lvlJc w:val="left"/>
+      <w:pPr>
+        <w:tabs>
+          <w:tab w:val="num" w:pos="1440"/>
+        </w:tabs>
+        <w:ind w:left="1440" w:hanging="360"/>
+      </w:pPr>
+      <w:rPr>
+        <w:rFonts w:ascii="Courier New" w:hAnsi="Courier New" w:hint="default"/>
+        <w:sz w:val="20"/>
+      </w:rPr>
+    </w:lvl>
+    <w:lvl w:ilvl="2" w:tentative="1">
+      <w:start w:val="1"/>
+      <w:numFmt w:val="bullet"/>
+      <w:lvlText w:val=""/>
+      <w:lvlJc w:val="left"/>
+      <w:pPr>
+        <w:tabs>
+          <w:tab w:val="num" w:pos="2160"/>
+        </w:tabs>
+        <w:ind w:left="2160" w:hanging="360"/>
+      </w:pPr>
+      <w:rPr>
+        <w:rFonts w:ascii="Wingdings" w:hAnsi="Wingdings" w:hint="default"/>
+        <w:sz w:val="20"/>
+      </w:rPr>
+    </w:lvl>
+    <w:lvl w:ilvl="3" w:tentative="1">
+      <w:start w:val="1"/>
+      <w:numFmt w:val="bullet"/>
+      <w:lvlText w:val=""/>
+      <w:lvlJc w:val="left"/>
+      <w:pPr>
+        <w:tabs>
+          <w:tab w:val="num" w:pos="2880"/>
+        </w:tabs>
+        <w:ind w:left="2880" w:hanging="360"/>
+      </w:pPr>
+      <w:rPr>
+        <w:rFonts w:ascii="Wingdings" w:hAnsi="Wingdings" w:hint="default"/>
+        <w:sz w:val="20"/>
+      </w:rPr>
+    </w:lvl>
+    <w:lvl w:ilvl="4" w:tentative="1">
+      <w:start w:val="1"/>
+      <w:numFmt w:val="bullet"/>
+      <w:lvlText w:val=""/>
+      <w:lvlJc w:val="left"/>
+      <w:pPr>
+        <w:tabs>
+          <w:tab w:val="num" w:pos="3600"/>
+        </w:tabs>
+        <w:ind w:left="3600" w:hanging="360"/>
+      </w:pPr>
+      <w:rPr>
+        <w:rFonts w:ascii="Wingdings" w:hAnsi="Wingdings" w:hint="default"/>
+        <w:sz w:val="20"/>
+      </w:rPr>
+    </w:lvl>
+    <w:lvl w:ilvl="5" w:tentative="1">
+      <w:start w:val="1"/>
+      <w:numFmt w:val="bullet"/>
+      <w:lvlText w:val=""/>
+      <w:lvlJc w:val="left"/>
+      <w:pPr>
+        <w:tabs>
+          <w:tab w:val="num" w:pos="4320"/>
+        </w:tabs>
+        <w:ind w:left="4320" w:hanging="360"/>
+      </w:pPr>
+      <w:rPr>
+        <w:rFonts w:ascii="Wingdings" w:hAnsi="Wingdings" w:hint="default"/>
+        <w:sz w:val="20"/>
+      </w:rPr>
+    </w:lvl>
+    <w:lvl w:ilvl="6" w:tentative="1">
+      <w:start w:val="1"/>
+      <w:numFmt w:val="bullet"/>
+      <w:lvlText w:val=""/>
+      <w:lvlJc w:val="left"/>
+      <w:pPr>
+        <w:tabs>
+          <w:tab w:val="num" w:pos="5040"/>
+        </w:tabs>
+        <w:ind w:left="5040" w:hanging="360"/>
+      </w:pPr>
+      <w:rPr>
+        <w:rFonts w:ascii="Wingdings" w:hAnsi="Wingdings" w:hint="default"/>
+        <w:sz w:val="20"/>
+      </w:rPr>
+    </w:lvl>
+    <w:lvl w:ilvl="7" w:tentative="1">
+      <w:start w:val="1"/>
+      <w:numFmt w:val="bullet"/>
+      <w:lvlText w:val=""/>
+      <w:lvlJc w:val="left"/>
+      <w:pPr>
+        <w:tabs>
+          <w:tab w:val="num" w:pos="5760"/>
+        </w:tabs>
+        <w:ind w:left="5760" w:hanging="360"/>
+      </w:pPr>
+      <w:rPr>
+        <w:rFonts w:ascii="Wingdings" w:hAnsi="Wingdings" w:hint="default"/>
+        <w:sz w:val="20"/>
+      </w:rPr>
+    </w:lvl>
+    <w:lvl w:ilvl="8" w:tentative="1">
+      <w:start w:val="1"/>
+      <w:numFmt w:val="bullet"/>
+      <w:lvlText w:val=""/>
+      <w:lvlJc w:val="left"/>
+      <w:pPr>
+        <w:tabs>
+          <w:tab w:val="num" w:pos="6480"/>
+        </w:tabs>
+        <w:ind w:left="6480" w:hanging="360"/>
+      </w:pPr>
+      <w:rPr>
+        <w:rFonts w:ascii="Wingdings" w:hAnsi="Wingdings" w:hint="default"/>
+        <w:sz w:val="20"/>
+      </w:rPr>
+    </w:lvl>
+  </w:abstractNum>
+  <w:abstractNum w:abstractNumId="8" w15:restartNumberingAfterBreak="0">
     <w:nsid w:val="2F1326C3"/>
     <w:multiLevelType w:val="multilevel"/>
     <w:tmpl w:val="865CF72E"/>
@@ -8354,7 +12843,7 @@
       </w:pPr>
     </w:lvl>
   </w:abstractNum>
-  <w:abstractNum w:abstractNumId="5" w15:restartNumberingAfterBreak="0">
+  <w:abstractNum w:abstractNumId="9" w15:restartNumberingAfterBreak="0">
     <w:nsid w:val="3B3B78AB"/>
     <w:multiLevelType w:val="multilevel"/>
     <w:tmpl w:val="34D2B8CA"/>
@@ -8467,7 +12956,454 @@
       </w:pPr>
     </w:lvl>
   </w:abstractNum>
-  <w:abstractNum w:abstractNumId="6" w15:restartNumberingAfterBreak="0">
+  <w:abstractNum w:abstractNumId="10" w15:restartNumberingAfterBreak="0">
+    <w:nsid w:val="3C1520AB"/>
+    <w:multiLevelType w:val="multilevel"/>
+    <w:tmpl w:val="D11E08FE"/>
+    <w:lvl w:ilvl="0">
+      <w:start w:val="1"/>
+      <w:numFmt w:val="bullet"/>
+      <w:lvlText w:val=""/>
+      <w:lvlJc w:val="left"/>
+      <w:pPr>
+        <w:tabs>
+          <w:tab w:val="num" w:pos="720"/>
+        </w:tabs>
+        <w:ind w:left="720" w:hanging="360"/>
+      </w:pPr>
+      <w:rPr>
+        <w:rFonts w:ascii="Symbol" w:hAnsi="Symbol" w:hint="default"/>
+        <w:sz w:val="20"/>
+      </w:rPr>
+    </w:lvl>
+    <w:lvl w:ilvl="1" w:tentative="1">
+      <w:start w:val="1"/>
+      <w:numFmt w:val="bullet"/>
+      <w:lvlText w:val="o"/>
+      <w:lvlJc w:val="left"/>
+      <w:pPr>
+        <w:tabs>
+          <w:tab w:val="num" w:pos="1440"/>
+        </w:tabs>
+        <w:ind w:left="1440" w:hanging="360"/>
+      </w:pPr>
+      <w:rPr>
+        <w:rFonts w:ascii="Courier New" w:hAnsi="Courier New" w:hint="default"/>
+        <w:sz w:val="20"/>
+      </w:rPr>
+    </w:lvl>
+    <w:lvl w:ilvl="2" w:tentative="1">
+      <w:start w:val="1"/>
+      <w:numFmt w:val="bullet"/>
+      <w:lvlText w:val=""/>
+      <w:lvlJc w:val="left"/>
+      <w:pPr>
+        <w:tabs>
+          <w:tab w:val="num" w:pos="2160"/>
+        </w:tabs>
+        <w:ind w:left="2160" w:hanging="360"/>
+      </w:pPr>
+      <w:rPr>
+        <w:rFonts w:ascii="Wingdings" w:hAnsi="Wingdings" w:hint="default"/>
+        <w:sz w:val="20"/>
+      </w:rPr>
+    </w:lvl>
+    <w:lvl w:ilvl="3" w:tentative="1">
+      <w:start w:val="1"/>
+      <w:numFmt w:val="bullet"/>
+      <w:lvlText w:val=""/>
+      <w:lvlJc w:val="left"/>
+      <w:pPr>
+        <w:tabs>
+          <w:tab w:val="num" w:pos="2880"/>
+        </w:tabs>
+        <w:ind w:left="2880" w:hanging="360"/>
+      </w:pPr>
+      <w:rPr>
+        <w:rFonts w:ascii="Wingdings" w:hAnsi="Wingdings" w:hint="default"/>
+        <w:sz w:val="20"/>
+      </w:rPr>
+    </w:lvl>
+    <w:lvl w:ilvl="4" w:tentative="1">
+      <w:start w:val="1"/>
+      <w:numFmt w:val="bullet"/>
+      <w:lvlText w:val=""/>
+      <w:lvlJc w:val="left"/>
+      <w:pPr>
+        <w:tabs>
+          <w:tab w:val="num" w:pos="3600"/>
+        </w:tabs>
+        <w:ind w:left="3600" w:hanging="360"/>
+      </w:pPr>
+      <w:rPr>
+        <w:rFonts w:ascii="Wingdings" w:hAnsi="Wingdings" w:hint="default"/>
+        <w:sz w:val="20"/>
+      </w:rPr>
+    </w:lvl>
+    <w:lvl w:ilvl="5" w:tentative="1">
+      <w:start w:val="1"/>
+      <w:numFmt w:val="bullet"/>
+      <w:lvlText w:val=""/>
+      <w:lvlJc w:val="left"/>
+      <w:pPr>
+        <w:tabs>
+          <w:tab w:val="num" w:pos="4320"/>
+        </w:tabs>
+        <w:ind w:left="4320" w:hanging="360"/>
+      </w:pPr>
+      <w:rPr>
+        <w:rFonts w:ascii="Wingdings" w:hAnsi="Wingdings" w:hint="default"/>
+        <w:sz w:val="20"/>
+      </w:rPr>
+    </w:lvl>
+    <w:lvl w:ilvl="6" w:tentative="1">
+      <w:start w:val="1"/>
+      <w:numFmt w:val="bullet"/>
+      <w:lvlText w:val=""/>
+      <w:lvlJc w:val="left"/>
+      <w:pPr>
+        <w:tabs>
+          <w:tab w:val="num" w:pos="5040"/>
+        </w:tabs>
+        <w:ind w:left="5040" w:hanging="360"/>
+      </w:pPr>
+      <w:rPr>
+        <w:rFonts w:ascii="Wingdings" w:hAnsi="Wingdings" w:hint="default"/>
+        <w:sz w:val="20"/>
+      </w:rPr>
+    </w:lvl>
+    <w:lvl w:ilvl="7" w:tentative="1">
+      <w:start w:val="1"/>
+      <w:numFmt w:val="bullet"/>
+      <w:lvlText w:val=""/>
+      <w:lvlJc w:val="left"/>
+      <w:pPr>
+        <w:tabs>
+          <w:tab w:val="num" w:pos="5760"/>
+        </w:tabs>
+        <w:ind w:left="5760" w:hanging="360"/>
+      </w:pPr>
+      <w:rPr>
+        <w:rFonts w:ascii="Wingdings" w:hAnsi="Wingdings" w:hint="default"/>
+        <w:sz w:val="20"/>
+      </w:rPr>
+    </w:lvl>
+    <w:lvl w:ilvl="8" w:tentative="1">
+      <w:start w:val="1"/>
+      <w:numFmt w:val="bullet"/>
+      <w:lvlText w:val=""/>
+      <w:lvlJc w:val="left"/>
+      <w:pPr>
+        <w:tabs>
+          <w:tab w:val="num" w:pos="6480"/>
+        </w:tabs>
+        <w:ind w:left="6480" w:hanging="360"/>
+      </w:pPr>
+      <w:rPr>
+        <w:rFonts w:ascii="Wingdings" w:hAnsi="Wingdings" w:hint="default"/>
+        <w:sz w:val="20"/>
+      </w:rPr>
+    </w:lvl>
+  </w:abstractNum>
+  <w:abstractNum w:abstractNumId="11" w15:restartNumberingAfterBreak="0">
+    <w:nsid w:val="3E1E4193"/>
+    <w:multiLevelType w:val="multilevel"/>
+    <w:tmpl w:val="E0F6E98E"/>
+    <w:lvl w:ilvl="0">
+      <w:start w:val="1"/>
+      <w:numFmt w:val="bullet"/>
+      <w:lvlText w:val=""/>
+      <w:lvlJc w:val="left"/>
+      <w:pPr>
+        <w:tabs>
+          <w:tab w:val="num" w:pos="720"/>
+        </w:tabs>
+        <w:ind w:left="720" w:hanging="360"/>
+      </w:pPr>
+      <w:rPr>
+        <w:rFonts w:ascii="Symbol" w:hAnsi="Symbol" w:hint="default"/>
+        <w:sz w:val="20"/>
+      </w:rPr>
+    </w:lvl>
+    <w:lvl w:ilvl="1" w:tentative="1">
+      <w:start w:val="1"/>
+      <w:numFmt w:val="bullet"/>
+      <w:lvlText w:val="o"/>
+      <w:lvlJc w:val="left"/>
+      <w:pPr>
+        <w:tabs>
+          <w:tab w:val="num" w:pos="1440"/>
+        </w:tabs>
+        <w:ind w:left="1440" w:hanging="360"/>
+      </w:pPr>
+      <w:rPr>
+        <w:rFonts w:ascii="Courier New" w:hAnsi="Courier New" w:hint="default"/>
+        <w:sz w:val="20"/>
+      </w:rPr>
+    </w:lvl>
+    <w:lvl w:ilvl="2" w:tentative="1">
+      <w:start w:val="1"/>
+      <w:numFmt w:val="bullet"/>
+      <w:lvlText w:val=""/>
+      <w:lvlJc w:val="left"/>
+      <w:pPr>
+        <w:tabs>
+          <w:tab w:val="num" w:pos="2160"/>
+        </w:tabs>
+        <w:ind w:left="2160" w:hanging="360"/>
+      </w:pPr>
+      <w:rPr>
+        <w:rFonts w:ascii="Wingdings" w:hAnsi="Wingdings" w:hint="default"/>
+        <w:sz w:val="20"/>
+      </w:rPr>
+    </w:lvl>
+    <w:lvl w:ilvl="3" w:tentative="1">
+      <w:start w:val="1"/>
+      <w:numFmt w:val="bullet"/>
+      <w:lvlText w:val=""/>
+      <w:lvlJc w:val="left"/>
+      <w:pPr>
+        <w:tabs>
+          <w:tab w:val="num" w:pos="2880"/>
+        </w:tabs>
+        <w:ind w:left="2880" w:hanging="360"/>
+      </w:pPr>
+      <w:rPr>
+        <w:rFonts w:ascii="Wingdings" w:hAnsi="Wingdings" w:hint="default"/>
+        <w:sz w:val="20"/>
+      </w:rPr>
+    </w:lvl>
+    <w:lvl w:ilvl="4" w:tentative="1">
+      <w:start w:val="1"/>
+      <w:numFmt w:val="bullet"/>
+      <w:lvlText w:val=""/>
+      <w:lvlJc w:val="left"/>
+      <w:pPr>
+        <w:tabs>
+          <w:tab w:val="num" w:pos="3600"/>
+        </w:tabs>
+        <w:ind w:left="3600" w:hanging="360"/>
+      </w:pPr>
+      <w:rPr>
+        <w:rFonts w:ascii="Wingdings" w:hAnsi="Wingdings" w:hint="default"/>
+        <w:sz w:val="20"/>
+      </w:rPr>
+    </w:lvl>
+    <w:lvl w:ilvl="5" w:tentative="1">
+      <w:start w:val="1"/>
+      <w:numFmt w:val="bullet"/>
+      <w:lvlText w:val=""/>
+      <w:lvlJc w:val="left"/>
+      <w:pPr>
+        <w:tabs>
+          <w:tab w:val="num" w:pos="4320"/>
+        </w:tabs>
+        <w:ind w:left="4320" w:hanging="360"/>
+      </w:pPr>
+      <w:rPr>
+        <w:rFonts w:ascii="Wingdings" w:hAnsi="Wingdings" w:hint="default"/>
+        <w:sz w:val="20"/>
+      </w:rPr>
+    </w:lvl>
+    <w:lvl w:ilvl="6" w:tentative="1">
+      <w:start w:val="1"/>
+      <w:numFmt w:val="bullet"/>
+      <w:lvlText w:val=""/>
+      <w:lvlJc w:val="left"/>
+      <w:pPr>
+        <w:tabs>
+          <w:tab w:val="num" w:pos="5040"/>
+        </w:tabs>
+        <w:ind w:left="5040" w:hanging="360"/>
+      </w:pPr>
+      <w:rPr>
+        <w:rFonts w:ascii="Wingdings" w:hAnsi="Wingdings" w:hint="default"/>
+        <w:sz w:val="20"/>
+      </w:rPr>
+    </w:lvl>
+    <w:lvl w:ilvl="7" w:tentative="1">
+      <w:start w:val="1"/>
+      <w:numFmt w:val="bullet"/>
+      <w:lvlText w:val=""/>
+      <w:lvlJc w:val="left"/>
+      <w:pPr>
+        <w:tabs>
+          <w:tab w:val="num" w:pos="5760"/>
+        </w:tabs>
+        <w:ind w:left="5760" w:hanging="360"/>
+      </w:pPr>
+      <w:rPr>
+        <w:rFonts w:ascii="Wingdings" w:hAnsi="Wingdings" w:hint="default"/>
+        <w:sz w:val="20"/>
+      </w:rPr>
+    </w:lvl>
+    <w:lvl w:ilvl="8" w:tentative="1">
+      <w:start w:val="1"/>
+      <w:numFmt w:val="bullet"/>
+      <w:lvlText w:val=""/>
+      <w:lvlJc w:val="left"/>
+      <w:pPr>
+        <w:tabs>
+          <w:tab w:val="num" w:pos="6480"/>
+        </w:tabs>
+        <w:ind w:left="6480" w:hanging="360"/>
+      </w:pPr>
+      <w:rPr>
+        <w:rFonts w:ascii="Wingdings" w:hAnsi="Wingdings" w:hint="default"/>
+        <w:sz w:val="20"/>
+      </w:rPr>
+    </w:lvl>
+  </w:abstractNum>
+  <w:abstractNum w:abstractNumId="12" w15:restartNumberingAfterBreak="0">
+    <w:nsid w:val="448F62AC"/>
+    <w:multiLevelType w:val="multilevel"/>
+    <w:tmpl w:val="4776D0FE"/>
+    <w:lvl w:ilvl="0">
+      <w:start w:val="1"/>
+      <w:numFmt w:val="bullet"/>
+      <w:lvlText w:val=""/>
+      <w:lvlJc w:val="left"/>
+      <w:pPr>
+        <w:tabs>
+          <w:tab w:val="num" w:pos="720"/>
+        </w:tabs>
+        <w:ind w:left="720" w:hanging="360"/>
+      </w:pPr>
+      <w:rPr>
+        <w:rFonts w:ascii="Symbol" w:hAnsi="Symbol" w:hint="default"/>
+        <w:sz w:val="20"/>
+      </w:rPr>
+    </w:lvl>
+    <w:lvl w:ilvl="1" w:tentative="1">
+      <w:start w:val="1"/>
+      <w:numFmt w:val="bullet"/>
+      <w:lvlText w:val="o"/>
+      <w:lvlJc w:val="left"/>
+      <w:pPr>
+        <w:tabs>
+          <w:tab w:val="num" w:pos="1440"/>
+        </w:tabs>
+        <w:ind w:left="1440" w:hanging="360"/>
+      </w:pPr>
+      <w:rPr>
+        <w:rFonts w:ascii="Courier New" w:hAnsi="Courier New" w:hint="default"/>
+        <w:sz w:val="20"/>
+      </w:rPr>
+    </w:lvl>
+    <w:lvl w:ilvl="2" w:tentative="1">
+      <w:start w:val="1"/>
+      <w:numFmt w:val="bullet"/>
+      <w:lvlText w:val=""/>
+      <w:lvlJc w:val="left"/>
+      <w:pPr>
+        <w:tabs>
+          <w:tab w:val="num" w:pos="2160"/>
+        </w:tabs>
+        <w:ind w:left="2160" w:hanging="360"/>
+      </w:pPr>
+      <w:rPr>
+        <w:rFonts w:ascii="Wingdings" w:hAnsi="Wingdings" w:hint="default"/>
+        <w:sz w:val="20"/>
+      </w:rPr>
+    </w:lvl>
+    <w:lvl w:ilvl="3" w:tentative="1">
+      <w:start w:val="1"/>
+      <w:numFmt w:val="bullet"/>
+      <w:lvlText w:val=""/>
+      <w:lvlJc w:val="left"/>
+      <w:pPr>
+        <w:tabs>
+          <w:tab w:val="num" w:pos="2880"/>
+        </w:tabs>
+        <w:ind w:left="2880" w:hanging="360"/>
+      </w:pPr>
+      <w:rPr>
+        <w:rFonts w:ascii="Wingdings" w:hAnsi="Wingdings" w:hint="default"/>
+        <w:sz w:val="20"/>
+      </w:rPr>
+    </w:lvl>
+    <w:lvl w:ilvl="4" w:tentative="1">
+      <w:start w:val="1"/>
+      <w:numFmt w:val="bullet"/>
+      <w:lvlText w:val=""/>
+      <w:lvlJc w:val="left"/>
+      <w:pPr>
+        <w:tabs>
+          <w:tab w:val="num" w:pos="3600"/>
+        </w:tabs>
+        <w:ind w:left="3600" w:hanging="360"/>
+      </w:pPr>
+      <w:rPr>
+        <w:rFonts w:ascii="Wingdings" w:hAnsi="Wingdings" w:hint="default"/>
+        <w:sz w:val="20"/>
+      </w:rPr>
+    </w:lvl>
+    <w:lvl w:ilvl="5" w:tentative="1">
+      <w:start w:val="1"/>
+      <w:numFmt w:val="bullet"/>
+      <w:lvlText w:val=""/>
+      <w:lvlJc w:val="left"/>
+      <w:pPr>
+        <w:tabs>
+          <w:tab w:val="num" w:pos="4320"/>
+        </w:tabs>
+        <w:ind w:left="4320" w:hanging="360"/>
+      </w:pPr>
+      <w:rPr>
+        <w:rFonts w:ascii="Wingdings" w:hAnsi="Wingdings" w:hint="default"/>
+        <w:sz w:val="20"/>
+      </w:rPr>
+    </w:lvl>
+    <w:lvl w:ilvl="6" w:tentative="1">
+      <w:start w:val="1"/>
+      <w:numFmt w:val="bullet"/>
+      <w:lvlText w:val=""/>
+      <w:lvlJc w:val="left"/>
+      <w:pPr>
+        <w:tabs>
+          <w:tab w:val="num" w:pos="5040"/>
+        </w:tabs>
+        <w:ind w:left="5040" w:hanging="360"/>
+      </w:pPr>
+      <w:rPr>
+        <w:rFonts w:ascii="Wingdings" w:hAnsi="Wingdings" w:hint="default"/>
+        <w:sz w:val="20"/>
+      </w:rPr>
+    </w:lvl>
+    <w:lvl w:ilvl="7" w:tentative="1">
+      <w:start w:val="1"/>
+      <w:numFmt w:val="bullet"/>
+      <w:lvlText w:val=""/>
+      <w:lvlJc w:val="left"/>
+      <w:pPr>
+        <w:tabs>
+          <w:tab w:val="num" w:pos="5760"/>
+        </w:tabs>
+        <w:ind w:left="5760" w:hanging="360"/>
+      </w:pPr>
+      <w:rPr>
+        <w:rFonts w:ascii="Wingdings" w:hAnsi="Wingdings" w:hint="default"/>
+        <w:sz w:val="20"/>
+      </w:rPr>
+    </w:lvl>
+    <w:lvl w:ilvl="8" w:tentative="1">
+      <w:start w:val="1"/>
+      <w:numFmt w:val="bullet"/>
+      <w:lvlText w:val=""/>
+      <w:lvlJc w:val="left"/>
+      <w:pPr>
+        <w:tabs>
+          <w:tab w:val="num" w:pos="6480"/>
+        </w:tabs>
+        <w:ind w:left="6480" w:hanging="360"/>
+      </w:pPr>
+      <w:rPr>
+        <w:rFonts w:ascii="Wingdings" w:hAnsi="Wingdings" w:hint="default"/>
+        <w:sz w:val="20"/>
+      </w:rPr>
+    </w:lvl>
+  </w:abstractNum>
+  <w:abstractNum w:abstractNumId="13" w15:restartNumberingAfterBreak="0">
     <w:nsid w:val="572029F2"/>
     <w:multiLevelType w:val="multilevel"/>
     <w:tmpl w:val="D0A04202"/>
@@ -8580,7 +13516,7 @@
       </w:pPr>
     </w:lvl>
   </w:abstractNum>
-  <w:abstractNum w:abstractNumId="7" w15:restartNumberingAfterBreak="0">
+  <w:abstractNum w:abstractNumId="14" w15:restartNumberingAfterBreak="0">
     <w:nsid w:val="5E3159F1"/>
     <w:multiLevelType w:val="multilevel"/>
     <w:tmpl w:val="625253A8"/>
@@ -8693,7 +13629,7 @@
       </w:pPr>
     </w:lvl>
   </w:abstractNum>
-  <w:abstractNum w:abstractNumId="8" w15:restartNumberingAfterBreak="0">
+  <w:abstractNum w:abstractNumId="15" w15:restartNumberingAfterBreak="0">
     <w:nsid w:val="5EBE56EF"/>
     <w:multiLevelType w:val="multilevel"/>
     <w:tmpl w:val="7470596E"/>
@@ -8809,7 +13745,7 @@
       </w:pPr>
     </w:lvl>
   </w:abstractNum>
-  <w:abstractNum w:abstractNumId="9" w15:restartNumberingAfterBreak="0">
+  <w:abstractNum w:abstractNumId="16" w15:restartNumberingAfterBreak="0">
     <w:nsid w:val="605F70CD"/>
     <w:multiLevelType w:val="multilevel"/>
     <w:tmpl w:val="5AFABC28"/>
@@ -8958,7 +13894,7 @@
       </w:rPr>
     </w:lvl>
   </w:abstractNum>
-  <w:abstractNum w:abstractNumId="10" w15:restartNumberingAfterBreak="0">
+  <w:abstractNum w:abstractNumId="17" w15:restartNumberingAfterBreak="0">
     <w:nsid w:val="62286DE7"/>
     <w:multiLevelType w:val="multilevel"/>
     <w:tmpl w:val="17881162"/>
@@ -9071,7 +14007,156 @@
       </w:pPr>
     </w:lvl>
   </w:abstractNum>
-  <w:abstractNum w:abstractNumId="11" w15:restartNumberingAfterBreak="0">
+  <w:abstractNum w:abstractNumId="18" w15:restartNumberingAfterBreak="0">
+    <w:nsid w:val="6669230B"/>
+    <w:multiLevelType w:val="multilevel"/>
+    <w:tmpl w:val="3F4EE7E6"/>
+    <w:lvl w:ilvl="0">
+      <w:start w:val="1"/>
+      <w:numFmt w:val="bullet"/>
+      <w:lvlText w:val=""/>
+      <w:lvlJc w:val="left"/>
+      <w:pPr>
+        <w:tabs>
+          <w:tab w:val="num" w:pos="720"/>
+        </w:tabs>
+        <w:ind w:left="720" w:hanging="360"/>
+      </w:pPr>
+      <w:rPr>
+        <w:rFonts w:ascii="Symbol" w:hAnsi="Symbol" w:hint="default"/>
+        <w:sz w:val="20"/>
+      </w:rPr>
+    </w:lvl>
+    <w:lvl w:ilvl="1" w:tentative="1">
+      <w:start w:val="1"/>
+      <w:numFmt w:val="bullet"/>
+      <w:lvlText w:val="o"/>
+      <w:lvlJc w:val="left"/>
+      <w:pPr>
+        <w:tabs>
+          <w:tab w:val="num" w:pos="1440"/>
+        </w:tabs>
+        <w:ind w:left="1440" w:hanging="360"/>
+      </w:pPr>
+      <w:rPr>
+        <w:rFonts w:ascii="Courier New" w:hAnsi="Courier New" w:hint="default"/>
+        <w:sz w:val="20"/>
+      </w:rPr>
+    </w:lvl>
+    <w:lvl w:ilvl="2" w:tentative="1">
+      <w:start w:val="1"/>
+      <w:numFmt w:val="bullet"/>
+      <w:lvlText w:val=""/>
+      <w:lvlJc w:val="left"/>
+      <w:pPr>
+        <w:tabs>
+          <w:tab w:val="num" w:pos="2160"/>
+        </w:tabs>
+        <w:ind w:left="2160" w:hanging="360"/>
+      </w:pPr>
+      <w:rPr>
+        <w:rFonts w:ascii="Wingdings" w:hAnsi="Wingdings" w:hint="default"/>
+        <w:sz w:val="20"/>
+      </w:rPr>
+    </w:lvl>
+    <w:lvl w:ilvl="3" w:tentative="1">
+      <w:start w:val="1"/>
+      <w:numFmt w:val="bullet"/>
+      <w:lvlText w:val=""/>
+      <w:lvlJc w:val="left"/>
+      <w:pPr>
+        <w:tabs>
+          <w:tab w:val="num" w:pos="2880"/>
+        </w:tabs>
+        <w:ind w:left="2880" w:hanging="360"/>
+      </w:pPr>
+      <w:rPr>
+        <w:rFonts w:ascii="Wingdings" w:hAnsi="Wingdings" w:hint="default"/>
+        <w:sz w:val="20"/>
+      </w:rPr>
+    </w:lvl>
+    <w:lvl w:ilvl="4" w:tentative="1">
+      <w:start w:val="1"/>
+      <w:numFmt w:val="bullet"/>
+      <w:lvlText w:val=""/>
+      <w:lvlJc w:val="left"/>
+      <w:pPr>
+        <w:tabs>
+          <w:tab w:val="num" w:pos="3600"/>
+        </w:tabs>
+        <w:ind w:left="3600" w:hanging="360"/>
+      </w:pPr>
+      <w:rPr>
+        <w:rFonts w:ascii="Wingdings" w:hAnsi="Wingdings" w:hint="default"/>
+        <w:sz w:val="20"/>
+      </w:rPr>
+    </w:lvl>
+    <w:lvl w:ilvl="5" w:tentative="1">
+      <w:start w:val="1"/>
+      <w:numFmt w:val="bullet"/>
+      <w:lvlText w:val=""/>
+      <w:lvlJc w:val="left"/>
+      <w:pPr>
+        <w:tabs>
+          <w:tab w:val="num" w:pos="4320"/>
+        </w:tabs>
+        <w:ind w:left="4320" w:hanging="360"/>
+      </w:pPr>
+      <w:rPr>
+        <w:rFonts w:ascii="Wingdings" w:hAnsi="Wingdings" w:hint="default"/>
+        <w:sz w:val="20"/>
+      </w:rPr>
+    </w:lvl>
+    <w:lvl w:ilvl="6" w:tentative="1">
+      <w:start w:val="1"/>
+      <w:numFmt w:val="bullet"/>
+      <w:lvlText w:val=""/>
+      <w:lvlJc w:val="left"/>
+      <w:pPr>
+        <w:tabs>
+          <w:tab w:val="num" w:pos="5040"/>
+        </w:tabs>
+        <w:ind w:left="5040" w:hanging="360"/>
+      </w:pPr>
+      <w:rPr>
+        <w:rFonts w:ascii="Wingdings" w:hAnsi="Wingdings" w:hint="default"/>
+        <w:sz w:val="20"/>
+      </w:rPr>
+    </w:lvl>
+    <w:lvl w:ilvl="7" w:tentative="1">
+      <w:start w:val="1"/>
+      <w:numFmt w:val="bullet"/>
+      <w:lvlText w:val=""/>
+      <w:lvlJc w:val="left"/>
+      <w:pPr>
+        <w:tabs>
+          <w:tab w:val="num" w:pos="5760"/>
+        </w:tabs>
+        <w:ind w:left="5760" w:hanging="360"/>
+      </w:pPr>
+      <w:rPr>
+        <w:rFonts w:ascii="Wingdings" w:hAnsi="Wingdings" w:hint="default"/>
+        <w:sz w:val="20"/>
+      </w:rPr>
+    </w:lvl>
+    <w:lvl w:ilvl="8" w:tentative="1">
+      <w:start w:val="1"/>
+      <w:numFmt w:val="bullet"/>
+      <w:lvlText w:val=""/>
+      <w:lvlJc w:val="left"/>
+      <w:pPr>
+        <w:tabs>
+          <w:tab w:val="num" w:pos="6480"/>
+        </w:tabs>
+        <w:ind w:left="6480" w:hanging="360"/>
+      </w:pPr>
+      <w:rPr>
+        <w:rFonts w:ascii="Wingdings" w:hAnsi="Wingdings" w:hint="default"/>
+        <w:sz w:val="20"/>
+      </w:rPr>
+    </w:lvl>
+  </w:abstractNum>
+  <w:abstractNum w:abstractNumId="19" w15:restartNumberingAfterBreak="0">
     <w:nsid w:val="6CD45984"/>
     <w:multiLevelType w:val="multilevel"/>
     <w:tmpl w:val="BAC6BAEE"/>
@@ -9220,7 +14305,156 @@
       </w:rPr>
     </w:lvl>
   </w:abstractNum>
-  <w:abstractNum w:abstractNumId="12" w15:restartNumberingAfterBreak="0">
+  <w:abstractNum w:abstractNumId="20" w15:restartNumberingAfterBreak="0">
+    <w:nsid w:val="703B55F3"/>
+    <w:multiLevelType w:val="multilevel"/>
+    <w:tmpl w:val="30629952"/>
+    <w:lvl w:ilvl="0">
+      <w:start w:val="1"/>
+      <w:numFmt w:val="bullet"/>
+      <w:lvlText w:val=""/>
+      <w:lvlJc w:val="left"/>
+      <w:pPr>
+        <w:tabs>
+          <w:tab w:val="num" w:pos="720"/>
+        </w:tabs>
+        <w:ind w:left="720" w:hanging="360"/>
+      </w:pPr>
+      <w:rPr>
+        <w:rFonts w:ascii="Symbol" w:hAnsi="Symbol" w:hint="default"/>
+        <w:sz w:val="20"/>
+      </w:rPr>
+    </w:lvl>
+    <w:lvl w:ilvl="1" w:tentative="1">
+      <w:start w:val="1"/>
+      <w:numFmt w:val="bullet"/>
+      <w:lvlText w:val="o"/>
+      <w:lvlJc w:val="left"/>
+      <w:pPr>
+        <w:tabs>
+          <w:tab w:val="num" w:pos="1440"/>
+        </w:tabs>
+        <w:ind w:left="1440" w:hanging="360"/>
+      </w:pPr>
+      <w:rPr>
+        <w:rFonts w:ascii="Courier New" w:hAnsi="Courier New" w:hint="default"/>
+        <w:sz w:val="20"/>
+      </w:rPr>
+    </w:lvl>
+    <w:lvl w:ilvl="2" w:tentative="1">
+      <w:start w:val="1"/>
+      <w:numFmt w:val="bullet"/>
+      <w:lvlText w:val=""/>
+      <w:lvlJc w:val="left"/>
+      <w:pPr>
+        <w:tabs>
+          <w:tab w:val="num" w:pos="2160"/>
+        </w:tabs>
+        <w:ind w:left="2160" w:hanging="360"/>
+      </w:pPr>
+      <w:rPr>
+        <w:rFonts w:ascii="Wingdings" w:hAnsi="Wingdings" w:hint="default"/>
+        <w:sz w:val="20"/>
+      </w:rPr>
+    </w:lvl>
+    <w:lvl w:ilvl="3" w:tentative="1">
+      <w:start w:val="1"/>
+      <w:numFmt w:val="bullet"/>
+      <w:lvlText w:val=""/>
+      <w:lvlJc w:val="left"/>
+      <w:pPr>
+        <w:tabs>
+          <w:tab w:val="num" w:pos="2880"/>
+        </w:tabs>
+        <w:ind w:left="2880" w:hanging="360"/>
+      </w:pPr>
+      <w:rPr>
+        <w:rFonts w:ascii="Wingdings" w:hAnsi="Wingdings" w:hint="default"/>
+        <w:sz w:val="20"/>
+      </w:rPr>
+    </w:lvl>
+    <w:lvl w:ilvl="4" w:tentative="1">
+      <w:start w:val="1"/>
+      <w:numFmt w:val="bullet"/>
+      <w:lvlText w:val=""/>
+      <w:lvlJc w:val="left"/>
+      <w:pPr>
+        <w:tabs>
+          <w:tab w:val="num" w:pos="3600"/>
+        </w:tabs>
+        <w:ind w:left="3600" w:hanging="360"/>
+      </w:pPr>
+      <w:rPr>
+        <w:rFonts w:ascii="Wingdings" w:hAnsi="Wingdings" w:hint="default"/>
+        <w:sz w:val="20"/>
+      </w:rPr>
+    </w:lvl>
+    <w:lvl w:ilvl="5" w:tentative="1">
+      <w:start w:val="1"/>
+      <w:numFmt w:val="bullet"/>
+      <w:lvlText w:val=""/>
+      <w:lvlJc w:val="left"/>
+      <w:pPr>
+        <w:tabs>
+          <w:tab w:val="num" w:pos="4320"/>
+        </w:tabs>
+        <w:ind w:left="4320" w:hanging="360"/>
+      </w:pPr>
+      <w:rPr>
+        <w:rFonts w:ascii="Wingdings" w:hAnsi="Wingdings" w:hint="default"/>
+        <w:sz w:val="20"/>
+      </w:rPr>
+    </w:lvl>
+    <w:lvl w:ilvl="6" w:tentative="1">
+      <w:start w:val="1"/>
+      <w:numFmt w:val="bullet"/>
+      <w:lvlText w:val=""/>
+      <w:lvlJc w:val="left"/>
+      <w:pPr>
+        <w:tabs>
+          <w:tab w:val="num" w:pos="5040"/>
+        </w:tabs>
+        <w:ind w:left="5040" w:hanging="360"/>
+      </w:pPr>
+      <w:rPr>
+        <w:rFonts w:ascii="Wingdings" w:hAnsi="Wingdings" w:hint="default"/>
+        <w:sz w:val="20"/>
+      </w:rPr>
+    </w:lvl>
+    <w:lvl w:ilvl="7" w:tentative="1">
+      <w:start w:val="1"/>
+      <w:numFmt w:val="bullet"/>
+      <w:lvlText w:val=""/>
+      <w:lvlJc w:val="left"/>
+      <w:pPr>
+        <w:tabs>
+          <w:tab w:val="num" w:pos="5760"/>
+        </w:tabs>
+        <w:ind w:left="5760" w:hanging="360"/>
+      </w:pPr>
+      <w:rPr>
+        <w:rFonts w:ascii="Wingdings" w:hAnsi="Wingdings" w:hint="default"/>
+        <w:sz w:val="20"/>
+      </w:rPr>
+    </w:lvl>
+    <w:lvl w:ilvl="8" w:tentative="1">
+      <w:start w:val="1"/>
+      <w:numFmt w:val="bullet"/>
+      <w:lvlText w:val=""/>
+      <w:lvlJc w:val="left"/>
+      <w:pPr>
+        <w:tabs>
+          <w:tab w:val="num" w:pos="6480"/>
+        </w:tabs>
+        <w:ind w:left="6480" w:hanging="360"/>
+      </w:pPr>
+      <w:rPr>
+        <w:rFonts w:ascii="Wingdings" w:hAnsi="Wingdings" w:hint="default"/>
+        <w:sz w:val="20"/>
+      </w:rPr>
+    </w:lvl>
+  </w:abstractNum>
+  <w:abstractNum w:abstractNumId="21" w15:restartNumberingAfterBreak="0">
     <w:nsid w:val="71285BCC"/>
     <w:multiLevelType w:val="multilevel"/>
     <w:tmpl w:val="AFE09DEC"/>
@@ -9333,44 +14567,375 @@
       </w:pPr>
     </w:lvl>
   </w:abstractNum>
+  <w:abstractNum w:abstractNumId="22" w15:restartNumberingAfterBreak="0">
+    <w:nsid w:val="737C3D51"/>
+    <w:multiLevelType w:val="multilevel"/>
+    <w:tmpl w:val="13FAC926"/>
+    <w:lvl w:ilvl="0">
+      <w:start w:val="1"/>
+      <w:numFmt w:val="bullet"/>
+      <w:lvlText w:val=""/>
+      <w:lvlJc w:val="left"/>
+      <w:pPr>
+        <w:tabs>
+          <w:tab w:val="num" w:pos="720"/>
+        </w:tabs>
+        <w:ind w:left="720" w:hanging="360"/>
+      </w:pPr>
+      <w:rPr>
+        <w:rFonts w:ascii="Symbol" w:hAnsi="Symbol" w:hint="default"/>
+        <w:sz w:val="20"/>
+      </w:rPr>
+    </w:lvl>
+    <w:lvl w:ilvl="1" w:tentative="1">
+      <w:start w:val="1"/>
+      <w:numFmt w:val="bullet"/>
+      <w:lvlText w:val="o"/>
+      <w:lvlJc w:val="left"/>
+      <w:pPr>
+        <w:tabs>
+          <w:tab w:val="num" w:pos="1440"/>
+        </w:tabs>
+        <w:ind w:left="1440" w:hanging="360"/>
+      </w:pPr>
+      <w:rPr>
+        <w:rFonts w:ascii="Courier New" w:hAnsi="Courier New" w:hint="default"/>
+        <w:sz w:val="20"/>
+      </w:rPr>
+    </w:lvl>
+    <w:lvl w:ilvl="2" w:tentative="1">
+      <w:start w:val="1"/>
+      <w:numFmt w:val="bullet"/>
+      <w:lvlText w:val=""/>
+      <w:lvlJc w:val="left"/>
+      <w:pPr>
+        <w:tabs>
+          <w:tab w:val="num" w:pos="2160"/>
+        </w:tabs>
+        <w:ind w:left="2160" w:hanging="360"/>
+      </w:pPr>
+      <w:rPr>
+        <w:rFonts w:ascii="Wingdings" w:hAnsi="Wingdings" w:hint="default"/>
+        <w:sz w:val="20"/>
+      </w:rPr>
+    </w:lvl>
+    <w:lvl w:ilvl="3" w:tentative="1">
+      <w:start w:val="1"/>
+      <w:numFmt w:val="bullet"/>
+      <w:lvlText w:val=""/>
+      <w:lvlJc w:val="left"/>
+      <w:pPr>
+        <w:tabs>
+          <w:tab w:val="num" w:pos="2880"/>
+        </w:tabs>
+        <w:ind w:left="2880" w:hanging="360"/>
+      </w:pPr>
+      <w:rPr>
+        <w:rFonts w:ascii="Wingdings" w:hAnsi="Wingdings" w:hint="default"/>
+        <w:sz w:val="20"/>
+      </w:rPr>
+    </w:lvl>
+    <w:lvl w:ilvl="4" w:tentative="1">
+      <w:start w:val="1"/>
+      <w:numFmt w:val="bullet"/>
+      <w:lvlText w:val=""/>
+      <w:lvlJc w:val="left"/>
+      <w:pPr>
+        <w:tabs>
+          <w:tab w:val="num" w:pos="3600"/>
+        </w:tabs>
+        <w:ind w:left="3600" w:hanging="360"/>
+      </w:pPr>
+      <w:rPr>
+        <w:rFonts w:ascii="Wingdings" w:hAnsi="Wingdings" w:hint="default"/>
+        <w:sz w:val="20"/>
+      </w:rPr>
+    </w:lvl>
+    <w:lvl w:ilvl="5" w:tentative="1">
+      <w:start w:val="1"/>
+      <w:numFmt w:val="bullet"/>
+      <w:lvlText w:val=""/>
+      <w:lvlJc w:val="left"/>
+      <w:pPr>
+        <w:tabs>
+          <w:tab w:val="num" w:pos="4320"/>
+        </w:tabs>
+        <w:ind w:left="4320" w:hanging="360"/>
+      </w:pPr>
+      <w:rPr>
+        <w:rFonts w:ascii="Wingdings" w:hAnsi="Wingdings" w:hint="default"/>
+        <w:sz w:val="20"/>
+      </w:rPr>
+    </w:lvl>
+    <w:lvl w:ilvl="6" w:tentative="1">
+      <w:start w:val="1"/>
+      <w:numFmt w:val="bullet"/>
+      <w:lvlText w:val=""/>
+      <w:lvlJc w:val="left"/>
+      <w:pPr>
+        <w:tabs>
+          <w:tab w:val="num" w:pos="5040"/>
+        </w:tabs>
+        <w:ind w:left="5040" w:hanging="360"/>
+      </w:pPr>
+      <w:rPr>
+        <w:rFonts w:ascii="Wingdings" w:hAnsi="Wingdings" w:hint="default"/>
+        <w:sz w:val="20"/>
+      </w:rPr>
+    </w:lvl>
+    <w:lvl w:ilvl="7" w:tentative="1">
+      <w:start w:val="1"/>
+      <w:numFmt w:val="bullet"/>
+      <w:lvlText w:val=""/>
+      <w:lvlJc w:val="left"/>
+      <w:pPr>
+        <w:tabs>
+          <w:tab w:val="num" w:pos="5760"/>
+        </w:tabs>
+        <w:ind w:left="5760" w:hanging="360"/>
+      </w:pPr>
+      <w:rPr>
+        <w:rFonts w:ascii="Wingdings" w:hAnsi="Wingdings" w:hint="default"/>
+        <w:sz w:val="20"/>
+      </w:rPr>
+    </w:lvl>
+    <w:lvl w:ilvl="8" w:tentative="1">
+      <w:start w:val="1"/>
+      <w:numFmt w:val="bullet"/>
+      <w:lvlText w:val=""/>
+      <w:lvlJc w:val="left"/>
+      <w:pPr>
+        <w:tabs>
+          <w:tab w:val="num" w:pos="6480"/>
+        </w:tabs>
+        <w:ind w:left="6480" w:hanging="360"/>
+      </w:pPr>
+      <w:rPr>
+        <w:rFonts w:ascii="Wingdings" w:hAnsi="Wingdings" w:hint="default"/>
+        <w:sz w:val="20"/>
+      </w:rPr>
+    </w:lvl>
+  </w:abstractNum>
+  <w:abstractNum w:abstractNumId="23" w15:restartNumberingAfterBreak="0">
+    <w:nsid w:val="769F7B83"/>
+    <w:multiLevelType w:val="multilevel"/>
+    <w:tmpl w:val="4AEA8812"/>
+    <w:lvl w:ilvl="0">
+      <w:start w:val="1"/>
+      <w:numFmt w:val="bullet"/>
+      <w:lvlText w:val=""/>
+      <w:lvlJc w:val="left"/>
+      <w:pPr>
+        <w:tabs>
+          <w:tab w:val="num" w:pos="720"/>
+        </w:tabs>
+        <w:ind w:left="720" w:hanging="360"/>
+      </w:pPr>
+      <w:rPr>
+        <w:rFonts w:ascii="Symbol" w:hAnsi="Symbol" w:hint="default"/>
+        <w:sz w:val="20"/>
+      </w:rPr>
+    </w:lvl>
+    <w:lvl w:ilvl="1" w:tentative="1">
+      <w:start w:val="1"/>
+      <w:numFmt w:val="bullet"/>
+      <w:lvlText w:val="o"/>
+      <w:lvlJc w:val="left"/>
+      <w:pPr>
+        <w:tabs>
+          <w:tab w:val="num" w:pos="1440"/>
+        </w:tabs>
+        <w:ind w:left="1440" w:hanging="360"/>
+      </w:pPr>
+      <w:rPr>
+        <w:rFonts w:ascii="Courier New" w:hAnsi="Courier New" w:hint="default"/>
+        <w:sz w:val="20"/>
+      </w:rPr>
+    </w:lvl>
+    <w:lvl w:ilvl="2" w:tentative="1">
+      <w:start w:val="1"/>
+      <w:numFmt w:val="bullet"/>
+      <w:lvlText w:val=""/>
+      <w:lvlJc w:val="left"/>
+      <w:pPr>
+        <w:tabs>
+          <w:tab w:val="num" w:pos="2160"/>
+        </w:tabs>
+        <w:ind w:left="2160" w:hanging="360"/>
+      </w:pPr>
+      <w:rPr>
+        <w:rFonts w:ascii="Wingdings" w:hAnsi="Wingdings" w:hint="default"/>
+        <w:sz w:val="20"/>
+      </w:rPr>
+    </w:lvl>
+    <w:lvl w:ilvl="3" w:tentative="1">
+      <w:start w:val="1"/>
+      <w:numFmt w:val="bullet"/>
+      <w:lvlText w:val=""/>
+      <w:lvlJc w:val="left"/>
+      <w:pPr>
+        <w:tabs>
+          <w:tab w:val="num" w:pos="2880"/>
+        </w:tabs>
+        <w:ind w:left="2880" w:hanging="360"/>
+      </w:pPr>
+      <w:rPr>
+        <w:rFonts w:ascii="Wingdings" w:hAnsi="Wingdings" w:hint="default"/>
+        <w:sz w:val="20"/>
+      </w:rPr>
+    </w:lvl>
+    <w:lvl w:ilvl="4" w:tentative="1">
+      <w:start w:val="1"/>
+      <w:numFmt w:val="bullet"/>
+      <w:lvlText w:val=""/>
+      <w:lvlJc w:val="left"/>
+      <w:pPr>
+        <w:tabs>
+          <w:tab w:val="num" w:pos="3600"/>
+        </w:tabs>
+        <w:ind w:left="3600" w:hanging="360"/>
+      </w:pPr>
+      <w:rPr>
+        <w:rFonts w:ascii="Wingdings" w:hAnsi="Wingdings" w:hint="default"/>
+        <w:sz w:val="20"/>
+      </w:rPr>
+    </w:lvl>
+    <w:lvl w:ilvl="5" w:tentative="1">
+      <w:start w:val="1"/>
+      <w:numFmt w:val="bullet"/>
+      <w:lvlText w:val=""/>
+      <w:lvlJc w:val="left"/>
+      <w:pPr>
+        <w:tabs>
+          <w:tab w:val="num" w:pos="4320"/>
+        </w:tabs>
+        <w:ind w:left="4320" w:hanging="360"/>
+      </w:pPr>
+      <w:rPr>
+        <w:rFonts w:ascii="Wingdings" w:hAnsi="Wingdings" w:hint="default"/>
+        <w:sz w:val="20"/>
+      </w:rPr>
+    </w:lvl>
+    <w:lvl w:ilvl="6" w:tentative="1">
+      <w:start w:val="1"/>
+      <w:numFmt w:val="bullet"/>
+      <w:lvlText w:val=""/>
+      <w:lvlJc w:val="left"/>
+      <w:pPr>
+        <w:tabs>
+          <w:tab w:val="num" w:pos="5040"/>
+        </w:tabs>
+        <w:ind w:left="5040" w:hanging="360"/>
+      </w:pPr>
+      <w:rPr>
+        <w:rFonts w:ascii="Wingdings" w:hAnsi="Wingdings" w:hint="default"/>
+        <w:sz w:val="20"/>
+      </w:rPr>
+    </w:lvl>
+    <w:lvl w:ilvl="7" w:tentative="1">
+      <w:start w:val="1"/>
+      <w:numFmt w:val="bullet"/>
+      <w:lvlText w:val=""/>
+      <w:lvlJc w:val="left"/>
+      <w:pPr>
+        <w:tabs>
+          <w:tab w:val="num" w:pos="5760"/>
+        </w:tabs>
+        <w:ind w:left="5760" w:hanging="360"/>
+      </w:pPr>
+      <w:rPr>
+        <w:rFonts w:ascii="Wingdings" w:hAnsi="Wingdings" w:hint="default"/>
+        <w:sz w:val="20"/>
+      </w:rPr>
+    </w:lvl>
+    <w:lvl w:ilvl="8" w:tentative="1">
+      <w:start w:val="1"/>
+      <w:numFmt w:val="bullet"/>
+      <w:lvlText w:val=""/>
+      <w:lvlJc w:val="left"/>
+      <w:pPr>
+        <w:tabs>
+          <w:tab w:val="num" w:pos="6480"/>
+        </w:tabs>
+        <w:ind w:left="6480" w:hanging="360"/>
+      </w:pPr>
+      <w:rPr>
+        <w:rFonts w:ascii="Wingdings" w:hAnsi="Wingdings" w:hint="default"/>
+        <w:sz w:val="20"/>
+      </w:rPr>
+    </w:lvl>
+  </w:abstractNum>
   <w:num w:numId="1">
+    <w:abstractNumId w:val="9"/>
+  </w:num>
+  <w:num w:numId="2">
     <w:abstractNumId w:val="5"/>
   </w:num>
-  <w:num w:numId="2">
-    <w:abstractNumId w:val="2"/>
-  </w:num>
   <w:num w:numId="3">
-    <w:abstractNumId w:val="6"/>
+    <w:abstractNumId w:val="13"/>
   </w:num>
   <w:num w:numId="4">
-    <w:abstractNumId w:val="10"/>
+    <w:abstractNumId w:val="17"/>
   </w:num>
   <w:num w:numId="5">
-    <w:abstractNumId w:val="1"/>
+    <w:abstractNumId w:val="2"/>
   </w:num>
   <w:num w:numId="6">
     <w:abstractNumId w:val="0"/>
   </w:num>
   <w:num w:numId="7">
-    <w:abstractNumId w:val="9"/>
+    <w:abstractNumId w:val="16"/>
   </w:num>
   <w:num w:numId="8">
-    <w:abstractNumId w:val="12"/>
+    <w:abstractNumId w:val="21"/>
   </w:num>
   <w:num w:numId="9">
+    <w:abstractNumId w:val="19"/>
+  </w:num>
+  <w:num w:numId="10">
+    <w:abstractNumId w:val="14"/>
+  </w:num>
+  <w:num w:numId="11">
+    <w:abstractNumId w:val="8"/>
+  </w:num>
+  <w:num w:numId="12">
+    <w:abstractNumId w:val="6"/>
+  </w:num>
+  <w:num w:numId="13">
+    <w:abstractNumId w:val="15"/>
+  </w:num>
+  <w:num w:numId="14">
+    <w:abstractNumId w:val="18"/>
+  </w:num>
+  <w:num w:numId="15">
+    <w:abstractNumId w:val="20"/>
+  </w:num>
+  <w:num w:numId="16">
+    <w:abstractNumId w:val="7"/>
+  </w:num>
+  <w:num w:numId="17">
     <w:abstractNumId w:val="11"/>
   </w:num>
-  <w:num w:numId="10">
-    <w:abstractNumId w:val="7"/>
+  <w:num w:numId="18">
+    <w:abstractNumId w:val="10"/>
   </w:num>
-  <w:num w:numId="11">
+  <w:num w:numId="19">
     <w:abstractNumId w:val="4"/>
   </w:num>
-  <w:num w:numId="12">
+  <w:num w:numId="20">
+    <w:abstractNumId w:val="23"/>
+  </w:num>
+  <w:num w:numId="21">
     <w:abstractNumId w:val="3"/>
   </w:num>
-  <w:num w:numId="13">
-    <w:abstractNumId w:val="8"/>
+  <w:num w:numId="22">
+    <w:abstractNumId w:val="22"/>
+  </w:num>
+  <w:num w:numId="23">
+    <w:abstractNumId w:val="1"/>
+  </w:num>
+  <w:num w:numId="24">
+    <w:abstractNumId w:val="12"/>
   </w:num>
 </w:numbering>
 </file>
@@ -9678,6 +15243,26 @@
       <w:szCs w:val="22"/>
     </w:rPr>
   </w:style>
+  <w:style w:type="paragraph" w:styleId="Heading1">
+    <w:name w:val="heading 1"/>
+    <w:basedOn w:val="Normal"/>
+    <w:next w:val="Normal"/>
+    <w:link w:val="Heading1Char"/>
+    <w:qFormat/>
+    <w:rsid w:val="003325D1"/>
+    <w:pPr>
+      <w:keepNext/>
+      <w:keepLines/>
+      <w:spacing w:before="240" w:after="0"/>
+      <w:outlineLvl w:val="0"/>
+    </w:pPr>
+    <w:rPr>
+      <w:rFonts w:asciiTheme="majorHAnsi" w:eastAsiaTheme="majorEastAsia" w:hAnsiTheme="majorHAnsi" w:cstheme="majorBidi"/>
+      <w:color w:val="2E74B5" w:themeColor="accent1" w:themeShade="BF"/>
+      <w:sz w:val="32"/>
+      <w:szCs w:val="32"/>
+    </w:rPr>
+  </w:style>
   <w:style w:type="paragraph" w:styleId="Heading3">
     <w:name w:val="heading 3"/>
     <w:basedOn w:val="Normal"/>
@@ -9844,6 +15429,38 @@
       <w:ind w:left="720"/>
       <w:contextualSpacing/>
     </w:pPr>
+  </w:style>
+  <w:style w:type="character" w:customStyle="1" w:styleId="Heading1Char">
+    <w:name w:val="Heading 1 Char"/>
+    <w:basedOn w:val="DefaultParagraphFont"/>
+    <w:link w:val="Heading1"/>
+    <w:rsid w:val="003325D1"/>
+    <w:rPr>
+      <w:rFonts w:asciiTheme="majorHAnsi" w:eastAsiaTheme="majorEastAsia" w:hAnsiTheme="majorHAnsi" w:cstheme="majorBidi"/>
+      <w:color w:val="2E74B5" w:themeColor="accent1" w:themeShade="BF"/>
+      <w:sz w:val="32"/>
+      <w:szCs w:val="32"/>
+    </w:rPr>
+  </w:style>
+  <w:style w:type="character" w:customStyle="1" w:styleId="t">
+    <w:name w:val="ͼt"/>
+    <w:basedOn w:val="DefaultParagraphFont"/>
+    <w:rsid w:val="003325D1"/>
+  </w:style>
+  <w:style w:type="character" w:customStyle="1" w:styleId="n">
+    <w:name w:val="ͼn"/>
+    <w:basedOn w:val="DefaultParagraphFont"/>
+    <w:rsid w:val="003325D1"/>
+  </w:style>
+  <w:style w:type="character" w:customStyle="1" w:styleId="q">
+    <w:name w:val="ͼq"/>
+    <w:basedOn w:val="DefaultParagraphFont"/>
+    <w:rsid w:val="003325D1"/>
+  </w:style>
+  <w:style w:type="character" w:customStyle="1" w:styleId="r">
+    <w:name w:val="ͼr"/>
+    <w:basedOn w:val="DefaultParagraphFont"/>
+    <w:rsid w:val="003325D1"/>
   </w:style>
 </w:styles>
 </file>

--- a/pdf/class 10/CLASS 10 CH-3.docx
+++ b/pdf/class 10/CLASS 10 CH-3.docx
@@ -484,3026 +484,353 @@
     </w:p>
     <w:p>
       <w:pPr>
-        <w:pStyle w:val="Heading1"/>
-        <w:rPr>
-          <w:rFonts w:ascii="Times New Roman" w:eastAsia="Times New Roman" w:hAnsi="Times New Roman" w:cs="Times New Roman"/>
-          <w:color w:val="00B0F0"/>
-          <w:sz w:val="52"/>
-          <w:szCs w:val="48"/>
-        </w:rPr>
-      </w:pPr>
-      <w:r>
-        <w:rPr>
-          <w:rStyle w:val="Strong"/>
-          <w:bCs w:val="0"/>
-          <w:color w:val="00B0F0"/>
-          <w:sz w:val="36"/>
+        <w:spacing w:after="0" w:line="240" w:lineRule="auto"/>
+        <w:ind w:left="270"/>
+        <w:outlineLvl w:val="2"/>
+        <w:rPr>
+          <w:rFonts w:ascii="Times New Roman" w:eastAsia="Times New Roman" w:hAnsi="Times New Roman" w:cs="Times New Roman"/>
+          <w:b/>
+          <w:bCs/>
+          <w:color w:val="BF8F00" w:themeColor="accent4" w:themeShade="BF"/>
+          <w:sz w:val="27"/>
+          <w:szCs w:val="27"/>
+        </w:rPr>
+      </w:pPr>
+      <w:r>
+        <w:rPr>
+          <w:rFonts w:ascii="Times New Roman" w:eastAsia="Times New Roman" w:hAnsi="Times New Roman" w:cs="Times New Roman"/>
+          <w:b/>
+          <w:bCs/>
+          <w:color w:val="BF8F00" w:themeColor="accent4" w:themeShade="BF"/>
+          <w:sz w:val="27"/>
+          <w:szCs w:val="27"/>
         </w:rPr>
         <w:t>A. Tick (</w:t>
       </w:r>
       <w:r>
         <w:rPr>
-          <w:rStyle w:val="Strong"/>
-          <w:rFonts w:ascii="Segoe UI Symbol" w:hAnsi="Segoe UI Symbol" w:cs="Segoe UI Symbol"/>
-          <w:bCs w:val="0"/>
-          <w:color w:val="00B0F0"/>
-          <w:sz w:val="36"/>
+          <w:rFonts w:ascii="Segoe UI Symbol" w:eastAsia="Times New Roman" w:hAnsi="Segoe UI Symbol" w:cs="Segoe UI Symbol"/>
+          <w:b/>
+          <w:bCs/>
+          <w:color w:val="BF8F00" w:themeColor="accent4" w:themeShade="BF"/>
+          <w:sz w:val="27"/>
+          <w:szCs w:val="27"/>
         </w:rPr>
         <w:t>✓</w:t>
       </w:r>
       <w:r>
         <w:rPr>
-          <w:rStyle w:val="Strong"/>
-          <w:bCs w:val="0"/>
-          <w:color w:val="00B0F0"/>
-          <w:sz w:val="36"/>
-        </w:rPr>
-        <w:t>) the correct answers</w:t>
+          <w:rFonts w:ascii="Times New Roman" w:eastAsia="Times New Roman" w:hAnsi="Times New Roman" w:cs="Times New Roman"/>
+          <w:b/>
+          <w:bCs/>
+          <w:color w:val="BF8F00" w:themeColor="accent4" w:themeShade="BF"/>
+          <w:sz w:val="27"/>
+          <w:szCs w:val="27"/>
+        </w:rPr>
+        <w:t>) the correct answers.</w:t>
       </w:r>
     </w:p>
     <w:p>
       <w:pPr>
-        <w:pStyle w:val="Heading3"/>
-        <w:spacing w:before="0" w:beforeAutospacing="0" w:after="0" w:afterAutospacing="0"/>
-      </w:pPr>
-      <w:r>
-        <w:rPr>
-          <w:rStyle w:val="Strong"/>
-          <w:b/>
-          <w:bCs/>
-        </w:rPr>
-        <w:t>1. To store character values, a corresponding numeric value is generated in:</w:t>
-      </w:r>
+        <w:numPr>
+          <w:ilvl w:val="0"/>
+          <w:numId w:val="1"/>
+        </w:numPr>
+        <w:spacing w:after="0" w:line="240" w:lineRule="auto"/>
+        <w:ind w:left="270"/>
+        <w:rPr>
+          <w:rFonts w:ascii="Times New Roman" w:eastAsia="Times New Roman" w:hAnsi="Times New Roman" w:cs="Times New Roman"/>
+          <w:color w:val="FF0000"/>
+          <w:sz w:val="24"/>
+          <w:szCs w:val="24"/>
+        </w:rPr>
+      </w:pPr>
+      <w:r>
+        <w:rPr>
+          <w:rFonts w:ascii="Times New Roman" w:eastAsia="Times New Roman" w:hAnsi="Times New Roman" w:cs="Times New Roman"/>
+          <w:b/>
+          <w:bCs/>
+          <w:color w:val="00B050"/>
+          <w:sz w:val="24"/>
+          <w:szCs w:val="24"/>
+        </w:rPr>
+        <w:t>To store character values, a corresponding numeric value is generated in</w:t>
+      </w:r>
+      <w:r>
+        <w:rPr>
+          <w:rFonts w:ascii="Times New Roman" w:eastAsia="Times New Roman" w:hAnsi="Times New Roman" w:cs="Times New Roman"/>
+          <w:color w:val="00B050"/>
+          <w:sz w:val="24"/>
+          <w:szCs w:val="24"/>
+        </w:rPr>
+        <w:br/>
+      </w:r>
+      <w:r>
+        <w:rPr>
+          <w:rFonts w:ascii="Times New Roman" w:eastAsia="Times New Roman" w:hAnsi="Times New Roman" w:cs="Times New Roman"/>
+          <w:b/>
+          <w:bCs/>
+          <w:sz w:val="24"/>
+          <w:szCs w:val="24"/>
+        </w:rPr>
+        <w:t>a. Decimal form</w:t>
+      </w:r>
+      <w:r>
+        <w:rPr>
+          <w:rFonts w:ascii="Times New Roman" w:eastAsia="Times New Roman" w:hAnsi="Times New Roman" w:cs="Times New Roman"/>
+          <w:sz w:val="24"/>
+          <w:szCs w:val="24"/>
+        </w:rPr>
+        <w:br/>
+      </w:r>
+      <w:r>
+        <w:rPr>
+          <w:rFonts w:ascii="Times New Roman" w:eastAsia="Times New Roman" w:hAnsi="Times New Roman" w:cs="Times New Roman"/>
+          <w:b/>
+          <w:bCs/>
+          <w:sz w:val="24"/>
+          <w:szCs w:val="24"/>
+        </w:rPr>
+        <w:t>b. Binary form</w:t>
+      </w:r>
+      <w:r>
+        <w:rPr>
+          <w:rFonts w:ascii="Times New Roman" w:eastAsia="Times New Roman" w:hAnsi="Times New Roman" w:cs="Times New Roman"/>
+          <w:sz w:val="24"/>
+          <w:szCs w:val="24"/>
+        </w:rPr>
+        <w:br/>
+      </w:r>
+      <w:r>
+        <w:rPr>
+          <w:rFonts w:ascii="Times New Roman" w:eastAsia="Times New Roman" w:hAnsi="Times New Roman" w:cs="Times New Roman"/>
+          <w:b/>
+          <w:bCs/>
+          <w:sz w:val="24"/>
+          <w:szCs w:val="24"/>
+        </w:rPr>
+        <w:t>c. ASCII</w:t>
+      </w:r>
+      <w:r>
+        <w:rPr>
+          <w:rFonts w:ascii="Times New Roman" w:eastAsia="Times New Roman" w:hAnsi="Times New Roman" w:cs="Times New Roman"/>
+          <w:sz w:val="24"/>
+          <w:szCs w:val="24"/>
+        </w:rPr>
+        <w:br/>
+      </w:r>
+      <w:r>
+        <w:rPr>
+          <w:rFonts w:ascii="Times New Roman" w:eastAsia="Times New Roman" w:hAnsi="Times New Roman" w:cs="Times New Roman"/>
+          <w:b/>
+          <w:bCs/>
+          <w:sz w:val="24"/>
+          <w:szCs w:val="24"/>
+        </w:rPr>
+        <w:t>d. UNICODE</w:t>
+      </w:r>
+      <w:r>
+        <w:rPr>
+          <w:rFonts w:ascii="Times New Roman" w:eastAsia="Times New Roman" w:hAnsi="Times New Roman" w:cs="Times New Roman"/>
+          <w:sz w:val="24"/>
+          <w:szCs w:val="24"/>
+        </w:rPr>
+        <w:br/>
+      </w:r>
+      <w:r>
+        <w:rPr>
+          <w:rFonts w:ascii="Times New Roman" w:eastAsia="Times New Roman" w:hAnsi="Times New Roman" w:cs="Times New Roman"/>
+          <w:b/>
+          <w:bCs/>
+          <w:color w:val="FF0000"/>
+          <w:sz w:val="24"/>
+          <w:szCs w:val="24"/>
+        </w:rPr>
+        <w:t>Answer:-</w:t>
+      </w:r>
+      <w:r>
+        <w:rPr>
+          <w:rFonts w:ascii="Times New Roman" w:eastAsia="Times New Roman" w:hAnsi="Times New Roman" w:cs="Times New Roman"/>
+          <w:color w:val="FF0000"/>
+          <w:sz w:val="24"/>
+          <w:szCs w:val="24"/>
+        </w:rPr>
+        <w:t xml:space="preserve"> c</w:t>
+      </w:r>
+      <w:r>
+        <w:rPr>
+          <w:rFonts w:ascii="Times New Roman" w:eastAsia="Times New Roman" w:hAnsi="Times New Roman" w:cs="Times New Roman"/>
+          <w:color w:val="FF0000"/>
+          <w:sz w:val="24"/>
+          <w:szCs w:val="24"/>
+        </w:rPr>
+        <w:t xml:space="preserve">. </w:t>
+      </w:r>
+      <w:r>
+        <w:rPr>
+          <w:rFonts w:ascii="Times New Roman" w:eastAsia="Times New Roman" w:hAnsi="Times New Roman" w:cs="Times New Roman"/>
+          <w:color w:val="FF0000"/>
+          <w:sz w:val="24"/>
+          <w:szCs w:val="24"/>
+        </w:rPr>
+        <w:t>ASCII</w:t>
+      </w:r>
+      <w:bookmarkStart w:id="0" w:name="_GoBack"/>
+      <w:bookmarkEnd w:id="0"/>
     </w:p>
     <w:p>
       <w:pPr>
-        <w:pStyle w:val="NormalWeb"/>
-        <w:spacing w:before="0" w:beforeAutospacing="0" w:after="0" w:afterAutospacing="0"/>
-        <w:rPr>
-          <w:color w:val="FF0000"/>
-        </w:rPr>
-      </w:pPr>
-      <w:r>
-        <w:rPr>
-          <w:rStyle w:val="Strong"/>
-          <w:color w:val="FF0000"/>
-        </w:rPr>
-        <w:t>Answer:</w:t>
-      </w:r>
-      <w:r>
-        <w:rPr>
-          <w:color w:val="FF0000"/>
-        </w:rPr>
-        <w:t xml:space="preserve"> d. Unicode</w:t>
+        <w:numPr>
+          <w:ilvl w:val="0"/>
+          <w:numId w:val="1"/>
+        </w:numPr>
+        <w:spacing w:after="0" w:line="240" w:lineRule="auto"/>
+        <w:ind w:left="270"/>
+        <w:rPr>
+          <w:rFonts w:ascii="Times New Roman" w:eastAsia="Times New Roman" w:hAnsi="Times New Roman" w:cs="Times New Roman"/>
+          <w:color w:val="FF0000"/>
+          <w:sz w:val="24"/>
+          <w:szCs w:val="24"/>
+        </w:rPr>
+      </w:pPr>
+      <w:r>
+        <w:rPr>
+          <w:rFonts w:ascii="Times New Roman" w:eastAsia="Times New Roman" w:hAnsi="Times New Roman" w:cs="Times New Roman"/>
+          <w:b/>
+          <w:bCs/>
+          <w:color w:val="00B050"/>
+          <w:sz w:val="24"/>
+          <w:szCs w:val="24"/>
+        </w:rPr>
+        <w:t>How many escape sequence characters are there in Java?</w:t>
+      </w:r>
+      <w:r>
+        <w:rPr>
+          <w:rFonts w:ascii="Times New Roman" w:eastAsia="Times New Roman" w:hAnsi="Times New Roman" w:cs="Times New Roman"/>
+          <w:color w:val="00B050"/>
+          <w:sz w:val="24"/>
+          <w:szCs w:val="24"/>
+        </w:rPr>
+        <w:br/>
+      </w:r>
+      <w:r>
+        <w:rPr>
+          <w:rFonts w:ascii="Times New Roman" w:eastAsia="Times New Roman" w:hAnsi="Times New Roman" w:cs="Times New Roman"/>
+          <w:b/>
+          <w:bCs/>
+          <w:sz w:val="24"/>
+          <w:szCs w:val="24"/>
+        </w:rPr>
+        <w:t>a. 7</w:t>
+      </w:r>
+      <w:r>
+        <w:rPr>
+          <w:rFonts w:ascii="Times New Roman" w:eastAsia="Times New Roman" w:hAnsi="Times New Roman" w:cs="Times New Roman"/>
+          <w:sz w:val="24"/>
+          <w:szCs w:val="24"/>
+        </w:rPr>
+        <w:br/>
+      </w:r>
+      <w:r>
+        <w:rPr>
+          <w:rFonts w:ascii="Times New Roman" w:eastAsia="Times New Roman" w:hAnsi="Times New Roman" w:cs="Times New Roman"/>
+          <w:b/>
+          <w:bCs/>
+          <w:sz w:val="24"/>
+          <w:szCs w:val="24"/>
+        </w:rPr>
+        <w:t>b. 10</w:t>
+      </w:r>
+      <w:r>
+        <w:rPr>
+          <w:rFonts w:ascii="Times New Roman" w:eastAsia="Times New Roman" w:hAnsi="Times New Roman" w:cs="Times New Roman"/>
+          <w:sz w:val="24"/>
+          <w:szCs w:val="24"/>
+        </w:rPr>
+        <w:br/>
+      </w:r>
+      <w:r>
+        <w:rPr>
+          <w:rFonts w:ascii="Times New Roman" w:eastAsia="Times New Roman" w:hAnsi="Times New Roman" w:cs="Times New Roman"/>
+          <w:b/>
+          <w:bCs/>
+          <w:sz w:val="24"/>
+          <w:szCs w:val="24"/>
+        </w:rPr>
+        <w:t>c. 8</w:t>
+      </w:r>
+      <w:r>
+        <w:rPr>
+          <w:rFonts w:ascii="Times New Roman" w:eastAsia="Times New Roman" w:hAnsi="Times New Roman" w:cs="Times New Roman"/>
+          <w:sz w:val="24"/>
+          <w:szCs w:val="24"/>
+        </w:rPr>
+        <w:br/>
+      </w:r>
+      <w:r>
+        <w:rPr>
+          <w:rFonts w:ascii="Times New Roman" w:eastAsia="Times New Roman" w:hAnsi="Times New Roman" w:cs="Times New Roman"/>
+          <w:b/>
+          <w:bCs/>
+          <w:sz w:val="24"/>
+          <w:szCs w:val="24"/>
+        </w:rPr>
+        <w:t>d. 12</w:t>
+      </w:r>
+      <w:r>
+        <w:rPr>
+          <w:rFonts w:ascii="Times New Roman" w:eastAsia="Times New Roman" w:hAnsi="Times New Roman" w:cs="Times New Roman"/>
+          <w:sz w:val="24"/>
+          <w:szCs w:val="24"/>
+        </w:rPr>
+        <w:br/>
+      </w:r>
+      <w:r>
+        <w:rPr>
+          <w:rFonts w:ascii="Times New Roman" w:eastAsia="Times New Roman" w:hAnsi="Times New Roman" w:cs="Times New Roman"/>
+          <w:b/>
+          <w:bCs/>
+          <w:color w:val="FF0000"/>
+          <w:sz w:val="24"/>
+          <w:szCs w:val="24"/>
+        </w:rPr>
+        <w:t>Answer:-</w:t>
+      </w:r>
+      <w:r>
+        <w:rPr>
+          <w:rFonts w:ascii="Times New Roman" w:eastAsia="Times New Roman" w:hAnsi="Times New Roman" w:cs="Times New Roman"/>
+          <w:color w:val="FF0000"/>
+          <w:sz w:val="24"/>
+          <w:szCs w:val="24"/>
+        </w:rPr>
+        <w:t xml:space="preserve"> c. 8</w:t>
       </w:r>
     </w:p>
     <w:p>
       <w:pPr>
-        <w:pStyle w:val="Heading3"/>
-        <w:spacing w:before="0" w:beforeAutospacing="0" w:after="0" w:afterAutospacing="0"/>
-      </w:pPr>
-      <w:r>
-        <w:rPr>
-          <w:rStyle w:val="Strong"/>
-          <w:b/>
-          <w:bCs/>
-        </w:rPr>
-        <w:t>2. Which of the following is the correct way to declare a constant variable in Java?</w:t>
-      </w:r>
-    </w:p>
-    <w:p>
-      <w:pPr>
-        <w:pStyle w:val="NormalWeb"/>
-        <w:spacing w:before="0" w:beforeAutospacing="0" w:after="0" w:afterAutospacing="0"/>
-        <w:rPr>
-          <w:color w:val="FF0000"/>
-        </w:rPr>
-      </w:pPr>
-      <w:r>
-        <w:rPr>
-          <w:rStyle w:val="Strong"/>
-          <w:color w:val="FF0000"/>
-        </w:rPr>
-        <w:t>Answer:</w:t>
-      </w:r>
-      <w:r>
-        <w:rPr>
-          <w:color w:val="FF0000"/>
-        </w:rPr>
-        <w:t xml:space="preserve"> b. </w:t>
-      </w:r>
-      <w:r>
-        <w:rPr>
-          <w:rStyle w:val="HTMLCode"/>
-          <w:color w:val="FF0000"/>
-        </w:rPr>
-        <w:t xml:space="preserve">final </w:t>
-      </w:r>
-      <w:proofErr w:type="spellStart"/>
-      <w:r>
-        <w:rPr>
-          <w:rStyle w:val="HTMLCode"/>
-          <w:color w:val="FF0000"/>
-        </w:rPr>
-        <w:t>int</w:t>
-      </w:r>
-      <w:proofErr w:type="spellEnd"/>
-      <w:r>
-        <w:rPr>
-          <w:rStyle w:val="HTMLCode"/>
-          <w:color w:val="FF0000"/>
-        </w:rPr>
-        <w:t xml:space="preserve"> MAX_VALUE = 100;</w:t>
-      </w:r>
-    </w:p>
-    <w:p>
-      <w:pPr>
-        <w:pStyle w:val="Heading3"/>
-        <w:spacing w:before="0" w:beforeAutospacing="0" w:after="0" w:afterAutospacing="0"/>
-      </w:pPr>
-      <w:r>
-        <w:rPr>
-          <w:rStyle w:val="Strong"/>
-          <w:b/>
-          <w:bCs/>
-        </w:rPr>
-        <w:t>3. Which escape sequence is used to represent a tab in a string?</w:t>
-      </w:r>
-    </w:p>
-    <w:p>
-      <w:pPr>
-        <w:pStyle w:val="NormalWeb"/>
-        <w:spacing w:before="0" w:beforeAutospacing="0" w:after="0" w:afterAutospacing="0"/>
-        <w:rPr>
-          <w:color w:val="FF0000"/>
-        </w:rPr>
-      </w:pPr>
-      <w:r>
-        <w:rPr>
-          <w:rStyle w:val="Strong"/>
-          <w:color w:val="FF0000"/>
-        </w:rPr>
-        <w:t>Answer:</w:t>
-      </w:r>
-      <w:r>
-        <w:rPr>
-          <w:color w:val="FF0000"/>
-        </w:rPr>
-        <w:t xml:space="preserve"> b. </w:t>
-      </w:r>
-      <w:r>
-        <w:rPr>
-          <w:rStyle w:val="HTMLCode"/>
-          <w:color w:val="FF0000"/>
-        </w:rPr>
-        <w:t>\t</w:t>
-      </w:r>
-    </w:p>
-    <w:p>
-      <w:pPr>
-        <w:pStyle w:val="Heading3"/>
-        <w:spacing w:before="0" w:beforeAutospacing="0" w:after="0" w:afterAutospacing="0"/>
-      </w:pPr>
-      <w:r>
-        <w:rPr>
-          <w:rStyle w:val="Strong"/>
-          <w:b/>
-          <w:bCs/>
-        </w:rPr>
-        <w:t>4. Which of the following is an example of a reference data type?</w:t>
-      </w:r>
-    </w:p>
-    <w:p>
-      <w:pPr>
-        <w:pStyle w:val="NormalWeb"/>
-        <w:spacing w:before="0" w:beforeAutospacing="0" w:after="0" w:afterAutospacing="0"/>
-        <w:rPr>
-          <w:color w:val="FF0000"/>
-        </w:rPr>
-      </w:pPr>
-      <w:r>
-        <w:rPr>
-          <w:rStyle w:val="Strong"/>
-          <w:color w:val="FF0000"/>
-        </w:rPr>
-        <w:t>Answer:</w:t>
-      </w:r>
-      <w:r>
-        <w:rPr>
-          <w:color w:val="FF0000"/>
-        </w:rPr>
-        <w:t xml:space="preserve"> b. array</w:t>
-      </w:r>
-    </w:p>
-    <w:p>
-      <w:pPr>
-        <w:pStyle w:val="Heading3"/>
-        <w:spacing w:before="0" w:beforeAutospacing="0" w:after="0" w:afterAutospacing="0"/>
-      </w:pPr>
-      <w:r>
-        <w:rPr>
-          <w:rStyle w:val="Strong"/>
-          <w:b/>
-          <w:bCs/>
-        </w:rPr>
-        <w:t>5. Which of the following can be used while creating an identifier?</w:t>
-      </w:r>
-    </w:p>
-    <w:p>
-      <w:pPr>
-        <w:pStyle w:val="NormalWeb"/>
-        <w:spacing w:before="0" w:beforeAutospacing="0" w:after="0" w:afterAutospacing="0"/>
-        <w:rPr>
-          <w:color w:val="FF0000"/>
-        </w:rPr>
-      </w:pPr>
-      <w:r>
-        <w:rPr>
-          <w:rStyle w:val="Strong"/>
-          <w:color w:val="FF0000"/>
-        </w:rPr>
-        <w:t>Answer:</w:t>
-      </w:r>
-      <w:r>
-        <w:rPr>
-          <w:color w:val="FF0000"/>
-        </w:rPr>
-        <w:t xml:space="preserve"> d. All of these</w:t>
-      </w:r>
-    </w:p>
-    <w:p>
-      <w:pPr>
-        <w:pStyle w:val="Heading3"/>
-        <w:spacing w:before="0" w:beforeAutospacing="0" w:after="0" w:afterAutospacing="0"/>
-      </w:pPr>
-      <w:r>
-        <w:rPr>
-          <w:rStyle w:val="Strong"/>
-          <w:b/>
-          <w:bCs/>
-        </w:rPr>
-        <w:t xml:space="preserve">6. Which of the following escape sequences is used to insert a backslash character </w:t>
-      </w:r>
-      <w:proofErr w:type="gramStart"/>
-      <w:r>
-        <w:rPr>
-          <w:rStyle w:val="Strong"/>
-          <w:b/>
-          <w:bCs/>
-        </w:rPr>
-        <w:t>( \</w:t>
-      </w:r>
-      <w:proofErr w:type="gramEnd"/>
-      <w:r>
-        <w:rPr>
-          <w:rStyle w:val="Strong"/>
-          <w:b/>
-          <w:bCs/>
-        </w:rPr>
-        <w:t xml:space="preserve"> ) inside a string in Java?</w:t>
-      </w:r>
-    </w:p>
-    <w:p>
-      <w:pPr>
-        <w:pStyle w:val="NormalWeb"/>
-        <w:spacing w:before="0" w:beforeAutospacing="0" w:after="0" w:afterAutospacing="0"/>
-        <w:rPr>
-          <w:color w:val="FF0000"/>
-        </w:rPr>
-      </w:pPr>
-      <w:r>
-        <w:rPr>
-          <w:rStyle w:val="Strong"/>
-          <w:color w:val="FF0000"/>
-        </w:rPr>
-        <w:t>Answer:</w:t>
-      </w:r>
-      <w:r>
-        <w:rPr>
-          <w:color w:val="FF0000"/>
-        </w:rPr>
-        <w:t xml:space="preserve"> b. </w:t>
-      </w:r>
-      <w:r>
-        <w:rPr>
-          <w:rStyle w:val="HTMLCode"/>
-          <w:color w:val="FF0000"/>
-        </w:rPr>
-        <w:t>\\</w:t>
-      </w:r>
-    </w:p>
-    <w:p>
-      <w:pPr>
-        <w:pStyle w:val="Heading3"/>
-        <w:spacing w:before="0" w:beforeAutospacing="0" w:after="0" w:afterAutospacing="0"/>
-      </w:pPr>
-      <w:r>
-        <w:rPr>
-          <w:rStyle w:val="Strong"/>
-          <w:b/>
-          <w:bCs/>
-        </w:rPr>
-        <w:t>7. Which of the following is true about primitive data types in Java?</w:t>
-      </w:r>
-    </w:p>
-    <w:p>
-      <w:pPr>
-        <w:pStyle w:val="NormalWeb"/>
-        <w:spacing w:before="0" w:beforeAutospacing="0" w:after="0" w:afterAutospacing="0"/>
-        <w:rPr>
-          <w:color w:val="FF0000"/>
-        </w:rPr>
-      </w:pPr>
-      <w:r>
-        <w:rPr>
-          <w:rStyle w:val="Strong"/>
-          <w:color w:val="FF0000"/>
-        </w:rPr>
-        <w:t>Answer:</w:t>
-      </w:r>
-      <w:r>
-        <w:rPr>
-          <w:color w:val="FF0000"/>
-        </w:rPr>
-        <w:t xml:space="preserve"> d. </w:t>
-      </w:r>
-      <w:proofErr w:type="gramStart"/>
-      <w:r>
-        <w:rPr>
-          <w:color w:val="FF0000"/>
-        </w:rPr>
-        <w:t>They</w:t>
-      </w:r>
-      <w:proofErr w:type="gramEnd"/>
-      <w:r>
-        <w:rPr>
-          <w:color w:val="FF0000"/>
-        </w:rPr>
-        <w:t xml:space="preserve"> are directly stored in memory</w:t>
-      </w:r>
-    </w:p>
-    <w:p>
-      <w:pPr>
-        <w:pStyle w:val="Heading3"/>
-        <w:spacing w:before="0" w:beforeAutospacing="0" w:after="0" w:afterAutospacing="0"/>
-      </w:pPr>
-      <w:r>
-        <w:rPr>
-          <w:rStyle w:val="Strong"/>
-          <w:b/>
-          <w:bCs/>
-        </w:rPr>
-        <w:t>8. Which of the following statements correctly initializes a String variable?</w:t>
-      </w:r>
-    </w:p>
-    <w:p>
-      <w:pPr>
-        <w:pStyle w:val="NormalWeb"/>
-        <w:spacing w:before="0" w:beforeAutospacing="0" w:after="0" w:afterAutospacing="0"/>
-        <w:rPr>
-          <w:color w:val="FF0000"/>
-        </w:rPr>
-      </w:pPr>
-      <w:r>
-        <w:rPr>
-          <w:rStyle w:val="Strong"/>
-          <w:color w:val="FF0000"/>
-        </w:rPr>
-        <w:t>Answer:</w:t>
-      </w:r>
-      <w:r>
-        <w:rPr>
-          <w:color w:val="FF0000"/>
-        </w:rPr>
-        <w:t xml:space="preserve"> d. </w:t>
-      </w:r>
-      <w:r>
-        <w:rPr>
-          <w:rStyle w:val="HTMLCode"/>
-          <w:color w:val="FF0000"/>
-        </w:rPr>
-        <w:t xml:space="preserve">String </w:t>
-      </w:r>
-      <w:proofErr w:type="spellStart"/>
-      <w:r>
-        <w:rPr>
-          <w:rStyle w:val="HTMLCode"/>
-          <w:color w:val="FF0000"/>
-        </w:rPr>
-        <w:t>str</w:t>
-      </w:r>
-      <w:proofErr w:type="spellEnd"/>
-      <w:r>
-        <w:rPr>
-          <w:rStyle w:val="HTMLCode"/>
-          <w:color w:val="FF0000"/>
-        </w:rPr>
-        <w:t xml:space="preserve"> = new </w:t>
-      </w:r>
-      <w:proofErr w:type="gramStart"/>
-      <w:r>
-        <w:rPr>
-          <w:rStyle w:val="HTMLCode"/>
-          <w:color w:val="FF0000"/>
-        </w:rPr>
-        <w:t>String(</w:t>
-      </w:r>
-      <w:proofErr w:type="gramEnd"/>
-      <w:r>
-        <w:rPr>
-          <w:rStyle w:val="HTMLCode"/>
-          <w:color w:val="FF0000"/>
-        </w:rPr>
-        <w:t>"Hello");</w:t>
-      </w:r>
-    </w:p>
-    <w:p>
-      <w:pPr>
-        <w:pStyle w:val="Heading3"/>
-        <w:spacing w:before="0" w:beforeAutospacing="0" w:after="0" w:afterAutospacing="0"/>
-      </w:pPr>
-      <w:r>
-        <w:rPr>
-          <w:rStyle w:val="Strong"/>
-          <w:b/>
-          <w:bCs/>
-        </w:rPr>
-        <w:t>9. Which of the following is required for an explicit type conversion?</w:t>
-      </w:r>
-    </w:p>
-    <w:p>
-      <w:pPr>
-        <w:pStyle w:val="NormalWeb"/>
-        <w:spacing w:before="0" w:beforeAutospacing="0" w:after="0" w:afterAutospacing="0"/>
-        <w:rPr>
-          <w:color w:val="FF0000"/>
-        </w:rPr>
-      </w:pPr>
-      <w:r>
-        <w:rPr>
-          <w:rStyle w:val="Strong"/>
-          <w:color w:val="FF0000"/>
-        </w:rPr>
-        <w:t>Answer:</w:t>
-      </w:r>
-      <w:r>
-        <w:rPr>
-          <w:color w:val="FF0000"/>
-        </w:rPr>
-        <w:t xml:space="preserve"> c. Type casting</w:t>
-      </w:r>
-    </w:p>
-    <w:p>
-      <w:pPr>
-        <w:pStyle w:val="Heading3"/>
-        <w:spacing w:before="0" w:beforeAutospacing="0" w:after="0" w:afterAutospacing="0"/>
-      </w:pPr>
-      <w:r>
-        <w:rPr>
-          <w:rStyle w:val="Strong"/>
-          <w:b/>
-          <w:bCs/>
-        </w:rPr>
-        <w:t>10. Which of the following is NOT a valid explicit type conversion in Java?</w:t>
-      </w:r>
-    </w:p>
-    <w:p>
-      <w:pPr>
-        <w:pStyle w:val="NormalWeb"/>
-        <w:spacing w:before="0" w:beforeAutospacing="0" w:after="0" w:afterAutospacing="0"/>
-        <w:rPr>
-          <w:color w:val="FF0000"/>
-        </w:rPr>
-      </w:pPr>
-      <w:r>
-        <w:rPr>
-          <w:rStyle w:val="Strong"/>
-          <w:color w:val="FF0000"/>
-        </w:rPr>
-        <w:t>Answer:</w:t>
-      </w:r>
-      <w:r>
-        <w:rPr>
-          <w:color w:val="FF0000"/>
-        </w:rPr>
-        <w:t xml:space="preserve"> c. </w:t>
-      </w:r>
-      <w:proofErr w:type="spellStart"/>
-      <w:proofErr w:type="gramStart"/>
-      <w:r>
-        <w:rPr>
-          <w:rStyle w:val="HTMLCode"/>
-          <w:color w:val="FF0000"/>
-        </w:rPr>
-        <w:t>boolean</w:t>
-      </w:r>
-      <w:proofErr w:type="spellEnd"/>
-      <w:proofErr w:type="gramEnd"/>
-      <w:r>
-        <w:rPr>
-          <w:rStyle w:val="HTMLCode"/>
-          <w:color w:val="FF0000"/>
-        </w:rPr>
-        <w:t xml:space="preserve"> b = (</w:t>
-      </w:r>
-      <w:proofErr w:type="spellStart"/>
-      <w:r>
-        <w:rPr>
-          <w:rStyle w:val="HTMLCode"/>
-          <w:color w:val="FF0000"/>
-        </w:rPr>
-        <w:t>boolean</w:t>
-      </w:r>
-      <w:proofErr w:type="spellEnd"/>
-      <w:r>
-        <w:rPr>
-          <w:rStyle w:val="HTMLCode"/>
-          <w:color w:val="FF0000"/>
-        </w:rPr>
-        <w:t>) 1;</w:t>
-      </w:r>
-    </w:p>
-    <w:p>
-      <w:pPr>
-        <w:pStyle w:val="Heading1"/>
-        <w:spacing w:before="0"/>
-        <w:rPr>
-          <w:color w:val="00B0F0"/>
-          <w:sz w:val="36"/>
-        </w:rPr>
-      </w:pPr>
-      <w:r>
-        <w:rPr>
-          <w:rStyle w:val="Strong"/>
-          <w:bCs w:val="0"/>
-          <w:color w:val="00B0F0"/>
-          <w:sz w:val="36"/>
-        </w:rPr>
-        <w:t>B. Fill in the blanks</w:t>
-      </w:r>
-    </w:p>
-    <w:p>
-      <w:pPr>
-        <w:pStyle w:val="Heading3"/>
-        <w:spacing w:before="0" w:beforeAutospacing="0" w:after="0" w:afterAutospacing="0"/>
-      </w:pPr>
-      <w:r>
-        <w:rPr>
-          <w:rStyle w:val="Strong"/>
-          <w:b/>
-          <w:bCs/>
-        </w:rPr>
-        <w:t>1. Characters set in Java consists of letters, digits and ______ characters.</w:t>
-      </w:r>
-    </w:p>
-    <w:p>
-      <w:pPr>
-        <w:pStyle w:val="NormalWeb"/>
-        <w:spacing w:before="0" w:beforeAutospacing="0" w:after="0" w:afterAutospacing="0"/>
-        <w:rPr>
-          <w:color w:val="FF0000"/>
-        </w:rPr>
-      </w:pPr>
-      <w:r>
-        <w:rPr>
-          <w:rStyle w:val="Strong"/>
-          <w:color w:val="FF0000"/>
-        </w:rPr>
-        <w:t>Answer:</w:t>
-      </w:r>
-      <w:r>
-        <w:rPr>
-          <w:color w:val="FF0000"/>
-        </w:rPr>
-        <w:t xml:space="preserve"> special</w:t>
-      </w:r>
-    </w:p>
-    <w:p>
-      <w:pPr>
-        <w:pStyle w:val="Heading3"/>
-        <w:spacing w:before="0" w:beforeAutospacing="0" w:after="0" w:afterAutospacing="0"/>
-      </w:pPr>
-      <w:r>
-        <w:rPr>
-          <w:rStyle w:val="Strong"/>
-          <w:b/>
-          <w:bCs/>
-        </w:rPr>
-        <w:t>2. Implicit type conversion takes place when the two types are ______.</w:t>
-      </w:r>
-    </w:p>
-    <w:p>
-      <w:pPr>
-        <w:pStyle w:val="NormalWeb"/>
-        <w:spacing w:before="0" w:beforeAutospacing="0" w:after="0" w:afterAutospacing="0"/>
-        <w:rPr>
-          <w:color w:val="FF0000"/>
-        </w:rPr>
-      </w:pPr>
-      <w:r>
-        <w:rPr>
-          <w:rStyle w:val="Strong"/>
-          <w:color w:val="FF0000"/>
-        </w:rPr>
-        <w:t>Answer:</w:t>
-      </w:r>
-      <w:r>
-        <w:rPr>
-          <w:color w:val="FF0000"/>
-        </w:rPr>
-        <w:t xml:space="preserve"> compatible</w:t>
-      </w:r>
-    </w:p>
-    <w:p>
-      <w:pPr>
-        <w:pStyle w:val="Heading3"/>
-        <w:spacing w:before="0" w:beforeAutospacing="0" w:after="0" w:afterAutospacing="0"/>
-      </w:pPr>
-      <w:r>
-        <w:rPr>
-          <w:rStyle w:val="Strong"/>
-          <w:b/>
-          <w:bCs/>
-        </w:rPr>
-        <w:t>3. Non-primitive data types are also called ______ data types.</w:t>
-      </w:r>
-    </w:p>
-    <w:p>
-      <w:pPr>
-        <w:pStyle w:val="NormalWeb"/>
-        <w:spacing w:before="0" w:beforeAutospacing="0" w:after="0" w:afterAutospacing="0"/>
-        <w:rPr>
-          <w:color w:val="FF0000"/>
-        </w:rPr>
-      </w:pPr>
-      <w:r>
-        <w:rPr>
-          <w:rStyle w:val="Strong"/>
-          <w:color w:val="FF0000"/>
-        </w:rPr>
-        <w:t>Answer:</w:t>
-      </w:r>
-      <w:r>
-        <w:rPr>
-          <w:color w:val="FF0000"/>
-        </w:rPr>
-        <w:t xml:space="preserve"> reference</w:t>
-      </w:r>
-    </w:p>
-    <w:p>
-      <w:pPr>
-        <w:pStyle w:val="Heading3"/>
-        <w:spacing w:before="0" w:beforeAutospacing="0" w:after="0" w:afterAutospacing="0"/>
-      </w:pPr>
-      <w:r>
-        <w:rPr>
-          <w:rStyle w:val="Strong"/>
-          <w:b/>
-          <w:bCs/>
-        </w:rPr>
-        <w:t>4. The size of the 'short' data type is ______ data types.</w:t>
-      </w:r>
-    </w:p>
-    <w:p>
-      <w:pPr>
-        <w:pStyle w:val="NormalWeb"/>
-        <w:spacing w:before="0" w:beforeAutospacing="0" w:after="0" w:afterAutospacing="0"/>
-        <w:rPr>
-          <w:color w:val="FF0000"/>
-        </w:rPr>
-      </w:pPr>
-      <w:r>
-        <w:rPr>
-          <w:rStyle w:val="Strong"/>
-          <w:color w:val="FF0000"/>
-        </w:rPr>
-        <w:t>Answer:</w:t>
-      </w:r>
-      <w:r>
-        <w:rPr>
-          <w:color w:val="FF0000"/>
-        </w:rPr>
-        <w:t xml:space="preserve"> 2 bytes</w:t>
-      </w:r>
-    </w:p>
-    <w:p>
-      <w:pPr>
-        <w:pStyle w:val="Heading3"/>
-        <w:spacing w:before="0" w:beforeAutospacing="0" w:after="0" w:afterAutospacing="0"/>
-      </w:pPr>
-      <w:r>
-        <w:rPr>
-          <w:rStyle w:val="Strong"/>
-          <w:b/>
-          <w:bCs/>
-        </w:rPr>
-        <w:t>5. The ______ is a special Java literal which represents a null value.</w:t>
-      </w:r>
-    </w:p>
-    <w:p>
-      <w:pPr>
-        <w:pStyle w:val="NormalWeb"/>
-        <w:spacing w:before="0" w:beforeAutospacing="0" w:after="0" w:afterAutospacing="0"/>
-        <w:rPr>
-          <w:color w:val="FF0000"/>
-        </w:rPr>
-      </w:pPr>
-      <w:r>
-        <w:rPr>
-          <w:rStyle w:val="Strong"/>
-          <w:color w:val="FF0000"/>
-        </w:rPr>
-        <w:t>Answer:</w:t>
-      </w:r>
-      <w:r>
-        <w:rPr>
-          <w:color w:val="FF0000"/>
-        </w:rPr>
-        <w:t xml:space="preserve"> null</w:t>
-      </w:r>
-    </w:p>
-    <w:p>
-      <w:pPr>
-        <w:pStyle w:val="Heading1"/>
-        <w:spacing w:before="0"/>
-        <w:rPr>
-          <w:color w:val="00B0F0"/>
-          <w:sz w:val="36"/>
-        </w:rPr>
-      </w:pPr>
-      <w:r>
-        <w:rPr>
-          <w:rStyle w:val="Strong"/>
-          <w:bCs w:val="0"/>
-          <w:color w:val="00B0F0"/>
-          <w:sz w:val="36"/>
-        </w:rPr>
-        <w:t>C. Answer the following questions</w:t>
-      </w:r>
-    </w:p>
-    <w:p>
-      <w:pPr>
-        <w:pStyle w:val="Heading3"/>
-        <w:spacing w:before="0" w:beforeAutospacing="0" w:after="0" w:afterAutospacing="0"/>
-      </w:pPr>
-      <w:r>
-        <w:rPr>
-          <w:rStyle w:val="Strong"/>
-          <w:b/>
-          <w:bCs/>
-        </w:rPr>
-        <w:t xml:space="preserve">1. Define String literals and </w:t>
-      </w:r>
-      <w:proofErr w:type="spellStart"/>
-      <w:proofErr w:type="gramStart"/>
-      <w:r>
-        <w:rPr>
-          <w:rStyle w:val="Strong"/>
-          <w:b/>
-          <w:bCs/>
-        </w:rPr>
-        <w:t>boolean</w:t>
-      </w:r>
-      <w:proofErr w:type="spellEnd"/>
-      <w:proofErr w:type="gramEnd"/>
-      <w:r>
-        <w:rPr>
-          <w:rStyle w:val="Strong"/>
-          <w:b/>
-          <w:bCs/>
-        </w:rPr>
-        <w:t xml:space="preserve"> literals.</w:t>
-      </w:r>
-    </w:p>
-    <w:p>
-      <w:pPr>
-        <w:pStyle w:val="NormalWeb"/>
-        <w:spacing w:before="0" w:beforeAutospacing="0" w:after="0" w:afterAutospacing="0"/>
-        <w:rPr>
-          <w:color w:val="FF0000"/>
-        </w:rPr>
-      </w:pPr>
-      <w:r>
-        <w:rPr>
-          <w:rStyle w:val="Strong"/>
-          <w:color w:val="FF0000"/>
-        </w:rPr>
-        <w:t>Answer:</w:t>
-      </w:r>
-    </w:p>
-    <w:p>
-      <w:pPr>
         <w:numPr>
           <w:ilvl w:val="0"/>
-          <w:numId w:val="14"/>
+          <w:numId w:val="1"/>
         </w:numPr>
         <w:spacing w:after="0" w:line="240" w:lineRule="auto"/>
-      </w:pPr>
-      <w:r>
-        <w:rPr>
-          <w:rStyle w:val="Strong"/>
-        </w:rPr>
-        <w:t>String literal:</w:t>
-      </w:r>
-      <w:r>
-        <w:t xml:space="preserve"> A sequence of characters enclosed in double quotes. Example: </w:t>
-      </w:r>
-      <w:r>
-        <w:rPr>
-          <w:rStyle w:val="HTMLCode"/>
-          <w:rFonts w:eastAsiaTheme="minorEastAsia"/>
-        </w:rPr>
-        <w:t>"Hello"</w:t>
-      </w:r>
-      <w:r>
-        <w:t xml:space="preserve"> </w:t>
-      </w:r>
-    </w:p>
-    <w:p>
-      <w:pPr>
-        <w:numPr>
-          <w:ilvl w:val="0"/>
-          <w:numId w:val="14"/>
-        </w:numPr>
-        <w:spacing w:after="0" w:line="240" w:lineRule="auto"/>
-      </w:pPr>
-      <w:r>
-        <w:rPr>
-          <w:rStyle w:val="Strong"/>
-        </w:rPr>
-        <w:t>Boolean literal:</w:t>
-      </w:r>
-      <w:r>
-        <w:t xml:space="preserve"> Represents truth values: </w:t>
-      </w:r>
-      <w:r>
-        <w:rPr>
-          <w:rStyle w:val="HTMLCode"/>
-          <w:rFonts w:eastAsiaTheme="minorEastAsia"/>
-        </w:rPr>
-        <w:t>true</w:t>
-      </w:r>
-      <w:r>
-        <w:t xml:space="preserve"> or </w:t>
-      </w:r>
-      <w:r>
-        <w:rPr>
-          <w:rStyle w:val="HTMLCode"/>
-          <w:rFonts w:eastAsiaTheme="minorEastAsia"/>
-        </w:rPr>
-        <w:t>false</w:t>
-      </w:r>
-      <w:r>
-        <w:t xml:space="preserve"> </w:t>
-      </w:r>
-    </w:p>
-    <w:p>
-      <w:pPr>
-        <w:pStyle w:val="Heading3"/>
-        <w:spacing w:before="0" w:beforeAutospacing="0" w:after="0" w:afterAutospacing="0"/>
-      </w:pPr>
-      <w:r>
-        <w:rPr>
-          <w:rStyle w:val="Strong"/>
-          <w:b/>
-          <w:bCs/>
-        </w:rPr>
-        <w:t>2. Write the difference between declaration and initialization.</w:t>
-      </w:r>
-    </w:p>
-    <w:p>
-      <w:pPr>
-        <w:pStyle w:val="NormalWeb"/>
-        <w:spacing w:before="0" w:beforeAutospacing="0" w:after="0" w:afterAutospacing="0"/>
-        <w:rPr>
-          <w:color w:val="FF0000"/>
-        </w:rPr>
-      </w:pPr>
-      <w:r>
-        <w:rPr>
-          <w:rStyle w:val="Strong"/>
-          <w:color w:val="FF0000"/>
-        </w:rPr>
-        <w:lastRenderedPageBreak/>
-        <w:t>Answer:</w:t>
-      </w:r>
-    </w:p>
-    <w:p>
-      <w:pPr>
-        <w:numPr>
-          <w:ilvl w:val="0"/>
-          <w:numId w:val="15"/>
-        </w:numPr>
-        <w:spacing w:after="0" w:line="240" w:lineRule="auto"/>
-      </w:pPr>
-      <w:r>
-        <w:rPr>
-          <w:rStyle w:val="Strong"/>
-        </w:rPr>
-        <w:t>Declaration:</w:t>
-      </w:r>
-      <w:r>
-        <w:t xml:space="preserve"> Defining a variable with its data type. Example: </w:t>
-      </w:r>
-      <w:proofErr w:type="spellStart"/>
-      <w:r>
-        <w:rPr>
-          <w:rStyle w:val="HTMLCode"/>
-          <w:rFonts w:eastAsiaTheme="minorEastAsia"/>
-        </w:rPr>
-        <w:t>int</w:t>
-      </w:r>
-      <w:proofErr w:type="spellEnd"/>
-      <w:r>
-        <w:rPr>
-          <w:rStyle w:val="HTMLCode"/>
-          <w:rFonts w:eastAsiaTheme="minorEastAsia"/>
-        </w:rPr>
-        <w:t xml:space="preserve"> a;</w:t>
-      </w:r>
-      <w:r>
-        <w:t xml:space="preserve"> </w:t>
-      </w:r>
-    </w:p>
-    <w:p>
-      <w:pPr>
-        <w:numPr>
-          <w:ilvl w:val="0"/>
-          <w:numId w:val="15"/>
-        </w:numPr>
-        <w:spacing w:after="0" w:line="240" w:lineRule="auto"/>
-      </w:pPr>
-      <w:r>
-        <w:rPr>
-          <w:rStyle w:val="Strong"/>
-        </w:rPr>
-        <w:t>Initialization:</w:t>
-      </w:r>
-      <w:r>
-        <w:t xml:space="preserve"> Assigning value to a variable. Example: </w:t>
-      </w:r>
-      <w:r>
-        <w:rPr>
-          <w:rStyle w:val="HTMLCode"/>
-          <w:rFonts w:eastAsiaTheme="minorEastAsia"/>
-        </w:rPr>
-        <w:t>a = 10;</w:t>
-      </w:r>
-      <w:r>
-        <w:t xml:space="preserve"> </w:t>
-      </w:r>
-    </w:p>
-    <w:p>
-      <w:pPr>
-        <w:pStyle w:val="Heading3"/>
-        <w:spacing w:before="0" w:beforeAutospacing="0" w:after="0" w:afterAutospacing="0"/>
-      </w:pPr>
-      <w:r>
-        <w:rPr>
-          <w:rStyle w:val="Strong"/>
-          <w:b/>
-          <w:bCs/>
-        </w:rPr>
-        <w:t>3. Name the various tokens used in Java.</w:t>
-      </w:r>
-    </w:p>
-    <w:p>
-      <w:pPr>
-        <w:pStyle w:val="NormalWeb"/>
-        <w:spacing w:before="0" w:beforeAutospacing="0" w:after="0" w:afterAutospacing="0"/>
-        <w:rPr>
-          <w:color w:val="FF0000"/>
-        </w:rPr>
-      </w:pPr>
-      <w:r>
-        <w:rPr>
-          <w:rStyle w:val="Strong"/>
-          <w:color w:val="FF0000"/>
-        </w:rPr>
-        <w:t>Answer:</w:t>
-      </w:r>
-    </w:p>
-    <w:p>
-      <w:pPr>
-        <w:numPr>
-          <w:ilvl w:val="0"/>
-          <w:numId w:val="16"/>
-        </w:numPr>
-        <w:spacing w:after="0" w:line="240" w:lineRule="auto"/>
-      </w:pPr>
-      <w:r>
-        <w:t xml:space="preserve">Keywords </w:t>
-      </w:r>
-    </w:p>
-    <w:p>
-      <w:pPr>
-        <w:numPr>
-          <w:ilvl w:val="0"/>
-          <w:numId w:val="16"/>
-        </w:numPr>
-        <w:spacing w:after="0" w:line="240" w:lineRule="auto"/>
-      </w:pPr>
-      <w:r>
-        <w:t xml:space="preserve">Identifiers </w:t>
-      </w:r>
-    </w:p>
-    <w:p>
-      <w:pPr>
-        <w:numPr>
-          <w:ilvl w:val="0"/>
-          <w:numId w:val="16"/>
-        </w:numPr>
-        <w:spacing w:after="0" w:line="240" w:lineRule="auto"/>
-      </w:pPr>
-      <w:r>
-        <w:t xml:space="preserve">Literals </w:t>
-      </w:r>
-    </w:p>
-    <w:p>
-      <w:pPr>
-        <w:numPr>
-          <w:ilvl w:val="0"/>
-          <w:numId w:val="16"/>
-        </w:numPr>
-        <w:spacing w:after="0" w:line="240" w:lineRule="auto"/>
-      </w:pPr>
-      <w:r>
-        <w:t xml:space="preserve">Operators </w:t>
-      </w:r>
-    </w:p>
-    <w:p>
-      <w:pPr>
-        <w:numPr>
-          <w:ilvl w:val="0"/>
-          <w:numId w:val="16"/>
-        </w:numPr>
-        <w:spacing w:after="0" w:line="240" w:lineRule="auto"/>
-      </w:pPr>
-      <w:r>
-        <w:t xml:space="preserve">Punctuators </w:t>
-      </w:r>
-    </w:p>
-    <w:p>
-      <w:pPr>
-        <w:spacing w:after="0"/>
-      </w:pPr>
-      <w:r>
-        <w:pict>
-          <v:rect id="_x0000_i1035" style="width:0;height:1.5pt" o:hralign="center" o:hrstd="t" o:hr="t" fillcolor="#a0a0a0" stroked="f"/>
-        </w:pict>
-      </w:r>
-    </w:p>
-    <w:p>
-      <w:pPr>
-        <w:pStyle w:val="Heading3"/>
-        <w:spacing w:before="0" w:beforeAutospacing="0" w:after="0" w:afterAutospacing="0"/>
-      </w:pPr>
-      <w:r>
-        <w:rPr>
-          <w:rStyle w:val="Strong"/>
-          <w:b/>
-          <w:bCs/>
-        </w:rPr>
-        <w:t>4. Explain the difference between primitive and non-primitive data types in Java.</w:t>
-      </w:r>
-    </w:p>
-    <w:p>
-      <w:pPr>
-        <w:pStyle w:val="NormalWeb"/>
-        <w:spacing w:before="0" w:beforeAutospacing="0" w:after="0" w:afterAutospacing="0"/>
-        <w:rPr>
-          <w:color w:val="FF0000"/>
-        </w:rPr>
-      </w:pPr>
-      <w:r>
-        <w:rPr>
-          <w:rStyle w:val="Strong"/>
-          <w:color w:val="FF0000"/>
-        </w:rPr>
-        <w:t>Answer:</w:t>
-      </w:r>
-    </w:p>
-    <w:p>
-      <w:pPr>
-        <w:numPr>
-          <w:ilvl w:val="0"/>
-          <w:numId w:val="17"/>
-        </w:numPr>
-        <w:spacing w:after="0" w:line="240" w:lineRule="auto"/>
-      </w:pPr>
-      <w:r>
-        <w:rPr>
-          <w:rStyle w:val="Strong"/>
-        </w:rPr>
-        <w:t>Primitive:</w:t>
-      </w:r>
-      <w:r>
-        <w:t xml:space="preserve"> Stores simple values (</w:t>
-      </w:r>
-      <w:proofErr w:type="spellStart"/>
-      <w:r>
-        <w:t>int</w:t>
-      </w:r>
-      <w:proofErr w:type="spellEnd"/>
-      <w:r>
-        <w:t xml:space="preserve">, float, char, etc.), stored directly in memory </w:t>
-      </w:r>
-    </w:p>
-    <w:p>
-      <w:pPr>
-        <w:numPr>
-          <w:ilvl w:val="0"/>
-          <w:numId w:val="17"/>
-        </w:numPr>
-        <w:spacing w:after="0" w:line="240" w:lineRule="auto"/>
-      </w:pPr>
-      <w:r>
-        <w:rPr>
-          <w:rStyle w:val="Strong"/>
-        </w:rPr>
-        <w:t>Non-primitive:</w:t>
-      </w:r>
-      <w:r>
-        <w:t xml:space="preserve"> Stores reference/address (arrays, objects, String) </w:t>
-      </w:r>
-    </w:p>
-    <w:p>
-      <w:pPr>
-        <w:pStyle w:val="Heading3"/>
-        <w:spacing w:before="0" w:beforeAutospacing="0" w:after="0" w:afterAutospacing="0"/>
-      </w:pPr>
-      <w:r>
-        <w:rPr>
-          <w:rStyle w:val="Strong"/>
-          <w:b/>
-          <w:bCs/>
-        </w:rPr>
-        <w:t>5. What is the difference between variables and identifiers?</w:t>
-      </w:r>
-    </w:p>
-    <w:p>
-      <w:pPr>
-        <w:pStyle w:val="NormalWeb"/>
-        <w:spacing w:before="0" w:beforeAutospacing="0" w:after="0" w:afterAutospacing="0"/>
-        <w:rPr>
-          <w:color w:val="FF0000"/>
-        </w:rPr>
-      </w:pPr>
-      <w:r>
-        <w:rPr>
-          <w:rStyle w:val="Strong"/>
-          <w:color w:val="FF0000"/>
-        </w:rPr>
-        <w:t>Answer:</w:t>
-      </w:r>
-    </w:p>
-    <w:p>
-      <w:pPr>
-        <w:numPr>
-          <w:ilvl w:val="0"/>
-          <w:numId w:val="18"/>
-        </w:numPr>
-        <w:spacing w:after="0" w:line="240" w:lineRule="auto"/>
-      </w:pPr>
-      <w:r>
-        <w:rPr>
-          <w:rStyle w:val="Strong"/>
-        </w:rPr>
-        <w:t>Variable:</w:t>
-      </w:r>
-      <w:r>
-        <w:t xml:space="preserve"> A storage location that holds a value </w:t>
-      </w:r>
-    </w:p>
-    <w:p>
-      <w:pPr>
-        <w:numPr>
-          <w:ilvl w:val="0"/>
-          <w:numId w:val="18"/>
-        </w:numPr>
-        <w:spacing w:after="0" w:line="240" w:lineRule="auto"/>
-      </w:pPr>
-      <w:r>
-        <w:rPr>
-          <w:rStyle w:val="Strong"/>
-        </w:rPr>
-        <w:t>Identifier:</w:t>
-      </w:r>
-      <w:r>
-        <w:t xml:space="preserve"> The name given to a variable, class, or method </w:t>
-      </w:r>
-    </w:p>
-    <w:p>
-      <w:pPr>
-        <w:pStyle w:val="Heading1"/>
-        <w:spacing w:before="0"/>
-        <w:rPr>
-          <w:color w:val="00B0F0"/>
-          <w:sz w:val="36"/>
-        </w:rPr>
-      </w:pPr>
-      <w:r>
-        <w:rPr>
-          <w:rStyle w:val="Strong"/>
-          <w:bCs w:val="0"/>
-          <w:color w:val="00B0F0"/>
-          <w:sz w:val="36"/>
-        </w:rPr>
-        <w:t>D. Assertion and Reasoning based questions</w:t>
-      </w:r>
-    </w:p>
-    <w:p>
-      <w:pPr>
-        <w:pStyle w:val="Heading3"/>
-        <w:spacing w:before="0" w:beforeAutospacing="0" w:after="0" w:afterAutospacing="0"/>
-      </w:pPr>
-      <w:r>
-        <w:rPr>
-          <w:rStyle w:val="Strong"/>
-          <w:b/>
-          <w:bCs/>
-        </w:rPr>
-        <w:t>Options:</w:t>
-      </w:r>
-    </w:p>
-    <w:p>
-      <w:pPr>
-        <w:pStyle w:val="NormalWeb"/>
-        <w:spacing w:before="0" w:beforeAutospacing="0" w:after="0" w:afterAutospacing="0"/>
-      </w:pPr>
-      <w:r>
-        <w:t xml:space="preserve">a. Both A and R are true, and R is correct explanation of </w:t>
-      </w:r>
-      <w:proofErr w:type="gramStart"/>
-      <w:r>
-        <w:t>A</w:t>
-      </w:r>
-      <w:proofErr w:type="gramEnd"/>
-      <w:r>
-        <w:br/>
-        <w:t xml:space="preserve">b. Both A and R are true, but R is not correct explanation of </w:t>
-      </w:r>
-      <w:proofErr w:type="gramStart"/>
-      <w:r>
-        <w:t>A</w:t>
-      </w:r>
-      <w:proofErr w:type="gramEnd"/>
-      <w:r>
-        <w:br/>
-        <w:t>c. A is true, but R is false</w:t>
-      </w:r>
-      <w:r>
-        <w:br/>
-        <w:t>d. A is false, but R is true</w:t>
-      </w:r>
-    </w:p>
-    <w:p>
-      <w:pPr>
-        <w:pStyle w:val="Heading3"/>
-        <w:spacing w:before="0" w:beforeAutospacing="0" w:after="0" w:afterAutospacing="0"/>
-      </w:pPr>
-      <w:r>
-        <w:rPr>
-          <w:rStyle w:val="Strong"/>
-          <w:b/>
-          <w:bCs/>
-        </w:rPr>
-        <w:t>1.</w:t>
-      </w:r>
-    </w:p>
-    <w:p>
-      <w:pPr>
-        <w:pStyle w:val="NormalWeb"/>
-        <w:spacing w:before="0" w:beforeAutospacing="0" w:after="0" w:afterAutospacing="0"/>
-      </w:pPr>
-      <w:r>
-        <w:rPr>
-          <w:rStyle w:val="Strong"/>
-        </w:rPr>
-        <w:t>Assertion (A):</w:t>
-      </w:r>
-      <w:r>
-        <w:t xml:space="preserve"> ASCII stands for American Standard Code for Information Interchange and is a character encoding standard for text files.</w:t>
-      </w:r>
-      <w:r>
-        <w:br/>
-      </w:r>
-      <w:r>
-        <w:rPr>
-          <w:rStyle w:val="Strong"/>
-        </w:rPr>
-        <w:t>Reason (R):</w:t>
-      </w:r>
-      <w:r>
-        <w:t xml:space="preserve"> It is made of 512 symbols and consists all letters used in all vernacular languages.</w:t>
-      </w:r>
-    </w:p>
-    <w:p>
-      <w:pPr>
-        <w:pStyle w:val="NormalWeb"/>
-        <w:spacing w:before="0" w:beforeAutospacing="0" w:after="0" w:afterAutospacing="0"/>
-        <w:rPr>
-          <w:color w:val="FF0000"/>
-        </w:rPr>
-      </w:pPr>
-      <w:r>
-        <w:rPr>
-          <w:rStyle w:val="Strong"/>
-          <w:color w:val="FF0000"/>
-        </w:rPr>
-        <w:t>Answer:</w:t>
-      </w:r>
-      <w:r>
-        <w:rPr>
-          <w:color w:val="FF0000"/>
-        </w:rPr>
-        <w:t xml:space="preserve"> c. A is true, but R is false</w:t>
-      </w:r>
-    </w:p>
-    <w:p>
-      <w:pPr>
-        <w:pStyle w:val="Heading3"/>
-        <w:spacing w:before="0" w:beforeAutospacing="0" w:after="0" w:afterAutospacing="0"/>
-      </w:pPr>
-      <w:r>
-        <w:rPr>
-          <w:rStyle w:val="Strong"/>
-          <w:b/>
-          <w:bCs/>
-        </w:rPr>
-        <w:t>2.</w:t>
-      </w:r>
-    </w:p>
-    <w:p>
-      <w:pPr>
-        <w:pStyle w:val="NormalWeb"/>
-        <w:spacing w:before="0" w:beforeAutospacing="0" w:after="0" w:afterAutospacing="0"/>
-      </w:pPr>
-      <w:r>
-        <w:rPr>
-          <w:rStyle w:val="Strong"/>
-        </w:rPr>
-        <w:t>Assertion (A):</w:t>
-      </w:r>
-      <w:r>
-        <w:t xml:space="preserve"> The escape sequence </w:t>
-      </w:r>
-      <w:r>
-        <w:rPr>
-          <w:rStyle w:val="HTMLCode"/>
-        </w:rPr>
-        <w:t>\t</w:t>
-      </w:r>
-      <w:r>
-        <w:t xml:space="preserve"> in Java is used to represent a horizontal tab</w:t>
-      </w:r>
-      <w:proofErr w:type="gramStart"/>
-      <w:r>
-        <w:t>.</w:t>
-      </w:r>
-      <w:proofErr w:type="gramEnd"/>
-      <w:r>
-        <w:br/>
-      </w:r>
-      <w:r>
-        <w:rPr>
-          <w:rStyle w:val="Strong"/>
-        </w:rPr>
-        <w:t>Reason (R):</w:t>
-      </w:r>
-      <w:r>
-        <w:t xml:space="preserve"> When </w:t>
-      </w:r>
-      <w:r>
-        <w:rPr>
-          <w:rStyle w:val="HTMLCode"/>
-        </w:rPr>
-        <w:t>\n</w:t>
-      </w:r>
-      <w:r>
-        <w:t xml:space="preserve"> is encountered, it inserts a newline and moves text to next line.</w:t>
-      </w:r>
-    </w:p>
-    <w:p>
-      <w:pPr>
-        <w:pStyle w:val="NormalWeb"/>
-        <w:spacing w:before="0" w:beforeAutospacing="0" w:after="0" w:afterAutospacing="0"/>
-        <w:rPr>
-          <w:color w:val="FF0000"/>
-        </w:rPr>
-      </w:pPr>
-      <w:r>
-        <w:rPr>
-          <w:rStyle w:val="Strong"/>
-          <w:color w:val="FF0000"/>
-        </w:rPr>
-        <w:t>Answer:</w:t>
-      </w:r>
-      <w:r>
-        <w:rPr>
-          <w:color w:val="FF0000"/>
-        </w:rPr>
-        <w:t xml:space="preserve"> b. Both A and R are true, but R is not correct explanation of A</w:t>
-      </w:r>
-    </w:p>
-    <w:p>
-      <w:pPr>
-        <w:pStyle w:val="Heading1"/>
-        <w:spacing w:before="0"/>
-        <w:rPr>
-          <w:sz w:val="40"/>
-        </w:rPr>
-      </w:pPr>
-      <w:r>
-        <w:rPr>
-          <w:rStyle w:val="Strong"/>
-          <w:bCs w:val="0"/>
-          <w:sz w:val="40"/>
-        </w:rPr>
-        <w:t>Previous Years' Questions</w:t>
-      </w:r>
-    </w:p>
-    <w:p>
-      <w:pPr>
-        <w:pStyle w:val="Heading3"/>
-        <w:spacing w:before="0" w:beforeAutospacing="0" w:after="0" w:afterAutospacing="0"/>
-      </w:pPr>
-      <w:r>
-        <w:rPr>
-          <w:rStyle w:val="Strong"/>
-          <w:b/>
-          <w:bCs/>
-        </w:rPr>
-        <w:t>1. Identify the type of operator &amp;</w:t>
-      </w:r>
-      <w:proofErr w:type="gramStart"/>
-      <w:r>
-        <w:rPr>
-          <w:rStyle w:val="Strong"/>
-          <w:b/>
-          <w:bCs/>
-        </w:rPr>
-        <w:t>&amp; :</w:t>
-      </w:r>
-      <w:proofErr w:type="gramEnd"/>
-    </w:p>
-    <w:p>
-      <w:pPr>
-        <w:pStyle w:val="NormalWeb"/>
-        <w:spacing w:before="0" w:beforeAutospacing="0" w:after="0" w:afterAutospacing="0"/>
-        <w:rPr>
-          <w:color w:val="FF0000"/>
-        </w:rPr>
-      </w:pPr>
-      <w:r>
-        <w:rPr>
-          <w:rStyle w:val="Strong"/>
-          <w:color w:val="FF0000"/>
-        </w:rPr>
-        <w:t>Answer:</w:t>
-      </w:r>
-      <w:r>
-        <w:rPr>
-          <w:color w:val="FF0000"/>
-        </w:rPr>
-        <w:t xml:space="preserve"> c. logical</w:t>
-      </w:r>
-    </w:p>
-    <w:p>
-      <w:pPr>
-        <w:pStyle w:val="Heading3"/>
-        <w:spacing w:before="0" w:beforeAutospacing="0" w:after="0" w:afterAutospacing="0"/>
-      </w:pPr>
-      <w:r>
-        <w:rPr>
-          <w:rStyle w:val="Strong"/>
-          <w:b/>
-          <w:bCs/>
-        </w:rPr>
-        <w:t>2. A data type which contains integer as well as fractional part and occupies 32 bits space is:</w:t>
-      </w:r>
-    </w:p>
-    <w:p>
-      <w:pPr>
-        <w:pStyle w:val="NormalWeb"/>
-        <w:spacing w:before="0" w:beforeAutospacing="0" w:after="0" w:afterAutospacing="0"/>
-        <w:rPr>
-          <w:color w:val="FF0000"/>
-        </w:rPr>
-      </w:pPr>
-      <w:r>
-        <w:rPr>
-          <w:rStyle w:val="Strong"/>
-          <w:color w:val="FF0000"/>
-        </w:rPr>
-        <w:t>Answer:</w:t>
-      </w:r>
-      <w:r>
-        <w:rPr>
-          <w:color w:val="FF0000"/>
-        </w:rPr>
-        <w:t xml:space="preserve"> a. float</w:t>
-      </w:r>
-    </w:p>
-    <w:p>
-      <w:pPr>
-        <w:pStyle w:val="Heading3"/>
-        <w:spacing w:before="0" w:beforeAutospacing="0" w:after="0" w:afterAutospacing="0"/>
-      </w:pPr>
-      <w:r>
-        <w:rPr>
-          <w:rStyle w:val="Strong"/>
-          <w:b/>
-          <w:bCs/>
-        </w:rPr>
-        <w:t>3. Which keyword is used to create symbolic constants in Java?</w:t>
-      </w:r>
-    </w:p>
-    <w:p>
-      <w:pPr>
-        <w:pStyle w:val="NormalWeb"/>
-        <w:spacing w:before="0" w:beforeAutospacing="0" w:after="0" w:afterAutospacing="0"/>
-        <w:rPr>
-          <w:color w:val="FF0000"/>
-        </w:rPr>
-      </w:pPr>
-      <w:r>
-        <w:rPr>
-          <w:rStyle w:val="Strong"/>
-          <w:color w:val="FF0000"/>
-        </w:rPr>
-        <w:t>Answer:</w:t>
-      </w:r>
-      <w:r>
-        <w:rPr>
-          <w:color w:val="FF0000"/>
-        </w:rPr>
-        <w:t xml:space="preserve"> a. final</w:t>
-      </w:r>
-    </w:p>
-    <w:p>
-      <w:pPr>
-        <w:pStyle w:val="Heading3"/>
-        <w:spacing w:before="0" w:beforeAutospacing="0" w:after="0" w:afterAutospacing="0"/>
-      </w:pPr>
-      <w:r>
-        <w:rPr>
-          <w:rStyle w:val="Strong"/>
-          <w:b/>
-          <w:bCs/>
-        </w:rPr>
-        <w:t xml:space="preserve">4. State whether the statement is </w:t>
-      </w:r>
-      <w:proofErr w:type="gramStart"/>
-      <w:r>
-        <w:rPr>
-          <w:rStyle w:val="Strong"/>
-          <w:b/>
-          <w:bCs/>
-        </w:rPr>
-        <w:t>True</w:t>
-      </w:r>
-      <w:proofErr w:type="gramEnd"/>
-      <w:r>
-        <w:rPr>
-          <w:rStyle w:val="Strong"/>
-          <w:b/>
-          <w:bCs/>
-        </w:rPr>
-        <w:t xml:space="preserve"> or False:</w:t>
-      </w:r>
-    </w:p>
-    <w:p>
-      <w:pPr>
-        <w:pStyle w:val="NormalWeb"/>
-        <w:spacing w:before="0" w:beforeAutospacing="0" w:after="0" w:afterAutospacing="0"/>
-        <w:rPr>
-          <w:color w:val="FF0000"/>
-        </w:rPr>
-      </w:pPr>
-      <w:proofErr w:type="gramStart"/>
-      <w:r>
-        <w:rPr>
-          <w:rStyle w:val="Strong"/>
-        </w:rPr>
-        <w:t>char</w:t>
-      </w:r>
-      <w:proofErr w:type="gramEnd"/>
-      <w:r>
-        <w:rPr>
-          <w:rStyle w:val="Strong"/>
-        </w:rPr>
-        <w:t xml:space="preserve"> is a non-primitive data type.</w:t>
-      </w:r>
-      <w:r>
-        <w:br/>
-      </w:r>
-      <w:r>
-        <w:rPr>
-          <w:rStyle w:val="Strong"/>
-          <w:color w:val="FF0000"/>
-        </w:rPr>
-        <w:t>Answer:</w:t>
-      </w:r>
-      <w:r>
-        <w:rPr>
-          <w:color w:val="FF0000"/>
-        </w:rPr>
-        <w:t xml:space="preserve"> b. False</w:t>
-      </w:r>
-    </w:p>
-    <w:p>
-      <w:pPr>
-        <w:pStyle w:val="Heading3"/>
-        <w:spacing w:before="0" w:beforeAutospacing="0" w:after="0" w:afterAutospacing="0"/>
-      </w:pPr>
-      <w:r>
-        <w:rPr>
-          <w:rStyle w:val="Strong"/>
-          <w:b/>
-          <w:bCs/>
-        </w:rPr>
-        <w:t>5. Give the output:</w:t>
-      </w:r>
-    </w:p>
-    <w:p>
-      <w:pPr>
-        <w:pStyle w:val="HTMLPreformatted"/>
-      </w:pPr>
-      <w:proofErr w:type="spellStart"/>
-      <w:proofErr w:type="gramStart"/>
-      <w:r>
-        <w:rPr>
-          <w:rStyle w:val="t"/>
-        </w:rPr>
-        <w:t>int</w:t>
-      </w:r>
-      <w:proofErr w:type="spellEnd"/>
-      <w:proofErr w:type="gramEnd"/>
-      <w:r>
-        <w:t xml:space="preserve"> </w:t>
-      </w:r>
-      <w:r>
-        <w:rPr>
-          <w:rStyle w:val="t"/>
-        </w:rPr>
-        <w:t>x</w:t>
-      </w:r>
-      <w:r>
-        <w:t xml:space="preserve"> </w:t>
-      </w:r>
-      <w:r>
-        <w:rPr>
-          <w:rStyle w:val="n"/>
-        </w:rPr>
-        <w:t>=</w:t>
-      </w:r>
-      <w:r>
-        <w:t xml:space="preserve"> </w:t>
-      </w:r>
-      <w:r>
-        <w:rPr>
-          <w:rStyle w:val="q"/>
-        </w:rPr>
-        <w:t>2</w:t>
-      </w:r>
-      <w:r>
-        <w:t xml:space="preserve">, </w:t>
-      </w:r>
-      <w:r>
-        <w:rPr>
-          <w:rStyle w:val="t"/>
-        </w:rPr>
-        <w:t>y</w:t>
-      </w:r>
-      <w:r>
-        <w:t xml:space="preserve"> </w:t>
-      </w:r>
-      <w:r>
-        <w:rPr>
-          <w:rStyle w:val="n"/>
-        </w:rPr>
-        <w:t>=</w:t>
-      </w:r>
-      <w:r>
-        <w:t xml:space="preserve"> </w:t>
-      </w:r>
-      <w:r>
-        <w:rPr>
-          <w:rStyle w:val="q"/>
-        </w:rPr>
-        <w:t>4</w:t>
-      </w:r>
-      <w:r>
-        <w:t xml:space="preserve">, </w:t>
-      </w:r>
-      <w:r>
-        <w:rPr>
-          <w:rStyle w:val="t"/>
-        </w:rPr>
-        <w:t>z</w:t>
-      </w:r>
-      <w:r>
-        <w:t xml:space="preserve"> </w:t>
-      </w:r>
-      <w:r>
-        <w:rPr>
-          <w:rStyle w:val="n"/>
-        </w:rPr>
-        <w:t>=</w:t>
-      </w:r>
-      <w:r>
-        <w:t xml:space="preserve"> </w:t>
-      </w:r>
-      <w:r>
-        <w:rPr>
-          <w:rStyle w:val="q"/>
-        </w:rPr>
-        <w:t>1</w:t>
-      </w:r>
-      <w:r>
-        <w:t>;</w:t>
-      </w:r>
-      <w:r>
-        <w:br/>
-      </w:r>
-      <w:proofErr w:type="spellStart"/>
-      <w:r>
-        <w:rPr>
-          <w:rStyle w:val="t"/>
-        </w:rPr>
-        <w:t>int</w:t>
-      </w:r>
-      <w:proofErr w:type="spellEnd"/>
-      <w:r>
-        <w:t xml:space="preserve"> </w:t>
-      </w:r>
-      <w:r>
-        <w:rPr>
-          <w:rStyle w:val="t"/>
-        </w:rPr>
-        <w:t>result</w:t>
-      </w:r>
-      <w:r>
-        <w:t xml:space="preserve"> </w:t>
-      </w:r>
-      <w:r>
-        <w:rPr>
-          <w:rStyle w:val="n"/>
-        </w:rPr>
-        <w:t>=</w:t>
-      </w:r>
-      <w:r>
-        <w:t xml:space="preserve"> (</w:t>
-      </w:r>
-      <w:r>
-        <w:rPr>
-          <w:rStyle w:val="n"/>
-        </w:rPr>
-        <w:t>++</w:t>
-      </w:r>
-      <w:r>
-        <w:rPr>
-          <w:rStyle w:val="t"/>
-        </w:rPr>
-        <w:t>z</w:t>
-      </w:r>
-      <w:r>
-        <w:t xml:space="preserve">) </w:t>
-      </w:r>
-      <w:r>
-        <w:rPr>
-          <w:rStyle w:val="n"/>
-        </w:rPr>
-        <w:t>+</w:t>
-      </w:r>
-      <w:r>
-        <w:t xml:space="preserve"> </w:t>
-      </w:r>
-      <w:r>
-        <w:rPr>
-          <w:rStyle w:val="t"/>
-        </w:rPr>
-        <w:t>y</w:t>
-      </w:r>
-      <w:r>
-        <w:t xml:space="preserve"> </w:t>
-      </w:r>
-      <w:r>
-        <w:rPr>
-          <w:rStyle w:val="n"/>
-        </w:rPr>
-        <w:t>+</w:t>
-      </w:r>
-      <w:r>
-        <w:t xml:space="preserve"> (</w:t>
-      </w:r>
-      <w:r>
-        <w:rPr>
-          <w:rStyle w:val="n"/>
-        </w:rPr>
-        <w:t>++</w:t>
-      </w:r>
-      <w:r>
-        <w:rPr>
-          <w:rStyle w:val="t"/>
-        </w:rPr>
-        <w:t>x</w:t>
-      </w:r>
-      <w:r>
-        <w:t xml:space="preserve">) </w:t>
-      </w:r>
-      <w:r>
-        <w:rPr>
-          <w:rStyle w:val="n"/>
-        </w:rPr>
-        <w:t>+</w:t>
-      </w:r>
-      <w:r>
-        <w:t xml:space="preserve"> (</w:t>
-      </w:r>
-      <w:r>
-        <w:rPr>
-          <w:rStyle w:val="t"/>
-        </w:rPr>
-        <w:t>z</w:t>
-      </w:r>
-      <w:r>
-        <w:rPr>
-          <w:rStyle w:val="n"/>
-        </w:rPr>
-        <w:t>++</w:t>
-      </w:r>
-      <w:r>
-        <w:t>);</w:t>
-      </w:r>
-    </w:p>
-    <w:p>
-      <w:pPr>
-        <w:pStyle w:val="NormalWeb"/>
-        <w:spacing w:before="0" w:beforeAutospacing="0" w:after="0" w:afterAutospacing="0"/>
-        <w:rPr>
-          <w:color w:val="FF0000"/>
-        </w:rPr>
-      </w:pPr>
-      <w:r>
-        <w:rPr>
-          <w:rStyle w:val="Strong"/>
-          <w:color w:val="FF0000"/>
-        </w:rPr>
-        <w:t>Answer:</w:t>
-      </w:r>
-      <w:r>
-        <w:rPr>
-          <w:color w:val="FF0000"/>
-        </w:rPr>
-        <w:t xml:space="preserve"> a. 11</w:t>
-      </w:r>
-    </w:p>
-    <w:p>
-      <w:pPr>
-        <w:pStyle w:val="Heading3"/>
-        <w:spacing w:before="0" w:beforeAutospacing="0" w:after="0" w:afterAutospacing="0"/>
-      </w:pPr>
-      <w:r>
-        <w:rPr>
-          <w:rStyle w:val="Strong"/>
-          <w:b/>
-          <w:bCs/>
-        </w:rPr>
-        <w:lastRenderedPageBreak/>
-        <w:t>6. Write memory capacity of short and float:</w:t>
-      </w:r>
-    </w:p>
-    <w:p>
-      <w:pPr>
-        <w:pStyle w:val="NormalWeb"/>
-        <w:spacing w:before="0" w:beforeAutospacing="0" w:after="0" w:afterAutospacing="0"/>
-        <w:rPr>
-          <w:color w:val="FF0000"/>
-        </w:rPr>
-      </w:pPr>
-      <w:r>
-        <w:rPr>
-          <w:rStyle w:val="Strong"/>
-          <w:color w:val="FF0000"/>
-        </w:rPr>
-        <w:t>Answer:</w:t>
-      </w:r>
-    </w:p>
-    <w:p>
-      <w:pPr>
-        <w:numPr>
-          <w:ilvl w:val="0"/>
-          <w:numId w:val="19"/>
-        </w:numPr>
-        <w:spacing w:after="0" w:line="240" w:lineRule="auto"/>
-      </w:pPr>
-      <w:r>
-        <w:t xml:space="preserve">short = 2 bytes </w:t>
-      </w:r>
-    </w:p>
-    <w:p>
-      <w:pPr>
-        <w:numPr>
-          <w:ilvl w:val="0"/>
-          <w:numId w:val="19"/>
-        </w:numPr>
-        <w:spacing w:after="0" w:line="240" w:lineRule="auto"/>
-      </w:pPr>
-      <w:r>
-        <w:t xml:space="preserve">float = 4 bytes </w:t>
-      </w:r>
-    </w:p>
-    <w:p>
-      <w:pPr>
-        <w:pStyle w:val="Heading3"/>
-        <w:spacing w:before="0" w:beforeAutospacing="0" w:after="0" w:afterAutospacing="0"/>
-      </w:pPr>
-      <w:r>
-        <w:rPr>
-          <w:rStyle w:val="Strong"/>
-          <w:b/>
-          <w:bCs/>
-        </w:rPr>
-        <w:t>7. Identify and name the tokens:</w:t>
-      </w:r>
-    </w:p>
-    <w:p>
-      <w:pPr>
-        <w:pStyle w:val="NormalWeb"/>
-        <w:spacing w:before="0" w:beforeAutospacing="0" w:after="0" w:afterAutospacing="0"/>
-      </w:pPr>
-      <w:proofErr w:type="gramStart"/>
-      <w:r>
-        <w:t>a</w:t>
-      </w:r>
-      <w:proofErr w:type="gramEnd"/>
-      <w:r>
-        <w:t xml:space="preserve">. </w:t>
-      </w:r>
-      <w:r>
-        <w:rPr>
-          <w:rStyle w:val="HTMLCode"/>
-        </w:rPr>
-        <w:t>public</w:t>
-      </w:r>
-      <w:r>
-        <w:t xml:space="preserve"> → Keyword</w:t>
-      </w:r>
-      <w:r>
-        <w:br/>
-        <w:t xml:space="preserve">b. </w:t>
-      </w:r>
-      <w:r>
-        <w:rPr>
-          <w:rStyle w:val="HTMLCode"/>
-        </w:rPr>
-        <w:t>'a'</w:t>
-      </w:r>
-      <w:r>
-        <w:t xml:space="preserve"> → Character Literal</w:t>
-      </w:r>
-      <w:r>
-        <w:br/>
-        <w:t xml:space="preserve">c. </w:t>
-      </w:r>
-      <w:r>
-        <w:rPr>
-          <w:rStyle w:val="HTMLCode"/>
-        </w:rPr>
-        <w:t>==</w:t>
-      </w:r>
-      <w:r>
-        <w:t xml:space="preserve"> → Operator</w:t>
-      </w:r>
-      <w:r>
-        <w:br/>
-        <w:t xml:space="preserve">d. </w:t>
-      </w:r>
-      <w:r>
-        <w:rPr>
-          <w:rStyle w:val="HTMLCode"/>
-        </w:rPr>
-        <w:t>{}</w:t>
-      </w:r>
-      <w:r>
-        <w:t xml:space="preserve"> → Punctuator</w:t>
-      </w:r>
-    </w:p>
-    <w:p>
-      <w:pPr>
-        <w:pStyle w:val="Heading3"/>
-        <w:spacing w:before="0" w:beforeAutospacing="0" w:after="0" w:afterAutospacing="0"/>
-      </w:pPr>
-      <w:r>
-        <w:rPr>
-          <w:rStyle w:val="Strong"/>
-          <w:b/>
-          <w:bCs/>
-        </w:rPr>
-        <w:t>8.</w:t>
-      </w:r>
-    </w:p>
-    <w:p>
-      <w:pPr>
-        <w:pStyle w:val="HTMLPreformatted"/>
-      </w:pPr>
-      <w:proofErr w:type="gramStart"/>
-      <w:r>
-        <w:rPr>
-          <w:rStyle w:val="t"/>
-        </w:rPr>
-        <w:t>char</w:t>
-      </w:r>
-      <w:proofErr w:type="gramEnd"/>
-      <w:r>
-        <w:t xml:space="preserve"> </w:t>
-      </w:r>
-      <w:proofErr w:type="spellStart"/>
-      <w:r>
-        <w:rPr>
-          <w:rStyle w:val="t"/>
-        </w:rPr>
-        <w:t>ch</w:t>
-      </w:r>
-      <w:proofErr w:type="spellEnd"/>
-      <w:r>
-        <w:t xml:space="preserve"> </w:t>
-      </w:r>
-      <w:r>
-        <w:rPr>
-          <w:rStyle w:val="n"/>
-        </w:rPr>
-        <w:t>=</w:t>
-      </w:r>
-      <w:r>
-        <w:t xml:space="preserve"> </w:t>
-      </w:r>
-      <w:r>
-        <w:rPr>
-          <w:rStyle w:val="r"/>
-          <w:rFonts w:eastAsiaTheme="majorEastAsia"/>
-        </w:rPr>
-        <w:t>'9'</w:t>
-      </w:r>
-      <w:r>
-        <w:t>;</w:t>
-      </w:r>
-      <w:r>
-        <w:br/>
-      </w:r>
-      <w:r>
-        <w:rPr>
-          <w:rStyle w:val="t"/>
-        </w:rPr>
-        <w:t>res</w:t>
-      </w:r>
-      <w:r>
-        <w:t xml:space="preserve"> </w:t>
-      </w:r>
-      <w:r>
-        <w:rPr>
-          <w:rStyle w:val="n"/>
-        </w:rPr>
-        <w:t>=</w:t>
-      </w:r>
-      <w:r>
-        <w:t xml:space="preserve"> </w:t>
-      </w:r>
-      <w:proofErr w:type="spellStart"/>
-      <w:r>
-        <w:rPr>
-          <w:rStyle w:val="t"/>
-        </w:rPr>
-        <w:t>Character</w:t>
-      </w:r>
-      <w:r>
-        <w:rPr>
-          <w:rStyle w:val="n"/>
-        </w:rPr>
-        <w:t>.</w:t>
-      </w:r>
-      <w:r>
-        <w:rPr>
-          <w:rStyle w:val="t"/>
-        </w:rPr>
-        <w:t>isDigit</w:t>
-      </w:r>
-      <w:proofErr w:type="spellEnd"/>
-      <w:r>
-        <w:t>(</w:t>
-      </w:r>
-      <w:proofErr w:type="spellStart"/>
-      <w:r>
-        <w:rPr>
-          <w:rStyle w:val="t"/>
-        </w:rPr>
-        <w:t>ch</w:t>
-      </w:r>
-      <w:proofErr w:type="spellEnd"/>
-      <w:r>
-        <w:t>);</w:t>
-      </w:r>
-    </w:p>
-    <w:p>
-      <w:pPr>
-        <w:pStyle w:val="NormalWeb"/>
-        <w:spacing w:before="0" w:beforeAutospacing="0" w:after="0" w:afterAutospacing="0"/>
-        <w:rPr>
-          <w:color w:val="FF0000"/>
-        </w:rPr>
-      </w:pPr>
-      <w:r>
-        <w:rPr>
-          <w:rStyle w:val="Strong"/>
-          <w:color w:val="FF0000"/>
-        </w:rPr>
-        <w:t>Answer:</w:t>
-      </w:r>
-    </w:p>
-    <w:p>
-      <w:pPr>
-        <w:numPr>
-          <w:ilvl w:val="0"/>
-          <w:numId w:val="20"/>
-        </w:numPr>
-        <w:spacing w:after="0" w:line="240" w:lineRule="auto"/>
-      </w:pPr>
-      <w:r>
-        <w:t xml:space="preserve">Data type: </w:t>
-      </w:r>
-      <w:proofErr w:type="spellStart"/>
-      <w:r>
-        <w:t>boolean</w:t>
-      </w:r>
-      <w:proofErr w:type="spellEnd"/>
-      <w:r>
-        <w:t xml:space="preserve"> </w:t>
-      </w:r>
-    </w:p>
-    <w:p>
-      <w:pPr>
-        <w:numPr>
-          <w:ilvl w:val="0"/>
-          <w:numId w:val="20"/>
-        </w:numPr>
-        <w:spacing w:after="0" w:line="240" w:lineRule="auto"/>
-      </w:pPr>
-      <w:r>
-        <w:t>Value: true</w:t>
-      </w:r>
-    </w:p>
-    <w:p>
-      <w:pPr>
-        <w:spacing w:after="0" w:line="240" w:lineRule="auto"/>
-        <w:outlineLvl w:val="2"/>
-        <w:rPr>
-          <w:rFonts w:ascii="Times New Roman" w:eastAsia="Times New Roman" w:hAnsi="Times New Roman" w:cs="Times New Roman"/>
-          <w:b/>
-          <w:bCs/>
-          <w:sz w:val="27"/>
-          <w:szCs w:val="27"/>
-        </w:rPr>
-      </w:pPr>
-      <w:r>
-        <w:rPr>
-          <w:rFonts w:ascii="Times New Roman" w:eastAsia="Times New Roman" w:hAnsi="Times New Roman" w:cs="Times New Roman"/>
-          <w:b/>
-          <w:bCs/>
-          <w:sz w:val="27"/>
-          <w:szCs w:val="27"/>
-        </w:rPr>
-        <w:t>9. Classify the following as primitive or non-primitive data types:</w:t>
-      </w:r>
-    </w:p>
-    <w:p>
-      <w:pPr>
-        <w:spacing w:after="0" w:line="240" w:lineRule="auto"/>
-        <w:rPr>
-          <w:rFonts w:ascii="Times New Roman" w:eastAsia="Times New Roman" w:hAnsi="Times New Roman" w:cs="Times New Roman"/>
-          <w:sz w:val="24"/>
-          <w:szCs w:val="24"/>
-        </w:rPr>
-      </w:pPr>
-      <w:r>
-        <w:rPr>
-          <w:rFonts w:ascii="Times New Roman" w:eastAsia="Times New Roman" w:hAnsi="Times New Roman" w:cs="Times New Roman"/>
-          <w:sz w:val="24"/>
-          <w:szCs w:val="24"/>
-        </w:rPr>
-        <w:t>a. String</w:t>
-      </w:r>
-      <w:r>
-        <w:rPr>
-          <w:rFonts w:ascii="Times New Roman" w:eastAsia="Times New Roman" w:hAnsi="Times New Roman" w:cs="Times New Roman"/>
-          <w:sz w:val="24"/>
-          <w:szCs w:val="24"/>
-        </w:rPr>
-        <w:br/>
-        <w:t>b. arrays</w:t>
-      </w:r>
-      <w:r>
-        <w:rPr>
-          <w:rFonts w:ascii="Times New Roman" w:eastAsia="Times New Roman" w:hAnsi="Times New Roman" w:cs="Times New Roman"/>
-          <w:sz w:val="24"/>
-          <w:szCs w:val="24"/>
-        </w:rPr>
-        <w:br/>
-        <w:t xml:space="preserve">c. </w:t>
-      </w:r>
-      <w:proofErr w:type="spellStart"/>
-      <w:r>
-        <w:rPr>
-          <w:rFonts w:ascii="Times New Roman" w:eastAsia="Times New Roman" w:hAnsi="Times New Roman" w:cs="Times New Roman"/>
-          <w:sz w:val="24"/>
-          <w:szCs w:val="24"/>
-        </w:rPr>
-        <w:t>int</w:t>
-      </w:r>
-      <w:proofErr w:type="spellEnd"/>
-      <w:r>
-        <w:rPr>
-          <w:rFonts w:ascii="Times New Roman" w:eastAsia="Times New Roman" w:hAnsi="Times New Roman" w:cs="Times New Roman"/>
-          <w:sz w:val="24"/>
-          <w:szCs w:val="24"/>
-        </w:rPr>
-        <w:br/>
-        <w:t>d. classes</w:t>
-      </w:r>
-    </w:p>
-    <w:p>
-      <w:pPr>
-        <w:spacing w:after="0" w:line="240" w:lineRule="auto"/>
-        <w:rPr>
-          <w:rFonts w:ascii="Times New Roman" w:eastAsia="Times New Roman" w:hAnsi="Times New Roman" w:cs="Times New Roman"/>
-          <w:sz w:val="24"/>
-          <w:szCs w:val="24"/>
-        </w:rPr>
-      </w:pPr>
-      <w:r>
-        <w:rPr>
-          <w:rFonts w:ascii="Times New Roman" w:eastAsia="Times New Roman" w:hAnsi="Times New Roman" w:cs="Times New Roman"/>
-          <w:b/>
-          <w:bCs/>
-          <w:color w:val="FF0000"/>
-          <w:sz w:val="24"/>
-          <w:szCs w:val="24"/>
-        </w:rPr>
-        <w:t>Answer</w:t>
-      </w:r>
-      <w:proofErr w:type="gramStart"/>
-      <w:r>
-        <w:rPr>
-          <w:rFonts w:ascii="Times New Roman" w:eastAsia="Times New Roman" w:hAnsi="Times New Roman" w:cs="Times New Roman"/>
-          <w:b/>
-          <w:bCs/>
-          <w:color w:val="FF0000"/>
-          <w:sz w:val="24"/>
-          <w:szCs w:val="24"/>
-        </w:rPr>
-        <w:t>:</w:t>
-      </w:r>
-      <w:proofErr w:type="gramEnd"/>
-      <w:r>
-        <w:rPr>
-          <w:rFonts w:ascii="Times New Roman" w:eastAsia="Times New Roman" w:hAnsi="Times New Roman" w:cs="Times New Roman"/>
-          <w:color w:val="FF0000"/>
-          <w:sz w:val="24"/>
-          <w:szCs w:val="24"/>
-        </w:rPr>
-        <w:br/>
-      </w:r>
-      <w:r>
-        <w:rPr>
-          <w:rFonts w:ascii="Times New Roman" w:eastAsia="Times New Roman" w:hAnsi="Times New Roman" w:cs="Times New Roman"/>
-          <w:sz w:val="24"/>
-          <w:szCs w:val="24"/>
-        </w:rPr>
-        <w:t>a. String → Non-primitive</w:t>
-      </w:r>
-      <w:r>
-        <w:rPr>
-          <w:rFonts w:ascii="Times New Roman" w:eastAsia="Times New Roman" w:hAnsi="Times New Roman" w:cs="Times New Roman"/>
-          <w:sz w:val="24"/>
-          <w:szCs w:val="24"/>
-        </w:rPr>
-        <w:br/>
-        <w:t>b. arrays → Non-primitive</w:t>
-      </w:r>
-      <w:r>
-        <w:rPr>
-          <w:rFonts w:ascii="Times New Roman" w:eastAsia="Times New Roman" w:hAnsi="Times New Roman" w:cs="Times New Roman"/>
-          <w:sz w:val="24"/>
-          <w:szCs w:val="24"/>
-        </w:rPr>
-        <w:br/>
-        <w:t xml:space="preserve">c. </w:t>
-      </w:r>
-      <w:proofErr w:type="spellStart"/>
-      <w:r>
-        <w:rPr>
-          <w:rFonts w:ascii="Times New Roman" w:eastAsia="Times New Roman" w:hAnsi="Times New Roman" w:cs="Times New Roman"/>
-          <w:sz w:val="24"/>
-          <w:szCs w:val="24"/>
-        </w:rPr>
-        <w:t>int</w:t>
-      </w:r>
-      <w:proofErr w:type="spellEnd"/>
-      <w:r>
-        <w:rPr>
-          <w:rFonts w:ascii="Times New Roman" w:eastAsia="Times New Roman" w:hAnsi="Times New Roman" w:cs="Times New Roman"/>
-          <w:sz w:val="24"/>
-          <w:szCs w:val="24"/>
-        </w:rPr>
-        <w:t xml:space="preserve"> → Primitive</w:t>
-      </w:r>
-      <w:r>
-        <w:rPr>
-          <w:rFonts w:ascii="Times New Roman" w:eastAsia="Times New Roman" w:hAnsi="Times New Roman" w:cs="Times New Roman"/>
-          <w:sz w:val="24"/>
-          <w:szCs w:val="24"/>
-        </w:rPr>
-        <w:br/>
-        <w:t>d. classes → Non-primitive</w:t>
-      </w:r>
-    </w:p>
-    <w:p>
-      <w:pPr>
-        <w:spacing w:after="0" w:line="240" w:lineRule="auto"/>
-        <w:outlineLvl w:val="2"/>
-        <w:rPr>
-          <w:rFonts w:ascii="Times New Roman" w:eastAsia="Times New Roman" w:hAnsi="Times New Roman" w:cs="Times New Roman"/>
-          <w:b/>
-          <w:bCs/>
-          <w:sz w:val="27"/>
-          <w:szCs w:val="27"/>
-        </w:rPr>
-      </w:pPr>
-      <w:r>
-        <w:rPr>
-          <w:rFonts w:ascii="Times New Roman" w:eastAsia="Times New Roman" w:hAnsi="Times New Roman" w:cs="Times New Roman"/>
-          <w:b/>
-          <w:bCs/>
-          <w:sz w:val="27"/>
-          <w:szCs w:val="27"/>
-        </w:rPr>
-        <w:t xml:space="preserve">10. </w:t>
-      </w:r>
-      <w:proofErr w:type="spellStart"/>
-      <w:proofErr w:type="gramStart"/>
-      <w:r>
-        <w:rPr>
-          <w:rFonts w:ascii="Times New Roman" w:eastAsia="Times New Roman" w:hAnsi="Times New Roman" w:cs="Times New Roman"/>
-          <w:b/>
-          <w:bCs/>
-          <w:sz w:val="27"/>
-          <w:szCs w:val="27"/>
-        </w:rPr>
-        <w:t>int</w:t>
-      </w:r>
-      <w:proofErr w:type="spellEnd"/>
-      <w:proofErr w:type="gramEnd"/>
-      <w:r>
-        <w:rPr>
-          <w:rFonts w:ascii="Times New Roman" w:eastAsia="Times New Roman" w:hAnsi="Times New Roman" w:cs="Times New Roman"/>
-          <w:b/>
-          <w:bCs/>
-          <w:sz w:val="27"/>
-          <w:szCs w:val="27"/>
-        </w:rPr>
-        <w:t xml:space="preserve"> x = 'A'; What will be the value of res?</w:t>
-      </w:r>
-    </w:p>
-    <w:p>
-      <w:pPr>
-        <w:spacing w:after="0" w:line="240" w:lineRule="auto"/>
-        <w:rPr>
-          <w:rFonts w:ascii="Times New Roman" w:eastAsia="Times New Roman" w:hAnsi="Times New Roman" w:cs="Times New Roman"/>
-          <w:sz w:val="24"/>
-          <w:szCs w:val="24"/>
-        </w:rPr>
-      </w:pPr>
-      <w:r>
-        <w:rPr>
-          <w:rFonts w:ascii="Times New Roman" w:eastAsia="Times New Roman" w:hAnsi="Times New Roman" w:cs="Times New Roman"/>
-          <w:b/>
-          <w:bCs/>
-          <w:color w:val="FF0000"/>
-          <w:sz w:val="24"/>
-          <w:szCs w:val="24"/>
-        </w:rPr>
-        <w:t>Answer:</w:t>
-      </w:r>
-      <w:r>
-        <w:rPr>
-          <w:rFonts w:ascii="Times New Roman" w:eastAsia="Times New Roman" w:hAnsi="Times New Roman" w:cs="Times New Roman"/>
-          <w:color w:val="FF0000"/>
-          <w:sz w:val="24"/>
-          <w:szCs w:val="24"/>
-        </w:rPr>
-        <w:t xml:space="preserve"> 65</w:t>
-      </w:r>
-      <w:r>
-        <w:rPr>
-          <w:rFonts w:ascii="Times New Roman" w:eastAsia="Times New Roman" w:hAnsi="Times New Roman" w:cs="Times New Roman"/>
-          <w:color w:val="FF0000"/>
-          <w:sz w:val="24"/>
-          <w:szCs w:val="24"/>
-        </w:rPr>
-        <w:br/>
-      </w:r>
-      <w:r>
-        <w:rPr>
-          <w:rFonts w:ascii="Times New Roman" w:eastAsia="Times New Roman" w:hAnsi="Times New Roman" w:cs="Times New Roman"/>
-          <w:sz w:val="24"/>
-          <w:szCs w:val="24"/>
-        </w:rPr>
-        <w:t>(ASCII value of 'A' is 65)</w:t>
-      </w:r>
-    </w:p>
-    <w:p>
-      <w:pPr>
-        <w:spacing w:after="0" w:line="240" w:lineRule="auto"/>
-        <w:outlineLvl w:val="2"/>
-        <w:rPr>
-          <w:rFonts w:ascii="Times New Roman" w:eastAsia="Times New Roman" w:hAnsi="Times New Roman" w:cs="Times New Roman"/>
-          <w:b/>
-          <w:bCs/>
-          <w:sz w:val="27"/>
-          <w:szCs w:val="27"/>
-        </w:rPr>
-      </w:pPr>
-      <w:r>
-        <w:rPr>
-          <w:rFonts w:ascii="Times New Roman" w:eastAsia="Times New Roman" w:hAnsi="Times New Roman" w:cs="Times New Roman"/>
-          <w:b/>
-          <w:bCs/>
-          <w:sz w:val="27"/>
-          <w:szCs w:val="27"/>
-        </w:rPr>
-        <w:t>11. Name the operators listed below:</w:t>
-      </w:r>
-    </w:p>
-    <w:p>
-      <w:pPr>
-        <w:spacing w:after="0" w:line="240" w:lineRule="auto"/>
-        <w:rPr>
-          <w:rFonts w:ascii="Times New Roman" w:eastAsia="Times New Roman" w:hAnsi="Times New Roman" w:cs="Times New Roman"/>
-          <w:sz w:val="24"/>
-          <w:szCs w:val="24"/>
-        </w:rPr>
-      </w:pPr>
-      <w:r>
-        <w:rPr>
-          <w:rFonts w:ascii="Times New Roman" w:eastAsia="Times New Roman" w:hAnsi="Times New Roman" w:cs="Times New Roman"/>
-          <w:sz w:val="24"/>
-          <w:szCs w:val="24"/>
-        </w:rPr>
-        <w:t xml:space="preserve">a. </w:t>
-      </w:r>
-      <w:r>
-        <w:rPr>
-          <w:rFonts w:ascii="Courier New" w:eastAsia="Times New Roman" w:hAnsi="Courier New" w:cs="Courier New"/>
-          <w:sz w:val="20"/>
-          <w:szCs w:val="20"/>
-        </w:rPr>
-        <w:t>&lt;=</w:t>
-      </w:r>
-      <w:r>
-        <w:rPr>
-          <w:rFonts w:ascii="Times New Roman" w:eastAsia="Times New Roman" w:hAnsi="Times New Roman" w:cs="Times New Roman"/>
-          <w:sz w:val="24"/>
-          <w:szCs w:val="24"/>
-        </w:rPr>
-        <w:br/>
-        <w:t xml:space="preserve">b. </w:t>
-      </w:r>
-      <w:r>
-        <w:rPr>
-          <w:rFonts w:ascii="Courier New" w:eastAsia="Times New Roman" w:hAnsi="Courier New" w:cs="Courier New"/>
-          <w:sz w:val="20"/>
-          <w:szCs w:val="20"/>
-        </w:rPr>
-        <w:t>++</w:t>
-      </w:r>
-      <w:r>
-        <w:rPr>
-          <w:rFonts w:ascii="Times New Roman" w:eastAsia="Times New Roman" w:hAnsi="Times New Roman" w:cs="Times New Roman"/>
-          <w:sz w:val="24"/>
-          <w:szCs w:val="24"/>
-        </w:rPr>
-        <w:br/>
-        <w:t xml:space="preserve">c. </w:t>
-      </w:r>
-      <w:r>
-        <w:rPr>
-          <w:rFonts w:ascii="Courier New" w:eastAsia="Times New Roman" w:hAnsi="Courier New" w:cs="Courier New"/>
-          <w:sz w:val="20"/>
-          <w:szCs w:val="20"/>
-        </w:rPr>
-        <w:t>&amp;&amp;</w:t>
-      </w:r>
-      <w:r>
-        <w:rPr>
-          <w:rFonts w:ascii="Times New Roman" w:eastAsia="Times New Roman" w:hAnsi="Times New Roman" w:cs="Times New Roman"/>
-          <w:sz w:val="24"/>
-          <w:szCs w:val="24"/>
-        </w:rPr>
-        <w:br/>
-        <w:t>d</w:t>
-      </w:r>
-      <w:proofErr w:type="gramStart"/>
-      <w:r>
-        <w:rPr>
-          <w:rFonts w:ascii="Times New Roman" w:eastAsia="Times New Roman" w:hAnsi="Times New Roman" w:cs="Times New Roman"/>
-          <w:sz w:val="24"/>
-          <w:szCs w:val="24"/>
-        </w:rPr>
-        <w:t xml:space="preserve">. </w:t>
-      </w:r>
-      <w:r>
-        <w:rPr>
-          <w:rFonts w:ascii="Courier New" w:eastAsia="Times New Roman" w:hAnsi="Courier New" w:cs="Courier New"/>
-          <w:sz w:val="20"/>
-          <w:szCs w:val="20"/>
-        </w:rPr>
-        <w:t>?:</w:t>
-      </w:r>
-      <w:proofErr w:type="gramEnd"/>
-    </w:p>
-    <w:p>
-      <w:pPr>
-        <w:spacing w:after="0" w:line="240" w:lineRule="auto"/>
-        <w:rPr>
-          <w:rFonts w:ascii="Times New Roman" w:eastAsia="Times New Roman" w:hAnsi="Times New Roman" w:cs="Times New Roman"/>
-          <w:sz w:val="24"/>
-          <w:szCs w:val="24"/>
-        </w:rPr>
-      </w:pPr>
-      <w:r>
-        <w:rPr>
-          <w:rFonts w:ascii="Times New Roman" w:eastAsia="Times New Roman" w:hAnsi="Times New Roman" w:cs="Times New Roman"/>
-          <w:b/>
-          <w:bCs/>
-          <w:color w:val="FF0000"/>
-          <w:sz w:val="24"/>
-          <w:szCs w:val="24"/>
-        </w:rPr>
-        <w:t>Answer</w:t>
-      </w:r>
-      <w:proofErr w:type="gramStart"/>
-      <w:r>
-        <w:rPr>
-          <w:rFonts w:ascii="Times New Roman" w:eastAsia="Times New Roman" w:hAnsi="Times New Roman" w:cs="Times New Roman"/>
-          <w:b/>
-          <w:bCs/>
-          <w:color w:val="FF0000"/>
-          <w:sz w:val="24"/>
-          <w:szCs w:val="24"/>
-        </w:rPr>
-        <w:t>:</w:t>
-      </w:r>
-      <w:proofErr w:type="gramEnd"/>
-      <w:r>
-        <w:rPr>
-          <w:rFonts w:ascii="Times New Roman" w:eastAsia="Times New Roman" w:hAnsi="Times New Roman" w:cs="Times New Roman"/>
-          <w:color w:val="FF0000"/>
-          <w:sz w:val="24"/>
-          <w:szCs w:val="24"/>
-        </w:rPr>
-        <w:br/>
-      </w:r>
-      <w:r>
-        <w:rPr>
-          <w:rFonts w:ascii="Times New Roman" w:eastAsia="Times New Roman" w:hAnsi="Times New Roman" w:cs="Times New Roman"/>
-          <w:sz w:val="24"/>
-          <w:szCs w:val="24"/>
-        </w:rPr>
-        <w:t>a. Less than or equal to operator</w:t>
-      </w:r>
-      <w:r>
-        <w:rPr>
-          <w:rFonts w:ascii="Times New Roman" w:eastAsia="Times New Roman" w:hAnsi="Times New Roman" w:cs="Times New Roman"/>
-          <w:sz w:val="24"/>
-          <w:szCs w:val="24"/>
-        </w:rPr>
-        <w:br/>
-        <w:t>b. Increment operator</w:t>
-      </w:r>
-      <w:r>
-        <w:rPr>
-          <w:rFonts w:ascii="Times New Roman" w:eastAsia="Times New Roman" w:hAnsi="Times New Roman" w:cs="Times New Roman"/>
-          <w:sz w:val="24"/>
-          <w:szCs w:val="24"/>
-        </w:rPr>
-        <w:br/>
-        <w:t>c. Logical AND operator</w:t>
-      </w:r>
-      <w:r>
-        <w:rPr>
-          <w:rFonts w:ascii="Times New Roman" w:eastAsia="Times New Roman" w:hAnsi="Times New Roman" w:cs="Times New Roman"/>
-          <w:sz w:val="24"/>
-          <w:szCs w:val="24"/>
-        </w:rPr>
-        <w:br/>
-        <w:t>d. Conditional (Ternary) operator</w:t>
-      </w:r>
-    </w:p>
-    <w:p>
-      <w:pPr>
-        <w:spacing w:after="0" w:line="240" w:lineRule="auto"/>
-        <w:outlineLvl w:val="2"/>
-        <w:rPr>
-          <w:rFonts w:ascii="Times New Roman" w:eastAsia="Times New Roman" w:hAnsi="Times New Roman" w:cs="Times New Roman"/>
-          <w:b/>
-          <w:bCs/>
-          <w:sz w:val="27"/>
-          <w:szCs w:val="27"/>
-        </w:rPr>
-      </w:pPr>
-      <w:r>
-        <w:rPr>
-          <w:rFonts w:ascii="Times New Roman" w:eastAsia="Times New Roman" w:hAnsi="Times New Roman" w:cs="Times New Roman"/>
-          <w:b/>
-          <w:bCs/>
-          <w:sz w:val="27"/>
-          <w:szCs w:val="27"/>
-        </w:rPr>
-        <w:t xml:space="preserve">12. State the number of bytes occupied by char and </w:t>
-      </w:r>
-      <w:proofErr w:type="spellStart"/>
-      <w:r>
-        <w:rPr>
-          <w:rFonts w:ascii="Times New Roman" w:eastAsia="Times New Roman" w:hAnsi="Times New Roman" w:cs="Times New Roman"/>
-          <w:b/>
-          <w:bCs/>
-          <w:sz w:val="27"/>
-          <w:szCs w:val="27"/>
-        </w:rPr>
-        <w:t>int</w:t>
-      </w:r>
-      <w:proofErr w:type="spellEnd"/>
-      <w:r>
-        <w:rPr>
-          <w:rFonts w:ascii="Times New Roman" w:eastAsia="Times New Roman" w:hAnsi="Times New Roman" w:cs="Times New Roman"/>
-          <w:b/>
-          <w:bCs/>
-          <w:sz w:val="27"/>
-          <w:szCs w:val="27"/>
-        </w:rPr>
-        <w:t xml:space="preserve"> data types.</w:t>
-      </w:r>
-    </w:p>
-    <w:p>
-      <w:pPr>
-        <w:spacing w:after="0" w:line="240" w:lineRule="auto"/>
-        <w:rPr>
-          <w:rFonts w:ascii="Times New Roman" w:eastAsia="Times New Roman" w:hAnsi="Times New Roman" w:cs="Times New Roman"/>
-          <w:color w:val="FF0000"/>
-          <w:sz w:val="24"/>
-          <w:szCs w:val="24"/>
-        </w:rPr>
-      </w:pPr>
-      <w:r>
-        <w:rPr>
-          <w:rFonts w:ascii="Times New Roman" w:eastAsia="Times New Roman" w:hAnsi="Times New Roman" w:cs="Times New Roman"/>
-          <w:b/>
-          <w:bCs/>
-          <w:color w:val="FF0000"/>
-          <w:sz w:val="24"/>
-          <w:szCs w:val="24"/>
-        </w:rPr>
-        <w:t>Answer:</w:t>
-      </w:r>
-    </w:p>
-    <w:p>
-      <w:pPr>
-        <w:numPr>
-          <w:ilvl w:val="0"/>
-          <w:numId w:val="21"/>
-        </w:numPr>
-        <w:spacing w:after="0" w:line="240" w:lineRule="auto"/>
-        <w:rPr>
-          <w:rFonts w:ascii="Times New Roman" w:eastAsia="Times New Roman" w:hAnsi="Times New Roman" w:cs="Times New Roman"/>
-          <w:sz w:val="24"/>
-          <w:szCs w:val="24"/>
-        </w:rPr>
-      </w:pPr>
-      <w:r>
-        <w:rPr>
-          <w:rFonts w:ascii="Times New Roman" w:eastAsia="Times New Roman" w:hAnsi="Times New Roman" w:cs="Times New Roman"/>
-          <w:sz w:val="24"/>
-          <w:szCs w:val="24"/>
-        </w:rPr>
-        <w:t xml:space="preserve">char → 2 bytes </w:t>
-      </w:r>
-    </w:p>
-    <w:p>
-      <w:pPr>
-        <w:numPr>
-          <w:ilvl w:val="0"/>
-          <w:numId w:val="21"/>
-        </w:numPr>
-        <w:spacing w:after="0" w:line="240" w:lineRule="auto"/>
-        <w:rPr>
-          <w:rFonts w:ascii="Times New Roman" w:eastAsia="Times New Roman" w:hAnsi="Times New Roman" w:cs="Times New Roman"/>
-          <w:sz w:val="24"/>
-          <w:szCs w:val="24"/>
-        </w:rPr>
-      </w:pPr>
-      <w:proofErr w:type="spellStart"/>
-      <w:r>
-        <w:rPr>
-          <w:rFonts w:ascii="Times New Roman" w:eastAsia="Times New Roman" w:hAnsi="Times New Roman" w:cs="Times New Roman"/>
-          <w:sz w:val="24"/>
-          <w:szCs w:val="24"/>
-        </w:rPr>
-        <w:t>int</w:t>
-      </w:r>
-      <w:proofErr w:type="spellEnd"/>
-      <w:r>
-        <w:rPr>
-          <w:rFonts w:ascii="Times New Roman" w:eastAsia="Times New Roman" w:hAnsi="Times New Roman" w:cs="Times New Roman"/>
-          <w:sz w:val="24"/>
-          <w:szCs w:val="24"/>
-        </w:rPr>
-        <w:t xml:space="preserve"> → 4 bytes </w:t>
-      </w:r>
-    </w:p>
-    <w:p>
-      <w:pPr>
-        <w:spacing w:after="0" w:line="240" w:lineRule="auto"/>
-        <w:outlineLvl w:val="2"/>
-        <w:rPr>
-          <w:rFonts w:ascii="Times New Roman" w:eastAsia="Times New Roman" w:hAnsi="Times New Roman" w:cs="Times New Roman"/>
-          <w:b/>
-          <w:bCs/>
-          <w:sz w:val="27"/>
-          <w:szCs w:val="27"/>
-        </w:rPr>
-      </w:pPr>
-      <w:r>
-        <w:rPr>
-          <w:rFonts w:ascii="Times New Roman" w:eastAsia="Times New Roman" w:hAnsi="Times New Roman" w:cs="Times New Roman"/>
-          <w:b/>
-          <w:bCs/>
-          <w:sz w:val="27"/>
-          <w:szCs w:val="27"/>
-        </w:rPr>
-        <w:t>13. What are keywords? Give one example.</w:t>
-      </w:r>
-    </w:p>
-    <w:p>
-      <w:pPr>
-        <w:spacing w:after="0" w:line="240" w:lineRule="auto"/>
-        <w:rPr>
-          <w:rFonts w:ascii="Times New Roman" w:eastAsia="Times New Roman" w:hAnsi="Times New Roman" w:cs="Times New Roman"/>
-          <w:sz w:val="24"/>
-          <w:szCs w:val="24"/>
-        </w:rPr>
-      </w:pPr>
-      <w:r>
-        <w:rPr>
-          <w:rFonts w:ascii="Times New Roman" w:eastAsia="Times New Roman" w:hAnsi="Times New Roman" w:cs="Times New Roman"/>
-          <w:b/>
-          <w:bCs/>
-          <w:color w:val="FF0000"/>
-          <w:sz w:val="24"/>
-          <w:szCs w:val="24"/>
-        </w:rPr>
-        <w:t>Answer</w:t>
-      </w:r>
-      <w:proofErr w:type="gramStart"/>
-      <w:r>
-        <w:rPr>
-          <w:rFonts w:ascii="Times New Roman" w:eastAsia="Times New Roman" w:hAnsi="Times New Roman" w:cs="Times New Roman"/>
-          <w:b/>
-          <w:bCs/>
-          <w:color w:val="FF0000"/>
-          <w:sz w:val="24"/>
-          <w:szCs w:val="24"/>
-        </w:rPr>
-        <w:t>:</w:t>
-      </w:r>
-      <w:proofErr w:type="gramEnd"/>
-      <w:r>
-        <w:rPr>
-          <w:rFonts w:ascii="Times New Roman" w:eastAsia="Times New Roman" w:hAnsi="Times New Roman" w:cs="Times New Roman"/>
-          <w:color w:val="FF0000"/>
-          <w:sz w:val="24"/>
-          <w:szCs w:val="24"/>
-        </w:rPr>
-        <w:br/>
-      </w:r>
-      <w:r>
-        <w:rPr>
-          <w:rFonts w:ascii="Times New Roman" w:eastAsia="Times New Roman" w:hAnsi="Times New Roman" w:cs="Times New Roman"/>
-          <w:sz w:val="24"/>
-          <w:szCs w:val="24"/>
-        </w:rPr>
-        <w:t>Keywords are predefined words reserved by Java compiler for a specific purpose.</w:t>
-      </w:r>
-      <w:r>
-        <w:rPr>
-          <w:rFonts w:ascii="Times New Roman" w:eastAsia="Times New Roman" w:hAnsi="Times New Roman" w:cs="Times New Roman"/>
-          <w:sz w:val="24"/>
-          <w:szCs w:val="24"/>
-        </w:rPr>
-        <w:br/>
-        <w:t xml:space="preserve">Example: </w:t>
-      </w:r>
-      <w:r>
-        <w:rPr>
-          <w:rFonts w:ascii="Courier New" w:eastAsia="Times New Roman" w:hAnsi="Courier New" w:cs="Courier New"/>
-          <w:sz w:val="20"/>
-          <w:szCs w:val="20"/>
-        </w:rPr>
-        <w:t>public</w:t>
-      </w:r>
-    </w:p>
-    <w:p>
-      <w:pPr>
-        <w:spacing w:after="0" w:line="240" w:lineRule="auto"/>
-        <w:outlineLvl w:val="2"/>
-        <w:rPr>
-          <w:rFonts w:ascii="Times New Roman" w:eastAsia="Times New Roman" w:hAnsi="Times New Roman" w:cs="Times New Roman"/>
-          <w:b/>
-          <w:bCs/>
-          <w:sz w:val="27"/>
-          <w:szCs w:val="27"/>
-        </w:rPr>
-      </w:pPr>
-      <w:r>
-        <w:rPr>
-          <w:rFonts w:ascii="Times New Roman" w:eastAsia="Times New Roman" w:hAnsi="Times New Roman" w:cs="Times New Roman"/>
-          <w:b/>
-          <w:bCs/>
-          <w:sz w:val="27"/>
-          <w:szCs w:val="27"/>
-        </w:rPr>
-        <w:t>14. Write one difference between primitive and non-primitive data type.</w:t>
-      </w:r>
-    </w:p>
-    <w:p>
-      <w:pPr>
-        <w:spacing w:after="0" w:line="240" w:lineRule="auto"/>
-        <w:rPr>
-          <w:rFonts w:ascii="Times New Roman" w:eastAsia="Times New Roman" w:hAnsi="Times New Roman" w:cs="Times New Roman"/>
-          <w:color w:val="FF0000"/>
-          <w:sz w:val="24"/>
-          <w:szCs w:val="24"/>
-        </w:rPr>
-      </w:pPr>
-      <w:r>
-        <w:rPr>
-          <w:rFonts w:ascii="Times New Roman" w:eastAsia="Times New Roman" w:hAnsi="Times New Roman" w:cs="Times New Roman"/>
-          <w:b/>
-          <w:bCs/>
-          <w:color w:val="FF0000"/>
-          <w:sz w:val="24"/>
-          <w:szCs w:val="24"/>
-        </w:rPr>
-        <w:t>Answer:</w:t>
-      </w:r>
-    </w:p>
-    <w:p>
-      <w:pPr>
-        <w:numPr>
-          <w:ilvl w:val="0"/>
-          <w:numId w:val="22"/>
-        </w:numPr>
-        <w:spacing w:after="0" w:line="240" w:lineRule="auto"/>
-        <w:rPr>
-          <w:rFonts w:ascii="Times New Roman" w:eastAsia="Times New Roman" w:hAnsi="Times New Roman" w:cs="Times New Roman"/>
-          <w:sz w:val="24"/>
-          <w:szCs w:val="24"/>
-        </w:rPr>
-      </w:pPr>
-      <w:r>
-        <w:rPr>
-          <w:rFonts w:ascii="Times New Roman" w:eastAsia="Times New Roman" w:hAnsi="Times New Roman" w:cs="Times New Roman"/>
-          <w:sz w:val="24"/>
-          <w:szCs w:val="24"/>
-        </w:rPr>
-        <w:t xml:space="preserve">Primitive data types store actual values directly. </w:t>
-      </w:r>
-    </w:p>
-    <w:p>
-      <w:pPr>
-        <w:numPr>
-          <w:ilvl w:val="0"/>
-          <w:numId w:val="22"/>
-        </w:numPr>
-        <w:spacing w:after="0" w:line="240" w:lineRule="auto"/>
-        <w:rPr>
-          <w:rFonts w:ascii="Times New Roman" w:eastAsia="Times New Roman" w:hAnsi="Times New Roman" w:cs="Times New Roman"/>
-          <w:sz w:val="24"/>
-          <w:szCs w:val="24"/>
-        </w:rPr>
-      </w:pPr>
-      <w:r>
-        <w:rPr>
-          <w:rFonts w:ascii="Times New Roman" w:eastAsia="Times New Roman" w:hAnsi="Times New Roman" w:cs="Times New Roman"/>
-          <w:sz w:val="24"/>
-          <w:szCs w:val="24"/>
-        </w:rPr>
-        <w:t xml:space="preserve">Non-primitive data types store reference (address) of the value. </w:t>
-      </w:r>
-    </w:p>
-    <w:p>
-      <w:pPr>
-        <w:spacing w:after="0" w:line="240" w:lineRule="auto"/>
-        <w:outlineLvl w:val="2"/>
-        <w:rPr>
-          <w:rFonts w:ascii="Times New Roman" w:eastAsia="Times New Roman" w:hAnsi="Times New Roman" w:cs="Times New Roman"/>
-          <w:b/>
-          <w:bCs/>
-          <w:sz w:val="27"/>
-          <w:szCs w:val="27"/>
-        </w:rPr>
-      </w:pPr>
-      <w:r>
-        <w:rPr>
-          <w:rFonts w:ascii="Times New Roman" w:eastAsia="Times New Roman" w:hAnsi="Times New Roman" w:cs="Times New Roman"/>
-          <w:b/>
-          <w:bCs/>
-          <w:sz w:val="27"/>
-          <w:szCs w:val="27"/>
-        </w:rPr>
-        <w:t>15. What is type casting? Show with example.</w:t>
-      </w:r>
-    </w:p>
-    <w:p>
-      <w:pPr>
-        <w:spacing w:after="0" w:line="240" w:lineRule="auto"/>
-        <w:rPr>
-          <w:rFonts w:ascii="Times New Roman" w:eastAsia="Times New Roman" w:hAnsi="Times New Roman" w:cs="Times New Roman"/>
-          <w:sz w:val="24"/>
-          <w:szCs w:val="24"/>
-        </w:rPr>
-      </w:pPr>
-      <w:bookmarkStart w:id="0" w:name="_GoBack"/>
-      <w:r>
-        <w:rPr>
-          <w:rFonts w:ascii="Times New Roman" w:eastAsia="Times New Roman" w:hAnsi="Times New Roman" w:cs="Times New Roman"/>
-          <w:b/>
-          <w:bCs/>
-          <w:color w:val="FF0000"/>
-          <w:sz w:val="24"/>
-          <w:szCs w:val="24"/>
-        </w:rPr>
-        <w:lastRenderedPageBreak/>
-        <w:t>Answer</w:t>
-      </w:r>
-      <w:proofErr w:type="gramStart"/>
-      <w:r>
-        <w:rPr>
-          <w:rFonts w:ascii="Times New Roman" w:eastAsia="Times New Roman" w:hAnsi="Times New Roman" w:cs="Times New Roman"/>
-          <w:b/>
-          <w:bCs/>
-          <w:color w:val="FF0000"/>
-          <w:sz w:val="24"/>
-          <w:szCs w:val="24"/>
-        </w:rPr>
-        <w:t>:</w:t>
-      </w:r>
-      <w:proofErr w:type="gramEnd"/>
-      <w:r>
-        <w:rPr>
-          <w:rFonts w:ascii="Times New Roman" w:eastAsia="Times New Roman" w:hAnsi="Times New Roman" w:cs="Times New Roman"/>
-          <w:color w:val="FF0000"/>
-          <w:sz w:val="24"/>
-          <w:szCs w:val="24"/>
-        </w:rPr>
-        <w:br/>
-      </w:r>
-      <w:bookmarkEnd w:id="0"/>
-      <w:r>
-        <w:rPr>
-          <w:rFonts w:ascii="Times New Roman" w:eastAsia="Times New Roman" w:hAnsi="Times New Roman" w:cs="Times New Roman"/>
-          <w:sz w:val="24"/>
-          <w:szCs w:val="24"/>
-        </w:rPr>
-        <w:t>Type casting is converting one data type into another.</w:t>
-      </w:r>
-    </w:p>
-    <w:p>
-      <w:pPr>
-        <w:spacing w:after="0" w:line="240" w:lineRule="auto"/>
-        <w:rPr>
-          <w:rFonts w:ascii="Times New Roman" w:eastAsia="Times New Roman" w:hAnsi="Times New Roman" w:cs="Times New Roman"/>
-          <w:sz w:val="24"/>
-          <w:szCs w:val="24"/>
-        </w:rPr>
-      </w:pPr>
-      <w:r>
-        <w:rPr>
-          <w:rFonts w:ascii="Times New Roman" w:eastAsia="Times New Roman" w:hAnsi="Times New Roman" w:cs="Times New Roman"/>
-          <w:sz w:val="24"/>
-          <w:szCs w:val="24"/>
-        </w:rPr>
-        <w:t>Example:</w:t>
+        <w:ind w:left="270"/>
+        <w:rPr>
+          <w:rFonts w:ascii="Times New Roman" w:eastAsia="Times New Roman" w:hAnsi="Times New Roman" w:cs="Times New Roman"/>
+          <w:color w:val="00B050"/>
+          <w:sz w:val="24"/>
+          <w:szCs w:val="24"/>
+        </w:rPr>
+      </w:pPr>
+      <w:r>
+        <w:rPr>
+          <w:rFonts w:ascii="Times New Roman" w:eastAsia="Times New Roman" w:hAnsi="Times New Roman" w:cs="Times New Roman"/>
+          <w:b/>
+          <w:bCs/>
+          <w:color w:val="00B050"/>
+          <w:sz w:val="24"/>
+          <w:szCs w:val="24"/>
+        </w:rPr>
+        <w:t>Consider the following code:</w:t>
       </w:r>
     </w:p>
     <w:p>
@@ -3527,1226 +854,6 @@
           <w:tab w:val="left" w:pos="14656"/>
         </w:tabs>
         <w:spacing w:after="0" w:line="240" w:lineRule="auto"/>
-        <w:rPr>
-          <w:rFonts w:ascii="Courier New" w:eastAsia="Times New Roman" w:hAnsi="Courier New" w:cs="Courier New"/>
-          <w:sz w:val="20"/>
-          <w:szCs w:val="20"/>
-        </w:rPr>
-      </w:pPr>
-      <w:proofErr w:type="gramStart"/>
-      <w:r>
-        <w:rPr>
-          <w:rFonts w:ascii="Courier New" w:eastAsia="Times New Roman" w:hAnsi="Courier New" w:cs="Courier New"/>
-          <w:sz w:val="20"/>
-          <w:szCs w:val="20"/>
-        </w:rPr>
-        <w:t>char</w:t>
-      </w:r>
-      <w:proofErr w:type="gramEnd"/>
-      <w:r>
-        <w:rPr>
-          <w:rFonts w:ascii="Courier New" w:eastAsia="Times New Roman" w:hAnsi="Courier New" w:cs="Courier New"/>
-          <w:sz w:val="20"/>
-          <w:szCs w:val="20"/>
-        </w:rPr>
-        <w:t xml:space="preserve"> c = (char) 120;</w:t>
-      </w:r>
-    </w:p>
-    <w:p>
-      <w:pPr>
-        <w:spacing w:after="0" w:line="240" w:lineRule="auto"/>
-        <w:outlineLvl w:val="2"/>
-        <w:rPr>
-          <w:rFonts w:ascii="Times New Roman" w:eastAsia="Times New Roman" w:hAnsi="Times New Roman" w:cs="Times New Roman"/>
-          <w:b/>
-          <w:bCs/>
-          <w:sz w:val="27"/>
-          <w:szCs w:val="27"/>
-        </w:rPr>
-      </w:pPr>
-      <w:r>
-        <w:rPr>
-          <w:rFonts w:ascii="Times New Roman" w:eastAsia="Times New Roman" w:hAnsi="Times New Roman" w:cs="Times New Roman"/>
-          <w:b/>
-          <w:bCs/>
-          <w:sz w:val="27"/>
-          <w:szCs w:val="27"/>
-        </w:rPr>
-        <w:t xml:space="preserve">16. What are the default values of </w:t>
-      </w:r>
-      <w:proofErr w:type="spellStart"/>
-      <w:r>
-        <w:rPr>
-          <w:rFonts w:ascii="Times New Roman" w:eastAsia="Times New Roman" w:hAnsi="Times New Roman" w:cs="Times New Roman"/>
-          <w:b/>
-          <w:bCs/>
-          <w:sz w:val="27"/>
-          <w:szCs w:val="27"/>
-        </w:rPr>
-        <w:t>int</w:t>
-      </w:r>
-      <w:proofErr w:type="spellEnd"/>
-      <w:r>
-        <w:rPr>
-          <w:rFonts w:ascii="Times New Roman" w:eastAsia="Times New Roman" w:hAnsi="Times New Roman" w:cs="Times New Roman"/>
-          <w:b/>
-          <w:bCs/>
-          <w:sz w:val="27"/>
-          <w:szCs w:val="27"/>
-        </w:rPr>
-        <w:t xml:space="preserve"> and float?</w:t>
-      </w:r>
-    </w:p>
-    <w:p>
-      <w:pPr>
-        <w:spacing w:after="0" w:line="240" w:lineRule="auto"/>
-        <w:rPr>
-          <w:rFonts w:ascii="Times New Roman" w:eastAsia="Times New Roman" w:hAnsi="Times New Roman" w:cs="Times New Roman"/>
-          <w:color w:val="FF0000"/>
-          <w:sz w:val="24"/>
-          <w:szCs w:val="24"/>
-        </w:rPr>
-      </w:pPr>
-      <w:r>
-        <w:rPr>
-          <w:rFonts w:ascii="Times New Roman" w:eastAsia="Times New Roman" w:hAnsi="Times New Roman" w:cs="Times New Roman"/>
-          <w:b/>
-          <w:bCs/>
-          <w:color w:val="FF0000"/>
-          <w:sz w:val="24"/>
-          <w:szCs w:val="24"/>
-        </w:rPr>
-        <w:t>Answer:</w:t>
-      </w:r>
-    </w:p>
-    <w:p>
-      <w:pPr>
-        <w:numPr>
-          <w:ilvl w:val="0"/>
-          <w:numId w:val="23"/>
-        </w:numPr>
-        <w:spacing w:after="0" w:line="240" w:lineRule="auto"/>
-        <w:rPr>
-          <w:rFonts w:ascii="Times New Roman" w:eastAsia="Times New Roman" w:hAnsi="Times New Roman" w:cs="Times New Roman"/>
-          <w:sz w:val="24"/>
-          <w:szCs w:val="24"/>
-        </w:rPr>
-      </w:pPr>
-      <w:proofErr w:type="spellStart"/>
-      <w:r>
-        <w:rPr>
-          <w:rFonts w:ascii="Times New Roman" w:eastAsia="Times New Roman" w:hAnsi="Times New Roman" w:cs="Times New Roman"/>
-          <w:sz w:val="24"/>
-          <w:szCs w:val="24"/>
-        </w:rPr>
-        <w:t>int</w:t>
-      </w:r>
-      <w:proofErr w:type="spellEnd"/>
-      <w:r>
-        <w:rPr>
-          <w:rFonts w:ascii="Times New Roman" w:eastAsia="Times New Roman" w:hAnsi="Times New Roman" w:cs="Times New Roman"/>
-          <w:sz w:val="24"/>
-          <w:szCs w:val="24"/>
-        </w:rPr>
-        <w:t xml:space="preserve"> → 0 </w:t>
-      </w:r>
-    </w:p>
-    <w:p>
-      <w:pPr>
-        <w:numPr>
-          <w:ilvl w:val="0"/>
-          <w:numId w:val="23"/>
-        </w:numPr>
-        <w:spacing w:after="0" w:line="240" w:lineRule="auto"/>
-        <w:rPr>
-          <w:rFonts w:ascii="Times New Roman" w:eastAsia="Times New Roman" w:hAnsi="Times New Roman" w:cs="Times New Roman"/>
-          <w:sz w:val="24"/>
-          <w:szCs w:val="24"/>
-        </w:rPr>
-      </w:pPr>
-      <w:r>
-        <w:rPr>
-          <w:rFonts w:ascii="Times New Roman" w:eastAsia="Times New Roman" w:hAnsi="Times New Roman" w:cs="Times New Roman"/>
-          <w:sz w:val="24"/>
-          <w:szCs w:val="24"/>
-        </w:rPr>
-        <w:t xml:space="preserve">float → 0.0 </w:t>
-      </w:r>
-    </w:p>
-    <w:p>
-      <w:pPr>
-        <w:spacing w:after="0" w:line="240" w:lineRule="auto"/>
-        <w:outlineLvl w:val="2"/>
-        <w:rPr>
-          <w:rFonts w:ascii="Times New Roman" w:eastAsia="Times New Roman" w:hAnsi="Times New Roman" w:cs="Times New Roman"/>
-          <w:b/>
-          <w:bCs/>
-          <w:sz w:val="27"/>
-          <w:szCs w:val="27"/>
-        </w:rPr>
-      </w:pPr>
-      <w:r>
-        <w:rPr>
-          <w:rFonts w:ascii="Times New Roman" w:eastAsia="Times New Roman" w:hAnsi="Times New Roman" w:cs="Times New Roman"/>
-          <w:b/>
-          <w:bCs/>
-          <w:sz w:val="27"/>
-          <w:szCs w:val="27"/>
-        </w:rPr>
-        <w:t>17. Identify the literals listed below:</w:t>
-      </w:r>
-    </w:p>
-    <w:p>
-      <w:pPr>
-        <w:spacing w:after="0" w:line="240" w:lineRule="auto"/>
-        <w:rPr>
-          <w:rFonts w:ascii="Times New Roman" w:eastAsia="Times New Roman" w:hAnsi="Times New Roman" w:cs="Times New Roman"/>
-          <w:sz w:val="24"/>
-          <w:szCs w:val="24"/>
-        </w:rPr>
-      </w:pPr>
-      <w:r>
-        <w:rPr>
-          <w:rFonts w:ascii="Times New Roman" w:eastAsia="Times New Roman" w:hAnsi="Times New Roman" w:cs="Times New Roman"/>
-          <w:sz w:val="24"/>
-          <w:szCs w:val="24"/>
-        </w:rPr>
-        <w:t xml:space="preserve">a. </w:t>
-      </w:r>
-      <w:r>
-        <w:rPr>
-          <w:rFonts w:ascii="Courier New" w:eastAsia="Times New Roman" w:hAnsi="Courier New" w:cs="Courier New"/>
-          <w:sz w:val="20"/>
-          <w:szCs w:val="20"/>
-        </w:rPr>
-        <w:t>0.5</w:t>
-      </w:r>
-      <w:r>
-        <w:rPr>
-          <w:rFonts w:ascii="Times New Roman" w:eastAsia="Times New Roman" w:hAnsi="Times New Roman" w:cs="Times New Roman"/>
-          <w:sz w:val="24"/>
-          <w:szCs w:val="24"/>
-        </w:rPr>
-        <w:br/>
-        <w:t xml:space="preserve">b. </w:t>
-      </w:r>
-      <w:r>
-        <w:rPr>
-          <w:rFonts w:ascii="Courier New" w:eastAsia="Times New Roman" w:hAnsi="Courier New" w:cs="Courier New"/>
-          <w:sz w:val="20"/>
-          <w:szCs w:val="20"/>
-        </w:rPr>
-        <w:t>'A'</w:t>
-      </w:r>
-      <w:r>
-        <w:rPr>
-          <w:rFonts w:ascii="Times New Roman" w:eastAsia="Times New Roman" w:hAnsi="Times New Roman" w:cs="Times New Roman"/>
-          <w:sz w:val="24"/>
-          <w:szCs w:val="24"/>
-        </w:rPr>
-        <w:br/>
-        <w:t xml:space="preserve">c. </w:t>
-      </w:r>
-      <w:r>
-        <w:rPr>
-          <w:rFonts w:ascii="Courier New" w:eastAsia="Times New Roman" w:hAnsi="Courier New" w:cs="Courier New"/>
-          <w:sz w:val="20"/>
-          <w:szCs w:val="20"/>
-        </w:rPr>
-        <w:t>false</w:t>
-      </w:r>
-      <w:r>
-        <w:rPr>
-          <w:rFonts w:ascii="Times New Roman" w:eastAsia="Times New Roman" w:hAnsi="Times New Roman" w:cs="Times New Roman"/>
-          <w:sz w:val="24"/>
-          <w:szCs w:val="24"/>
-        </w:rPr>
-        <w:br/>
-        <w:t xml:space="preserve">d. </w:t>
-      </w:r>
-      <w:r>
-        <w:rPr>
-          <w:rFonts w:ascii="Courier New" w:eastAsia="Times New Roman" w:hAnsi="Courier New" w:cs="Courier New"/>
-          <w:sz w:val="20"/>
-          <w:szCs w:val="20"/>
-        </w:rPr>
-        <w:t>"a"</w:t>
-      </w:r>
-    </w:p>
-    <w:p>
-      <w:pPr>
-        <w:spacing w:after="0" w:line="240" w:lineRule="auto"/>
-        <w:rPr>
-          <w:rFonts w:ascii="Times New Roman" w:eastAsia="Times New Roman" w:hAnsi="Times New Roman" w:cs="Times New Roman"/>
-          <w:sz w:val="24"/>
-          <w:szCs w:val="24"/>
-        </w:rPr>
-      </w:pPr>
-      <w:r>
-        <w:rPr>
-          <w:rFonts w:ascii="Times New Roman" w:eastAsia="Times New Roman" w:hAnsi="Times New Roman" w:cs="Times New Roman"/>
-          <w:b/>
-          <w:bCs/>
-          <w:color w:val="FF0000"/>
-          <w:sz w:val="24"/>
-          <w:szCs w:val="24"/>
-        </w:rPr>
-        <w:t>Answer</w:t>
-      </w:r>
-      <w:proofErr w:type="gramStart"/>
-      <w:r>
-        <w:rPr>
-          <w:rFonts w:ascii="Times New Roman" w:eastAsia="Times New Roman" w:hAnsi="Times New Roman" w:cs="Times New Roman"/>
-          <w:b/>
-          <w:bCs/>
-          <w:color w:val="FF0000"/>
-          <w:sz w:val="24"/>
-          <w:szCs w:val="24"/>
-        </w:rPr>
-        <w:t>:</w:t>
-      </w:r>
-      <w:proofErr w:type="gramEnd"/>
-      <w:r>
-        <w:rPr>
-          <w:rFonts w:ascii="Times New Roman" w:eastAsia="Times New Roman" w:hAnsi="Times New Roman" w:cs="Times New Roman"/>
-          <w:color w:val="FF0000"/>
-          <w:sz w:val="24"/>
-          <w:szCs w:val="24"/>
-        </w:rPr>
-        <w:br/>
-      </w:r>
-      <w:r>
-        <w:rPr>
-          <w:rFonts w:ascii="Times New Roman" w:eastAsia="Times New Roman" w:hAnsi="Times New Roman" w:cs="Times New Roman"/>
-          <w:sz w:val="24"/>
-          <w:szCs w:val="24"/>
-        </w:rPr>
-        <w:t>a. Floating-point literal</w:t>
-      </w:r>
-      <w:r>
-        <w:rPr>
-          <w:rFonts w:ascii="Times New Roman" w:eastAsia="Times New Roman" w:hAnsi="Times New Roman" w:cs="Times New Roman"/>
-          <w:sz w:val="24"/>
-          <w:szCs w:val="24"/>
-        </w:rPr>
-        <w:br/>
-        <w:t>b. Character literal</w:t>
-      </w:r>
-      <w:r>
-        <w:rPr>
-          <w:rFonts w:ascii="Times New Roman" w:eastAsia="Times New Roman" w:hAnsi="Times New Roman" w:cs="Times New Roman"/>
-          <w:sz w:val="24"/>
-          <w:szCs w:val="24"/>
-        </w:rPr>
-        <w:br/>
-        <w:t>c. Boolean literal</w:t>
-      </w:r>
-      <w:r>
-        <w:rPr>
-          <w:rFonts w:ascii="Times New Roman" w:eastAsia="Times New Roman" w:hAnsi="Times New Roman" w:cs="Times New Roman"/>
-          <w:sz w:val="24"/>
-          <w:szCs w:val="24"/>
-        </w:rPr>
-        <w:br/>
-        <w:t>d. String literal</w:t>
-      </w:r>
-    </w:p>
-    <w:p>
-      <w:pPr>
-        <w:spacing w:after="0" w:line="240" w:lineRule="auto"/>
-        <w:outlineLvl w:val="2"/>
-        <w:rPr>
-          <w:rFonts w:ascii="Times New Roman" w:eastAsia="Times New Roman" w:hAnsi="Times New Roman" w:cs="Times New Roman"/>
-          <w:b/>
-          <w:bCs/>
-          <w:sz w:val="27"/>
-          <w:szCs w:val="27"/>
-        </w:rPr>
-      </w:pPr>
-      <w:r>
-        <w:rPr>
-          <w:rFonts w:ascii="Times New Roman" w:eastAsia="Times New Roman" w:hAnsi="Times New Roman" w:cs="Times New Roman"/>
-          <w:b/>
-          <w:bCs/>
-          <w:sz w:val="27"/>
-          <w:szCs w:val="27"/>
-        </w:rPr>
-        <w:t>18. Arrange the following primitive data types in ascending order of their size:</w:t>
-      </w:r>
-    </w:p>
-    <w:p>
-      <w:pPr>
-        <w:spacing w:after="0" w:line="240" w:lineRule="auto"/>
-        <w:rPr>
-          <w:rFonts w:ascii="Times New Roman" w:eastAsia="Times New Roman" w:hAnsi="Times New Roman" w:cs="Times New Roman"/>
-          <w:sz w:val="24"/>
-          <w:szCs w:val="24"/>
-        </w:rPr>
-      </w:pPr>
-      <w:proofErr w:type="gramStart"/>
-      <w:r>
-        <w:rPr>
-          <w:rFonts w:ascii="Times New Roman" w:eastAsia="Times New Roman" w:hAnsi="Times New Roman" w:cs="Times New Roman"/>
-          <w:sz w:val="24"/>
-          <w:szCs w:val="24"/>
-        </w:rPr>
-        <w:t>a</w:t>
-      </w:r>
-      <w:proofErr w:type="gramEnd"/>
-      <w:r>
-        <w:rPr>
-          <w:rFonts w:ascii="Times New Roman" w:eastAsia="Times New Roman" w:hAnsi="Times New Roman" w:cs="Times New Roman"/>
-          <w:sz w:val="24"/>
-          <w:szCs w:val="24"/>
-        </w:rPr>
-        <w:t>. char</w:t>
-      </w:r>
-      <w:r>
-        <w:rPr>
-          <w:rFonts w:ascii="Times New Roman" w:eastAsia="Times New Roman" w:hAnsi="Times New Roman" w:cs="Times New Roman"/>
-          <w:sz w:val="24"/>
-          <w:szCs w:val="24"/>
-        </w:rPr>
-        <w:br/>
-        <w:t>b. double</w:t>
-      </w:r>
-      <w:r>
-        <w:rPr>
-          <w:rFonts w:ascii="Times New Roman" w:eastAsia="Times New Roman" w:hAnsi="Times New Roman" w:cs="Times New Roman"/>
-          <w:sz w:val="24"/>
-          <w:szCs w:val="24"/>
-        </w:rPr>
-        <w:br/>
-        <w:t xml:space="preserve">c. </w:t>
-      </w:r>
-      <w:proofErr w:type="spellStart"/>
-      <w:r>
-        <w:rPr>
-          <w:rFonts w:ascii="Times New Roman" w:eastAsia="Times New Roman" w:hAnsi="Times New Roman" w:cs="Times New Roman"/>
-          <w:sz w:val="24"/>
-          <w:szCs w:val="24"/>
-        </w:rPr>
-        <w:t>int</w:t>
-      </w:r>
-      <w:proofErr w:type="spellEnd"/>
-      <w:r>
-        <w:rPr>
-          <w:rFonts w:ascii="Times New Roman" w:eastAsia="Times New Roman" w:hAnsi="Times New Roman" w:cs="Times New Roman"/>
-          <w:sz w:val="24"/>
-          <w:szCs w:val="24"/>
-        </w:rPr>
-        <w:br/>
-        <w:t>d. byte</w:t>
-      </w:r>
-    </w:p>
-    <w:p>
-      <w:pPr>
-        <w:spacing w:after="0" w:line="240" w:lineRule="auto"/>
-        <w:rPr>
-          <w:rFonts w:ascii="Times New Roman" w:eastAsia="Times New Roman" w:hAnsi="Times New Roman" w:cs="Times New Roman"/>
-          <w:sz w:val="24"/>
-          <w:szCs w:val="24"/>
-        </w:rPr>
-      </w:pPr>
-      <w:r>
-        <w:rPr>
-          <w:rFonts w:ascii="Times New Roman" w:eastAsia="Times New Roman" w:hAnsi="Times New Roman" w:cs="Times New Roman"/>
-          <w:b/>
-          <w:bCs/>
-          <w:color w:val="FF0000"/>
-          <w:sz w:val="24"/>
-          <w:szCs w:val="24"/>
-        </w:rPr>
-        <w:t>Answer</w:t>
-      </w:r>
-      <w:proofErr w:type="gramStart"/>
-      <w:r>
-        <w:rPr>
-          <w:rFonts w:ascii="Times New Roman" w:eastAsia="Times New Roman" w:hAnsi="Times New Roman" w:cs="Times New Roman"/>
-          <w:b/>
-          <w:bCs/>
-          <w:color w:val="FF0000"/>
-          <w:sz w:val="24"/>
-          <w:szCs w:val="24"/>
-        </w:rPr>
-        <w:t>:</w:t>
-      </w:r>
-      <w:proofErr w:type="gramEnd"/>
-      <w:r>
-        <w:rPr>
-          <w:rFonts w:ascii="Times New Roman" w:eastAsia="Times New Roman" w:hAnsi="Times New Roman" w:cs="Times New Roman"/>
-          <w:color w:val="FF0000"/>
-          <w:sz w:val="24"/>
-          <w:szCs w:val="24"/>
-        </w:rPr>
-        <w:br/>
-      </w:r>
-      <w:r>
-        <w:rPr>
-          <w:rFonts w:ascii="Times New Roman" w:eastAsia="Times New Roman" w:hAnsi="Times New Roman" w:cs="Times New Roman"/>
-          <w:sz w:val="24"/>
-          <w:szCs w:val="24"/>
-        </w:rPr>
-        <w:t xml:space="preserve">byte &lt; char &lt; </w:t>
-      </w:r>
-      <w:proofErr w:type="spellStart"/>
-      <w:r>
-        <w:rPr>
-          <w:rFonts w:ascii="Times New Roman" w:eastAsia="Times New Roman" w:hAnsi="Times New Roman" w:cs="Times New Roman"/>
-          <w:sz w:val="24"/>
-          <w:szCs w:val="24"/>
-        </w:rPr>
-        <w:t>int</w:t>
-      </w:r>
-      <w:proofErr w:type="spellEnd"/>
-      <w:r>
-        <w:rPr>
-          <w:rFonts w:ascii="Times New Roman" w:eastAsia="Times New Roman" w:hAnsi="Times New Roman" w:cs="Times New Roman"/>
-          <w:sz w:val="24"/>
-          <w:szCs w:val="24"/>
-        </w:rPr>
-        <w:t xml:space="preserve"> &lt; double</w:t>
-      </w:r>
-    </w:p>
-    <w:p>
-      <w:pPr>
-        <w:spacing w:after="0" w:line="240" w:lineRule="auto"/>
-        <w:outlineLvl w:val="2"/>
-        <w:rPr>
-          <w:rFonts w:ascii="Times New Roman" w:eastAsia="Times New Roman" w:hAnsi="Times New Roman" w:cs="Times New Roman"/>
-          <w:b/>
-          <w:bCs/>
-          <w:sz w:val="27"/>
-          <w:szCs w:val="27"/>
-        </w:rPr>
-      </w:pPr>
-      <w:r>
-        <w:rPr>
-          <w:rFonts w:ascii="Times New Roman" w:eastAsia="Times New Roman" w:hAnsi="Times New Roman" w:cs="Times New Roman"/>
-          <w:b/>
-          <w:bCs/>
-          <w:sz w:val="27"/>
-          <w:szCs w:val="27"/>
-        </w:rPr>
-        <w:t>19. Name the primitive data type in Java that is:</w:t>
-      </w:r>
-    </w:p>
-    <w:p>
-      <w:pPr>
-        <w:spacing w:after="0" w:line="240" w:lineRule="auto"/>
-        <w:rPr>
-          <w:rFonts w:ascii="Times New Roman" w:eastAsia="Times New Roman" w:hAnsi="Times New Roman" w:cs="Times New Roman"/>
-          <w:sz w:val="24"/>
-          <w:szCs w:val="24"/>
-        </w:rPr>
-      </w:pPr>
-      <w:proofErr w:type="gramStart"/>
-      <w:r>
-        <w:rPr>
-          <w:rFonts w:ascii="Times New Roman" w:eastAsia="Times New Roman" w:hAnsi="Times New Roman" w:cs="Times New Roman"/>
-          <w:sz w:val="24"/>
-          <w:szCs w:val="24"/>
-        </w:rPr>
-        <w:t>a</w:t>
-      </w:r>
-      <w:proofErr w:type="gramEnd"/>
-      <w:r>
-        <w:rPr>
-          <w:rFonts w:ascii="Times New Roman" w:eastAsia="Times New Roman" w:hAnsi="Times New Roman" w:cs="Times New Roman"/>
-          <w:sz w:val="24"/>
-          <w:szCs w:val="24"/>
-        </w:rPr>
-        <w:t>. capable of storing large values</w:t>
-      </w:r>
-      <w:r>
-        <w:rPr>
-          <w:rFonts w:ascii="Times New Roman" w:eastAsia="Times New Roman" w:hAnsi="Times New Roman" w:cs="Times New Roman"/>
-          <w:sz w:val="24"/>
-          <w:szCs w:val="24"/>
-        </w:rPr>
-        <w:br/>
-        <w:t>b. a single 16-bit Unicode character whose default value is '\u0000'</w:t>
-      </w:r>
-    </w:p>
-    <w:p>
-      <w:pPr>
-        <w:spacing w:after="0" w:line="240" w:lineRule="auto"/>
-        <w:rPr>
-          <w:rFonts w:ascii="Times New Roman" w:eastAsia="Times New Roman" w:hAnsi="Times New Roman" w:cs="Times New Roman"/>
-          <w:sz w:val="24"/>
-          <w:szCs w:val="24"/>
-        </w:rPr>
-      </w:pPr>
-      <w:r>
-        <w:rPr>
-          <w:rFonts w:ascii="Times New Roman" w:eastAsia="Times New Roman" w:hAnsi="Times New Roman" w:cs="Times New Roman"/>
-          <w:b/>
-          <w:bCs/>
-          <w:color w:val="FF0000"/>
-          <w:sz w:val="24"/>
-          <w:szCs w:val="24"/>
-        </w:rPr>
-        <w:t>Answer</w:t>
-      </w:r>
-      <w:proofErr w:type="gramStart"/>
-      <w:r>
-        <w:rPr>
-          <w:rFonts w:ascii="Times New Roman" w:eastAsia="Times New Roman" w:hAnsi="Times New Roman" w:cs="Times New Roman"/>
-          <w:b/>
-          <w:bCs/>
-          <w:color w:val="FF0000"/>
-          <w:sz w:val="24"/>
-          <w:szCs w:val="24"/>
-        </w:rPr>
-        <w:t>:</w:t>
-      </w:r>
-      <w:proofErr w:type="gramEnd"/>
-      <w:r>
-        <w:rPr>
-          <w:rFonts w:ascii="Times New Roman" w:eastAsia="Times New Roman" w:hAnsi="Times New Roman" w:cs="Times New Roman"/>
-          <w:color w:val="FF0000"/>
-          <w:sz w:val="24"/>
-          <w:szCs w:val="24"/>
-        </w:rPr>
-        <w:br/>
-      </w:r>
-      <w:r>
-        <w:rPr>
-          <w:rFonts w:ascii="Times New Roman" w:eastAsia="Times New Roman" w:hAnsi="Times New Roman" w:cs="Times New Roman"/>
-          <w:sz w:val="24"/>
-          <w:szCs w:val="24"/>
-        </w:rPr>
-        <w:t>a. long</w:t>
-      </w:r>
-      <w:r>
-        <w:rPr>
-          <w:rFonts w:ascii="Times New Roman" w:eastAsia="Times New Roman" w:hAnsi="Times New Roman" w:cs="Times New Roman"/>
-          <w:sz w:val="24"/>
-          <w:szCs w:val="24"/>
-        </w:rPr>
-        <w:br/>
-        <w:t>b. char</w:t>
-      </w:r>
-    </w:p>
-    <w:p>
-      <w:pPr>
-        <w:spacing w:after="0" w:line="240" w:lineRule="auto"/>
-        <w:outlineLvl w:val="2"/>
-        <w:rPr>
-          <w:rFonts w:ascii="Times New Roman" w:eastAsia="Times New Roman" w:hAnsi="Times New Roman" w:cs="Times New Roman"/>
-          <w:b/>
-          <w:bCs/>
-          <w:sz w:val="27"/>
-          <w:szCs w:val="27"/>
-        </w:rPr>
-      </w:pPr>
-      <w:r>
-        <w:rPr>
-          <w:rFonts w:ascii="Times New Roman" w:eastAsia="Times New Roman" w:hAnsi="Times New Roman" w:cs="Times New Roman"/>
-          <w:b/>
-          <w:bCs/>
-          <w:sz w:val="27"/>
-          <w:szCs w:val="27"/>
-        </w:rPr>
-        <w:t>20. State one difference between float and double.</w:t>
-      </w:r>
-    </w:p>
-    <w:p>
-      <w:pPr>
-        <w:spacing w:after="0" w:line="240" w:lineRule="auto"/>
-        <w:rPr>
-          <w:rFonts w:ascii="Times New Roman" w:eastAsia="Times New Roman" w:hAnsi="Times New Roman" w:cs="Times New Roman"/>
-          <w:color w:val="FF0000"/>
-          <w:sz w:val="24"/>
-          <w:szCs w:val="24"/>
-        </w:rPr>
-      </w:pPr>
-      <w:r>
-        <w:rPr>
-          <w:rFonts w:ascii="Times New Roman" w:eastAsia="Times New Roman" w:hAnsi="Times New Roman" w:cs="Times New Roman"/>
-          <w:b/>
-          <w:bCs/>
-          <w:color w:val="FF0000"/>
-          <w:sz w:val="24"/>
-          <w:szCs w:val="24"/>
-        </w:rPr>
-        <w:t>Answer:</w:t>
-      </w:r>
-    </w:p>
-    <w:p>
-      <w:pPr>
-        <w:numPr>
-          <w:ilvl w:val="0"/>
-          <w:numId w:val="24"/>
-        </w:numPr>
-        <w:spacing w:after="0" w:line="240" w:lineRule="auto"/>
-        <w:rPr>
-          <w:rFonts w:ascii="Times New Roman" w:eastAsia="Times New Roman" w:hAnsi="Times New Roman" w:cs="Times New Roman"/>
-          <w:sz w:val="24"/>
-          <w:szCs w:val="24"/>
-        </w:rPr>
-      </w:pPr>
-      <w:r>
-        <w:rPr>
-          <w:rFonts w:ascii="Times New Roman" w:eastAsia="Times New Roman" w:hAnsi="Times New Roman" w:cs="Times New Roman"/>
-          <w:sz w:val="24"/>
-          <w:szCs w:val="24"/>
-        </w:rPr>
-        <w:t xml:space="preserve">float → occupies 32 bits </w:t>
-      </w:r>
-    </w:p>
-    <w:p>
-      <w:pPr>
-        <w:numPr>
-          <w:ilvl w:val="0"/>
-          <w:numId w:val="24"/>
-        </w:numPr>
-        <w:spacing w:after="0" w:line="240" w:lineRule="auto"/>
-        <w:rPr>
-          <w:rFonts w:ascii="Times New Roman" w:eastAsia="Times New Roman" w:hAnsi="Times New Roman" w:cs="Times New Roman"/>
-          <w:sz w:val="24"/>
-          <w:szCs w:val="24"/>
-        </w:rPr>
-      </w:pPr>
-      <w:r>
-        <w:rPr>
-          <w:rFonts w:ascii="Times New Roman" w:eastAsia="Times New Roman" w:hAnsi="Times New Roman" w:cs="Times New Roman"/>
-          <w:sz w:val="24"/>
-          <w:szCs w:val="24"/>
-        </w:rPr>
-        <w:t xml:space="preserve">double → occupies 64 bits </w:t>
-      </w:r>
-    </w:p>
-    <w:p>
-      <w:pPr>
-        <w:spacing w:after="0" w:line="240" w:lineRule="auto"/>
-        <w:ind w:left="270"/>
-        <w:outlineLvl w:val="2"/>
-        <w:rPr>
-          <w:rFonts w:ascii="Times New Roman" w:eastAsia="Times New Roman" w:hAnsi="Times New Roman" w:cs="Times New Roman"/>
-          <w:b/>
-          <w:bCs/>
-          <w:color w:val="BF8F00" w:themeColor="accent4" w:themeShade="BF"/>
-          <w:sz w:val="27"/>
-          <w:szCs w:val="27"/>
-        </w:rPr>
-      </w:pPr>
-    </w:p>
-    <w:p>
-      <w:pPr>
-        <w:spacing w:after="0" w:line="240" w:lineRule="auto"/>
-        <w:ind w:left="270"/>
-        <w:outlineLvl w:val="2"/>
-        <w:rPr>
-          <w:rFonts w:ascii="Times New Roman" w:eastAsia="Times New Roman" w:hAnsi="Times New Roman" w:cs="Times New Roman"/>
-          <w:b/>
-          <w:bCs/>
-          <w:color w:val="BF8F00" w:themeColor="accent4" w:themeShade="BF"/>
-          <w:sz w:val="27"/>
-          <w:szCs w:val="27"/>
-        </w:rPr>
-      </w:pPr>
-    </w:p>
-    <w:p>
-      <w:pPr>
-        <w:spacing w:after="0" w:line="240" w:lineRule="auto"/>
-        <w:ind w:left="270"/>
-        <w:outlineLvl w:val="2"/>
-        <w:rPr>
-          <w:rFonts w:ascii="Times New Roman" w:eastAsia="Times New Roman" w:hAnsi="Times New Roman" w:cs="Times New Roman"/>
-          <w:b/>
-          <w:bCs/>
-          <w:color w:val="BF8F00" w:themeColor="accent4" w:themeShade="BF"/>
-          <w:sz w:val="27"/>
-          <w:szCs w:val="27"/>
-        </w:rPr>
-      </w:pPr>
-    </w:p>
-    <w:p>
-      <w:pPr>
-        <w:spacing w:after="0" w:line="240" w:lineRule="auto"/>
-        <w:ind w:left="270"/>
-        <w:outlineLvl w:val="2"/>
-        <w:rPr>
-          <w:rFonts w:ascii="Times New Roman" w:eastAsia="Times New Roman" w:hAnsi="Times New Roman" w:cs="Times New Roman"/>
-          <w:b/>
-          <w:bCs/>
-          <w:color w:val="BF8F00" w:themeColor="accent4" w:themeShade="BF"/>
-          <w:sz w:val="27"/>
-          <w:szCs w:val="27"/>
-        </w:rPr>
-      </w:pPr>
-    </w:p>
-    <w:p>
-      <w:pPr>
-        <w:spacing w:after="0" w:line="240" w:lineRule="auto"/>
-        <w:ind w:left="270"/>
-        <w:outlineLvl w:val="2"/>
-        <w:rPr>
-          <w:rFonts w:ascii="Times New Roman" w:eastAsia="Times New Roman" w:hAnsi="Times New Roman" w:cs="Times New Roman"/>
-          <w:b/>
-          <w:bCs/>
-          <w:color w:val="BF8F00" w:themeColor="accent4" w:themeShade="BF"/>
-          <w:sz w:val="27"/>
-          <w:szCs w:val="27"/>
-        </w:rPr>
-      </w:pPr>
-    </w:p>
-    <w:p>
-      <w:pPr>
-        <w:spacing w:after="0" w:line="240" w:lineRule="auto"/>
-        <w:ind w:left="270"/>
-        <w:outlineLvl w:val="2"/>
-        <w:rPr>
-          <w:rFonts w:ascii="Times New Roman" w:eastAsia="Times New Roman" w:hAnsi="Times New Roman" w:cs="Times New Roman"/>
-          <w:b/>
-          <w:bCs/>
-          <w:color w:val="BF8F00" w:themeColor="accent4" w:themeShade="BF"/>
-          <w:sz w:val="27"/>
-          <w:szCs w:val="27"/>
-        </w:rPr>
-      </w:pPr>
-    </w:p>
-    <w:p>
-      <w:pPr>
-        <w:spacing w:after="0" w:line="240" w:lineRule="auto"/>
-        <w:outlineLvl w:val="2"/>
-        <w:rPr>
-          <w:rFonts w:ascii="Times New Roman" w:eastAsia="Times New Roman" w:hAnsi="Times New Roman" w:cs="Times New Roman"/>
-          <w:b/>
-          <w:bCs/>
-          <w:color w:val="BF8F00" w:themeColor="accent4" w:themeShade="BF"/>
-          <w:sz w:val="27"/>
-          <w:szCs w:val="27"/>
-        </w:rPr>
-      </w:pPr>
-    </w:p>
-    <w:p>
-      <w:pPr>
-        <w:spacing w:after="0" w:line="240" w:lineRule="auto"/>
-        <w:ind w:left="270"/>
-        <w:outlineLvl w:val="2"/>
-        <w:rPr>
-          <w:rFonts w:ascii="Times New Roman" w:eastAsia="Times New Roman" w:hAnsi="Times New Roman" w:cs="Times New Roman"/>
-          <w:b/>
-          <w:bCs/>
-          <w:color w:val="BF8F00" w:themeColor="accent4" w:themeShade="BF"/>
-          <w:sz w:val="72"/>
-          <w:szCs w:val="27"/>
-        </w:rPr>
-      </w:pPr>
-      <w:r>
-        <w:rPr>
-          <w:rFonts w:ascii="Times New Roman" w:eastAsia="Times New Roman" w:hAnsi="Times New Roman" w:cs="Times New Roman"/>
-          <w:b/>
-          <w:bCs/>
-          <w:color w:val="BF8F00" w:themeColor="accent4" w:themeShade="BF"/>
-          <w:sz w:val="72"/>
-          <w:szCs w:val="27"/>
-        </w:rPr>
-        <w:t>Answers of 2025-26_Book</w:t>
-      </w:r>
-    </w:p>
-    <w:p>
-      <w:pPr>
-        <w:spacing w:after="0" w:line="240" w:lineRule="auto"/>
-        <w:outlineLvl w:val="2"/>
-        <w:rPr>
-          <w:rFonts w:ascii="Times New Roman" w:eastAsia="Times New Roman" w:hAnsi="Times New Roman" w:cs="Times New Roman"/>
-          <w:b/>
-          <w:bCs/>
-          <w:color w:val="BF8F00" w:themeColor="accent4" w:themeShade="BF"/>
-          <w:sz w:val="27"/>
-          <w:szCs w:val="27"/>
-        </w:rPr>
-      </w:pPr>
-    </w:p>
-    <w:p>
-      <w:pPr>
-        <w:spacing w:after="0" w:line="240" w:lineRule="auto"/>
-        <w:ind w:left="270"/>
-        <w:outlineLvl w:val="2"/>
-        <w:rPr>
-          <w:rFonts w:ascii="Times New Roman" w:eastAsia="Times New Roman" w:hAnsi="Times New Roman" w:cs="Times New Roman"/>
-          <w:b/>
-          <w:bCs/>
-          <w:color w:val="BF8F00" w:themeColor="accent4" w:themeShade="BF"/>
-          <w:sz w:val="27"/>
-          <w:szCs w:val="27"/>
-        </w:rPr>
-      </w:pPr>
-    </w:p>
-    <w:p>
-      <w:pPr>
-        <w:spacing w:after="0" w:line="240" w:lineRule="auto"/>
-        <w:ind w:left="270"/>
-        <w:outlineLvl w:val="2"/>
-        <w:rPr>
-          <w:rFonts w:ascii="Times New Roman" w:eastAsia="Times New Roman" w:hAnsi="Times New Roman" w:cs="Times New Roman"/>
-          <w:b/>
-          <w:bCs/>
-          <w:color w:val="BF8F00" w:themeColor="accent4" w:themeShade="BF"/>
-          <w:sz w:val="27"/>
-          <w:szCs w:val="27"/>
-        </w:rPr>
-      </w:pPr>
-      <w:r>
-        <w:rPr>
-          <w:rFonts w:ascii="Times New Roman" w:eastAsia="Times New Roman" w:hAnsi="Times New Roman" w:cs="Times New Roman"/>
-          <w:b/>
-          <w:bCs/>
-          <w:color w:val="BF8F00" w:themeColor="accent4" w:themeShade="BF"/>
-          <w:sz w:val="27"/>
-          <w:szCs w:val="27"/>
-        </w:rPr>
-        <w:t>A. Tick (</w:t>
-      </w:r>
-      <w:r>
-        <w:rPr>
-          <w:rFonts w:ascii="Segoe UI Symbol" w:eastAsia="Times New Roman" w:hAnsi="Segoe UI Symbol" w:cs="Segoe UI Symbol"/>
-          <w:b/>
-          <w:bCs/>
-          <w:color w:val="BF8F00" w:themeColor="accent4" w:themeShade="BF"/>
-          <w:sz w:val="27"/>
-          <w:szCs w:val="27"/>
-        </w:rPr>
-        <w:t>✓</w:t>
-      </w:r>
-      <w:r>
-        <w:rPr>
-          <w:rFonts w:ascii="Times New Roman" w:eastAsia="Times New Roman" w:hAnsi="Times New Roman" w:cs="Times New Roman"/>
-          <w:b/>
-          <w:bCs/>
-          <w:color w:val="BF8F00" w:themeColor="accent4" w:themeShade="BF"/>
-          <w:sz w:val="27"/>
-          <w:szCs w:val="27"/>
-        </w:rPr>
-        <w:t>) the correct answers.</w:t>
-      </w:r>
-    </w:p>
-    <w:p>
-      <w:pPr>
-        <w:numPr>
-          <w:ilvl w:val="0"/>
-          <w:numId w:val="1"/>
-        </w:numPr>
-        <w:spacing w:after="0" w:line="240" w:lineRule="auto"/>
-        <w:ind w:left="270"/>
-        <w:rPr>
-          <w:rFonts w:ascii="Times New Roman" w:eastAsia="Times New Roman" w:hAnsi="Times New Roman" w:cs="Times New Roman"/>
-          <w:color w:val="FF0000"/>
-          <w:sz w:val="24"/>
-          <w:szCs w:val="24"/>
-        </w:rPr>
-      </w:pPr>
-      <w:r>
-        <w:rPr>
-          <w:rFonts w:ascii="Times New Roman" w:eastAsia="Times New Roman" w:hAnsi="Times New Roman" w:cs="Times New Roman"/>
-          <w:b/>
-          <w:bCs/>
-          <w:color w:val="00B050"/>
-          <w:sz w:val="24"/>
-          <w:szCs w:val="24"/>
-        </w:rPr>
-        <w:t>To store character values, a corresponding numeric value is generated in</w:t>
-      </w:r>
-      <w:r>
-        <w:rPr>
-          <w:rFonts w:ascii="Times New Roman" w:eastAsia="Times New Roman" w:hAnsi="Times New Roman" w:cs="Times New Roman"/>
-          <w:color w:val="00B050"/>
-          <w:sz w:val="24"/>
-          <w:szCs w:val="24"/>
-        </w:rPr>
-        <w:br/>
-      </w:r>
-      <w:r>
-        <w:rPr>
-          <w:rFonts w:ascii="Times New Roman" w:eastAsia="Times New Roman" w:hAnsi="Times New Roman" w:cs="Times New Roman"/>
-          <w:b/>
-          <w:bCs/>
-          <w:sz w:val="24"/>
-          <w:szCs w:val="24"/>
-        </w:rPr>
-        <w:t>a. Decimal form</w:t>
-      </w:r>
-      <w:r>
-        <w:rPr>
-          <w:rFonts w:ascii="Times New Roman" w:eastAsia="Times New Roman" w:hAnsi="Times New Roman" w:cs="Times New Roman"/>
-          <w:sz w:val="24"/>
-          <w:szCs w:val="24"/>
-        </w:rPr>
-        <w:br/>
-      </w:r>
-      <w:r>
-        <w:rPr>
-          <w:rFonts w:ascii="Times New Roman" w:eastAsia="Times New Roman" w:hAnsi="Times New Roman" w:cs="Times New Roman"/>
-          <w:b/>
-          <w:bCs/>
-          <w:sz w:val="24"/>
-          <w:szCs w:val="24"/>
-        </w:rPr>
-        <w:lastRenderedPageBreak/>
-        <w:t>b. Binary form</w:t>
-      </w:r>
-      <w:r>
-        <w:rPr>
-          <w:rFonts w:ascii="Times New Roman" w:eastAsia="Times New Roman" w:hAnsi="Times New Roman" w:cs="Times New Roman"/>
-          <w:sz w:val="24"/>
-          <w:szCs w:val="24"/>
-        </w:rPr>
-        <w:br/>
-      </w:r>
-      <w:r>
-        <w:rPr>
-          <w:rFonts w:ascii="Times New Roman" w:eastAsia="Times New Roman" w:hAnsi="Times New Roman" w:cs="Times New Roman"/>
-          <w:b/>
-          <w:bCs/>
-          <w:sz w:val="24"/>
-          <w:szCs w:val="24"/>
-        </w:rPr>
-        <w:t>c. ASCII</w:t>
-      </w:r>
-      <w:r>
-        <w:rPr>
-          <w:rFonts w:ascii="Times New Roman" w:eastAsia="Times New Roman" w:hAnsi="Times New Roman" w:cs="Times New Roman"/>
-          <w:sz w:val="24"/>
-          <w:szCs w:val="24"/>
-        </w:rPr>
-        <w:br/>
-      </w:r>
-      <w:r>
-        <w:rPr>
-          <w:rFonts w:ascii="Times New Roman" w:eastAsia="Times New Roman" w:hAnsi="Times New Roman" w:cs="Times New Roman"/>
-          <w:b/>
-          <w:bCs/>
-          <w:sz w:val="24"/>
-          <w:szCs w:val="24"/>
-        </w:rPr>
-        <w:t>d. UNICODE</w:t>
-      </w:r>
-      <w:r>
-        <w:rPr>
-          <w:rFonts w:ascii="Times New Roman" w:eastAsia="Times New Roman" w:hAnsi="Times New Roman" w:cs="Times New Roman"/>
-          <w:sz w:val="24"/>
-          <w:szCs w:val="24"/>
-        </w:rPr>
-        <w:br/>
-      </w:r>
-      <w:r>
-        <w:rPr>
-          <w:rFonts w:ascii="Times New Roman" w:eastAsia="Times New Roman" w:hAnsi="Times New Roman" w:cs="Times New Roman"/>
-          <w:b/>
-          <w:bCs/>
-          <w:color w:val="FF0000"/>
-          <w:sz w:val="24"/>
-          <w:szCs w:val="24"/>
-        </w:rPr>
-        <w:t>Answer:-</w:t>
-      </w:r>
-      <w:r>
-        <w:rPr>
-          <w:rFonts w:ascii="Times New Roman" w:eastAsia="Times New Roman" w:hAnsi="Times New Roman" w:cs="Times New Roman"/>
-          <w:color w:val="FF0000"/>
-          <w:sz w:val="24"/>
-          <w:szCs w:val="24"/>
-        </w:rPr>
-        <w:t xml:space="preserve"> c</w:t>
-      </w:r>
-      <w:r>
-        <w:rPr>
-          <w:rFonts w:ascii="Times New Roman" w:eastAsia="Times New Roman" w:hAnsi="Times New Roman" w:cs="Times New Roman"/>
-          <w:color w:val="FF0000"/>
-          <w:sz w:val="24"/>
-          <w:szCs w:val="24"/>
-        </w:rPr>
-        <w:t xml:space="preserve">. </w:t>
-      </w:r>
-      <w:r>
-        <w:rPr>
-          <w:rFonts w:ascii="Times New Roman" w:eastAsia="Times New Roman" w:hAnsi="Times New Roman" w:cs="Times New Roman"/>
-          <w:color w:val="FF0000"/>
-          <w:sz w:val="24"/>
-          <w:szCs w:val="24"/>
-        </w:rPr>
-        <w:t>ASCII</w:t>
-      </w:r>
-    </w:p>
-    <w:p>
-      <w:pPr>
-        <w:numPr>
-          <w:ilvl w:val="0"/>
-          <w:numId w:val="1"/>
-        </w:numPr>
-        <w:spacing w:after="0" w:line="240" w:lineRule="auto"/>
-        <w:ind w:left="270"/>
-        <w:rPr>
-          <w:rFonts w:ascii="Times New Roman" w:eastAsia="Times New Roman" w:hAnsi="Times New Roman" w:cs="Times New Roman"/>
-          <w:color w:val="FF0000"/>
-          <w:sz w:val="24"/>
-          <w:szCs w:val="24"/>
-        </w:rPr>
-      </w:pPr>
-      <w:r>
-        <w:rPr>
-          <w:rFonts w:ascii="Times New Roman" w:eastAsia="Times New Roman" w:hAnsi="Times New Roman" w:cs="Times New Roman"/>
-          <w:b/>
-          <w:bCs/>
-          <w:color w:val="00B050"/>
-          <w:sz w:val="24"/>
-          <w:szCs w:val="24"/>
-        </w:rPr>
-        <w:t>How many escape sequence characters are there in Java?</w:t>
-      </w:r>
-      <w:r>
-        <w:rPr>
-          <w:rFonts w:ascii="Times New Roman" w:eastAsia="Times New Roman" w:hAnsi="Times New Roman" w:cs="Times New Roman"/>
-          <w:color w:val="00B050"/>
-          <w:sz w:val="24"/>
-          <w:szCs w:val="24"/>
-        </w:rPr>
-        <w:br/>
-      </w:r>
-      <w:r>
-        <w:rPr>
-          <w:rFonts w:ascii="Times New Roman" w:eastAsia="Times New Roman" w:hAnsi="Times New Roman" w:cs="Times New Roman"/>
-          <w:b/>
-          <w:bCs/>
-          <w:sz w:val="24"/>
-          <w:szCs w:val="24"/>
-        </w:rPr>
-        <w:t>a. 7</w:t>
-      </w:r>
-      <w:r>
-        <w:rPr>
-          <w:rFonts w:ascii="Times New Roman" w:eastAsia="Times New Roman" w:hAnsi="Times New Roman" w:cs="Times New Roman"/>
-          <w:sz w:val="24"/>
-          <w:szCs w:val="24"/>
-        </w:rPr>
-        <w:br/>
-      </w:r>
-      <w:r>
-        <w:rPr>
-          <w:rFonts w:ascii="Times New Roman" w:eastAsia="Times New Roman" w:hAnsi="Times New Roman" w:cs="Times New Roman"/>
-          <w:b/>
-          <w:bCs/>
-          <w:sz w:val="24"/>
-          <w:szCs w:val="24"/>
-        </w:rPr>
-        <w:t>b. 10</w:t>
-      </w:r>
-      <w:r>
-        <w:rPr>
-          <w:rFonts w:ascii="Times New Roman" w:eastAsia="Times New Roman" w:hAnsi="Times New Roman" w:cs="Times New Roman"/>
-          <w:sz w:val="24"/>
-          <w:szCs w:val="24"/>
-        </w:rPr>
-        <w:br/>
-      </w:r>
-      <w:r>
-        <w:rPr>
-          <w:rFonts w:ascii="Times New Roman" w:eastAsia="Times New Roman" w:hAnsi="Times New Roman" w:cs="Times New Roman"/>
-          <w:b/>
-          <w:bCs/>
-          <w:sz w:val="24"/>
-          <w:szCs w:val="24"/>
-        </w:rPr>
-        <w:t>c. 8</w:t>
-      </w:r>
-      <w:r>
-        <w:rPr>
-          <w:rFonts w:ascii="Times New Roman" w:eastAsia="Times New Roman" w:hAnsi="Times New Roman" w:cs="Times New Roman"/>
-          <w:sz w:val="24"/>
-          <w:szCs w:val="24"/>
-        </w:rPr>
-        <w:br/>
-      </w:r>
-      <w:r>
-        <w:rPr>
-          <w:rFonts w:ascii="Times New Roman" w:eastAsia="Times New Roman" w:hAnsi="Times New Roman" w:cs="Times New Roman"/>
-          <w:b/>
-          <w:bCs/>
-          <w:sz w:val="24"/>
-          <w:szCs w:val="24"/>
-        </w:rPr>
-        <w:t>d. 12</w:t>
-      </w:r>
-      <w:r>
-        <w:rPr>
-          <w:rFonts w:ascii="Times New Roman" w:eastAsia="Times New Roman" w:hAnsi="Times New Roman" w:cs="Times New Roman"/>
-          <w:sz w:val="24"/>
-          <w:szCs w:val="24"/>
-        </w:rPr>
-        <w:br/>
-      </w:r>
-      <w:r>
-        <w:rPr>
-          <w:rFonts w:ascii="Times New Roman" w:eastAsia="Times New Roman" w:hAnsi="Times New Roman" w:cs="Times New Roman"/>
-          <w:b/>
-          <w:bCs/>
-          <w:color w:val="FF0000"/>
-          <w:sz w:val="24"/>
-          <w:szCs w:val="24"/>
-        </w:rPr>
-        <w:t>Answer:-</w:t>
-      </w:r>
-      <w:r>
-        <w:rPr>
-          <w:rFonts w:ascii="Times New Roman" w:eastAsia="Times New Roman" w:hAnsi="Times New Roman" w:cs="Times New Roman"/>
-          <w:color w:val="FF0000"/>
-          <w:sz w:val="24"/>
-          <w:szCs w:val="24"/>
-        </w:rPr>
-        <w:t xml:space="preserve"> c. 8</w:t>
-      </w:r>
-    </w:p>
-    <w:p>
-      <w:pPr>
-        <w:numPr>
-          <w:ilvl w:val="0"/>
-          <w:numId w:val="1"/>
-        </w:numPr>
-        <w:spacing w:after="0" w:line="240" w:lineRule="auto"/>
-        <w:ind w:left="270"/>
-        <w:rPr>
-          <w:rFonts w:ascii="Times New Roman" w:eastAsia="Times New Roman" w:hAnsi="Times New Roman" w:cs="Times New Roman"/>
-          <w:color w:val="00B050"/>
-          <w:sz w:val="24"/>
-          <w:szCs w:val="24"/>
-        </w:rPr>
-      </w:pPr>
-      <w:r>
-        <w:rPr>
-          <w:rFonts w:ascii="Times New Roman" w:eastAsia="Times New Roman" w:hAnsi="Times New Roman" w:cs="Times New Roman"/>
-          <w:b/>
-          <w:bCs/>
-          <w:color w:val="00B050"/>
-          <w:sz w:val="24"/>
-          <w:szCs w:val="24"/>
-        </w:rPr>
-        <w:t>Consider the following code:</w:t>
-      </w:r>
-    </w:p>
-    <w:p>
-      <w:pPr>
-        <w:tabs>
-          <w:tab w:val="left" w:pos="916"/>
-          <w:tab w:val="left" w:pos="1832"/>
-          <w:tab w:val="left" w:pos="2748"/>
-          <w:tab w:val="left" w:pos="3664"/>
-          <w:tab w:val="left" w:pos="4580"/>
-          <w:tab w:val="left" w:pos="5496"/>
-          <w:tab w:val="left" w:pos="6412"/>
-          <w:tab w:val="left" w:pos="7328"/>
-          <w:tab w:val="left" w:pos="8244"/>
-          <w:tab w:val="left" w:pos="9160"/>
-          <w:tab w:val="left" w:pos="10076"/>
-          <w:tab w:val="left" w:pos="10992"/>
-          <w:tab w:val="left" w:pos="11908"/>
-          <w:tab w:val="left" w:pos="12824"/>
-          <w:tab w:val="left" w:pos="13740"/>
-          <w:tab w:val="left" w:pos="14656"/>
-        </w:tabs>
-        <w:spacing w:after="0" w:line="240" w:lineRule="auto"/>
         <w:ind w:left="270"/>
         <w:rPr>
           <w:rFonts w:ascii="Courier New" w:eastAsia="Times New Roman" w:hAnsi="Courier New" w:cs="Courier New"/>
@@ -5659,6 +1766,7 @@
           <w:rFonts w:ascii="Times New Roman" w:hAnsi="Times New Roman" w:cs="Times New Roman"/>
           <w:noProof/>
         </w:rPr>
+        <w:lastRenderedPageBreak/>
         <mc:AlternateContent>
           <mc:Choice Requires="wpg">
             <w:drawing>
@@ -6344,7 +2452,6 @@
           <w:sz w:val="24"/>
           <w:szCs w:val="24"/>
         </w:rPr>
-        <w:lastRenderedPageBreak/>
         <w:t>Initialization</w:t>
       </w:r>
       <w:r>
@@ -7230,6 +3337,7 @@
           <w:rFonts w:ascii="Times New Roman" w:hAnsi="Times New Roman" w:cs="Times New Roman"/>
           <w:noProof/>
         </w:rPr>
+        <w:lastRenderedPageBreak/>
         <mc:AlternateContent>
           <mc:Choice Requires="wpg">
             <w:drawing>
@@ -7769,7 +3877,6 @@
           <w:sz w:val="32"/>
           <w:szCs w:val="24"/>
         </w:rPr>
-        <w:lastRenderedPageBreak/>
         <w:t>4.</w:t>
       </w:r>
       <w:proofErr w:type="gramEnd"/>
@@ -8692,6 +4799,7 @@
           <w:rFonts w:ascii="Times New Roman" w:hAnsi="Times New Roman" w:cs="Times New Roman"/>
           <w:noProof/>
         </w:rPr>
+        <w:lastRenderedPageBreak/>
         <mc:AlternateContent>
           <mc:Choice Requires="wpg">
             <w:drawing>
@@ -9248,7 +5356,6 @@
           <w:sz w:val="32"/>
           <w:szCs w:val="24"/>
         </w:rPr>
-        <w:lastRenderedPageBreak/>
         <w:t>9.</w:t>
       </w:r>
       <w:proofErr w:type="gramEnd"/>
@@ -10101,6 +6208,7 @@
           <w:rStyle w:val="Strong"/>
           <w:color w:val="00B050"/>
         </w:rPr>
+        <w:lastRenderedPageBreak/>
         <w:t>Q:</w:t>
       </w:r>
       <w:r>
@@ -10381,7 +6489,6 @@
           <w:rStyle w:val="Strong"/>
           <w:color w:val="00B050"/>
         </w:rPr>
-        <w:lastRenderedPageBreak/>
         <w:t>Q:</w:t>
       </w:r>
       <w:r>
@@ -11297,6 +7404,7 @@
         </w:rPr>
       </w:pPr>
       <w:r>
+        <w:lastRenderedPageBreak/>
         <w:t xml:space="preserve">The escape character </w:t>
       </w:r>
       <w:r>
@@ -11570,7 +7678,6 @@
         </w:rPr>
       </w:pPr>
       <w:r>
-        <w:lastRenderedPageBreak/>
         <w:t xml:space="preserve">The escape character used for backspace is </w:t>
       </w:r>
       <w:r>
@@ -11654,7 +7761,7 @@
     </w:p>
     <w:sectPr>
       <w:pgSz w:w="12240" w:h="15840"/>
-      <w:pgMar w:top="720" w:right="990" w:bottom="720" w:left="990" w:header="720" w:footer="720" w:gutter="0"/>
+      <w:pgMar w:top="720" w:right="990" w:bottom="720" w:left="630" w:header="720" w:footer="720" w:gutter="0"/>
       <w:pgBorders w:offsetFrom="page">
         <w:top w:val="palmsColor" w:sz="10" w:space="24" w:color="auto"/>
         <w:left w:val="palmsColor" w:sz="10" w:space="24" w:color="auto"/>
@@ -11784,9 +7891,9 @@
     </w:lvl>
   </w:abstractNum>
   <w:abstractNum w:abstractNumId="1" w15:restartNumberingAfterBreak="0">
-    <w:nsid w:val="0B963131"/>
+    <w:nsid w:val="11AE05A2"/>
     <w:multiLevelType w:val="multilevel"/>
-    <w:tmpl w:val="E256BEEA"/>
+    <w:tmpl w:val="8CE46BE8"/>
     <w:lvl w:ilvl="0">
       <w:start w:val="1"/>
       <w:numFmt w:val="bullet"/>
@@ -11933,453 +8040,6 @@
     </w:lvl>
   </w:abstractNum>
   <w:abstractNum w:abstractNumId="2" w15:restartNumberingAfterBreak="0">
-    <w:nsid w:val="11AE05A2"/>
-    <w:multiLevelType w:val="multilevel"/>
-    <w:tmpl w:val="8CE46BE8"/>
-    <w:lvl w:ilvl="0">
-      <w:start w:val="1"/>
-      <w:numFmt w:val="bullet"/>
-      <w:lvlText w:val=""/>
-      <w:lvlJc w:val="left"/>
-      <w:pPr>
-        <w:tabs>
-          <w:tab w:val="num" w:pos="720"/>
-        </w:tabs>
-        <w:ind w:left="720" w:hanging="360"/>
-      </w:pPr>
-      <w:rPr>
-        <w:rFonts w:ascii="Symbol" w:hAnsi="Symbol" w:hint="default"/>
-        <w:sz w:val="20"/>
-      </w:rPr>
-    </w:lvl>
-    <w:lvl w:ilvl="1" w:tentative="1">
-      <w:start w:val="1"/>
-      <w:numFmt w:val="bullet"/>
-      <w:lvlText w:val="o"/>
-      <w:lvlJc w:val="left"/>
-      <w:pPr>
-        <w:tabs>
-          <w:tab w:val="num" w:pos="1440"/>
-        </w:tabs>
-        <w:ind w:left="1440" w:hanging="360"/>
-      </w:pPr>
-      <w:rPr>
-        <w:rFonts w:ascii="Courier New" w:hAnsi="Courier New" w:hint="default"/>
-        <w:sz w:val="20"/>
-      </w:rPr>
-    </w:lvl>
-    <w:lvl w:ilvl="2" w:tentative="1">
-      <w:start w:val="1"/>
-      <w:numFmt w:val="bullet"/>
-      <w:lvlText w:val=""/>
-      <w:lvlJc w:val="left"/>
-      <w:pPr>
-        <w:tabs>
-          <w:tab w:val="num" w:pos="2160"/>
-        </w:tabs>
-        <w:ind w:left="2160" w:hanging="360"/>
-      </w:pPr>
-      <w:rPr>
-        <w:rFonts w:ascii="Wingdings" w:hAnsi="Wingdings" w:hint="default"/>
-        <w:sz w:val="20"/>
-      </w:rPr>
-    </w:lvl>
-    <w:lvl w:ilvl="3" w:tentative="1">
-      <w:start w:val="1"/>
-      <w:numFmt w:val="bullet"/>
-      <w:lvlText w:val=""/>
-      <w:lvlJc w:val="left"/>
-      <w:pPr>
-        <w:tabs>
-          <w:tab w:val="num" w:pos="2880"/>
-        </w:tabs>
-        <w:ind w:left="2880" w:hanging="360"/>
-      </w:pPr>
-      <w:rPr>
-        <w:rFonts w:ascii="Wingdings" w:hAnsi="Wingdings" w:hint="default"/>
-        <w:sz w:val="20"/>
-      </w:rPr>
-    </w:lvl>
-    <w:lvl w:ilvl="4" w:tentative="1">
-      <w:start w:val="1"/>
-      <w:numFmt w:val="bullet"/>
-      <w:lvlText w:val=""/>
-      <w:lvlJc w:val="left"/>
-      <w:pPr>
-        <w:tabs>
-          <w:tab w:val="num" w:pos="3600"/>
-        </w:tabs>
-        <w:ind w:left="3600" w:hanging="360"/>
-      </w:pPr>
-      <w:rPr>
-        <w:rFonts w:ascii="Wingdings" w:hAnsi="Wingdings" w:hint="default"/>
-        <w:sz w:val="20"/>
-      </w:rPr>
-    </w:lvl>
-    <w:lvl w:ilvl="5" w:tentative="1">
-      <w:start w:val="1"/>
-      <w:numFmt w:val="bullet"/>
-      <w:lvlText w:val=""/>
-      <w:lvlJc w:val="left"/>
-      <w:pPr>
-        <w:tabs>
-          <w:tab w:val="num" w:pos="4320"/>
-        </w:tabs>
-        <w:ind w:left="4320" w:hanging="360"/>
-      </w:pPr>
-      <w:rPr>
-        <w:rFonts w:ascii="Wingdings" w:hAnsi="Wingdings" w:hint="default"/>
-        <w:sz w:val="20"/>
-      </w:rPr>
-    </w:lvl>
-    <w:lvl w:ilvl="6" w:tentative="1">
-      <w:start w:val="1"/>
-      <w:numFmt w:val="bullet"/>
-      <w:lvlText w:val=""/>
-      <w:lvlJc w:val="left"/>
-      <w:pPr>
-        <w:tabs>
-          <w:tab w:val="num" w:pos="5040"/>
-        </w:tabs>
-        <w:ind w:left="5040" w:hanging="360"/>
-      </w:pPr>
-      <w:rPr>
-        <w:rFonts w:ascii="Wingdings" w:hAnsi="Wingdings" w:hint="default"/>
-        <w:sz w:val="20"/>
-      </w:rPr>
-    </w:lvl>
-    <w:lvl w:ilvl="7" w:tentative="1">
-      <w:start w:val="1"/>
-      <w:numFmt w:val="bullet"/>
-      <w:lvlText w:val=""/>
-      <w:lvlJc w:val="left"/>
-      <w:pPr>
-        <w:tabs>
-          <w:tab w:val="num" w:pos="5760"/>
-        </w:tabs>
-        <w:ind w:left="5760" w:hanging="360"/>
-      </w:pPr>
-      <w:rPr>
-        <w:rFonts w:ascii="Wingdings" w:hAnsi="Wingdings" w:hint="default"/>
-        <w:sz w:val="20"/>
-      </w:rPr>
-    </w:lvl>
-    <w:lvl w:ilvl="8" w:tentative="1">
-      <w:start w:val="1"/>
-      <w:numFmt w:val="bullet"/>
-      <w:lvlText w:val=""/>
-      <w:lvlJc w:val="left"/>
-      <w:pPr>
-        <w:tabs>
-          <w:tab w:val="num" w:pos="6480"/>
-        </w:tabs>
-        <w:ind w:left="6480" w:hanging="360"/>
-      </w:pPr>
-      <w:rPr>
-        <w:rFonts w:ascii="Wingdings" w:hAnsi="Wingdings" w:hint="default"/>
-        <w:sz w:val="20"/>
-      </w:rPr>
-    </w:lvl>
-  </w:abstractNum>
-  <w:abstractNum w:abstractNumId="3" w15:restartNumberingAfterBreak="0">
-    <w:nsid w:val="17153F3C"/>
-    <w:multiLevelType w:val="multilevel"/>
-    <w:tmpl w:val="459A7F8E"/>
-    <w:lvl w:ilvl="0">
-      <w:start w:val="1"/>
-      <w:numFmt w:val="bullet"/>
-      <w:lvlText w:val=""/>
-      <w:lvlJc w:val="left"/>
-      <w:pPr>
-        <w:tabs>
-          <w:tab w:val="num" w:pos="720"/>
-        </w:tabs>
-        <w:ind w:left="720" w:hanging="360"/>
-      </w:pPr>
-      <w:rPr>
-        <w:rFonts w:ascii="Symbol" w:hAnsi="Symbol" w:hint="default"/>
-        <w:sz w:val="20"/>
-      </w:rPr>
-    </w:lvl>
-    <w:lvl w:ilvl="1" w:tentative="1">
-      <w:start w:val="1"/>
-      <w:numFmt w:val="bullet"/>
-      <w:lvlText w:val="o"/>
-      <w:lvlJc w:val="left"/>
-      <w:pPr>
-        <w:tabs>
-          <w:tab w:val="num" w:pos="1440"/>
-        </w:tabs>
-        <w:ind w:left="1440" w:hanging="360"/>
-      </w:pPr>
-      <w:rPr>
-        <w:rFonts w:ascii="Courier New" w:hAnsi="Courier New" w:hint="default"/>
-        <w:sz w:val="20"/>
-      </w:rPr>
-    </w:lvl>
-    <w:lvl w:ilvl="2" w:tentative="1">
-      <w:start w:val="1"/>
-      <w:numFmt w:val="bullet"/>
-      <w:lvlText w:val=""/>
-      <w:lvlJc w:val="left"/>
-      <w:pPr>
-        <w:tabs>
-          <w:tab w:val="num" w:pos="2160"/>
-        </w:tabs>
-        <w:ind w:left="2160" w:hanging="360"/>
-      </w:pPr>
-      <w:rPr>
-        <w:rFonts w:ascii="Wingdings" w:hAnsi="Wingdings" w:hint="default"/>
-        <w:sz w:val="20"/>
-      </w:rPr>
-    </w:lvl>
-    <w:lvl w:ilvl="3" w:tentative="1">
-      <w:start w:val="1"/>
-      <w:numFmt w:val="bullet"/>
-      <w:lvlText w:val=""/>
-      <w:lvlJc w:val="left"/>
-      <w:pPr>
-        <w:tabs>
-          <w:tab w:val="num" w:pos="2880"/>
-        </w:tabs>
-        <w:ind w:left="2880" w:hanging="360"/>
-      </w:pPr>
-      <w:rPr>
-        <w:rFonts w:ascii="Wingdings" w:hAnsi="Wingdings" w:hint="default"/>
-        <w:sz w:val="20"/>
-      </w:rPr>
-    </w:lvl>
-    <w:lvl w:ilvl="4" w:tentative="1">
-      <w:start w:val="1"/>
-      <w:numFmt w:val="bullet"/>
-      <w:lvlText w:val=""/>
-      <w:lvlJc w:val="left"/>
-      <w:pPr>
-        <w:tabs>
-          <w:tab w:val="num" w:pos="3600"/>
-        </w:tabs>
-        <w:ind w:left="3600" w:hanging="360"/>
-      </w:pPr>
-      <w:rPr>
-        <w:rFonts w:ascii="Wingdings" w:hAnsi="Wingdings" w:hint="default"/>
-        <w:sz w:val="20"/>
-      </w:rPr>
-    </w:lvl>
-    <w:lvl w:ilvl="5" w:tentative="1">
-      <w:start w:val="1"/>
-      <w:numFmt w:val="bullet"/>
-      <w:lvlText w:val=""/>
-      <w:lvlJc w:val="left"/>
-      <w:pPr>
-        <w:tabs>
-          <w:tab w:val="num" w:pos="4320"/>
-        </w:tabs>
-        <w:ind w:left="4320" w:hanging="360"/>
-      </w:pPr>
-      <w:rPr>
-        <w:rFonts w:ascii="Wingdings" w:hAnsi="Wingdings" w:hint="default"/>
-        <w:sz w:val="20"/>
-      </w:rPr>
-    </w:lvl>
-    <w:lvl w:ilvl="6" w:tentative="1">
-      <w:start w:val="1"/>
-      <w:numFmt w:val="bullet"/>
-      <w:lvlText w:val=""/>
-      <w:lvlJc w:val="left"/>
-      <w:pPr>
-        <w:tabs>
-          <w:tab w:val="num" w:pos="5040"/>
-        </w:tabs>
-        <w:ind w:left="5040" w:hanging="360"/>
-      </w:pPr>
-      <w:rPr>
-        <w:rFonts w:ascii="Wingdings" w:hAnsi="Wingdings" w:hint="default"/>
-        <w:sz w:val="20"/>
-      </w:rPr>
-    </w:lvl>
-    <w:lvl w:ilvl="7" w:tentative="1">
-      <w:start w:val="1"/>
-      <w:numFmt w:val="bullet"/>
-      <w:lvlText w:val=""/>
-      <w:lvlJc w:val="left"/>
-      <w:pPr>
-        <w:tabs>
-          <w:tab w:val="num" w:pos="5760"/>
-        </w:tabs>
-        <w:ind w:left="5760" w:hanging="360"/>
-      </w:pPr>
-      <w:rPr>
-        <w:rFonts w:ascii="Wingdings" w:hAnsi="Wingdings" w:hint="default"/>
-        <w:sz w:val="20"/>
-      </w:rPr>
-    </w:lvl>
-    <w:lvl w:ilvl="8" w:tentative="1">
-      <w:start w:val="1"/>
-      <w:numFmt w:val="bullet"/>
-      <w:lvlText w:val=""/>
-      <w:lvlJc w:val="left"/>
-      <w:pPr>
-        <w:tabs>
-          <w:tab w:val="num" w:pos="6480"/>
-        </w:tabs>
-        <w:ind w:left="6480" w:hanging="360"/>
-      </w:pPr>
-      <w:rPr>
-        <w:rFonts w:ascii="Wingdings" w:hAnsi="Wingdings" w:hint="default"/>
-        <w:sz w:val="20"/>
-      </w:rPr>
-    </w:lvl>
-  </w:abstractNum>
-  <w:abstractNum w:abstractNumId="4" w15:restartNumberingAfterBreak="0">
-    <w:nsid w:val="17567CF1"/>
-    <w:multiLevelType w:val="multilevel"/>
-    <w:tmpl w:val="1FEE39BA"/>
-    <w:lvl w:ilvl="0">
-      <w:start w:val="1"/>
-      <w:numFmt w:val="bullet"/>
-      <w:lvlText w:val=""/>
-      <w:lvlJc w:val="left"/>
-      <w:pPr>
-        <w:tabs>
-          <w:tab w:val="num" w:pos="720"/>
-        </w:tabs>
-        <w:ind w:left="720" w:hanging="360"/>
-      </w:pPr>
-      <w:rPr>
-        <w:rFonts w:ascii="Symbol" w:hAnsi="Symbol" w:hint="default"/>
-        <w:sz w:val="20"/>
-      </w:rPr>
-    </w:lvl>
-    <w:lvl w:ilvl="1" w:tentative="1">
-      <w:start w:val="1"/>
-      <w:numFmt w:val="bullet"/>
-      <w:lvlText w:val="o"/>
-      <w:lvlJc w:val="left"/>
-      <w:pPr>
-        <w:tabs>
-          <w:tab w:val="num" w:pos="1440"/>
-        </w:tabs>
-        <w:ind w:left="1440" w:hanging="360"/>
-      </w:pPr>
-      <w:rPr>
-        <w:rFonts w:ascii="Courier New" w:hAnsi="Courier New" w:hint="default"/>
-        <w:sz w:val="20"/>
-      </w:rPr>
-    </w:lvl>
-    <w:lvl w:ilvl="2" w:tentative="1">
-      <w:start w:val="1"/>
-      <w:numFmt w:val="bullet"/>
-      <w:lvlText w:val=""/>
-      <w:lvlJc w:val="left"/>
-      <w:pPr>
-        <w:tabs>
-          <w:tab w:val="num" w:pos="2160"/>
-        </w:tabs>
-        <w:ind w:left="2160" w:hanging="360"/>
-      </w:pPr>
-      <w:rPr>
-        <w:rFonts w:ascii="Wingdings" w:hAnsi="Wingdings" w:hint="default"/>
-        <w:sz w:val="20"/>
-      </w:rPr>
-    </w:lvl>
-    <w:lvl w:ilvl="3" w:tentative="1">
-      <w:start w:val="1"/>
-      <w:numFmt w:val="bullet"/>
-      <w:lvlText w:val=""/>
-      <w:lvlJc w:val="left"/>
-      <w:pPr>
-        <w:tabs>
-          <w:tab w:val="num" w:pos="2880"/>
-        </w:tabs>
-        <w:ind w:left="2880" w:hanging="360"/>
-      </w:pPr>
-      <w:rPr>
-        <w:rFonts w:ascii="Wingdings" w:hAnsi="Wingdings" w:hint="default"/>
-        <w:sz w:val="20"/>
-      </w:rPr>
-    </w:lvl>
-    <w:lvl w:ilvl="4" w:tentative="1">
-      <w:start w:val="1"/>
-      <w:numFmt w:val="bullet"/>
-      <w:lvlText w:val=""/>
-      <w:lvlJc w:val="left"/>
-      <w:pPr>
-        <w:tabs>
-          <w:tab w:val="num" w:pos="3600"/>
-        </w:tabs>
-        <w:ind w:left="3600" w:hanging="360"/>
-      </w:pPr>
-      <w:rPr>
-        <w:rFonts w:ascii="Wingdings" w:hAnsi="Wingdings" w:hint="default"/>
-        <w:sz w:val="20"/>
-      </w:rPr>
-    </w:lvl>
-    <w:lvl w:ilvl="5" w:tentative="1">
-      <w:start w:val="1"/>
-      <w:numFmt w:val="bullet"/>
-      <w:lvlText w:val=""/>
-      <w:lvlJc w:val="left"/>
-      <w:pPr>
-        <w:tabs>
-          <w:tab w:val="num" w:pos="4320"/>
-        </w:tabs>
-        <w:ind w:left="4320" w:hanging="360"/>
-      </w:pPr>
-      <w:rPr>
-        <w:rFonts w:ascii="Wingdings" w:hAnsi="Wingdings" w:hint="default"/>
-        <w:sz w:val="20"/>
-      </w:rPr>
-    </w:lvl>
-    <w:lvl w:ilvl="6" w:tentative="1">
-      <w:start w:val="1"/>
-      <w:numFmt w:val="bullet"/>
-      <w:lvlText w:val=""/>
-      <w:lvlJc w:val="left"/>
-      <w:pPr>
-        <w:tabs>
-          <w:tab w:val="num" w:pos="5040"/>
-        </w:tabs>
-        <w:ind w:left="5040" w:hanging="360"/>
-      </w:pPr>
-      <w:rPr>
-        <w:rFonts w:ascii="Wingdings" w:hAnsi="Wingdings" w:hint="default"/>
-        <w:sz w:val="20"/>
-      </w:rPr>
-    </w:lvl>
-    <w:lvl w:ilvl="7" w:tentative="1">
-      <w:start w:val="1"/>
-      <w:numFmt w:val="bullet"/>
-      <w:lvlText w:val=""/>
-      <w:lvlJc w:val="left"/>
-      <w:pPr>
-        <w:tabs>
-          <w:tab w:val="num" w:pos="5760"/>
-        </w:tabs>
-        <w:ind w:left="5760" w:hanging="360"/>
-      </w:pPr>
-      <w:rPr>
-        <w:rFonts w:ascii="Wingdings" w:hAnsi="Wingdings" w:hint="default"/>
-        <w:sz w:val="20"/>
-      </w:rPr>
-    </w:lvl>
-    <w:lvl w:ilvl="8" w:tentative="1">
-      <w:start w:val="1"/>
-      <w:numFmt w:val="bullet"/>
-      <w:lvlText w:val=""/>
-      <w:lvlJc w:val="left"/>
-      <w:pPr>
-        <w:tabs>
-          <w:tab w:val="num" w:pos="6480"/>
-        </w:tabs>
-        <w:ind w:left="6480" w:hanging="360"/>
-      </w:pPr>
-      <w:rPr>
-        <w:rFonts w:ascii="Wingdings" w:hAnsi="Wingdings" w:hint="default"/>
-        <w:sz w:val="20"/>
-      </w:rPr>
-    </w:lvl>
-  </w:abstractNum>
-  <w:abstractNum w:abstractNumId="5" w15:restartNumberingAfterBreak="0">
     <w:nsid w:val="191A2546"/>
     <w:multiLevelType w:val="multilevel"/>
     <w:tmpl w:val="2ACE6C86"/>
@@ -12492,7 +8152,7 @@
       </w:pPr>
     </w:lvl>
   </w:abstractNum>
-  <w:abstractNum w:abstractNumId="6" w15:restartNumberingAfterBreak="0">
+  <w:abstractNum w:abstractNumId="3" w15:restartNumberingAfterBreak="0">
     <w:nsid w:val="233F714B"/>
     <w:multiLevelType w:val="hybridMultilevel"/>
     <w:tmpl w:val="7D1C147E"/>
@@ -12581,156 +8241,7 @@
       </w:pPr>
     </w:lvl>
   </w:abstractNum>
-  <w:abstractNum w:abstractNumId="7" w15:restartNumberingAfterBreak="0">
-    <w:nsid w:val="27A803BC"/>
-    <w:multiLevelType w:val="multilevel"/>
-    <w:tmpl w:val="EC4EEF0E"/>
-    <w:lvl w:ilvl="0">
-      <w:start w:val="1"/>
-      <w:numFmt w:val="bullet"/>
-      <w:lvlText w:val=""/>
-      <w:lvlJc w:val="left"/>
-      <w:pPr>
-        <w:tabs>
-          <w:tab w:val="num" w:pos="720"/>
-        </w:tabs>
-        <w:ind w:left="720" w:hanging="360"/>
-      </w:pPr>
-      <w:rPr>
-        <w:rFonts w:ascii="Symbol" w:hAnsi="Symbol" w:hint="default"/>
-        <w:sz w:val="20"/>
-      </w:rPr>
-    </w:lvl>
-    <w:lvl w:ilvl="1" w:tentative="1">
-      <w:start w:val="1"/>
-      <w:numFmt w:val="bullet"/>
-      <w:lvlText w:val="o"/>
-      <w:lvlJc w:val="left"/>
-      <w:pPr>
-        <w:tabs>
-          <w:tab w:val="num" w:pos="1440"/>
-        </w:tabs>
-        <w:ind w:left="1440" w:hanging="360"/>
-      </w:pPr>
-      <w:rPr>
-        <w:rFonts w:ascii="Courier New" w:hAnsi="Courier New" w:hint="default"/>
-        <w:sz w:val="20"/>
-      </w:rPr>
-    </w:lvl>
-    <w:lvl w:ilvl="2" w:tentative="1">
-      <w:start w:val="1"/>
-      <w:numFmt w:val="bullet"/>
-      <w:lvlText w:val=""/>
-      <w:lvlJc w:val="left"/>
-      <w:pPr>
-        <w:tabs>
-          <w:tab w:val="num" w:pos="2160"/>
-        </w:tabs>
-        <w:ind w:left="2160" w:hanging="360"/>
-      </w:pPr>
-      <w:rPr>
-        <w:rFonts w:ascii="Wingdings" w:hAnsi="Wingdings" w:hint="default"/>
-        <w:sz w:val="20"/>
-      </w:rPr>
-    </w:lvl>
-    <w:lvl w:ilvl="3" w:tentative="1">
-      <w:start w:val="1"/>
-      <w:numFmt w:val="bullet"/>
-      <w:lvlText w:val=""/>
-      <w:lvlJc w:val="left"/>
-      <w:pPr>
-        <w:tabs>
-          <w:tab w:val="num" w:pos="2880"/>
-        </w:tabs>
-        <w:ind w:left="2880" w:hanging="360"/>
-      </w:pPr>
-      <w:rPr>
-        <w:rFonts w:ascii="Wingdings" w:hAnsi="Wingdings" w:hint="default"/>
-        <w:sz w:val="20"/>
-      </w:rPr>
-    </w:lvl>
-    <w:lvl w:ilvl="4" w:tentative="1">
-      <w:start w:val="1"/>
-      <w:numFmt w:val="bullet"/>
-      <w:lvlText w:val=""/>
-      <w:lvlJc w:val="left"/>
-      <w:pPr>
-        <w:tabs>
-          <w:tab w:val="num" w:pos="3600"/>
-        </w:tabs>
-        <w:ind w:left="3600" w:hanging="360"/>
-      </w:pPr>
-      <w:rPr>
-        <w:rFonts w:ascii="Wingdings" w:hAnsi="Wingdings" w:hint="default"/>
-        <w:sz w:val="20"/>
-      </w:rPr>
-    </w:lvl>
-    <w:lvl w:ilvl="5" w:tentative="1">
-      <w:start w:val="1"/>
-      <w:numFmt w:val="bullet"/>
-      <w:lvlText w:val=""/>
-      <w:lvlJc w:val="left"/>
-      <w:pPr>
-        <w:tabs>
-          <w:tab w:val="num" w:pos="4320"/>
-        </w:tabs>
-        <w:ind w:left="4320" w:hanging="360"/>
-      </w:pPr>
-      <w:rPr>
-        <w:rFonts w:ascii="Wingdings" w:hAnsi="Wingdings" w:hint="default"/>
-        <w:sz w:val="20"/>
-      </w:rPr>
-    </w:lvl>
-    <w:lvl w:ilvl="6" w:tentative="1">
-      <w:start w:val="1"/>
-      <w:numFmt w:val="bullet"/>
-      <w:lvlText w:val=""/>
-      <w:lvlJc w:val="left"/>
-      <w:pPr>
-        <w:tabs>
-          <w:tab w:val="num" w:pos="5040"/>
-        </w:tabs>
-        <w:ind w:left="5040" w:hanging="360"/>
-      </w:pPr>
-      <w:rPr>
-        <w:rFonts w:ascii="Wingdings" w:hAnsi="Wingdings" w:hint="default"/>
-        <w:sz w:val="20"/>
-      </w:rPr>
-    </w:lvl>
-    <w:lvl w:ilvl="7" w:tentative="1">
-      <w:start w:val="1"/>
-      <w:numFmt w:val="bullet"/>
-      <w:lvlText w:val=""/>
-      <w:lvlJc w:val="left"/>
-      <w:pPr>
-        <w:tabs>
-          <w:tab w:val="num" w:pos="5760"/>
-        </w:tabs>
-        <w:ind w:left="5760" w:hanging="360"/>
-      </w:pPr>
-      <w:rPr>
-        <w:rFonts w:ascii="Wingdings" w:hAnsi="Wingdings" w:hint="default"/>
-        <w:sz w:val="20"/>
-      </w:rPr>
-    </w:lvl>
-    <w:lvl w:ilvl="8" w:tentative="1">
-      <w:start w:val="1"/>
-      <w:numFmt w:val="bullet"/>
-      <w:lvlText w:val=""/>
-      <w:lvlJc w:val="left"/>
-      <w:pPr>
-        <w:tabs>
-          <w:tab w:val="num" w:pos="6480"/>
-        </w:tabs>
-        <w:ind w:left="6480" w:hanging="360"/>
-      </w:pPr>
-      <w:rPr>
-        <w:rFonts w:ascii="Wingdings" w:hAnsi="Wingdings" w:hint="default"/>
-        <w:sz w:val="20"/>
-      </w:rPr>
-    </w:lvl>
-  </w:abstractNum>
-  <w:abstractNum w:abstractNumId="8" w15:restartNumberingAfterBreak="0">
+  <w:abstractNum w:abstractNumId="4" w15:restartNumberingAfterBreak="0">
     <w:nsid w:val="2F1326C3"/>
     <w:multiLevelType w:val="multilevel"/>
     <w:tmpl w:val="865CF72E"/>
@@ -12843,7 +8354,7 @@
       </w:pPr>
     </w:lvl>
   </w:abstractNum>
-  <w:abstractNum w:abstractNumId="9" w15:restartNumberingAfterBreak="0">
+  <w:abstractNum w:abstractNumId="5" w15:restartNumberingAfterBreak="0">
     <w:nsid w:val="3B3B78AB"/>
     <w:multiLevelType w:val="multilevel"/>
     <w:tmpl w:val="34D2B8CA"/>
@@ -12956,10 +8467,352 @@
       </w:pPr>
     </w:lvl>
   </w:abstractNum>
-  <w:abstractNum w:abstractNumId="10" w15:restartNumberingAfterBreak="0">
-    <w:nsid w:val="3C1520AB"/>
+  <w:abstractNum w:abstractNumId="6" w15:restartNumberingAfterBreak="0">
+    <w:nsid w:val="572029F2"/>
     <w:multiLevelType w:val="multilevel"/>
-    <w:tmpl w:val="D11E08FE"/>
+    <w:tmpl w:val="D0A04202"/>
+    <w:lvl w:ilvl="0">
+      <w:start w:val="1"/>
+      <w:numFmt w:val="decimal"/>
+      <w:lvlText w:val="%1."/>
+      <w:lvlJc w:val="left"/>
+      <w:pPr>
+        <w:tabs>
+          <w:tab w:val="num" w:pos="720"/>
+        </w:tabs>
+        <w:ind w:left="720" w:hanging="360"/>
+      </w:pPr>
+    </w:lvl>
+    <w:lvl w:ilvl="1" w:tentative="1">
+      <w:start w:val="1"/>
+      <w:numFmt w:val="decimal"/>
+      <w:lvlText w:val="%2."/>
+      <w:lvlJc w:val="left"/>
+      <w:pPr>
+        <w:tabs>
+          <w:tab w:val="num" w:pos="1440"/>
+        </w:tabs>
+        <w:ind w:left="1440" w:hanging="360"/>
+      </w:pPr>
+    </w:lvl>
+    <w:lvl w:ilvl="2" w:tentative="1">
+      <w:start w:val="1"/>
+      <w:numFmt w:val="decimal"/>
+      <w:lvlText w:val="%3."/>
+      <w:lvlJc w:val="left"/>
+      <w:pPr>
+        <w:tabs>
+          <w:tab w:val="num" w:pos="2160"/>
+        </w:tabs>
+        <w:ind w:left="2160" w:hanging="360"/>
+      </w:pPr>
+    </w:lvl>
+    <w:lvl w:ilvl="3" w:tentative="1">
+      <w:start w:val="1"/>
+      <w:numFmt w:val="decimal"/>
+      <w:lvlText w:val="%4."/>
+      <w:lvlJc w:val="left"/>
+      <w:pPr>
+        <w:tabs>
+          <w:tab w:val="num" w:pos="2880"/>
+        </w:tabs>
+        <w:ind w:left="2880" w:hanging="360"/>
+      </w:pPr>
+    </w:lvl>
+    <w:lvl w:ilvl="4" w:tentative="1">
+      <w:start w:val="1"/>
+      <w:numFmt w:val="decimal"/>
+      <w:lvlText w:val="%5."/>
+      <w:lvlJc w:val="left"/>
+      <w:pPr>
+        <w:tabs>
+          <w:tab w:val="num" w:pos="3600"/>
+        </w:tabs>
+        <w:ind w:left="3600" w:hanging="360"/>
+      </w:pPr>
+    </w:lvl>
+    <w:lvl w:ilvl="5" w:tentative="1">
+      <w:start w:val="1"/>
+      <w:numFmt w:val="decimal"/>
+      <w:lvlText w:val="%6."/>
+      <w:lvlJc w:val="left"/>
+      <w:pPr>
+        <w:tabs>
+          <w:tab w:val="num" w:pos="4320"/>
+        </w:tabs>
+        <w:ind w:left="4320" w:hanging="360"/>
+      </w:pPr>
+    </w:lvl>
+    <w:lvl w:ilvl="6" w:tentative="1">
+      <w:start w:val="1"/>
+      <w:numFmt w:val="decimal"/>
+      <w:lvlText w:val="%7."/>
+      <w:lvlJc w:val="left"/>
+      <w:pPr>
+        <w:tabs>
+          <w:tab w:val="num" w:pos="5040"/>
+        </w:tabs>
+        <w:ind w:left="5040" w:hanging="360"/>
+      </w:pPr>
+    </w:lvl>
+    <w:lvl w:ilvl="7" w:tentative="1">
+      <w:start w:val="1"/>
+      <w:numFmt w:val="decimal"/>
+      <w:lvlText w:val="%8."/>
+      <w:lvlJc w:val="left"/>
+      <w:pPr>
+        <w:tabs>
+          <w:tab w:val="num" w:pos="5760"/>
+        </w:tabs>
+        <w:ind w:left="5760" w:hanging="360"/>
+      </w:pPr>
+    </w:lvl>
+    <w:lvl w:ilvl="8" w:tentative="1">
+      <w:start w:val="1"/>
+      <w:numFmt w:val="decimal"/>
+      <w:lvlText w:val="%9."/>
+      <w:lvlJc w:val="left"/>
+      <w:pPr>
+        <w:tabs>
+          <w:tab w:val="num" w:pos="6480"/>
+        </w:tabs>
+        <w:ind w:left="6480" w:hanging="360"/>
+      </w:pPr>
+    </w:lvl>
+  </w:abstractNum>
+  <w:abstractNum w:abstractNumId="7" w15:restartNumberingAfterBreak="0">
+    <w:nsid w:val="5E3159F1"/>
+    <w:multiLevelType w:val="multilevel"/>
+    <w:tmpl w:val="625253A8"/>
+    <w:lvl w:ilvl="0">
+      <w:start w:val="1"/>
+      <w:numFmt w:val="upperRoman"/>
+      <w:lvlText w:val="%1."/>
+      <w:lvlJc w:val="right"/>
+      <w:pPr>
+        <w:tabs>
+          <w:tab w:val="num" w:pos="720"/>
+        </w:tabs>
+        <w:ind w:left="720" w:hanging="360"/>
+      </w:pPr>
+    </w:lvl>
+    <w:lvl w:ilvl="1" w:tentative="1">
+      <w:start w:val="1"/>
+      <w:numFmt w:val="decimal"/>
+      <w:lvlText w:val="%2."/>
+      <w:lvlJc w:val="left"/>
+      <w:pPr>
+        <w:tabs>
+          <w:tab w:val="num" w:pos="1440"/>
+        </w:tabs>
+        <w:ind w:left="1440" w:hanging="360"/>
+      </w:pPr>
+    </w:lvl>
+    <w:lvl w:ilvl="2" w:tentative="1">
+      <w:start w:val="1"/>
+      <w:numFmt w:val="decimal"/>
+      <w:lvlText w:val="%3."/>
+      <w:lvlJc w:val="left"/>
+      <w:pPr>
+        <w:tabs>
+          <w:tab w:val="num" w:pos="2160"/>
+        </w:tabs>
+        <w:ind w:left="2160" w:hanging="360"/>
+      </w:pPr>
+    </w:lvl>
+    <w:lvl w:ilvl="3" w:tentative="1">
+      <w:start w:val="1"/>
+      <w:numFmt w:val="decimal"/>
+      <w:lvlText w:val="%4."/>
+      <w:lvlJc w:val="left"/>
+      <w:pPr>
+        <w:tabs>
+          <w:tab w:val="num" w:pos="2880"/>
+        </w:tabs>
+        <w:ind w:left="2880" w:hanging="360"/>
+      </w:pPr>
+    </w:lvl>
+    <w:lvl w:ilvl="4" w:tentative="1">
+      <w:start w:val="1"/>
+      <w:numFmt w:val="decimal"/>
+      <w:lvlText w:val="%5."/>
+      <w:lvlJc w:val="left"/>
+      <w:pPr>
+        <w:tabs>
+          <w:tab w:val="num" w:pos="3600"/>
+        </w:tabs>
+        <w:ind w:left="3600" w:hanging="360"/>
+      </w:pPr>
+    </w:lvl>
+    <w:lvl w:ilvl="5" w:tentative="1">
+      <w:start w:val="1"/>
+      <w:numFmt w:val="decimal"/>
+      <w:lvlText w:val="%6."/>
+      <w:lvlJc w:val="left"/>
+      <w:pPr>
+        <w:tabs>
+          <w:tab w:val="num" w:pos="4320"/>
+        </w:tabs>
+        <w:ind w:left="4320" w:hanging="360"/>
+      </w:pPr>
+    </w:lvl>
+    <w:lvl w:ilvl="6" w:tentative="1">
+      <w:start w:val="1"/>
+      <w:numFmt w:val="decimal"/>
+      <w:lvlText w:val="%7."/>
+      <w:lvlJc w:val="left"/>
+      <w:pPr>
+        <w:tabs>
+          <w:tab w:val="num" w:pos="5040"/>
+        </w:tabs>
+        <w:ind w:left="5040" w:hanging="360"/>
+      </w:pPr>
+    </w:lvl>
+    <w:lvl w:ilvl="7" w:tentative="1">
+      <w:start w:val="1"/>
+      <w:numFmt w:val="decimal"/>
+      <w:lvlText w:val="%8."/>
+      <w:lvlJc w:val="left"/>
+      <w:pPr>
+        <w:tabs>
+          <w:tab w:val="num" w:pos="5760"/>
+        </w:tabs>
+        <w:ind w:left="5760" w:hanging="360"/>
+      </w:pPr>
+    </w:lvl>
+    <w:lvl w:ilvl="8" w:tentative="1">
+      <w:start w:val="1"/>
+      <w:numFmt w:val="decimal"/>
+      <w:lvlText w:val="%9."/>
+      <w:lvlJc w:val="left"/>
+      <w:pPr>
+        <w:tabs>
+          <w:tab w:val="num" w:pos="6480"/>
+        </w:tabs>
+        <w:ind w:left="6480" w:hanging="360"/>
+      </w:pPr>
+    </w:lvl>
+  </w:abstractNum>
+  <w:abstractNum w:abstractNumId="8" w15:restartNumberingAfterBreak="0">
+    <w:nsid w:val="5EBE56EF"/>
+    <w:multiLevelType w:val="multilevel"/>
+    <w:tmpl w:val="7470596E"/>
+    <w:lvl w:ilvl="0">
+      <w:start w:val="1"/>
+      <w:numFmt w:val="decimal"/>
+      <w:lvlText w:val="%1."/>
+      <w:lvlJc w:val="left"/>
+      <w:pPr>
+        <w:tabs>
+          <w:tab w:val="num" w:pos="720"/>
+        </w:tabs>
+        <w:ind w:left="720" w:hanging="360"/>
+      </w:pPr>
+      <w:rPr>
+        <w:color w:val="000000" w:themeColor="text1"/>
+      </w:rPr>
+    </w:lvl>
+    <w:lvl w:ilvl="1" w:tentative="1">
+      <w:start w:val="1"/>
+      <w:numFmt w:val="decimal"/>
+      <w:lvlText w:val="%2."/>
+      <w:lvlJc w:val="left"/>
+      <w:pPr>
+        <w:tabs>
+          <w:tab w:val="num" w:pos="1440"/>
+        </w:tabs>
+        <w:ind w:left="1440" w:hanging="360"/>
+      </w:pPr>
+    </w:lvl>
+    <w:lvl w:ilvl="2" w:tentative="1">
+      <w:start w:val="1"/>
+      <w:numFmt w:val="decimal"/>
+      <w:lvlText w:val="%3."/>
+      <w:lvlJc w:val="left"/>
+      <w:pPr>
+        <w:tabs>
+          <w:tab w:val="num" w:pos="2160"/>
+        </w:tabs>
+        <w:ind w:left="2160" w:hanging="360"/>
+      </w:pPr>
+    </w:lvl>
+    <w:lvl w:ilvl="3" w:tentative="1">
+      <w:start w:val="1"/>
+      <w:numFmt w:val="decimal"/>
+      <w:lvlText w:val="%4."/>
+      <w:lvlJc w:val="left"/>
+      <w:pPr>
+        <w:tabs>
+          <w:tab w:val="num" w:pos="2880"/>
+        </w:tabs>
+        <w:ind w:left="2880" w:hanging="360"/>
+      </w:pPr>
+    </w:lvl>
+    <w:lvl w:ilvl="4" w:tentative="1">
+      <w:start w:val="1"/>
+      <w:numFmt w:val="decimal"/>
+      <w:lvlText w:val="%5."/>
+      <w:lvlJc w:val="left"/>
+      <w:pPr>
+        <w:tabs>
+          <w:tab w:val="num" w:pos="3600"/>
+        </w:tabs>
+        <w:ind w:left="3600" w:hanging="360"/>
+      </w:pPr>
+    </w:lvl>
+    <w:lvl w:ilvl="5" w:tentative="1">
+      <w:start w:val="1"/>
+      <w:numFmt w:val="decimal"/>
+      <w:lvlText w:val="%6."/>
+      <w:lvlJc w:val="left"/>
+      <w:pPr>
+        <w:tabs>
+          <w:tab w:val="num" w:pos="4320"/>
+        </w:tabs>
+        <w:ind w:left="4320" w:hanging="360"/>
+      </w:pPr>
+    </w:lvl>
+    <w:lvl w:ilvl="6" w:tentative="1">
+      <w:start w:val="1"/>
+      <w:numFmt w:val="decimal"/>
+      <w:lvlText w:val="%7."/>
+      <w:lvlJc w:val="left"/>
+      <w:pPr>
+        <w:tabs>
+          <w:tab w:val="num" w:pos="5040"/>
+        </w:tabs>
+        <w:ind w:left="5040" w:hanging="360"/>
+      </w:pPr>
+    </w:lvl>
+    <w:lvl w:ilvl="7" w:tentative="1">
+      <w:start w:val="1"/>
+      <w:numFmt w:val="decimal"/>
+      <w:lvlText w:val="%8."/>
+      <w:lvlJc w:val="left"/>
+      <w:pPr>
+        <w:tabs>
+          <w:tab w:val="num" w:pos="5760"/>
+        </w:tabs>
+        <w:ind w:left="5760" w:hanging="360"/>
+      </w:pPr>
+    </w:lvl>
+    <w:lvl w:ilvl="8" w:tentative="1">
+      <w:start w:val="1"/>
+      <w:numFmt w:val="decimal"/>
+      <w:lvlText w:val="%9."/>
+      <w:lvlJc w:val="left"/>
+      <w:pPr>
+        <w:tabs>
+          <w:tab w:val="num" w:pos="6480"/>
+        </w:tabs>
+        <w:ind w:left="6480" w:hanging="360"/>
+      </w:pPr>
+    </w:lvl>
+  </w:abstractNum>
+  <w:abstractNum w:abstractNumId="9" w15:restartNumberingAfterBreak="0">
+    <w:nsid w:val="605F70CD"/>
+    <w:multiLevelType w:val="multilevel"/>
+    <w:tmpl w:val="5AFABC28"/>
     <w:lvl w:ilvl="0">
       <w:start w:val="1"/>
       <w:numFmt w:val="bullet"/>
@@ -13105,10 +8958,123 @@
       </w:rPr>
     </w:lvl>
   </w:abstractNum>
+  <w:abstractNum w:abstractNumId="10" w15:restartNumberingAfterBreak="0">
+    <w:nsid w:val="62286DE7"/>
+    <w:multiLevelType w:val="multilevel"/>
+    <w:tmpl w:val="17881162"/>
+    <w:lvl w:ilvl="0">
+      <w:start w:val="1"/>
+      <w:numFmt w:val="decimal"/>
+      <w:lvlText w:val="%1."/>
+      <w:lvlJc w:val="left"/>
+      <w:pPr>
+        <w:tabs>
+          <w:tab w:val="num" w:pos="720"/>
+        </w:tabs>
+        <w:ind w:left="720" w:hanging="360"/>
+      </w:pPr>
+    </w:lvl>
+    <w:lvl w:ilvl="1" w:tentative="1">
+      <w:start w:val="1"/>
+      <w:numFmt w:val="decimal"/>
+      <w:lvlText w:val="%2."/>
+      <w:lvlJc w:val="left"/>
+      <w:pPr>
+        <w:tabs>
+          <w:tab w:val="num" w:pos="1440"/>
+        </w:tabs>
+        <w:ind w:left="1440" w:hanging="360"/>
+      </w:pPr>
+    </w:lvl>
+    <w:lvl w:ilvl="2" w:tentative="1">
+      <w:start w:val="1"/>
+      <w:numFmt w:val="decimal"/>
+      <w:lvlText w:val="%3."/>
+      <w:lvlJc w:val="left"/>
+      <w:pPr>
+        <w:tabs>
+          <w:tab w:val="num" w:pos="2160"/>
+        </w:tabs>
+        <w:ind w:left="2160" w:hanging="360"/>
+      </w:pPr>
+    </w:lvl>
+    <w:lvl w:ilvl="3" w:tentative="1">
+      <w:start w:val="1"/>
+      <w:numFmt w:val="decimal"/>
+      <w:lvlText w:val="%4."/>
+      <w:lvlJc w:val="left"/>
+      <w:pPr>
+        <w:tabs>
+          <w:tab w:val="num" w:pos="2880"/>
+        </w:tabs>
+        <w:ind w:left="2880" w:hanging="360"/>
+      </w:pPr>
+    </w:lvl>
+    <w:lvl w:ilvl="4" w:tentative="1">
+      <w:start w:val="1"/>
+      <w:numFmt w:val="decimal"/>
+      <w:lvlText w:val="%5."/>
+      <w:lvlJc w:val="left"/>
+      <w:pPr>
+        <w:tabs>
+          <w:tab w:val="num" w:pos="3600"/>
+        </w:tabs>
+        <w:ind w:left="3600" w:hanging="360"/>
+      </w:pPr>
+    </w:lvl>
+    <w:lvl w:ilvl="5" w:tentative="1">
+      <w:start w:val="1"/>
+      <w:numFmt w:val="decimal"/>
+      <w:lvlText w:val="%6."/>
+      <w:lvlJc w:val="left"/>
+      <w:pPr>
+        <w:tabs>
+          <w:tab w:val="num" w:pos="4320"/>
+        </w:tabs>
+        <w:ind w:left="4320" w:hanging="360"/>
+      </w:pPr>
+    </w:lvl>
+    <w:lvl w:ilvl="6" w:tentative="1">
+      <w:start w:val="1"/>
+      <w:numFmt w:val="decimal"/>
+      <w:lvlText w:val="%7."/>
+      <w:lvlJc w:val="left"/>
+      <w:pPr>
+        <w:tabs>
+          <w:tab w:val="num" w:pos="5040"/>
+        </w:tabs>
+        <w:ind w:left="5040" w:hanging="360"/>
+      </w:pPr>
+    </w:lvl>
+    <w:lvl w:ilvl="7" w:tentative="1">
+      <w:start w:val="1"/>
+      <w:numFmt w:val="decimal"/>
+      <w:lvlText w:val="%8."/>
+      <w:lvlJc w:val="left"/>
+      <w:pPr>
+        <w:tabs>
+          <w:tab w:val="num" w:pos="5760"/>
+        </w:tabs>
+        <w:ind w:left="5760" w:hanging="360"/>
+      </w:pPr>
+    </w:lvl>
+    <w:lvl w:ilvl="8" w:tentative="1">
+      <w:start w:val="1"/>
+      <w:numFmt w:val="decimal"/>
+      <w:lvlText w:val="%9."/>
+      <w:lvlJc w:val="left"/>
+      <w:pPr>
+        <w:tabs>
+          <w:tab w:val="num" w:pos="6480"/>
+        </w:tabs>
+        <w:ind w:left="6480" w:hanging="360"/>
+      </w:pPr>
+    </w:lvl>
+  </w:abstractNum>
   <w:abstractNum w:abstractNumId="11" w15:restartNumberingAfterBreak="0">
-    <w:nsid w:val="3E1E4193"/>
+    <w:nsid w:val="6CD45984"/>
     <w:multiLevelType w:val="multilevel"/>
-    <w:tmpl w:val="E0F6E98E"/>
+    <w:tmpl w:val="BAC6BAEE"/>
     <w:lvl w:ilvl="0">
       <w:start w:val="1"/>
       <w:numFmt w:val="bullet"/>
@@ -13255,1206 +9221,6 @@
     </w:lvl>
   </w:abstractNum>
   <w:abstractNum w:abstractNumId="12" w15:restartNumberingAfterBreak="0">
-    <w:nsid w:val="448F62AC"/>
-    <w:multiLevelType w:val="multilevel"/>
-    <w:tmpl w:val="4776D0FE"/>
-    <w:lvl w:ilvl="0">
-      <w:start w:val="1"/>
-      <w:numFmt w:val="bullet"/>
-      <w:lvlText w:val=""/>
-      <w:lvlJc w:val="left"/>
-      <w:pPr>
-        <w:tabs>
-          <w:tab w:val="num" w:pos="720"/>
-        </w:tabs>
-        <w:ind w:left="720" w:hanging="360"/>
-      </w:pPr>
-      <w:rPr>
-        <w:rFonts w:ascii="Symbol" w:hAnsi="Symbol" w:hint="default"/>
-        <w:sz w:val="20"/>
-      </w:rPr>
-    </w:lvl>
-    <w:lvl w:ilvl="1" w:tentative="1">
-      <w:start w:val="1"/>
-      <w:numFmt w:val="bullet"/>
-      <w:lvlText w:val="o"/>
-      <w:lvlJc w:val="left"/>
-      <w:pPr>
-        <w:tabs>
-          <w:tab w:val="num" w:pos="1440"/>
-        </w:tabs>
-        <w:ind w:left="1440" w:hanging="360"/>
-      </w:pPr>
-      <w:rPr>
-        <w:rFonts w:ascii="Courier New" w:hAnsi="Courier New" w:hint="default"/>
-        <w:sz w:val="20"/>
-      </w:rPr>
-    </w:lvl>
-    <w:lvl w:ilvl="2" w:tentative="1">
-      <w:start w:val="1"/>
-      <w:numFmt w:val="bullet"/>
-      <w:lvlText w:val=""/>
-      <w:lvlJc w:val="left"/>
-      <w:pPr>
-        <w:tabs>
-          <w:tab w:val="num" w:pos="2160"/>
-        </w:tabs>
-        <w:ind w:left="2160" w:hanging="360"/>
-      </w:pPr>
-      <w:rPr>
-        <w:rFonts w:ascii="Wingdings" w:hAnsi="Wingdings" w:hint="default"/>
-        <w:sz w:val="20"/>
-      </w:rPr>
-    </w:lvl>
-    <w:lvl w:ilvl="3" w:tentative="1">
-      <w:start w:val="1"/>
-      <w:numFmt w:val="bullet"/>
-      <w:lvlText w:val=""/>
-      <w:lvlJc w:val="left"/>
-      <w:pPr>
-        <w:tabs>
-          <w:tab w:val="num" w:pos="2880"/>
-        </w:tabs>
-        <w:ind w:left="2880" w:hanging="360"/>
-      </w:pPr>
-      <w:rPr>
-        <w:rFonts w:ascii="Wingdings" w:hAnsi="Wingdings" w:hint="default"/>
-        <w:sz w:val="20"/>
-      </w:rPr>
-    </w:lvl>
-    <w:lvl w:ilvl="4" w:tentative="1">
-      <w:start w:val="1"/>
-      <w:numFmt w:val="bullet"/>
-      <w:lvlText w:val=""/>
-      <w:lvlJc w:val="left"/>
-      <w:pPr>
-        <w:tabs>
-          <w:tab w:val="num" w:pos="3600"/>
-        </w:tabs>
-        <w:ind w:left="3600" w:hanging="360"/>
-      </w:pPr>
-      <w:rPr>
-        <w:rFonts w:ascii="Wingdings" w:hAnsi="Wingdings" w:hint="default"/>
-        <w:sz w:val="20"/>
-      </w:rPr>
-    </w:lvl>
-    <w:lvl w:ilvl="5" w:tentative="1">
-      <w:start w:val="1"/>
-      <w:numFmt w:val="bullet"/>
-      <w:lvlText w:val=""/>
-      <w:lvlJc w:val="left"/>
-      <w:pPr>
-        <w:tabs>
-          <w:tab w:val="num" w:pos="4320"/>
-        </w:tabs>
-        <w:ind w:left="4320" w:hanging="360"/>
-      </w:pPr>
-      <w:rPr>
-        <w:rFonts w:ascii="Wingdings" w:hAnsi="Wingdings" w:hint="default"/>
-        <w:sz w:val="20"/>
-      </w:rPr>
-    </w:lvl>
-    <w:lvl w:ilvl="6" w:tentative="1">
-      <w:start w:val="1"/>
-      <w:numFmt w:val="bullet"/>
-      <w:lvlText w:val=""/>
-      <w:lvlJc w:val="left"/>
-      <w:pPr>
-        <w:tabs>
-          <w:tab w:val="num" w:pos="5040"/>
-        </w:tabs>
-        <w:ind w:left="5040" w:hanging="360"/>
-      </w:pPr>
-      <w:rPr>
-        <w:rFonts w:ascii="Wingdings" w:hAnsi="Wingdings" w:hint="default"/>
-        <w:sz w:val="20"/>
-      </w:rPr>
-    </w:lvl>
-    <w:lvl w:ilvl="7" w:tentative="1">
-      <w:start w:val="1"/>
-      <w:numFmt w:val="bullet"/>
-      <w:lvlText w:val=""/>
-      <w:lvlJc w:val="left"/>
-      <w:pPr>
-        <w:tabs>
-          <w:tab w:val="num" w:pos="5760"/>
-        </w:tabs>
-        <w:ind w:left="5760" w:hanging="360"/>
-      </w:pPr>
-      <w:rPr>
-        <w:rFonts w:ascii="Wingdings" w:hAnsi="Wingdings" w:hint="default"/>
-        <w:sz w:val="20"/>
-      </w:rPr>
-    </w:lvl>
-    <w:lvl w:ilvl="8" w:tentative="1">
-      <w:start w:val="1"/>
-      <w:numFmt w:val="bullet"/>
-      <w:lvlText w:val=""/>
-      <w:lvlJc w:val="left"/>
-      <w:pPr>
-        <w:tabs>
-          <w:tab w:val="num" w:pos="6480"/>
-        </w:tabs>
-        <w:ind w:left="6480" w:hanging="360"/>
-      </w:pPr>
-      <w:rPr>
-        <w:rFonts w:ascii="Wingdings" w:hAnsi="Wingdings" w:hint="default"/>
-        <w:sz w:val="20"/>
-      </w:rPr>
-    </w:lvl>
-  </w:abstractNum>
-  <w:abstractNum w:abstractNumId="13" w15:restartNumberingAfterBreak="0">
-    <w:nsid w:val="572029F2"/>
-    <w:multiLevelType w:val="multilevel"/>
-    <w:tmpl w:val="D0A04202"/>
-    <w:lvl w:ilvl="0">
-      <w:start w:val="1"/>
-      <w:numFmt w:val="decimal"/>
-      <w:lvlText w:val="%1."/>
-      <w:lvlJc w:val="left"/>
-      <w:pPr>
-        <w:tabs>
-          <w:tab w:val="num" w:pos="720"/>
-        </w:tabs>
-        <w:ind w:left="720" w:hanging="360"/>
-      </w:pPr>
-    </w:lvl>
-    <w:lvl w:ilvl="1" w:tentative="1">
-      <w:start w:val="1"/>
-      <w:numFmt w:val="decimal"/>
-      <w:lvlText w:val="%2."/>
-      <w:lvlJc w:val="left"/>
-      <w:pPr>
-        <w:tabs>
-          <w:tab w:val="num" w:pos="1440"/>
-        </w:tabs>
-        <w:ind w:left="1440" w:hanging="360"/>
-      </w:pPr>
-    </w:lvl>
-    <w:lvl w:ilvl="2" w:tentative="1">
-      <w:start w:val="1"/>
-      <w:numFmt w:val="decimal"/>
-      <w:lvlText w:val="%3."/>
-      <w:lvlJc w:val="left"/>
-      <w:pPr>
-        <w:tabs>
-          <w:tab w:val="num" w:pos="2160"/>
-        </w:tabs>
-        <w:ind w:left="2160" w:hanging="360"/>
-      </w:pPr>
-    </w:lvl>
-    <w:lvl w:ilvl="3" w:tentative="1">
-      <w:start w:val="1"/>
-      <w:numFmt w:val="decimal"/>
-      <w:lvlText w:val="%4."/>
-      <w:lvlJc w:val="left"/>
-      <w:pPr>
-        <w:tabs>
-          <w:tab w:val="num" w:pos="2880"/>
-        </w:tabs>
-        <w:ind w:left="2880" w:hanging="360"/>
-      </w:pPr>
-    </w:lvl>
-    <w:lvl w:ilvl="4" w:tentative="1">
-      <w:start w:val="1"/>
-      <w:numFmt w:val="decimal"/>
-      <w:lvlText w:val="%5."/>
-      <w:lvlJc w:val="left"/>
-      <w:pPr>
-        <w:tabs>
-          <w:tab w:val="num" w:pos="3600"/>
-        </w:tabs>
-        <w:ind w:left="3600" w:hanging="360"/>
-      </w:pPr>
-    </w:lvl>
-    <w:lvl w:ilvl="5" w:tentative="1">
-      <w:start w:val="1"/>
-      <w:numFmt w:val="decimal"/>
-      <w:lvlText w:val="%6."/>
-      <w:lvlJc w:val="left"/>
-      <w:pPr>
-        <w:tabs>
-          <w:tab w:val="num" w:pos="4320"/>
-        </w:tabs>
-        <w:ind w:left="4320" w:hanging="360"/>
-      </w:pPr>
-    </w:lvl>
-    <w:lvl w:ilvl="6" w:tentative="1">
-      <w:start w:val="1"/>
-      <w:numFmt w:val="decimal"/>
-      <w:lvlText w:val="%7."/>
-      <w:lvlJc w:val="left"/>
-      <w:pPr>
-        <w:tabs>
-          <w:tab w:val="num" w:pos="5040"/>
-        </w:tabs>
-        <w:ind w:left="5040" w:hanging="360"/>
-      </w:pPr>
-    </w:lvl>
-    <w:lvl w:ilvl="7" w:tentative="1">
-      <w:start w:val="1"/>
-      <w:numFmt w:val="decimal"/>
-      <w:lvlText w:val="%8."/>
-      <w:lvlJc w:val="left"/>
-      <w:pPr>
-        <w:tabs>
-          <w:tab w:val="num" w:pos="5760"/>
-        </w:tabs>
-        <w:ind w:left="5760" w:hanging="360"/>
-      </w:pPr>
-    </w:lvl>
-    <w:lvl w:ilvl="8" w:tentative="1">
-      <w:start w:val="1"/>
-      <w:numFmt w:val="decimal"/>
-      <w:lvlText w:val="%9."/>
-      <w:lvlJc w:val="left"/>
-      <w:pPr>
-        <w:tabs>
-          <w:tab w:val="num" w:pos="6480"/>
-        </w:tabs>
-        <w:ind w:left="6480" w:hanging="360"/>
-      </w:pPr>
-    </w:lvl>
-  </w:abstractNum>
-  <w:abstractNum w:abstractNumId="14" w15:restartNumberingAfterBreak="0">
-    <w:nsid w:val="5E3159F1"/>
-    <w:multiLevelType w:val="multilevel"/>
-    <w:tmpl w:val="625253A8"/>
-    <w:lvl w:ilvl="0">
-      <w:start w:val="1"/>
-      <w:numFmt w:val="upperRoman"/>
-      <w:lvlText w:val="%1."/>
-      <w:lvlJc w:val="right"/>
-      <w:pPr>
-        <w:tabs>
-          <w:tab w:val="num" w:pos="720"/>
-        </w:tabs>
-        <w:ind w:left="720" w:hanging="360"/>
-      </w:pPr>
-    </w:lvl>
-    <w:lvl w:ilvl="1" w:tentative="1">
-      <w:start w:val="1"/>
-      <w:numFmt w:val="decimal"/>
-      <w:lvlText w:val="%2."/>
-      <w:lvlJc w:val="left"/>
-      <w:pPr>
-        <w:tabs>
-          <w:tab w:val="num" w:pos="1440"/>
-        </w:tabs>
-        <w:ind w:left="1440" w:hanging="360"/>
-      </w:pPr>
-    </w:lvl>
-    <w:lvl w:ilvl="2" w:tentative="1">
-      <w:start w:val="1"/>
-      <w:numFmt w:val="decimal"/>
-      <w:lvlText w:val="%3."/>
-      <w:lvlJc w:val="left"/>
-      <w:pPr>
-        <w:tabs>
-          <w:tab w:val="num" w:pos="2160"/>
-        </w:tabs>
-        <w:ind w:left="2160" w:hanging="360"/>
-      </w:pPr>
-    </w:lvl>
-    <w:lvl w:ilvl="3" w:tentative="1">
-      <w:start w:val="1"/>
-      <w:numFmt w:val="decimal"/>
-      <w:lvlText w:val="%4."/>
-      <w:lvlJc w:val="left"/>
-      <w:pPr>
-        <w:tabs>
-          <w:tab w:val="num" w:pos="2880"/>
-        </w:tabs>
-        <w:ind w:left="2880" w:hanging="360"/>
-      </w:pPr>
-    </w:lvl>
-    <w:lvl w:ilvl="4" w:tentative="1">
-      <w:start w:val="1"/>
-      <w:numFmt w:val="decimal"/>
-      <w:lvlText w:val="%5."/>
-      <w:lvlJc w:val="left"/>
-      <w:pPr>
-        <w:tabs>
-          <w:tab w:val="num" w:pos="3600"/>
-        </w:tabs>
-        <w:ind w:left="3600" w:hanging="360"/>
-      </w:pPr>
-    </w:lvl>
-    <w:lvl w:ilvl="5" w:tentative="1">
-      <w:start w:val="1"/>
-      <w:numFmt w:val="decimal"/>
-      <w:lvlText w:val="%6."/>
-      <w:lvlJc w:val="left"/>
-      <w:pPr>
-        <w:tabs>
-          <w:tab w:val="num" w:pos="4320"/>
-        </w:tabs>
-        <w:ind w:left="4320" w:hanging="360"/>
-      </w:pPr>
-    </w:lvl>
-    <w:lvl w:ilvl="6" w:tentative="1">
-      <w:start w:val="1"/>
-      <w:numFmt w:val="decimal"/>
-      <w:lvlText w:val="%7."/>
-      <w:lvlJc w:val="left"/>
-      <w:pPr>
-        <w:tabs>
-          <w:tab w:val="num" w:pos="5040"/>
-        </w:tabs>
-        <w:ind w:left="5040" w:hanging="360"/>
-      </w:pPr>
-    </w:lvl>
-    <w:lvl w:ilvl="7" w:tentative="1">
-      <w:start w:val="1"/>
-      <w:numFmt w:val="decimal"/>
-      <w:lvlText w:val="%8."/>
-      <w:lvlJc w:val="left"/>
-      <w:pPr>
-        <w:tabs>
-          <w:tab w:val="num" w:pos="5760"/>
-        </w:tabs>
-        <w:ind w:left="5760" w:hanging="360"/>
-      </w:pPr>
-    </w:lvl>
-    <w:lvl w:ilvl="8" w:tentative="1">
-      <w:start w:val="1"/>
-      <w:numFmt w:val="decimal"/>
-      <w:lvlText w:val="%9."/>
-      <w:lvlJc w:val="left"/>
-      <w:pPr>
-        <w:tabs>
-          <w:tab w:val="num" w:pos="6480"/>
-        </w:tabs>
-        <w:ind w:left="6480" w:hanging="360"/>
-      </w:pPr>
-    </w:lvl>
-  </w:abstractNum>
-  <w:abstractNum w:abstractNumId="15" w15:restartNumberingAfterBreak="0">
-    <w:nsid w:val="5EBE56EF"/>
-    <w:multiLevelType w:val="multilevel"/>
-    <w:tmpl w:val="7470596E"/>
-    <w:lvl w:ilvl="0">
-      <w:start w:val="1"/>
-      <w:numFmt w:val="decimal"/>
-      <w:lvlText w:val="%1."/>
-      <w:lvlJc w:val="left"/>
-      <w:pPr>
-        <w:tabs>
-          <w:tab w:val="num" w:pos="720"/>
-        </w:tabs>
-        <w:ind w:left="720" w:hanging="360"/>
-      </w:pPr>
-      <w:rPr>
-        <w:color w:val="000000" w:themeColor="text1"/>
-      </w:rPr>
-    </w:lvl>
-    <w:lvl w:ilvl="1" w:tentative="1">
-      <w:start w:val="1"/>
-      <w:numFmt w:val="decimal"/>
-      <w:lvlText w:val="%2."/>
-      <w:lvlJc w:val="left"/>
-      <w:pPr>
-        <w:tabs>
-          <w:tab w:val="num" w:pos="1440"/>
-        </w:tabs>
-        <w:ind w:left="1440" w:hanging="360"/>
-      </w:pPr>
-    </w:lvl>
-    <w:lvl w:ilvl="2" w:tentative="1">
-      <w:start w:val="1"/>
-      <w:numFmt w:val="decimal"/>
-      <w:lvlText w:val="%3."/>
-      <w:lvlJc w:val="left"/>
-      <w:pPr>
-        <w:tabs>
-          <w:tab w:val="num" w:pos="2160"/>
-        </w:tabs>
-        <w:ind w:left="2160" w:hanging="360"/>
-      </w:pPr>
-    </w:lvl>
-    <w:lvl w:ilvl="3" w:tentative="1">
-      <w:start w:val="1"/>
-      <w:numFmt w:val="decimal"/>
-      <w:lvlText w:val="%4."/>
-      <w:lvlJc w:val="left"/>
-      <w:pPr>
-        <w:tabs>
-          <w:tab w:val="num" w:pos="2880"/>
-        </w:tabs>
-        <w:ind w:left="2880" w:hanging="360"/>
-      </w:pPr>
-    </w:lvl>
-    <w:lvl w:ilvl="4" w:tentative="1">
-      <w:start w:val="1"/>
-      <w:numFmt w:val="decimal"/>
-      <w:lvlText w:val="%5."/>
-      <w:lvlJc w:val="left"/>
-      <w:pPr>
-        <w:tabs>
-          <w:tab w:val="num" w:pos="3600"/>
-        </w:tabs>
-        <w:ind w:left="3600" w:hanging="360"/>
-      </w:pPr>
-    </w:lvl>
-    <w:lvl w:ilvl="5" w:tentative="1">
-      <w:start w:val="1"/>
-      <w:numFmt w:val="decimal"/>
-      <w:lvlText w:val="%6."/>
-      <w:lvlJc w:val="left"/>
-      <w:pPr>
-        <w:tabs>
-          <w:tab w:val="num" w:pos="4320"/>
-        </w:tabs>
-        <w:ind w:left="4320" w:hanging="360"/>
-      </w:pPr>
-    </w:lvl>
-    <w:lvl w:ilvl="6" w:tentative="1">
-      <w:start w:val="1"/>
-      <w:numFmt w:val="decimal"/>
-      <w:lvlText w:val="%7."/>
-      <w:lvlJc w:val="left"/>
-      <w:pPr>
-        <w:tabs>
-          <w:tab w:val="num" w:pos="5040"/>
-        </w:tabs>
-        <w:ind w:left="5040" w:hanging="360"/>
-      </w:pPr>
-    </w:lvl>
-    <w:lvl w:ilvl="7" w:tentative="1">
-      <w:start w:val="1"/>
-      <w:numFmt w:val="decimal"/>
-      <w:lvlText w:val="%8."/>
-      <w:lvlJc w:val="left"/>
-      <w:pPr>
-        <w:tabs>
-          <w:tab w:val="num" w:pos="5760"/>
-        </w:tabs>
-        <w:ind w:left="5760" w:hanging="360"/>
-      </w:pPr>
-    </w:lvl>
-    <w:lvl w:ilvl="8" w:tentative="1">
-      <w:start w:val="1"/>
-      <w:numFmt w:val="decimal"/>
-      <w:lvlText w:val="%9."/>
-      <w:lvlJc w:val="left"/>
-      <w:pPr>
-        <w:tabs>
-          <w:tab w:val="num" w:pos="6480"/>
-        </w:tabs>
-        <w:ind w:left="6480" w:hanging="360"/>
-      </w:pPr>
-    </w:lvl>
-  </w:abstractNum>
-  <w:abstractNum w:abstractNumId="16" w15:restartNumberingAfterBreak="0">
-    <w:nsid w:val="605F70CD"/>
-    <w:multiLevelType w:val="multilevel"/>
-    <w:tmpl w:val="5AFABC28"/>
-    <w:lvl w:ilvl="0">
-      <w:start w:val="1"/>
-      <w:numFmt w:val="bullet"/>
-      <w:lvlText w:val=""/>
-      <w:lvlJc w:val="left"/>
-      <w:pPr>
-        <w:tabs>
-          <w:tab w:val="num" w:pos="720"/>
-        </w:tabs>
-        <w:ind w:left="720" w:hanging="360"/>
-      </w:pPr>
-      <w:rPr>
-        <w:rFonts w:ascii="Symbol" w:hAnsi="Symbol" w:hint="default"/>
-        <w:sz w:val="20"/>
-      </w:rPr>
-    </w:lvl>
-    <w:lvl w:ilvl="1" w:tentative="1">
-      <w:start w:val="1"/>
-      <w:numFmt w:val="bullet"/>
-      <w:lvlText w:val="o"/>
-      <w:lvlJc w:val="left"/>
-      <w:pPr>
-        <w:tabs>
-          <w:tab w:val="num" w:pos="1440"/>
-        </w:tabs>
-        <w:ind w:left="1440" w:hanging="360"/>
-      </w:pPr>
-      <w:rPr>
-        <w:rFonts w:ascii="Courier New" w:hAnsi="Courier New" w:hint="default"/>
-        <w:sz w:val="20"/>
-      </w:rPr>
-    </w:lvl>
-    <w:lvl w:ilvl="2" w:tentative="1">
-      <w:start w:val="1"/>
-      <w:numFmt w:val="bullet"/>
-      <w:lvlText w:val=""/>
-      <w:lvlJc w:val="left"/>
-      <w:pPr>
-        <w:tabs>
-          <w:tab w:val="num" w:pos="2160"/>
-        </w:tabs>
-        <w:ind w:left="2160" w:hanging="360"/>
-      </w:pPr>
-      <w:rPr>
-        <w:rFonts w:ascii="Wingdings" w:hAnsi="Wingdings" w:hint="default"/>
-        <w:sz w:val="20"/>
-      </w:rPr>
-    </w:lvl>
-    <w:lvl w:ilvl="3" w:tentative="1">
-      <w:start w:val="1"/>
-      <w:numFmt w:val="bullet"/>
-      <w:lvlText w:val=""/>
-      <w:lvlJc w:val="left"/>
-      <w:pPr>
-        <w:tabs>
-          <w:tab w:val="num" w:pos="2880"/>
-        </w:tabs>
-        <w:ind w:left="2880" w:hanging="360"/>
-      </w:pPr>
-      <w:rPr>
-        <w:rFonts w:ascii="Wingdings" w:hAnsi="Wingdings" w:hint="default"/>
-        <w:sz w:val="20"/>
-      </w:rPr>
-    </w:lvl>
-    <w:lvl w:ilvl="4" w:tentative="1">
-      <w:start w:val="1"/>
-      <w:numFmt w:val="bullet"/>
-      <w:lvlText w:val=""/>
-      <w:lvlJc w:val="left"/>
-      <w:pPr>
-        <w:tabs>
-          <w:tab w:val="num" w:pos="3600"/>
-        </w:tabs>
-        <w:ind w:left="3600" w:hanging="360"/>
-      </w:pPr>
-      <w:rPr>
-        <w:rFonts w:ascii="Wingdings" w:hAnsi="Wingdings" w:hint="default"/>
-        <w:sz w:val="20"/>
-      </w:rPr>
-    </w:lvl>
-    <w:lvl w:ilvl="5" w:tentative="1">
-      <w:start w:val="1"/>
-      <w:numFmt w:val="bullet"/>
-      <w:lvlText w:val=""/>
-      <w:lvlJc w:val="left"/>
-      <w:pPr>
-        <w:tabs>
-          <w:tab w:val="num" w:pos="4320"/>
-        </w:tabs>
-        <w:ind w:left="4320" w:hanging="360"/>
-      </w:pPr>
-      <w:rPr>
-        <w:rFonts w:ascii="Wingdings" w:hAnsi="Wingdings" w:hint="default"/>
-        <w:sz w:val="20"/>
-      </w:rPr>
-    </w:lvl>
-    <w:lvl w:ilvl="6" w:tentative="1">
-      <w:start w:val="1"/>
-      <w:numFmt w:val="bullet"/>
-      <w:lvlText w:val=""/>
-      <w:lvlJc w:val="left"/>
-      <w:pPr>
-        <w:tabs>
-          <w:tab w:val="num" w:pos="5040"/>
-        </w:tabs>
-        <w:ind w:left="5040" w:hanging="360"/>
-      </w:pPr>
-      <w:rPr>
-        <w:rFonts w:ascii="Wingdings" w:hAnsi="Wingdings" w:hint="default"/>
-        <w:sz w:val="20"/>
-      </w:rPr>
-    </w:lvl>
-    <w:lvl w:ilvl="7" w:tentative="1">
-      <w:start w:val="1"/>
-      <w:numFmt w:val="bullet"/>
-      <w:lvlText w:val=""/>
-      <w:lvlJc w:val="left"/>
-      <w:pPr>
-        <w:tabs>
-          <w:tab w:val="num" w:pos="5760"/>
-        </w:tabs>
-        <w:ind w:left="5760" w:hanging="360"/>
-      </w:pPr>
-      <w:rPr>
-        <w:rFonts w:ascii="Wingdings" w:hAnsi="Wingdings" w:hint="default"/>
-        <w:sz w:val="20"/>
-      </w:rPr>
-    </w:lvl>
-    <w:lvl w:ilvl="8" w:tentative="1">
-      <w:start w:val="1"/>
-      <w:numFmt w:val="bullet"/>
-      <w:lvlText w:val=""/>
-      <w:lvlJc w:val="left"/>
-      <w:pPr>
-        <w:tabs>
-          <w:tab w:val="num" w:pos="6480"/>
-        </w:tabs>
-        <w:ind w:left="6480" w:hanging="360"/>
-      </w:pPr>
-      <w:rPr>
-        <w:rFonts w:ascii="Wingdings" w:hAnsi="Wingdings" w:hint="default"/>
-        <w:sz w:val="20"/>
-      </w:rPr>
-    </w:lvl>
-  </w:abstractNum>
-  <w:abstractNum w:abstractNumId="17" w15:restartNumberingAfterBreak="0">
-    <w:nsid w:val="62286DE7"/>
-    <w:multiLevelType w:val="multilevel"/>
-    <w:tmpl w:val="17881162"/>
-    <w:lvl w:ilvl="0">
-      <w:start w:val="1"/>
-      <w:numFmt w:val="decimal"/>
-      <w:lvlText w:val="%1."/>
-      <w:lvlJc w:val="left"/>
-      <w:pPr>
-        <w:tabs>
-          <w:tab w:val="num" w:pos="720"/>
-        </w:tabs>
-        <w:ind w:left="720" w:hanging="360"/>
-      </w:pPr>
-    </w:lvl>
-    <w:lvl w:ilvl="1" w:tentative="1">
-      <w:start w:val="1"/>
-      <w:numFmt w:val="decimal"/>
-      <w:lvlText w:val="%2."/>
-      <w:lvlJc w:val="left"/>
-      <w:pPr>
-        <w:tabs>
-          <w:tab w:val="num" w:pos="1440"/>
-        </w:tabs>
-        <w:ind w:left="1440" w:hanging="360"/>
-      </w:pPr>
-    </w:lvl>
-    <w:lvl w:ilvl="2" w:tentative="1">
-      <w:start w:val="1"/>
-      <w:numFmt w:val="decimal"/>
-      <w:lvlText w:val="%3."/>
-      <w:lvlJc w:val="left"/>
-      <w:pPr>
-        <w:tabs>
-          <w:tab w:val="num" w:pos="2160"/>
-        </w:tabs>
-        <w:ind w:left="2160" w:hanging="360"/>
-      </w:pPr>
-    </w:lvl>
-    <w:lvl w:ilvl="3" w:tentative="1">
-      <w:start w:val="1"/>
-      <w:numFmt w:val="decimal"/>
-      <w:lvlText w:val="%4."/>
-      <w:lvlJc w:val="left"/>
-      <w:pPr>
-        <w:tabs>
-          <w:tab w:val="num" w:pos="2880"/>
-        </w:tabs>
-        <w:ind w:left="2880" w:hanging="360"/>
-      </w:pPr>
-    </w:lvl>
-    <w:lvl w:ilvl="4" w:tentative="1">
-      <w:start w:val="1"/>
-      <w:numFmt w:val="decimal"/>
-      <w:lvlText w:val="%5."/>
-      <w:lvlJc w:val="left"/>
-      <w:pPr>
-        <w:tabs>
-          <w:tab w:val="num" w:pos="3600"/>
-        </w:tabs>
-        <w:ind w:left="3600" w:hanging="360"/>
-      </w:pPr>
-    </w:lvl>
-    <w:lvl w:ilvl="5" w:tentative="1">
-      <w:start w:val="1"/>
-      <w:numFmt w:val="decimal"/>
-      <w:lvlText w:val="%6."/>
-      <w:lvlJc w:val="left"/>
-      <w:pPr>
-        <w:tabs>
-          <w:tab w:val="num" w:pos="4320"/>
-        </w:tabs>
-        <w:ind w:left="4320" w:hanging="360"/>
-      </w:pPr>
-    </w:lvl>
-    <w:lvl w:ilvl="6" w:tentative="1">
-      <w:start w:val="1"/>
-      <w:numFmt w:val="decimal"/>
-      <w:lvlText w:val="%7."/>
-      <w:lvlJc w:val="left"/>
-      <w:pPr>
-        <w:tabs>
-          <w:tab w:val="num" w:pos="5040"/>
-        </w:tabs>
-        <w:ind w:left="5040" w:hanging="360"/>
-      </w:pPr>
-    </w:lvl>
-    <w:lvl w:ilvl="7" w:tentative="1">
-      <w:start w:val="1"/>
-      <w:numFmt w:val="decimal"/>
-      <w:lvlText w:val="%8."/>
-      <w:lvlJc w:val="left"/>
-      <w:pPr>
-        <w:tabs>
-          <w:tab w:val="num" w:pos="5760"/>
-        </w:tabs>
-        <w:ind w:left="5760" w:hanging="360"/>
-      </w:pPr>
-    </w:lvl>
-    <w:lvl w:ilvl="8" w:tentative="1">
-      <w:start w:val="1"/>
-      <w:numFmt w:val="decimal"/>
-      <w:lvlText w:val="%9."/>
-      <w:lvlJc w:val="left"/>
-      <w:pPr>
-        <w:tabs>
-          <w:tab w:val="num" w:pos="6480"/>
-        </w:tabs>
-        <w:ind w:left="6480" w:hanging="360"/>
-      </w:pPr>
-    </w:lvl>
-  </w:abstractNum>
-  <w:abstractNum w:abstractNumId="18" w15:restartNumberingAfterBreak="0">
-    <w:nsid w:val="6669230B"/>
-    <w:multiLevelType w:val="multilevel"/>
-    <w:tmpl w:val="3F4EE7E6"/>
-    <w:lvl w:ilvl="0">
-      <w:start w:val="1"/>
-      <w:numFmt w:val="bullet"/>
-      <w:lvlText w:val=""/>
-      <w:lvlJc w:val="left"/>
-      <w:pPr>
-        <w:tabs>
-          <w:tab w:val="num" w:pos="720"/>
-        </w:tabs>
-        <w:ind w:left="720" w:hanging="360"/>
-      </w:pPr>
-      <w:rPr>
-        <w:rFonts w:ascii="Symbol" w:hAnsi="Symbol" w:hint="default"/>
-        <w:sz w:val="20"/>
-      </w:rPr>
-    </w:lvl>
-    <w:lvl w:ilvl="1" w:tentative="1">
-      <w:start w:val="1"/>
-      <w:numFmt w:val="bullet"/>
-      <w:lvlText w:val="o"/>
-      <w:lvlJc w:val="left"/>
-      <w:pPr>
-        <w:tabs>
-          <w:tab w:val="num" w:pos="1440"/>
-        </w:tabs>
-        <w:ind w:left="1440" w:hanging="360"/>
-      </w:pPr>
-      <w:rPr>
-        <w:rFonts w:ascii="Courier New" w:hAnsi="Courier New" w:hint="default"/>
-        <w:sz w:val="20"/>
-      </w:rPr>
-    </w:lvl>
-    <w:lvl w:ilvl="2" w:tentative="1">
-      <w:start w:val="1"/>
-      <w:numFmt w:val="bullet"/>
-      <w:lvlText w:val=""/>
-      <w:lvlJc w:val="left"/>
-      <w:pPr>
-        <w:tabs>
-          <w:tab w:val="num" w:pos="2160"/>
-        </w:tabs>
-        <w:ind w:left="2160" w:hanging="360"/>
-      </w:pPr>
-      <w:rPr>
-        <w:rFonts w:ascii="Wingdings" w:hAnsi="Wingdings" w:hint="default"/>
-        <w:sz w:val="20"/>
-      </w:rPr>
-    </w:lvl>
-    <w:lvl w:ilvl="3" w:tentative="1">
-      <w:start w:val="1"/>
-      <w:numFmt w:val="bullet"/>
-      <w:lvlText w:val=""/>
-      <w:lvlJc w:val="left"/>
-      <w:pPr>
-        <w:tabs>
-          <w:tab w:val="num" w:pos="2880"/>
-        </w:tabs>
-        <w:ind w:left="2880" w:hanging="360"/>
-      </w:pPr>
-      <w:rPr>
-        <w:rFonts w:ascii="Wingdings" w:hAnsi="Wingdings" w:hint="default"/>
-        <w:sz w:val="20"/>
-      </w:rPr>
-    </w:lvl>
-    <w:lvl w:ilvl="4" w:tentative="1">
-      <w:start w:val="1"/>
-      <w:numFmt w:val="bullet"/>
-      <w:lvlText w:val=""/>
-      <w:lvlJc w:val="left"/>
-      <w:pPr>
-        <w:tabs>
-          <w:tab w:val="num" w:pos="3600"/>
-        </w:tabs>
-        <w:ind w:left="3600" w:hanging="360"/>
-      </w:pPr>
-      <w:rPr>
-        <w:rFonts w:ascii="Wingdings" w:hAnsi="Wingdings" w:hint="default"/>
-        <w:sz w:val="20"/>
-      </w:rPr>
-    </w:lvl>
-    <w:lvl w:ilvl="5" w:tentative="1">
-      <w:start w:val="1"/>
-      <w:numFmt w:val="bullet"/>
-      <w:lvlText w:val=""/>
-      <w:lvlJc w:val="left"/>
-      <w:pPr>
-        <w:tabs>
-          <w:tab w:val="num" w:pos="4320"/>
-        </w:tabs>
-        <w:ind w:left="4320" w:hanging="360"/>
-      </w:pPr>
-      <w:rPr>
-        <w:rFonts w:ascii="Wingdings" w:hAnsi="Wingdings" w:hint="default"/>
-        <w:sz w:val="20"/>
-      </w:rPr>
-    </w:lvl>
-    <w:lvl w:ilvl="6" w:tentative="1">
-      <w:start w:val="1"/>
-      <w:numFmt w:val="bullet"/>
-      <w:lvlText w:val=""/>
-      <w:lvlJc w:val="left"/>
-      <w:pPr>
-        <w:tabs>
-          <w:tab w:val="num" w:pos="5040"/>
-        </w:tabs>
-        <w:ind w:left="5040" w:hanging="360"/>
-      </w:pPr>
-      <w:rPr>
-        <w:rFonts w:ascii="Wingdings" w:hAnsi="Wingdings" w:hint="default"/>
-        <w:sz w:val="20"/>
-      </w:rPr>
-    </w:lvl>
-    <w:lvl w:ilvl="7" w:tentative="1">
-      <w:start w:val="1"/>
-      <w:numFmt w:val="bullet"/>
-      <w:lvlText w:val=""/>
-      <w:lvlJc w:val="left"/>
-      <w:pPr>
-        <w:tabs>
-          <w:tab w:val="num" w:pos="5760"/>
-        </w:tabs>
-        <w:ind w:left="5760" w:hanging="360"/>
-      </w:pPr>
-      <w:rPr>
-        <w:rFonts w:ascii="Wingdings" w:hAnsi="Wingdings" w:hint="default"/>
-        <w:sz w:val="20"/>
-      </w:rPr>
-    </w:lvl>
-    <w:lvl w:ilvl="8" w:tentative="1">
-      <w:start w:val="1"/>
-      <w:numFmt w:val="bullet"/>
-      <w:lvlText w:val=""/>
-      <w:lvlJc w:val="left"/>
-      <w:pPr>
-        <w:tabs>
-          <w:tab w:val="num" w:pos="6480"/>
-        </w:tabs>
-        <w:ind w:left="6480" w:hanging="360"/>
-      </w:pPr>
-      <w:rPr>
-        <w:rFonts w:ascii="Wingdings" w:hAnsi="Wingdings" w:hint="default"/>
-        <w:sz w:val="20"/>
-      </w:rPr>
-    </w:lvl>
-  </w:abstractNum>
-  <w:abstractNum w:abstractNumId="19" w15:restartNumberingAfterBreak="0">
-    <w:nsid w:val="6CD45984"/>
-    <w:multiLevelType w:val="multilevel"/>
-    <w:tmpl w:val="BAC6BAEE"/>
-    <w:lvl w:ilvl="0">
-      <w:start w:val="1"/>
-      <w:numFmt w:val="bullet"/>
-      <w:lvlText w:val=""/>
-      <w:lvlJc w:val="left"/>
-      <w:pPr>
-        <w:tabs>
-          <w:tab w:val="num" w:pos="720"/>
-        </w:tabs>
-        <w:ind w:left="720" w:hanging="360"/>
-      </w:pPr>
-      <w:rPr>
-        <w:rFonts w:ascii="Symbol" w:hAnsi="Symbol" w:hint="default"/>
-        <w:sz w:val="20"/>
-      </w:rPr>
-    </w:lvl>
-    <w:lvl w:ilvl="1" w:tentative="1">
-      <w:start w:val="1"/>
-      <w:numFmt w:val="bullet"/>
-      <w:lvlText w:val="o"/>
-      <w:lvlJc w:val="left"/>
-      <w:pPr>
-        <w:tabs>
-          <w:tab w:val="num" w:pos="1440"/>
-        </w:tabs>
-        <w:ind w:left="1440" w:hanging="360"/>
-      </w:pPr>
-      <w:rPr>
-        <w:rFonts w:ascii="Courier New" w:hAnsi="Courier New" w:hint="default"/>
-        <w:sz w:val="20"/>
-      </w:rPr>
-    </w:lvl>
-    <w:lvl w:ilvl="2" w:tentative="1">
-      <w:start w:val="1"/>
-      <w:numFmt w:val="bullet"/>
-      <w:lvlText w:val=""/>
-      <w:lvlJc w:val="left"/>
-      <w:pPr>
-        <w:tabs>
-          <w:tab w:val="num" w:pos="2160"/>
-        </w:tabs>
-        <w:ind w:left="2160" w:hanging="360"/>
-      </w:pPr>
-      <w:rPr>
-        <w:rFonts w:ascii="Wingdings" w:hAnsi="Wingdings" w:hint="default"/>
-        <w:sz w:val="20"/>
-      </w:rPr>
-    </w:lvl>
-    <w:lvl w:ilvl="3" w:tentative="1">
-      <w:start w:val="1"/>
-      <w:numFmt w:val="bullet"/>
-      <w:lvlText w:val=""/>
-      <w:lvlJc w:val="left"/>
-      <w:pPr>
-        <w:tabs>
-          <w:tab w:val="num" w:pos="2880"/>
-        </w:tabs>
-        <w:ind w:left="2880" w:hanging="360"/>
-      </w:pPr>
-      <w:rPr>
-        <w:rFonts w:ascii="Wingdings" w:hAnsi="Wingdings" w:hint="default"/>
-        <w:sz w:val="20"/>
-      </w:rPr>
-    </w:lvl>
-    <w:lvl w:ilvl="4" w:tentative="1">
-      <w:start w:val="1"/>
-      <w:numFmt w:val="bullet"/>
-      <w:lvlText w:val=""/>
-      <w:lvlJc w:val="left"/>
-      <w:pPr>
-        <w:tabs>
-          <w:tab w:val="num" w:pos="3600"/>
-        </w:tabs>
-        <w:ind w:left="3600" w:hanging="360"/>
-      </w:pPr>
-      <w:rPr>
-        <w:rFonts w:ascii="Wingdings" w:hAnsi="Wingdings" w:hint="default"/>
-        <w:sz w:val="20"/>
-      </w:rPr>
-    </w:lvl>
-    <w:lvl w:ilvl="5" w:tentative="1">
-      <w:start w:val="1"/>
-      <w:numFmt w:val="bullet"/>
-      <w:lvlText w:val=""/>
-      <w:lvlJc w:val="left"/>
-      <w:pPr>
-        <w:tabs>
-          <w:tab w:val="num" w:pos="4320"/>
-        </w:tabs>
-        <w:ind w:left="4320" w:hanging="360"/>
-      </w:pPr>
-      <w:rPr>
-        <w:rFonts w:ascii="Wingdings" w:hAnsi="Wingdings" w:hint="default"/>
-        <w:sz w:val="20"/>
-      </w:rPr>
-    </w:lvl>
-    <w:lvl w:ilvl="6" w:tentative="1">
-      <w:start w:val="1"/>
-      <w:numFmt w:val="bullet"/>
-      <w:lvlText w:val=""/>
-      <w:lvlJc w:val="left"/>
-      <w:pPr>
-        <w:tabs>
-          <w:tab w:val="num" w:pos="5040"/>
-        </w:tabs>
-        <w:ind w:left="5040" w:hanging="360"/>
-      </w:pPr>
-      <w:rPr>
-        <w:rFonts w:ascii="Wingdings" w:hAnsi="Wingdings" w:hint="default"/>
-        <w:sz w:val="20"/>
-      </w:rPr>
-    </w:lvl>
-    <w:lvl w:ilvl="7" w:tentative="1">
-      <w:start w:val="1"/>
-      <w:numFmt w:val="bullet"/>
-      <w:lvlText w:val=""/>
-      <w:lvlJc w:val="left"/>
-      <w:pPr>
-        <w:tabs>
-          <w:tab w:val="num" w:pos="5760"/>
-        </w:tabs>
-        <w:ind w:left="5760" w:hanging="360"/>
-      </w:pPr>
-      <w:rPr>
-        <w:rFonts w:ascii="Wingdings" w:hAnsi="Wingdings" w:hint="default"/>
-        <w:sz w:val="20"/>
-      </w:rPr>
-    </w:lvl>
-    <w:lvl w:ilvl="8" w:tentative="1">
-      <w:start w:val="1"/>
-      <w:numFmt w:val="bullet"/>
-      <w:lvlText w:val=""/>
-      <w:lvlJc w:val="left"/>
-      <w:pPr>
-        <w:tabs>
-          <w:tab w:val="num" w:pos="6480"/>
-        </w:tabs>
-        <w:ind w:left="6480" w:hanging="360"/>
-      </w:pPr>
-      <w:rPr>
-        <w:rFonts w:ascii="Wingdings" w:hAnsi="Wingdings" w:hint="default"/>
-        <w:sz w:val="20"/>
-      </w:rPr>
-    </w:lvl>
-  </w:abstractNum>
-  <w:abstractNum w:abstractNumId="20" w15:restartNumberingAfterBreak="0">
-    <w:nsid w:val="703B55F3"/>
-    <w:multiLevelType w:val="multilevel"/>
-    <w:tmpl w:val="30629952"/>
-    <w:lvl w:ilvl="0">
-      <w:start w:val="1"/>
-      <w:numFmt w:val="bullet"/>
-      <w:lvlText w:val=""/>
-      <w:lvlJc w:val="left"/>
-      <w:pPr>
-        <w:tabs>
-          <w:tab w:val="num" w:pos="720"/>
-        </w:tabs>
-        <w:ind w:left="720" w:hanging="360"/>
-      </w:pPr>
-      <w:rPr>
-        <w:rFonts w:ascii="Symbol" w:hAnsi="Symbol" w:hint="default"/>
-        <w:sz w:val="20"/>
-      </w:rPr>
-    </w:lvl>
-    <w:lvl w:ilvl="1" w:tentative="1">
-      <w:start w:val="1"/>
-      <w:numFmt w:val="bullet"/>
-      <w:lvlText w:val="o"/>
-      <w:lvlJc w:val="left"/>
-      <w:pPr>
-        <w:tabs>
-          <w:tab w:val="num" w:pos="1440"/>
-        </w:tabs>
-        <w:ind w:left="1440" w:hanging="360"/>
-      </w:pPr>
-      <w:rPr>
-        <w:rFonts w:ascii="Courier New" w:hAnsi="Courier New" w:hint="default"/>
-        <w:sz w:val="20"/>
-      </w:rPr>
-    </w:lvl>
-    <w:lvl w:ilvl="2" w:tentative="1">
-      <w:start w:val="1"/>
-      <w:numFmt w:val="bullet"/>
-      <w:lvlText w:val=""/>
-      <w:lvlJc w:val="left"/>
-      <w:pPr>
-        <w:tabs>
-          <w:tab w:val="num" w:pos="2160"/>
-        </w:tabs>
-        <w:ind w:left="2160" w:hanging="360"/>
-      </w:pPr>
-      <w:rPr>
-        <w:rFonts w:ascii="Wingdings" w:hAnsi="Wingdings" w:hint="default"/>
-        <w:sz w:val="20"/>
-      </w:rPr>
-    </w:lvl>
-    <w:lvl w:ilvl="3" w:tentative="1">
-      <w:start w:val="1"/>
-      <w:numFmt w:val="bullet"/>
-      <w:lvlText w:val=""/>
-      <w:lvlJc w:val="left"/>
-      <w:pPr>
-        <w:tabs>
-          <w:tab w:val="num" w:pos="2880"/>
-        </w:tabs>
-        <w:ind w:left="2880" w:hanging="360"/>
-      </w:pPr>
-      <w:rPr>
-        <w:rFonts w:ascii="Wingdings" w:hAnsi="Wingdings" w:hint="default"/>
-        <w:sz w:val="20"/>
-      </w:rPr>
-    </w:lvl>
-    <w:lvl w:ilvl="4" w:tentative="1">
-      <w:start w:val="1"/>
-      <w:numFmt w:val="bullet"/>
-      <w:lvlText w:val=""/>
-      <w:lvlJc w:val="left"/>
-      <w:pPr>
-        <w:tabs>
-          <w:tab w:val="num" w:pos="3600"/>
-        </w:tabs>
-        <w:ind w:left="3600" w:hanging="360"/>
-      </w:pPr>
-      <w:rPr>
-        <w:rFonts w:ascii="Wingdings" w:hAnsi="Wingdings" w:hint="default"/>
-        <w:sz w:val="20"/>
-      </w:rPr>
-    </w:lvl>
-    <w:lvl w:ilvl="5" w:tentative="1">
-      <w:start w:val="1"/>
-      <w:numFmt w:val="bullet"/>
-      <w:lvlText w:val=""/>
-      <w:lvlJc w:val="left"/>
-      <w:pPr>
-        <w:tabs>
-          <w:tab w:val="num" w:pos="4320"/>
-        </w:tabs>
-        <w:ind w:left="4320" w:hanging="360"/>
-      </w:pPr>
-      <w:rPr>
-        <w:rFonts w:ascii="Wingdings" w:hAnsi="Wingdings" w:hint="default"/>
-        <w:sz w:val="20"/>
-      </w:rPr>
-    </w:lvl>
-    <w:lvl w:ilvl="6" w:tentative="1">
-      <w:start w:val="1"/>
-      <w:numFmt w:val="bullet"/>
-      <w:lvlText w:val=""/>
-      <w:lvlJc w:val="left"/>
-      <w:pPr>
-        <w:tabs>
-          <w:tab w:val="num" w:pos="5040"/>
-        </w:tabs>
-        <w:ind w:left="5040" w:hanging="360"/>
-      </w:pPr>
-      <w:rPr>
-        <w:rFonts w:ascii="Wingdings" w:hAnsi="Wingdings" w:hint="default"/>
-        <w:sz w:val="20"/>
-      </w:rPr>
-    </w:lvl>
-    <w:lvl w:ilvl="7" w:tentative="1">
-      <w:start w:val="1"/>
-      <w:numFmt w:val="bullet"/>
-      <w:lvlText w:val=""/>
-      <w:lvlJc w:val="left"/>
-      <w:pPr>
-        <w:tabs>
-          <w:tab w:val="num" w:pos="5760"/>
-        </w:tabs>
-        <w:ind w:left="5760" w:hanging="360"/>
-      </w:pPr>
-      <w:rPr>
-        <w:rFonts w:ascii="Wingdings" w:hAnsi="Wingdings" w:hint="default"/>
-        <w:sz w:val="20"/>
-      </w:rPr>
-    </w:lvl>
-    <w:lvl w:ilvl="8" w:tentative="1">
-      <w:start w:val="1"/>
-      <w:numFmt w:val="bullet"/>
-      <w:lvlText w:val=""/>
-      <w:lvlJc w:val="left"/>
-      <w:pPr>
-        <w:tabs>
-          <w:tab w:val="num" w:pos="6480"/>
-        </w:tabs>
-        <w:ind w:left="6480" w:hanging="360"/>
-      </w:pPr>
-      <w:rPr>
-        <w:rFonts w:ascii="Wingdings" w:hAnsi="Wingdings" w:hint="default"/>
-        <w:sz w:val="20"/>
-      </w:rPr>
-    </w:lvl>
-  </w:abstractNum>
-  <w:abstractNum w:abstractNumId="21" w15:restartNumberingAfterBreak="0">
     <w:nsid w:val="71285BCC"/>
     <w:multiLevelType w:val="multilevel"/>
     <w:tmpl w:val="AFE09DEC"/>
@@ -14567,375 +9333,44 @@
       </w:pPr>
     </w:lvl>
   </w:abstractNum>
-  <w:abstractNum w:abstractNumId="22" w15:restartNumberingAfterBreak="0">
-    <w:nsid w:val="737C3D51"/>
-    <w:multiLevelType w:val="multilevel"/>
-    <w:tmpl w:val="13FAC926"/>
-    <w:lvl w:ilvl="0">
-      <w:start w:val="1"/>
-      <w:numFmt w:val="bullet"/>
-      <w:lvlText w:val=""/>
-      <w:lvlJc w:val="left"/>
-      <w:pPr>
-        <w:tabs>
-          <w:tab w:val="num" w:pos="720"/>
-        </w:tabs>
-        <w:ind w:left="720" w:hanging="360"/>
-      </w:pPr>
-      <w:rPr>
-        <w:rFonts w:ascii="Symbol" w:hAnsi="Symbol" w:hint="default"/>
-        <w:sz w:val="20"/>
-      </w:rPr>
-    </w:lvl>
-    <w:lvl w:ilvl="1" w:tentative="1">
-      <w:start w:val="1"/>
-      <w:numFmt w:val="bullet"/>
-      <w:lvlText w:val="o"/>
-      <w:lvlJc w:val="left"/>
-      <w:pPr>
-        <w:tabs>
-          <w:tab w:val="num" w:pos="1440"/>
-        </w:tabs>
-        <w:ind w:left="1440" w:hanging="360"/>
-      </w:pPr>
-      <w:rPr>
-        <w:rFonts w:ascii="Courier New" w:hAnsi="Courier New" w:hint="default"/>
-        <w:sz w:val="20"/>
-      </w:rPr>
-    </w:lvl>
-    <w:lvl w:ilvl="2" w:tentative="1">
-      <w:start w:val="1"/>
-      <w:numFmt w:val="bullet"/>
-      <w:lvlText w:val=""/>
-      <w:lvlJc w:val="left"/>
-      <w:pPr>
-        <w:tabs>
-          <w:tab w:val="num" w:pos="2160"/>
-        </w:tabs>
-        <w:ind w:left="2160" w:hanging="360"/>
-      </w:pPr>
-      <w:rPr>
-        <w:rFonts w:ascii="Wingdings" w:hAnsi="Wingdings" w:hint="default"/>
-        <w:sz w:val="20"/>
-      </w:rPr>
-    </w:lvl>
-    <w:lvl w:ilvl="3" w:tentative="1">
-      <w:start w:val="1"/>
-      <w:numFmt w:val="bullet"/>
-      <w:lvlText w:val=""/>
-      <w:lvlJc w:val="left"/>
-      <w:pPr>
-        <w:tabs>
-          <w:tab w:val="num" w:pos="2880"/>
-        </w:tabs>
-        <w:ind w:left="2880" w:hanging="360"/>
-      </w:pPr>
-      <w:rPr>
-        <w:rFonts w:ascii="Wingdings" w:hAnsi="Wingdings" w:hint="default"/>
-        <w:sz w:val="20"/>
-      </w:rPr>
-    </w:lvl>
-    <w:lvl w:ilvl="4" w:tentative="1">
-      <w:start w:val="1"/>
-      <w:numFmt w:val="bullet"/>
-      <w:lvlText w:val=""/>
-      <w:lvlJc w:val="left"/>
-      <w:pPr>
-        <w:tabs>
-          <w:tab w:val="num" w:pos="3600"/>
-        </w:tabs>
-        <w:ind w:left="3600" w:hanging="360"/>
-      </w:pPr>
-      <w:rPr>
-        <w:rFonts w:ascii="Wingdings" w:hAnsi="Wingdings" w:hint="default"/>
-        <w:sz w:val="20"/>
-      </w:rPr>
-    </w:lvl>
-    <w:lvl w:ilvl="5" w:tentative="1">
-      <w:start w:val="1"/>
-      <w:numFmt w:val="bullet"/>
-      <w:lvlText w:val=""/>
-      <w:lvlJc w:val="left"/>
-      <w:pPr>
-        <w:tabs>
-          <w:tab w:val="num" w:pos="4320"/>
-        </w:tabs>
-        <w:ind w:left="4320" w:hanging="360"/>
-      </w:pPr>
-      <w:rPr>
-        <w:rFonts w:ascii="Wingdings" w:hAnsi="Wingdings" w:hint="default"/>
-        <w:sz w:val="20"/>
-      </w:rPr>
-    </w:lvl>
-    <w:lvl w:ilvl="6" w:tentative="1">
-      <w:start w:val="1"/>
-      <w:numFmt w:val="bullet"/>
-      <w:lvlText w:val=""/>
-      <w:lvlJc w:val="left"/>
-      <w:pPr>
-        <w:tabs>
-          <w:tab w:val="num" w:pos="5040"/>
-        </w:tabs>
-        <w:ind w:left="5040" w:hanging="360"/>
-      </w:pPr>
-      <w:rPr>
-        <w:rFonts w:ascii="Wingdings" w:hAnsi="Wingdings" w:hint="default"/>
-        <w:sz w:val="20"/>
-      </w:rPr>
-    </w:lvl>
-    <w:lvl w:ilvl="7" w:tentative="1">
-      <w:start w:val="1"/>
-      <w:numFmt w:val="bullet"/>
-      <w:lvlText w:val=""/>
-      <w:lvlJc w:val="left"/>
-      <w:pPr>
-        <w:tabs>
-          <w:tab w:val="num" w:pos="5760"/>
-        </w:tabs>
-        <w:ind w:left="5760" w:hanging="360"/>
-      </w:pPr>
-      <w:rPr>
-        <w:rFonts w:ascii="Wingdings" w:hAnsi="Wingdings" w:hint="default"/>
-        <w:sz w:val="20"/>
-      </w:rPr>
-    </w:lvl>
-    <w:lvl w:ilvl="8" w:tentative="1">
-      <w:start w:val="1"/>
-      <w:numFmt w:val="bullet"/>
-      <w:lvlText w:val=""/>
-      <w:lvlJc w:val="left"/>
-      <w:pPr>
-        <w:tabs>
-          <w:tab w:val="num" w:pos="6480"/>
-        </w:tabs>
-        <w:ind w:left="6480" w:hanging="360"/>
-      </w:pPr>
-      <w:rPr>
-        <w:rFonts w:ascii="Wingdings" w:hAnsi="Wingdings" w:hint="default"/>
-        <w:sz w:val="20"/>
-      </w:rPr>
-    </w:lvl>
-  </w:abstractNum>
-  <w:abstractNum w:abstractNumId="23" w15:restartNumberingAfterBreak="0">
-    <w:nsid w:val="769F7B83"/>
-    <w:multiLevelType w:val="multilevel"/>
-    <w:tmpl w:val="4AEA8812"/>
-    <w:lvl w:ilvl="0">
-      <w:start w:val="1"/>
-      <w:numFmt w:val="bullet"/>
-      <w:lvlText w:val=""/>
-      <w:lvlJc w:val="left"/>
-      <w:pPr>
-        <w:tabs>
-          <w:tab w:val="num" w:pos="720"/>
-        </w:tabs>
-        <w:ind w:left="720" w:hanging="360"/>
-      </w:pPr>
-      <w:rPr>
-        <w:rFonts w:ascii="Symbol" w:hAnsi="Symbol" w:hint="default"/>
-        <w:sz w:val="20"/>
-      </w:rPr>
-    </w:lvl>
-    <w:lvl w:ilvl="1" w:tentative="1">
-      <w:start w:val="1"/>
-      <w:numFmt w:val="bullet"/>
-      <w:lvlText w:val="o"/>
-      <w:lvlJc w:val="left"/>
-      <w:pPr>
-        <w:tabs>
-          <w:tab w:val="num" w:pos="1440"/>
-        </w:tabs>
-        <w:ind w:left="1440" w:hanging="360"/>
-      </w:pPr>
-      <w:rPr>
-        <w:rFonts w:ascii="Courier New" w:hAnsi="Courier New" w:hint="default"/>
-        <w:sz w:val="20"/>
-      </w:rPr>
-    </w:lvl>
-    <w:lvl w:ilvl="2" w:tentative="1">
-      <w:start w:val="1"/>
-      <w:numFmt w:val="bullet"/>
-      <w:lvlText w:val=""/>
-      <w:lvlJc w:val="left"/>
-      <w:pPr>
-        <w:tabs>
-          <w:tab w:val="num" w:pos="2160"/>
-        </w:tabs>
-        <w:ind w:left="2160" w:hanging="360"/>
-      </w:pPr>
-      <w:rPr>
-        <w:rFonts w:ascii="Wingdings" w:hAnsi="Wingdings" w:hint="default"/>
-        <w:sz w:val="20"/>
-      </w:rPr>
-    </w:lvl>
-    <w:lvl w:ilvl="3" w:tentative="1">
-      <w:start w:val="1"/>
-      <w:numFmt w:val="bullet"/>
-      <w:lvlText w:val=""/>
-      <w:lvlJc w:val="left"/>
-      <w:pPr>
-        <w:tabs>
-          <w:tab w:val="num" w:pos="2880"/>
-        </w:tabs>
-        <w:ind w:left="2880" w:hanging="360"/>
-      </w:pPr>
-      <w:rPr>
-        <w:rFonts w:ascii="Wingdings" w:hAnsi="Wingdings" w:hint="default"/>
-        <w:sz w:val="20"/>
-      </w:rPr>
-    </w:lvl>
-    <w:lvl w:ilvl="4" w:tentative="1">
-      <w:start w:val="1"/>
-      <w:numFmt w:val="bullet"/>
-      <w:lvlText w:val=""/>
-      <w:lvlJc w:val="left"/>
-      <w:pPr>
-        <w:tabs>
-          <w:tab w:val="num" w:pos="3600"/>
-        </w:tabs>
-        <w:ind w:left="3600" w:hanging="360"/>
-      </w:pPr>
-      <w:rPr>
-        <w:rFonts w:ascii="Wingdings" w:hAnsi="Wingdings" w:hint="default"/>
-        <w:sz w:val="20"/>
-      </w:rPr>
-    </w:lvl>
-    <w:lvl w:ilvl="5" w:tentative="1">
-      <w:start w:val="1"/>
-      <w:numFmt w:val="bullet"/>
-      <w:lvlText w:val=""/>
-      <w:lvlJc w:val="left"/>
-      <w:pPr>
-        <w:tabs>
-          <w:tab w:val="num" w:pos="4320"/>
-        </w:tabs>
-        <w:ind w:left="4320" w:hanging="360"/>
-      </w:pPr>
-      <w:rPr>
-        <w:rFonts w:ascii="Wingdings" w:hAnsi="Wingdings" w:hint="default"/>
-        <w:sz w:val="20"/>
-      </w:rPr>
-    </w:lvl>
-    <w:lvl w:ilvl="6" w:tentative="1">
-      <w:start w:val="1"/>
-      <w:numFmt w:val="bullet"/>
-      <w:lvlText w:val=""/>
-      <w:lvlJc w:val="left"/>
-      <w:pPr>
-        <w:tabs>
-          <w:tab w:val="num" w:pos="5040"/>
-        </w:tabs>
-        <w:ind w:left="5040" w:hanging="360"/>
-      </w:pPr>
-      <w:rPr>
-        <w:rFonts w:ascii="Wingdings" w:hAnsi="Wingdings" w:hint="default"/>
-        <w:sz w:val="20"/>
-      </w:rPr>
-    </w:lvl>
-    <w:lvl w:ilvl="7" w:tentative="1">
-      <w:start w:val="1"/>
-      <w:numFmt w:val="bullet"/>
-      <w:lvlText w:val=""/>
-      <w:lvlJc w:val="left"/>
-      <w:pPr>
-        <w:tabs>
-          <w:tab w:val="num" w:pos="5760"/>
-        </w:tabs>
-        <w:ind w:left="5760" w:hanging="360"/>
-      </w:pPr>
-      <w:rPr>
-        <w:rFonts w:ascii="Wingdings" w:hAnsi="Wingdings" w:hint="default"/>
-        <w:sz w:val="20"/>
-      </w:rPr>
-    </w:lvl>
-    <w:lvl w:ilvl="8" w:tentative="1">
-      <w:start w:val="1"/>
-      <w:numFmt w:val="bullet"/>
-      <w:lvlText w:val=""/>
-      <w:lvlJc w:val="left"/>
-      <w:pPr>
-        <w:tabs>
-          <w:tab w:val="num" w:pos="6480"/>
-        </w:tabs>
-        <w:ind w:left="6480" w:hanging="360"/>
-      </w:pPr>
-      <w:rPr>
-        <w:rFonts w:ascii="Wingdings" w:hAnsi="Wingdings" w:hint="default"/>
-        <w:sz w:val="20"/>
-      </w:rPr>
-    </w:lvl>
-  </w:abstractNum>
   <w:num w:numId="1">
-    <w:abstractNumId w:val="9"/>
+    <w:abstractNumId w:val="5"/>
   </w:num>
   <w:num w:numId="2">
-    <w:abstractNumId w:val="5"/>
+    <w:abstractNumId w:val="2"/>
   </w:num>
   <w:num w:numId="3">
-    <w:abstractNumId w:val="13"/>
+    <w:abstractNumId w:val="6"/>
   </w:num>
   <w:num w:numId="4">
-    <w:abstractNumId w:val="17"/>
+    <w:abstractNumId w:val="10"/>
   </w:num>
   <w:num w:numId="5">
-    <w:abstractNumId w:val="2"/>
+    <w:abstractNumId w:val="1"/>
   </w:num>
   <w:num w:numId="6">
     <w:abstractNumId w:val="0"/>
   </w:num>
   <w:num w:numId="7">
-    <w:abstractNumId w:val="16"/>
+    <w:abstractNumId w:val="9"/>
   </w:num>
   <w:num w:numId="8">
-    <w:abstractNumId w:val="21"/>
+    <w:abstractNumId w:val="12"/>
   </w:num>
   <w:num w:numId="9">
-    <w:abstractNumId w:val="19"/>
+    <w:abstractNumId w:val="11"/>
   </w:num>
   <w:num w:numId="10">
-    <w:abstractNumId w:val="14"/>
+    <w:abstractNumId w:val="7"/>
   </w:num>
   <w:num w:numId="11">
-    <w:abstractNumId w:val="8"/>
+    <w:abstractNumId w:val="4"/>
   </w:num>
   <w:num w:numId="12">
-    <w:abstractNumId w:val="6"/>
+    <w:abstractNumId w:val="3"/>
   </w:num>
   <w:num w:numId="13">
-    <w:abstractNumId w:val="15"/>
-  </w:num>
-  <w:num w:numId="14">
-    <w:abstractNumId w:val="18"/>
-  </w:num>
-  <w:num w:numId="15">
-    <w:abstractNumId w:val="20"/>
-  </w:num>
-  <w:num w:numId="16">
-    <w:abstractNumId w:val="7"/>
-  </w:num>
-  <w:num w:numId="17">
-    <w:abstractNumId w:val="11"/>
-  </w:num>
-  <w:num w:numId="18">
-    <w:abstractNumId w:val="10"/>
-  </w:num>
-  <w:num w:numId="19">
-    <w:abstractNumId w:val="4"/>
-  </w:num>
-  <w:num w:numId="20">
-    <w:abstractNumId w:val="23"/>
-  </w:num>
-  <w:num w:numId="21">
-    <w:abstractNumId w:val="3"/>
-  </w:num>
-  <w:num w:numId="22">
-    <w:abstractNumId w:val="22"/>
-  </w:num>
-  <w:num w:numId="23">
-    <w:abstractNumId w:val="1"/>
-  </w:num>
-  <w:num w:numId="24">
-    <w:abstractNumId w:val="12"/>
+    <w:abstractNumId w:val="8"/>
   </w:num>
 </w:numbering>
 </file>
@@ -15243,26 +9678,6 @@
       <w:szCs w:val="22"/>
     </w:rPr>
   </w:style>
-  <w:style w:type="paragraph" w:styleId="Heading1">
-    <w:name w:val="heading 1"/>
-    <w:basedOn w:val="Normal"/>
-    <w:next w:val="Normal"/>
-    <w:link w:val="Heading1Char"/>
-    <w:qFormat/>
-    <w:rsid w:val="003325D1"/>
-    <w:pPr>
-      <w:keepNext/>
-      <w:keepLines/>
-      <w:spacing w:before="240" w:after="0"/>
-      <w:outlineLvl w:val="0"/>
-    </w:pPr>
-    <w:rPr>
-      <w:rFonts w:asciiTheme="majorHAnsi" w:eastAsiaTheme="majorEastAsia" w:hAnsiTheme="majorHAnsi" w:cstheme="majorBidi"/>
-      <w:color w:val="2E74B5" w:themeColor="accent1" w:themeShade="BF"/>
-      <w:sz w:val="32"/>
-      <w:szCs w:val="32"/>
-    </w:rPr>
-  </w:style>
   <w:style w:type="paragraph" w:styleId="Heading3">
     <w:name w:val="heading 3"/>
     <w:basedOn w:val="Normal"/>
@@ -15429,38 +9844,6 @@
       <w:ind w:left="720"/>
       <w:contextualSpacing/>
     </w:pPr>
-  </w:style>
-  <w:style w:type="character" w:customStyle="1" w:styleId="Heading1Char">
-    <w:name w:val="Heading 1 Char"/>
-    <w:basedOn w:val="DefaultParagraphFont"/>
-    <w:link w:val="Heading1"/>
-    <w:rsid w:val="003325D1"/>
-    <w:rPr>
-      <w:rFonts w:asciiTheme="majorHAnsi" w:eastAsiaTheme="majorEastAsia" w:hAnsiTheme="majorHAnsi" w:cstheme="majorBidi"/>
-      <w:color w:val="2E74B5" w:themeColor="accent1" w:themeShade="BF"/>
-      <w:sz w:val="32"/>
-      <w:szCs w:val="32"/>
-    </w:rPr>
-  </w:style>
-  <w:style w:type="character" w:customStyle="1" w:styleId="t">
-    <w:name w:val="ͼt"/>
-    <w:basedOn w:val="DefaultParagraphFont"/>
-    <w:rsid w:val="003325D1"/>
-  </w:style>
-  <w:style w:type="character" w:customStyle="1" w:styleId="n">
-    <w:name w:val="ͼn"/>
-    <w:basedOn w:val="DefaultParagraphFont"/>
-    <w:rsid w:val="003325D1"/>
-  </w:style>
-  <w:style w:type="character" w:customStyle="1" w:styleId="q">
-    <w:name w:val="ͼq"/>
-    <w:basedOn w:val="DefaultParagraphFont"/>
-    <w:rsid w:val="003325D1"/>
-  </w:style>
-  <w:style w:type="character" w:customStyle="1" w:styleId="r">
-    <w:name w:val="ͼr"/>
-    <w:basedOn w:val="DefaultParagraphFont"/>
-    <w:rsid w:val="003325D1"/>
   </w:style>
 </w:styles>
 </file>
